--- a/outputs/Table_S3.docx
+++ b/outputs/Table_S3.docx
@@ -2,9 +2,8414 @@
 <file path=word/document.xml><?xml version="1.0" encoding="utf-8"?>
 <w:document xmlns:wpc="http://schemas.microsoft.com/office/word/2010/wordprocessingCanvas" xmlns:cx="http://schemas.microsoft.com/office/drawing/2014/chartex" xmlns:cx1="http://schemas.microsoft.com/office/drawing/2015/9/8/chartex" xmlns:cx2="http://schemas.microsoft.com/office/drawing/2015/10/21/chartex" xmlns:cx3="http://schemas.microsoft.com/office/drawing/2016/5/9/chartex" xmlns:cx4="http://schemas.microsoft.com/office/drawing/2016/5/10/chartex" xmlns:cx5="http://schemas.microsoft.com/office/drawing/2016/5/11/chartex" xmlns:cx6="http://schemas.microsoft.com/office/drawing/2016/5/12/chartex" xmlns:cx7="http://schemas.microsoft.com/office/drawing/2016/5/13/chartex" xmlns:cx8="http://schemas.microsoft.com/office/drawing/2016/5/14/chartex" xmlns:mc="http://schemas.openxmlformats.org/markup-compatibility/2006" xmlns:aink="http://schemas.microsoft.com/office/drawing/2016/ink" xmlns:am3d="http://schemas.microsoft.com/office/drawing/2017/model3d" xmlns:o="urn:schemas-microsoft-com:office:office" xmlns:r="http://schemas.openxmlformats.org/officeDocument/2006/relationships" xmlns:m="http://schemas.openxmlformats.org/officeDocument/2006/math" xmlns:v="urn:schemas-microsoft-com:vml" xmlns:wp14="http://schemas.microsoft.com/office/word/2010/wordprocessingDrawing" xmlns:wp="http://schemas.openxmlformats.org/drawingml/2006/wordprocessingDrawing" xmlns:w10="urn:schemas-microsoft-com:office:word" xmlns:w="http://schemas.openxmlformats.org/wordprocessingml/2006/main" xmlns:w14="http://schemas.microsoft.com/office/word/2010/wordml" xmlns:w15="http://schemas.microsoft.com/office/word/2012/wordml" xmlns:w16cex="http://schemas.microsoft.com/office/word/2018/wordml/cex" xmlns:w16cid="http://schemas.microsoft.com/office/word/2016/wordml/cid" xmlns:w16="http://schemas.microsoft.com/office/word/2018/wordml" xmlns:w16se="http://schemas.microsoft.com/office/word/2015/wordml/symex" xmlns:wpg="http://schemas.microsoft.com/office/word/2010/wordprocessingGroup" xmlns:wpi="http://schemas.microsoft.com/office/word/2010/wordprocessingInk" xmlns:wne="http://schemas.microsoft.com/office/word/2006/wordml" xmlns:wps="http://schemas.microsoft.com/office/word/2010/wordprocessingShape" mc:Ignorable="w14 w15 w16se w16cid w16 w16cex wp14">
   <w:body>
+    <w:p>
+      <w:pPr>
+        <w:pStyle w:val="Normal"/>
+      </w:pPr>
+      <w:r>
+        <w:t xml:space="preserve"/>
+      </w:r>
+    </w:p>
+    <w:tbl xmlns:a="http://schemas.openxmlformats.org/drawingml/2006/main" xmlns:pic="http://schemas.openxmlformats.org/drawingml/2006/picture">
+      <w:tblPr>
+        <w:tblLayout w:type="autofit"/>
+        <w:jc w:val="center"/>
+        <w:tblW w:type="pct" w:w="0"/>
+        <w:tblLook w:firstRow="1" w:lastRow="0" w:firstColumn="0" w:lastColumn="0" w:noHBand="0" w:noVBand="1"/>
+      </w:tblPr>
+      <w:tr>
+        <w:trPr>
+          <w:trHeight w:val="614" w:hRule="auto"/>
+          <w:tblHeader/>
+        </w:trPr>
+        header 1
+        <w:tc>
+          <w:tcPr>
+            <w:tcBorders>
+              <w:bottom w:val="none" w:sz="0" w:space="0" w:color="666666"/>
+              <w:top w:val="single" w:sz="12" w:space="0" w:color="666666"/>
+              <w:left w:val="none" w:sz="0" w:space="0" w:color="000000"/>
+              <w:right w:val="none" w:sz="0" w:space="0" w:color="000000"/>
+            </w:tcBorders>
+            <w:shd w:val="clear" w:color="auto" w:fill="FFFFFF"/>
+            <w:tcMar>
+              <w:top w:w="0" w:type="dxa"/>
+              <w:bottom w:w="0" w:type="dxa"/>
+              <w:left w:w="0" w:type="dxa"/>
+              <w:right w:w="0" w:type="dxa"/>
+            </w:tcMar>
+            <w:vAlign w:val="center"/>
+          </w:tcPr>
+          <w:p>
+            <w:pPr>
+              <w:jc w:val="center"/>
+              <w:pBdr>
+                <w:bottom w:val="none" w:sz="0" w:space="0" w:color="000000"/>
+                <w:top w:val="none" w:sz="0" w:space="0" w:color="000000"/>
+                <w:left w:val="none" w:sz="0" w:space="0" w:color="000000"/>
+                <w:right w:val="none" w:sz="0" w:space="0" w:color="000000"/>
+              </w:pBdr>
+              <w:spacing w:after="10" w:before="10" w:line="240"/>
+              <w:ind w:left="100" w:right="100" w:firstLine="0" w:firstLineChars="0"/>
+              <w:rPr>
+                <w:rFonts w:ascii="Arial" w:hAnsi="Arial" w:eastAsia="Arial" w:cs="Arial"/>
+                <w:i w:val="false"/>
+                <w:b w:val="false"/>
+                <w:u w:val="none"/>
+                <w:sz w:val="18"/>
+                <w:szCs w:val="18"/>
+                <w:color w:val="000000"/>
+              </w:rPr>
+            </w:pPr>
+            <w:r>
+              <w:rPr>
+                <w:rFonts w:ascii="Arial" w:hAnsi="Arial" w:eastAsia="Arial" w:cs="Arial"/>
+                <w:i w:val="false"/>
+                <w:b w:val="false"/>
+                <w:u w:val="none"/>
+                <w:sz w:val="18"/>
+                <w:szCs w:val="18"/>
+                <w:color w:val="000000"/>
+              </w:rPr>
+              <w:t xml:space="preserve"> </w:t>
+            </w:r>
+          </w:p>
+        </w:tc>
+        <w:tc>
+          <w:tcPr>
+            <w:gridSpan w:val="2"/>
+            <w:tcBorders>
+              <w:bottom w:val="none" w:sz="0" w:space="0" w:color="666666"/>
+              <w:top w:val="single" w:sz="12" w:space="0" w:color="666666"/>
+              <w:left w:val="none" w:sz="0" w:space="0" w:color="000000"/>
+              <w:right w:val="none" w:sz="0" w:space="0" w:color="000000"/>
+            </w:tcBorders>
+            <w:shd w:val="clear" w:color="auto" w:fill="FFFFFF"/>
+            <w:tcMar>
+              <w:top w:w="0" w:type="dxa"/>
+              <w:bottom w:w="0" w:type="dxa"/>
+              <w:left w:w="0" w:type="dxa"/>
+              <w:right w:w="0" w:type="dxa"/>
+            </w:tcMar>
+            <w:vAlign w:val="center"/>
+          </w:tcPr>
+          <w:p>
+            <w:pPr>
+              <w:jc w:val="center"/>
+              <w:pBdr>
+                <w:bottom w:val="none" w:sz="0" w:space="0" w:color="000000"/>
+                <w:top w:val="none" w:sz="0" w:space="0" w:color="000000"/>
+                <w:left w:val="none" w:sz="0" w:space="0" w:color="000000"/>
+                <w:right w:val="none" w:sz="0" w:space="0" w:color="000000"/>
+              </w:pBdr>
+              <w:spacing w:after="10" w:before="10" w:line="240"/>
+              <w:ind w:left="100" w:right="100" w:firstLine="0" w:firstLineChars="0"/>
+              <w:rPr>
+                <w:rFonts w:ascii="Arial" w:hAnsi="Arial" w:eastAsia="Arial" w:cs="Arial"/>
+                <w:i w:val="false"/>
+                <w:b w:val="false"/>
+                <w:u w:val="none"/>
+                <w:sz w:val="18"/>
+                <w:szCs w:val="18"/>
+                <w:color w:val="000000"/>
+              </w:rPr>
+            </w:pPr>
+            <w:r>
+              <w:rPr>
+                <w:rFonts w:ascii="Arial" w:hAnsi="Arial" w:eastAsia="Arial" w:cs="Arial"/>
+                <w:i w:val="false"/>
+                <w:b w:val="true"/>
+                <w:u w:val="none"/>
+                <w:sz w:val="18"/>
+                <w:szCs w:val="18"/>
+                <w:color w:val="000000"/>
+              </w:rPr>
+              <w:t xml:space="preserve">Anemia</w:t>
+            </w:r>
+          </w:p>
+        </w:tc>
+        <w:tc>
+          <w:tcPr>
+            <w:gridSpan w:val="2"/>
+            <w:tcBorders>
+              <w:bottom w:val="none" w:sz="0" w:space="0" w:color="666666"/>
+              <w:top w:val="single" w:sz="12" w:space="0" w:color="666666"/>
+              <w:left w:val="none" w:sz="0" w:space="0" w:color="000000"/>
+              <w:right w:val="none" w:sz="0" w:space="0" w:color="000000"/>
+            </w:tcBorders>
+            <w:shd w:val="clear" w:color="auto" w:fill="FFFFFF"/>
+            <w:tcMar>
+              <w:top w:w="0" w:type="dxa"/>
+              <w:bottom w:w="0" w:type="dxa"/>
+              <w:left w:w="0" w:type="dxa"/>
+              <w:right w:w="0" w:type="dxa"/>
+            </w:tcMar>
+            <w:vAlign w:val="center"/>
+          </w:tcPr>
+          <w:p>
+            <w:pPr>
+              <w:jc w:val="center"/>
+              <w:pBdr>
+                <w:bottom w:val="none" w:sz="0" w:space="0" w:color="000000"/>
+                <w:top w:val="none" w:sz="0" w:space="0" w:color="000000"/>
+                <w:left w:val="none" w:sz="0" w:space="0" w:color="000000"/>
+                <w:right w:val="none" w:sz="0" w:space="0" w:color="000000"/>
+              </w:pBdr>
+              <w:spacing w:after="10" w:before="10" w:line="240"/>
+              <w:ind w:left="100" w:right="100" w:firstLine="0" w:firstLineChars="0"/>
+              <w:rPr>
+                <w:rFonts w:ascii="Arial" w:hAnsi="Arial" w:eastAsia="Arial" w:cs="Arial"/>
+                <w:i w:val="false"/>
+                <w:b w:val="false"/>
+                <w:u w:val="none"/>
+                <w:sz w:val="18"/>
+                <w:szCs w:val="18"/>
+                <w:color w:val="000000"/>
+              </w:rPr>
+            </w:pPr>
+            <w:r>
+              <w:rPr>
+                <w:rFonts w:ascii="Arial" w:hAnsi="Arial" w:eastAsia="Arial" w:cs="Arial"/>
+                <w:i w:val="false"/>
+                <w:b w:val="true"/>
+                <w:u w:val="none"/>
+                <w:sz w:val="18"/>
+                <w:szCs w:val="18"/>
+                <w:color w:val="000000"/>
+              </w:rPr>
+              <w:t xml:space="preserve">Ferropenia</w:t>
+            </w:r>
+          </w:p>
+        </w:tc>
+        <w:tc>
+          <w:tcPr>
+            <w:gridSpan w:val="2"/>
+            <w:tcBorders>
+              <w:bottom w:val="none" w:sz="0" w:space="0" w:color="666666"/>
+              <w:top w:val="single" w:sz="12" w:space="0" w:color="666666"/>
+              <w:left w:val="none" w:sz="0" w:space="0" w:color="000000"/>
+              <w:right w:val="none" w:sz="0" w:space="0" w:color="000000"/>
+            </w:tcBorders>
+            <w:shd w:val="clear" w:color="auto" w:fill="FFFFFF"/>
+            <w:tcMar>
+              <w:top w:w="0" w:type="dxa"/>
+              <w:bottom w:w="0" w:type="dxa"/>
+              <w:left w:w="0" w:type="dxa"/>
+              <w:right w:w="0" w:type="dxa"/>
+            </w:tcMar>
+            <w:vAlign w:val="center"/>
+          </w:tcPr>
+          <w:p>
+            <w:pPr>
+              <w:jc w:val="center"/>
+              <w:pBdr>
+                <w:bottom w:val="none" w:sz="0" w:space="0" w:color="000000"/>
+                <w:top w:val="none" w:sz="0" w:space="0" w:color="000000"/>
+                <w:left w:val="none" w:sz="0" w:space="0" w:color="000000"/>
+                <w:right w:val="none" w:sz="0" w:space="0" w:color="000000"/>
+              </w:pBdr>
+              <w:spacing w:after="10" w:before="10" w:line="240"/>
+              <w:ind w:left="100" w:right="100" w:firstLine="0" w:firstLineChars="0"/>
+              <w:rPr>
+                <w:rFonts w:ascii="Arial" w:hAnsi="Arial" w:eastAsia="Arial" w:cs="Arial"/>
+                <w:i w:val="false"/>
+                <w:b w:val="false"/>
+                <w:u w:val="none"/>
+                <w:sz w:val="18"/>
+                <w:szCs w:val="18"/>
+                <w:color w:val="000000"/>
+              </w:rPr>
+            </w:pPr>
+            <w:r>
+              <w:rPr>
+                <w:rFonts w:ascii="Arial" w:hAnsi="Arial" w:eastAsia="Arial" w:cs="Arial"/>
+                <w:i w:val="false"/>
+                <w:b w:val="true"/>
+                <w:u w:val="none"/>
+                <w:sz w:val="18"/>
+                <w:szCs w:val="18"/>
+                <w:color w:val="000000"/>
+              </w:rPr>
+              <w:t xml:space="preserve">Anemia no ferropénica</w:t>
+            </w:r>
+          </w:p>
+        </w:tc>
+        <w:tc>
+          <w:tcPr>
+            <w:gridSpan w:val="2"/>
+            <w:tcBorders>
+              <w:bottom w:val="none" w:sz="0" w:space="0" w:color="666666"/>
+              <w:top w:val="single" w:sz="12" w:space="0" w:color="666666"/>
+              <w:left w:val="none" w:sz="0" w:space="0" w:color="000000"/>
+              <w:right w:val="none" w:sz="0" w:space="0" w:color="000000"/>
+            </w:tcBorders>
+            <w:shd w:val="clear" w:color="auto" w:fill="FFFFFF"/>
+            <w:tcMar>
+              <w:top w:w="0" w:type="dxa"/>
+              <w:bottom w:w="0" w:type="dxa"/>
+              <w:left w:w="0" w:type="dxa"/>
+              <w:right w:w="0" w:type="dxa"/>
+            </w:tcMar>
+            <w:vAlign w:val="center"/>
+          </w:tcPr>
+          <w:p>
+            <w:pPr>
+              <w:jc w:val="center"/>
+              <w:pBdr>
+                <w:bottom w:val="none" w:sz="0" w:space="0" w:color="000000"/>
+                <w:top w:val="none" w:sz="0" w:space="0" w:color="000000"/>
+                <w:left w:val="none" w:sz="0" w:space="0" w:color="000000"/>
+                <w:right w:val="none" w:sz="0" w:space="0" w:color="000000"/>
+              </w:pBdr>
+              <w:spacing w:after="10" w:before="10" w:line="240"/>
+              <w:ind w:left="100" w:right="100" w:firstLine="0" w:firstLineChars="0"/>
+              <w:rPr>
+                <w:rFonts w:ascii="Arial" w:hAnsi="Arial" w:eastAsia="Arial" w:cs="Arial"/>
+                <w:i w:val="false"/>
+                <w:b w:val="false"/>
+                <w:u w:val="none"/>
+                <w:sz w:val="18"/>
+                <w:szCs w:val="18"/>
+                <w:color w:val="000000"/>
+              </w:rPr>
+            </w:pPr>
+            <w:r>
+              <w:rPr>
+                <w:rFonts w:ascii="Arial" w:hAnsi="Arial" w:eastAsia="Arial" w:cs="Arial"/>
+                <w:i w:val="false"/>
+                <w:b w:val="true"/>
+                <w:u w:val="none"/>
+                <w:sz w:val="18"/>
+                <w:szCs w:val="18"/>
+                <w:color w:val="000000"/>
+              </w:rPr>
+              <w:t xml:space="preserve">Anemia ferropénica</w:t>
+            </w:r>
+          </w:p>
+        </w:tc>
+      </w:tr>
+      <w:tr>
+        <w:trPr>
+          <w:trHeight w:val="617" w:hRule="auto"/>
+          <w:tblHeader/>
+        </w:trPr>
+        header 2
+        <w:tc>
+          <w:tcPr>
+            <w:tcBorders>
+              <w:bottom w:val="single" w:sz="12" w:space="0" w:color="666666"/>
+              <w:top w:val="none" w:sz="0" w:space="0" w:color="666666"/>
+              <w:left w:val="none" w:sz="0" w:space="0" w:color="000000"/>
+              <w:right w:val="none" w:sz="0" w:space="0" w:color="000000"/>
+            </w:tcBorders>
+            <w:shd w:val="clear" w:color="auto" w:fill="FFFFFF"/>
+            <w:tcMar>
+              <w:top w:w="0" w:type="dxa"/>
+              <w:bottom w:w="0" w:type="dxa"/>
+              <w:left w:w="0" w:type="dxa"/>
+              <w:right w:w="0" w:type="dxa"/>
+            </w:tcMar>
+            <w:vAlign w:val="center"/>
+          </w:tcPr>
+          <w:p>
+            <w:pPr>
+              <w:jc w:val="center"/>
+              <w:pBdr>
+                <w:bottom w:val="none" w:sz="0" w:space="0" w:color="000000"/>
+                <w:top w:val="none" w:sz="0" w:space="0" w:color="000000"/>
+                <w:left w:val="none" w:sz="0" w:space="0" w:color="000000"/>
+                <w:right w:val="none" w:sz="0" w:space="0" w:color="000000"/>
+              </w:pBdr>
+              <w:spacing w:after="10" w:before="10" w:line="240"/>
+              <w:ind w:left="100" w:right="100" w:firstLine="0" w:firstLineChars="0"/>
+              <w:rPr>
+                <w:rFonts w:ascii="Arial" w:hAnsi="Arial" w:eastAsia="Arial" w:cs="Arial"/>
+                <w:i w:val="false"/>
+                <w:b w:val="false"/>
+                <w:u w:val="none"/>
+                <w:sz w:val="18"/>
+                <w:szCs w:val="18"/>
+                <w:color w:val="000000"/>
+              </w:rPr>
+            </w:pPr>
+            <w:r>
+              <w:rPr>
+                <w:rFonts w:ascii="Arial" w:hAnsi="Arial" w:eastAsia="Arial" w:cs="Arial"/>
+                <w:i w:val="false"/>
+                <w:b w:val="true"/>
+                <w:u w:val="none"/>
+                <w:sz w:val="18"/>
+                <w:szCs w:val="18"/>
+                <w:color w:val="000000"/>
+              </w:rPr>
+              <w:t xml:space="preserve">Características</w:t>
+            </w:r>
+          </w:p>
+        </w:tc>
+        <w:tc>
+          <w:tcPr>
+            <w:tcBorders>
+              <w:bottom w:val="single" w:sz="12" w:space="0" w:color="666666"/>
+              <w:top w:val="none" w:sz="0" w:space="0" w:color="666666"/>
+              <w:left w:val="none" w:sz="0" w:space="0" w:color="000000"/>
+              <w:right w:val="none" w:sz="0" w:space="0" w:color="000000"/>
+            </w:tcBorders>
+            <w:shd w:val="clear" w:color="auto" w:fill="FFFFFF"/>
+            <w:tcMar>
+              <w:top w:w="0" w:type="dxa"/>
+              <w:bottom w:w="0" w:type="dxa"/>
+              <w:left w:w="0" w:type="dxa"/>
+              <w:right w:w="0" w:type="dxa"/>
+            </w:tcMar>
+            <w:vAlign w:val="center"/>
+          </w:tcPr>
+          <w:p>
+            <w:pPr>
+              <w:jc w:val="center"/>
+              <w:pBdr>
+                <w:bottom w:val="none" w:sz="0" w:space="0" w:color="000000"/>
+                <w:top w:val="none" w:sz="0" w:space="0" w:color="000000"/>
+                <w:left w:val="none" w:sz="0" w:space="0" w:color="000000"/>
+                <w:right w:val="none" w:sz="0" w:space="0" w:color="000000"/>
+              </w:pBdr>
+              <w:spacing w:after="10" w:before="10" w:line="240"/>
+              <w:ind w:left="100" w:right="100" w:firstLine="0" w:firstLineChars="0"/>
+              <w:rPr>
+                <w:rFonts w:ascii="Arial" w:hAnsi="Arial" w:eastAsia="Arial" w:cs="Arial"/>
+                <w:i w:val="false"/>
+                <w:b w:val="false"/>
+                <w:u w:val="none"/>
+                <w:sz w:val="18"/>
+                <w:szCs w:val="18"/>
+                <w:color w:val="000000"/>
+              </w:rPr>
+            </w:pPr>
+            <w:r>
+              <w:rPr>
+                <w:rFonts w:ascii="Arial" w:hAnsi="Arial" w:eastAsia="Arial" w:cs="Arial"/>
+                <w:i w:val="false"/>
+                <w:b w:val="true"/>
+                <w:u w:val="none"/>
+                <w:sz w:val="18"/>
+                <w:szCs w:val="18"/>
+                <w:color w:val="000000"/>
+              </w:rPr>
+              <w:t xml:space="preserve">RPa (IC 95%)</w:t>
+            </w:r>
+          </w:p>
+        </w:tc>
+        <w:tc>
+          <w:tcPr>
+            <w:tcBorders>
+              <w:bottom w:val="single" w:sz="12" w:space="0" w:color="666666"/>
+              <w:top w:val="none" w:sz="0" w:space="0" w:color="666666"/>
+              <w:left w:val="none" w:sz="0" w:space="0" w:color="000000"/>
+              <w:right w:val="none" w:sz="0" w:space="0" w:color="000000"/>
+            </w:tcBorders>
+            <w:shd w:val="clear" w:color="auto" w:fill="FFFFFF"/>
+            <w:tcMar>
+              <w:top w:w="0" w:type="dxa"/>
+              <w:bottom w:w="0" w:type="dxa"/>
+              <w:left w:w="0" w:type="dxa"/>
+              <w:right w:w="0" w:type="dxa"/>
+            </w:tcMar>
+            <w:vAlign w:val="center"/>
+          </w:tcPr>
+          <w:p>
+            <w:pPr>
+              <w:jc w:val="center"/>
+              <w:pBdr>
+                <w:bottom w:val="none" w:sz="0" w:space="0" w:color="000000"/>
+                <w:top w:val="none" w:sz="0" w:space="0" w:color="000000"/>
+                <w:left w:val="none" w:sz="0" w:space="0" w:color="000000"/>
+                <w:right w:val="none" w:sz="0" w:space="0" w:color="000000"/>
+              </w:pBdr>
+              <w:spacing w:after="10" w:before="10" w:line="240"/>
+              <w:ind w:left="100" w:right="100" w:firstLine="0" w:firstLineChars="0"/>
+              <w:rPr>
+                <w:rFonts w:ascii="Arial" w:hAnsi="Arial" w:eastAsia="Arial" w:cs="Arial"/>
+                <w:i w:val="false"/>
+                <w:b w:val="false"/>
+                <w:u w:val="none"/>
+                <w:sz w:val="18"/>
+                <w:szCs w:val="18"/>
+                <w:color w:val="000000"/>
+              </w:rPr>
+            </w:pPr>
+            <w:r>
+              <w:rPr>
+                <w:rFonts w:ascii="Arial" w:hAnsi="Arial" w:eastAsia="Arial" w:cs="Arial"/>
+                <w:i w:val="false"/>
+                <w:b w:val="true"/>
+                <w:u w:val="none"/>
+                <w:sz w:val="18"/>
+                <w:szCs w:val="18"/>
+                <w:color w:val="000000"/>
+              </w:rPr>
+              <w:t xml:space="preserve">p-valor</w:t>
+            </w:r>
+          </w:p>
+        </w:tc>
+        <w:tc>
+          <w:tcPr>
+            <w:tcBorders>
+              <w:bottom w:val="single" w:sz="12" w:space="0" w:color="666666"/>
+              <w:top w:val="none" w:sz="0" w:space="0" w:color="666666"/>
+              <w:left w:val="none" w:sz="0" w:space="0" w:color="000000"/>
+              <w:right w:val="none" w:sz="0" w:space="0" w:color="000000"/>
+            </w:tcBorders>
+            <w:shd w:val="clear" w:color="auto" w:fill="FFFFFF"/>
+            <w:tcMar>
+              <w:top w:w="0" w:type="dxa"/>
+              <w:bottom w:w="0" w:type="dxa"/>
+              <w:left w:w="0" w:type="dxa"/>
+              <w:right w:w="0" w:type="dxa"/>
+            </w:tcMar>
+            <w:vAlign w:val="center"/>
+          </w:tcPr>
+          <w:p>
+            <w:pPr>
+              <w:jc w:val="center"/>
+              <w:pBdr>
+                <w:bottom w:val="none" w:sz="0" w:space="0" w:color="000000"/>
+                <w:top w:val="none" w:sz="0" w:space="0" w:color="000000"/>
+                <w:left w:val="none" w:sz="0" w:space="0" w:color="000000"/>
+                <w:right w:val="none" w:sz="0" w:space="0" w:color="000000"/>
+              </w:pBdr>
+              <w:spacing w:after="10" w:before="10" w:line="240"/>
+              <w:ind w:left="100" w:right="100" w:firstLine="0" w:firstLineChars="0"/>
+              <w:rPr>
+                <w:rFonts w:ascii="Arial" w:hAnsi="Arial" w:eastAsia="Arial" w:cs="Arial"/>
+                <w:i w:val="false"/>
+                <w:b w:val="false"/>
+                <w:u w:val="none"/>
+                <w:sz w:val="18"/>
+                <w:szCs w:val="18"/>
+                <w:color w:val="000000"/>
+              </w:rPr>
+            </w:pPr>
+            <w:r>
+              <w:rPr>
+                <w:rFonts w:ascii="Arial" w:hAnsi="Arial" w:eastAsia="Arial" w:cs="Arial"/>
+                <w:i w:val="false"/>
+                <w:b w:val="true"/>
+                <w:u w:val="none"/>
+                <w:sz w:val="18"/>
+                <w:szCs w:val="18"/>
+                <w:color w:val="000000"/>
+              </w:rPr>
+              <w:t xml:space="preserve">RPa (IC 95%)</w:t>
+            </w:r>
+          </w:p>
+        </w:tc>
+        <w:tc>
+          <w:tcPr>
+            <w:tcBorders>
+              <w:bottom w:val="single" w:sz="12" w:space="0" w:color="666666"/>
+              <w:top w:val="none" w:sz="0" w:space="0" w:color="666666"/>
+              <w:left w:val="none" w:sz="0" w:space="0" w:color="000000"/>
+              <w:right w:val="none" w:sz="0" w:space="0" w:color="000000"/>
+            </w:tcBorders>
+            <w:shd w:val="clear" w:color="auto" w:fill="FFFFFF"/>
+            <w:tcMar>
+              <w:top w:w="0" w:type="dxa"/>
+              <w:bottom w:w="0" w:type="dxa"/>
+              <w:left w:w="0" w:type="dxa"/>
+              <w:right w:w="0" w:type="dxa"/>
+            </w:tcMar>
+            <w:vAlign w:val="center"/>
+          </w:tcPr>
+          <w:p>
+            <w:pPr>
+              <w:jc w:val="center"/>
+              <w:pBdr>
+                <w:bottom w:val="none" w:sz="0" w:space="0" w:color="000000"/>
+                <w:top w:val="none" w:sz="0" w:space="0" w:color="000000"/>
+                <w:left w:val="none" w:sz="0" w:space="0" w:color="000000"/>
+                <w:right w:val="none" w:sz="0" w:space="0" w:color="000000"/>
+              </w:pBdr>
+              <w:spacing w:after="10" w:before="10" w:line="240"/>
+              <w:ind w:left="100" w:right="100" w:firstLine="0" w:firstLineChars="0"/>
+              <w:rPr>
+                <w:rFonts w:ascii="Arial" w:hAnsi="Arial" w:eastAsia="Arial" w:cs="Arial"/>
+                <w:i w:val="false"/>
+                <w:b w:val="false"/>
+                <w:u w:val="none"/>
+                <w:sz w:val="18"/>
+                <w:szCs w:val="18"/>
+                <w:color w:val="000000"/>
+              </w:rPr>
+            </w:pPr>
+            <w:r>
+              <w:rPr>
+                <w:rFonts w:ascii="Arial" w:hAnsi="Arial" w:eastAsia="Arial" w:cs="Arial"/>
+                <w:i w:val="false"/>
+                <w:b w:val="true"/>
+                <w:u w:val="none"/>
+                <w:sz w:val="18"/>
+                <w:szCs w:val="18"/>
+                <w:color w:val="000000"/>
+              </w:rPr>
+              <w:t xml:space="preserve">p-valor</w:t>
+            </w:r>
+          </w:p>
+        </w:tc>
+        <w:tc>
+          <w:tcPr>
+            <w:tcBorders>
+              <w:bottom w:val="single" w:sz="12" w:space="0" w:color="666666"/>
+              <w:top w:val="none" w:sz="0" w:space="0" w:color="666666"/>
+              <w:left w:val="none" w:sz="0" w:space="0" w:color="000000"/>
+              <w:right w:val="none" w:sz="0" w:space="0" w:color="000000"/>
+            </w:tcBorders>
+            <w:shd w:val="clear" w:color="auto" w:fill="FFFFFF"/>
+            <w:tcMar>
+              <w:top w:w="0" w:type="dxa"/>
+              <w:bottom w:w="0" w:type="dxa"/>
+              <w:left w:w="0" w:type="dxa"/>
+              <w:right w:w="0" w:type="dxa"/>
+            </w:tcMar>
+            <w:vAlign w:val="center"/>
+          </w:tcPr>
+          <w:p>
+            <w:pPr>
+              <w:jc w:val="center"/>
+              <w:pBdr>
+                <w:bottom w:val="none" w:sz="0" w:space="0" w:color="000000"/>
+                <w:top w:val="none" w:sz="0" w:space="0" w:color="000000"/>
+                <w:left w:val="none" w:sz="0" w:space="0" w:color="000000"/>
+                <w:right w:val="none" w:sz="0" w:space="0" w:color="000000"/>
+              </w:pBdr>
+              <w:spacing w:after="10" w:before="10" w:line="240"/>
+              <w:ind w:left="100" w:right="100" w:firstLine="0" w:firstLineChars="0"/>
+              <w:rPr>
+                <w:rFonts w:ascii="Arial" w:hAnsi="Arial" w:eastAsia="Arial" w:cs="Arial"/>
+                <w:i w:val="false"/>
+                <w:b w:val="false"/>
+                <w:u w:val="none"/>
+                <w:sz w:val="18"/>
+                <w:szCs w:val="18"/>
+                <w:color w:val="000000"/>
+              </w:rPr>
+            </w:pPr>
+            <w:r>
+              <w:rPr>
+                <w:rFonts w:ascii="Arial" w:hAnsi="Arial" w:eastAsia="Arial" w:cs="Arial"/>
+                <w:i w:val="false"/>
+                <w:b w:val="true"/>
+                <w:u w:val="none"/>
+                <w:sz w:val="18"/>
+                <w:szCs w:val="18"/>
+                <w:color w:val="000000"/>
+              </w:rPr>
+              <w:t xml:space="preserve">RPa (IC 95%)</w:t>
+            </w:r>
+          </w:p>
+        </w:tc>
+        <w:tc>
+          <w:tcPr>
+            <w:tcBorders>
+              <w:bottom w:val="single" w:sz="12" w:space="0" w:color="666666"/>
+              <w:top w:val="none" w:sz="0" w:space="0" w:color="666666"/>
+              <w:left w:val="none" w:sz="0" w:space="0" w:color="000000"/>
+              <w:right w:val="none" w:sz="0" w:space="0" w:color="000000"/>
+            </w:tcBorders>
+            <w:shd w:val="clear" w:color="auto" w:fill="FFFFFF"/>
+            <w:tcMar>
+              <w:top w:w="0" w:type="dxa"/>
+              <w:bottom w:w="0" w:type="dxa"/>
+              <w:left w:w="0" w:type="dxa"/>
+              <w:right w:w="0" w:type="dxa"/>
+            </w:tcMar>
+            <w:vAlign w:val="center"/>
+          </w:tcPr>
+          <w:p>
+            <w:pPr>
+              <w:jc w:val="center"/>
+              <w:pBdr>
+                <w:bottom w:val="none" w:sz="0" w:space="0" w:color="000000"/>
+                <w:top w:val="none" w:sz="0" w:space="0" w:color="000000"/>
+                <w:left w:val="none" w:sz="0" w:space="0" w:color="000000"/>
+                <w:right w:val="none" w:sz="0" w:space="0" w:color="000000"/>
+              </w:pBdr>
+              <w:spacing w:after="10" w:before="10" w:line="240"/>
+              <w:ind w:left="100" w:right="100" w:firstLine="0" w:firstLineChars="0"/>
+              <w:rPr>
+                <w:rFonts w:ascii="Arial" w:hAnsi="Arial" w:eastAsia="Arial" w:cs="Arial"/>
+                <w:i w:val="false"/>
+                <w:b w:val="false"/>
+                <w:u w:val="none"/>
+                <w:sz w:val="18"/>
+                <w:szCs w:val="18"/>
+                <w:color w:val="000000"/>
+              </w:rPr>
+            </w:pPr>
+            <w:r>
+              <w:rPr>
+                <w:rFonts w:ascii="Arial" w:hAnsi="Arial" w:eastAsia="Arial" w:cs="Arial"/>
+                <w:i w:val="false"/>
+                <w:b w:val="true"/>
+                <w:u w:val="none"/>
+                <w:sz w:val="18"/>
+                <w:szCs w:val="18"/>
+                <w:color w:val="000000"/>
+              </w:rPr>
+              <w:t xml:space="preserve">p-valor</w:t>
+            </w:r>
+          </w:p>
+        </w:tc>
+        <w:tc>
+          <w:tcPr>
+            <w:tcBorders>
+              <w:bottom w:val="single" w:sz="12" w:space="0" w:color="666666"/>
+              <w:top w:val="none" w:sz="0" w:space="0" w:color="666666"/>
+              <w:left w:val="none" w:sz="0" w:space="0" w:color="000000"/>
+              <w:right w:val="none" w:sz="0" w:space="0" w:color="000000"/>
+            </w:tcBorders>
+            <w:shd w:val="clear" w:color="auto" w:fill="FFFFFF"/>
+            <w:tcMar>
+              <w:top w:w="0" w:type="dxa"/>
+              <w:bottom w:w="0" w:type="dxa"/>
+              <w:left w:w="0" w:type="dxa"/>
+              <w:right w:w="0" w:type="dxa"/>
+            </w:tcMar>
+            <w:vAlign w:val="center"/>
+          </w:tcPr>
+          <w:p>
+            <w:pPr>
+              <w:jc w:val="center"/>
+              <w:pBdr>
+                <w:bottom w:val="none" w:sz="0" w:space="0" w:color="000000"/>
+                <w:top w:val="none" w:sz="0" w:space="0" w:color="000000"/>
+                <w:left w:val="none" w:sz="0" w:space="0" w:color="000000"/>
+                <w:right w:val="none" w:sz="0" w:space="0" w:color="000000"/>
+              </w:pBdr>
+              <w:spacing w:after="10" w:before="10" w:line="240"/>
+              <w:ind w:left="100" w:right="100" w:firstLine="0" w:firstLineChars="0"/>
+              <w:rPr>
+                <w:rFonts w:ascii="Arial" w:hAnsi="Arial" w:eastAsia="Arial" w:cs="Arial"/>
+                <w:i w:val="false"/>
+                <w:b w:val="false"/>
+                <w:u w:val="none"/>
+                <w:sz w:val="18"/>
+                <w:szCs w:val="18"/>
+                <w:color w:val="000000"/>
+              </w:rPr>
+            </w:pPr>
+            <w:r>
+              <w:rPr>
+                <w:rFonts w:ascii="Arial" w:hAnsi="Arial" w:eastAsia="Arial" w:cs="Arial"/>
+                <w:i w:val="false"/>
+                <w:b w:val="true"/>
+                <w:u w:val="none"/>
+                <w:sz w:val="18"/>
+                <w:szCs w:val="18"/>
+                <w:color w:val="000000"/>
+              </w:rPr>
+              <w:t xml:space="preserve">RPa (IC 95%)</w:t>
+            </w:r>
+          </w:p>
+        </w:tc>
+        <w:tc>
+          <w:tcPr>
+            <w:tcBorders>
+              <w:bottom w:val="single" w:sz="12" w:space="0" w:color="666666"/>
+              <w:top w:val="none" w:sz="0" w:space="0" w:color="666666"/>
+              <w:left w:val="none" w:sz="0" w:space="0" w:color="000000"/>
+              <w:right w:val="none" w:sz="0" w:space="0" w:color="000000"/>
+            </w:tcBorders>
+            <w:shd w:val="clear" w:color="auto" w:fill="FFFFFF"/>
+            <w:tcMar>
+              <w:top w:w="0" w:type="dxa"/>
+              <w:bottom w:w="0" w:type="dxa"/>
+              <w:left w:w="0" w:type="dxa"/>
+              <w:right w:w="0" w:type="dxa"/>
+            </w:tcMar>
+            <w:vAlign w:val="center"/>
+          </w:tcPr>
+          <w:p>
+            <w:pPr>
+              <w:jc w:val="center"/>
+              <w:pBdr>
+                <w:bottom w:val="none" w:sz="0" w:space="0" w:color="000000"/>
+                <w:top w:val="none" w:sz="0" w:space="0" w:color="000000"/>
+                <w:left w:val="none" w:sz="0" w:space="0" w:color="000000"/>
+                <w:right w:val="none" w:sz="0" w:space="0" w:color="000000"/>
+              </w:pBdr>
+              <w:spacing w:after="10" w:before="10" w:line="240"/>
+              <w:ind w:left="100" w:right="100" w:firstLine="0" w:firstLineChars="0"/>
+              <w:rPr>
+                <w:rFonts w:ascii="Arial" w:hAnsi="Arial" w:eastAsia="Arial" w:cs="Arial"/>
+                <w:i w:val="false"/>
+                <w:b w:val="false"/>
+                <w:u w:val="none"/>
+                <w:sz w:val="18"/>
+                <w:szCs w:val="18"/>
+                <w:color w:val="000000"/>
+              </w:rPr>
+            </w:pPr>
+            <w:r>
+              <w:rPr>
+                <w:rFonts w:ascii="Arial" w:hAnsi="Arial" w:eastAsia="Arial" w:cs="Arial"/>
+                <w:i w:val="false"/>
+                <w:b w:val="true"/>
+                <w:u w:val="none"/>
+                <w:sz w:val="18"/>
+                <w:szCs w:val="18"/>
+                <w:color w:val="000000"/>
+              </w:rPr>
+              <w:t xml:space="preserve">p-valor</w:t>
+            </w:r>
+          </w:p>
+        </w:tc>
+      </w:tr>
+      <w:tr>
+        <w:trPr>
+          <w:trHeight w:val="652" w:hRule="auto"/>
+        </w:trPr>
+        body 1
+        <w:tc>
+          <w:tcPr>
+            <w:tcBorders>
+              <w:bottom w:val="none" w:sz="0" w:space="0" w:color="000000"/>
+              <w:top w:val="single" w:sz="12" w:space="0" w:color="666666"/>
+              <w:left w:val="none" w:sz="0" w:space="0" w:color="000000"/>
+              <w:right w:val="none" w:sz="0" w:space="0" w:color="000000"/>
+            </w:tcBorders>
+            <w:shd w:val="clear" w:color="auto" w:fill="FFFFFF"/>
+            <w:tcMar>
+              <w:top w:w="0" w:type="dxa"/>
+              <w:bottom w:w="0" w:type="dxa"/>
+              <w:left w:w="0" w:type="dxa"/>
+              <w:right w:w="0" w:type="dxa"/>
+            </w:tcMar>
+            <w:vAlign w:val="top"/>
+          </w:tcPr>
+          <w:p>
+            <w:pPr>
+              <w:jc w:val="left"/>
+              <w:pBdr>
+                <w:bottom w:val="none" w:sz="0" w:space="0" w:color="000000"/>
+                <w:top w:val="none" w:sz="0" w:space="0" w:color="000000"/>
+                <w:left w:val="none" w:sz="0" w:space="0" w:color="000000"/>
+                <w:right w:val="none" w:sz="0" w:space="0" w:color="000000"/>
+              </w:pBdr>
+              <w:spacing w:after="10" w:before="10" w:line="240"/>
+              <w:ind w:left="100" w:right="100" w:firstLine="0" w:firstLineChars="0"/>
+              <w:rPr>
+                <w:rFonts w:ascii="Arial" w:hAnsi="Arial" w:eastAsia="Arial" w:cs="Arial"/>
+                <w:i w:val="false"/>
+                <w:b w:val="true"/>
+                <w:u w:val="none"/>
+                <w:sz w:val="18"/>
+                <w:szCs w:val="18"/>
+                <w:color w:val="000000"/>
+              </w:rPr>
+            </w:pPr>
+            <w:r>
+              <w:rPr>
+                <w:rFonts w:ascii="Arial" w:hAnsi="Arial" w:eastAsia="Arial" w:cs="Arial"/>
+                <w:i w:val="false"/>
+                <w:b w:val="true"/>
+                <w:u w:val="none"/>
+                <w:sz w:val="18"/>
+                <w:szCs w:val="18"/>
+                <w:color w:val="000000"/>
+              </w:rPr>
+              <w:t xml:space="preserve">Índice de riqueza</w:t>
+            </w:r>
+          </w:p>
+        </w:tc>
+        <w:tc>
+          <w:tcPr>
+            <w:tcBorders>
+              <w:bottom w:val="none" w:sz="0" w:space="0" w:color="000000"/>
+              <w:top w:val="single" w:sz="12" w:space="0" w:color="666666"/>
+              <w:left w:val="none" w:sz="0" w:space="0" w:color="000000"/>
+              <w:right w:val="none" w:sz="0" w:space="0" w:color="000000"/>
+            </w:tcBorders>
+            <w:shd w:val="clear" w:color="auto" w:fill="FFFFFF"/>
+            <w:tcMar>
+              <w:top w:w="0" w:type="dxa"/>
+              <w:bottom w:w="0" w:type="dxa"/>
+              <w:left w:w="0" w:type="dxa"/>
+              <w:right w:w="0" w:type="dxa"/>
+            </w:tcMar>
+            <w:vAlign w:val="top"/>
+          </w:tcPr>
+          <w:p>
+            <w:pPr>
+              <w:jc w:val="center"/>
+              <w:pBdr>
+                <w:bottom w:val="none" w:sz="0" w:space="0" w:color="000000"/>
+                <w:top w:val="none" w:sz="0" w:space="0" w:color="000000"/>
+                <w:left w:val="none" w:sz="0" w:space="0" w:color="000000"/>
+                <w:right w:val="none" w:sz="0" w:space="0" w:color="000000"/>
+              </w:pBdr>
+              <w:spacing w:after="10" w:before="10" w:line="240"/>
+              <w:ind w:left="100" w:right="100" w:firstLine="0" w:firstLineChars="0"/>
+              <w:rPr>
+                <w:rFonts w:ascii="Arial" w:hAnsi="Arial" w:eastAsia="Arial" w:cs="Arial"/>
+                <w:i w:val="false"/>
+                <w:b w:val="false"/>
+                <w:u w:val="none"/>
+                <w:sz w:val="18"/>
+                <w:szCs w:val="18"/>
+                <w:color w:val="000000"/>
+              </w:rPr>
+            </w:pPr>
+            <w:r>
+              <w:rPr>
+                <w:rFonts w:ascii="Arial" w:hAnsi="Arial" w:eastAsia="Arial" w:cs="Arial"/>
+                <w:i w:val="false"/>
+                <w:b w:val="false"/>
+                <w:u w:val="none"/>
+                <w:sz w:val="18"/>
+                <w:szCs w:val="18"/>
+                <w:color w:val="000000"/>
+              </w:rPr>
+              <w:t xml:space="preserve"/>
+            </w:r>
+          </w:p>
+        </w:tc>
+        <w:tc>
+          <w:tcPr>
+            <w:tcBorders>
+              <w:bottom w:val="none" w:sz="0" w:space="0" w:color="000000"/>
+              <w:top w:val="single" w:sz="12" w:space="0" w:color="666666"/>
+              <w:left w:val="none" w:sz="0" w:space="0" w:color="000000"/>
+              <w:right w:val="none" w:sz="0" w:space="0" w:color="000000"/>
+            </w:tcBorders>
+            <w:shd w:val="clear" w:color="auto" w:fill="FFFFFF"/>
+            <w:tcMar>
+              <w:top w:w="0" w:type="dxa"/>
+              <w:bottom w:w="0" w:type="dxa"/>
+              <w:left w:w="0" w:type="dxa"/>
+              <w:right w:w="0" w:type="dxa"/>
+            </w:tcMar>
+            <w:vAlign w:val="top"/>
+          </w:tcPr>
+          <w:p>
+            <w:pPr>
+              <w:jc w:val="center"/>
+              <w:pBdr>
+                <w:bottom w:val="none" w:sz="0" w:space="0" w:color="000000"/>
+                <w:top w:val="none" w:sz="0" w:space="0" w:color="000000"/>
+                <w:left w:val="none" w:sz="0" w:space="0" w:color="000000"/>
+                <w:right w:val="none" w:sz="0" w:space="0" w:color="000000"/>
+              </w:pBdr>
+              <w:spacing w:after="10" w:before="10" w:line="240"/>
+              <w:ind w:left="100" w:right="100" w:firstLine="0" w:firstLineChars="0"/>
+              <w:rPr>
+                <w:rFonts w:ascii="Arial" w:hAnsi="Arial" w:eastAsia="Arial" w:cs="Arial"/>
+                <w:i w:val="false"/>
+                <w:b w:val="false"/>
+                <w:u w:val="none"/>
+                <w:sz w:val="18"/>
+                <w:szCs w:val="18"/>
+                <w:color w:val="000000"/>
+              </w:rPr>
+            </w:pPr>
+            <w:r>
+              <w:rPr>
+                <w:rFonts w:ascii="Arial" w:hAnsi="Arial" w:eastAsia="Arial" w:cs="Arial"/>
+                <w:i w:val="false"/>
+                <w:b w:val="false"/>
+                <w:u w:val="none"/>
+                <w:sz w:val="18"/>
+                <w:szCs w:val="18"/>
+                <w:color w:val="000000"/>
+              </w:rPr>
+              <w:t xml:space="preserve"/>
+            </w:r>
+          </w:p>
+        </w:tc>
+        <w:tc>
+          <w:tcPr>
+            <w:tcBorders>
+              <w:bottom w:val="none" w:sz="0" w:space="0" w:color="000000"/>
+              <w:top w:val="single" w:sz="12" w:space="0" w:color="666666"/>
+              <w:left w:val="none" w:sz="0" w:space="0" w:color="000000"/>
+              <w:right w:val="none" w:sz="0" w:space="0" w:color="000000"/>
+            </w:tcBorders>
+            <w:shd w:val="clear" w:color="auto" w:fill="FFFFFF"/>
+            <w:tcMar>
+              <w:top w:w="0" w:type="dxa"/>
+              <w:bottom w:w="0" w:type="dxa"/>
+              <w:left w:w="0" w:type="dxa"/>
+              <w:right w:w="0" w:type="dxa"/>
+            </w:tcMar>
+            <w:vAlign w:val="top"/>
+          </w:tcPr>
+          <w:p>
+            <w:pPr>
+              <w:jc w:val="center"/>
+              <w:pBdr>
+                <w:bottom w:val="none" w:sz="0" w:space="0" w:color="000000"/>
+                <w:top w:val="none" w:sz="0" w:space="0" w:color="000000"/>
+                <w:left w:val="none" w:sz="0" w:space="0" w:color="000000"/>
+                <w:right w:val="none" w:sz="0" w:space="0" w:color="000000"/>
+              </w:pBdr>
+              <w:spacing w:after="10" w:before="10" w:line="240"/>
+              <w:ind w:left="100" w:right="100" w:firstLine="0" w:firstLineChars="0"/>
+              <w:rPr>
+                <w:rFonts w:ascii="Arial" w:hAnsi="Arial" w:eastAsia="Arial" w:cs="Arial"/>
+                <w:i w:val="false"/>
+                <w:b w:val="false"/>
+                <w:u w:val="none"/>
+                <w:sz w:val="18"/>
+                <w:szCs w:val="18"/>
+                <w:color w:val="000000"/>
+              </w:rPr>
+            </w:pPr>
+            <w:r>
+              <w:rPr>
+                <w:rFonts w:ascii="Arial" w:hAnsi="Arial" w:eastAsia="Arial" w:cs="Arial"/>
+                <w:i w:val="false"/>
+                <w:b w:val="false"/>
+                <w:u w:val="none"/>
+                <w:sz w:val="18"/>
+                <w:szCs w:val="18"/>
+                <w:color w:val="000000"/>
+              </w:rPr>
+              <w:t xml:space="preserve"/>
+            </w:r>
+          </w:p>
+        </w:tc>
+        <w:tc>
+          <w:tcPr>
+            <w:tcBorders>
+              <w:bottom w:val="none" w:sz="0" w:space="0" w:color="000000"/>
+              <w:top w:val="single" w:sz="12" w:space="0" w:color="666666"/>
+              <w:left w:val="none" w:sz="0" w:space="0" w:color="000000"/>
+              <w:right w:val="none" w:sz="0" w:space="0" w:color="000000"/>
+            </w:tcBorders>
+            <w:shd w:val="clear" w:color="auto" w:fill="FFFFFF"/>
+            <w:tcMar>
+              <w:top w:w="0" w:type="dxa"/>
+              <w:bottom w:w="0" w:type="dxa"/>
+              <w:left w:w="0" w:type="dxa"/>
+              <w:right w:w="0" w:type="dxa"/>
+            </w:tcMar>
+            <w:vAlign w:val="top"/>
+          </w:tcPr>
+          <w:p>
+            <w:pPr>
+              <w:jc w:val="center"/>
+              <w:pBdr>
+                <w:bottom w:val="none" w:sz="0" w:space="0" w:color="000000"/>
+                <w:top w:val="none" w:sz="0" w:space="0" w:color="000000"/>
+                <w:left w:val="none" w:sz="0" w:space="0" w:color="000000"/>
+                <w:right w:val="none" w:sz="0" w:space="0" w:color="000000"/>
+              </w:pBdr>
+              <w:spacing w:after="10" w:before="10" w:line="240"/>
+              <w:ind w:left="100" w:right="100" w:firstLine="0" w:firstLineChars="0"/>
+              <w:rPr>
+                <w:rFonts w:ascii="Arial" w:hAnsi="Arial" w:eastAsia="Arial" w:cs="Arial"/>
+                <w:i w:val="false"/>
+                <w:b w:val="false"/>
+                <w:u w:val="none"/>
+                <w:sz w:val="18"/>
+                <w:szCs w:val="18"/>
+                <w:color w:val="000000"/>
+              </w:rPr>
+            </w:pPr>
+            <w:r>
+              <w:rPr>
+                <w:rFonts w:ascii="Arial" w:hAnsi="Arial" w:eastAsia="Arial" w:cs="Arial"/>
+                <w:i w:val="false"/>
+                <w:b w:val="false"/>
+                <w:u w:val="none"/>
+                <w:sz w:val="18"/>
+                <w:szCs w:val="18"/>
+                <w:color w:val="000000"/>
+              </w:rPr>
+              <w:t xml:space="preserve"/>
+            </w:r>
+          </w:p>
+        </w:tc>
+        <w:tc>
+          <w:tcPr>
+            <w:tcBorders>
+              <w:bottom w:val="none" w:sz="0" w:space="0" w:color="000000"/>
+              <w:top w:val="single" w:sz="12" w:space="0" w:color="666666"/>
+              <w:left w:val="none" w:sz="0" w:space="0" w:color="000000"/>
+              <w:right w:val="none" w:sz="0" w:space="0" w:color="000000"/>
+            </w:tcBorders>
+            <w:shd w:val="clear" w:color="auto" w:fill="FFFFFF"/>
+            <w:tcMar>
+              <w:top w:w="0" w:type="dxa"/>
+              <w:bottom w:w="0" w:type="dxa"/>
+              <w:left w:w="0" w:type="dxa"/>
+              <w:right w:w="0" w:type="dxa"/>
+            </w:tcMar>
+            <w:vAlign w:val="top"/>
+          </w:tcPr>
+          <w:p>
+            <w:pPr>
+              <w:jc w:val="center"/>
+              <w:pBdr>
+                <w:bottom w:val="none" w:sz="0" w:space="0" w:color="000000"/>
+                <w:top w:val="none" w:sz="0" w:space="0" w:color="000000"/>
+                <w:left w:val="none" w:sz="0" w:space="0" w:color="000000"/>
+                <w:right w:val="none" w:sz="0" w:space="0" w:color="000000"/>
+              </w:pBdr>
+              <w:spacing w:after="10" w:before="10" w:line="240"/>
+              <w:ind w:left="100" w:right="100" w:firstLine="0" w:firstLineChars="0"/>
+              <w:rPr>
+                <w:rFonts w:ascii="Arial" w:hAnsi="Arial" w:eastAsia="Arial" w:cs="Arial"/>
+                <w:i w:val="false"/>
+                <w:b w:val="false"/>
+                <w:u w:val="none"/>
+                <w:sz w:val="18"/>
+                <w:szCs w:val="18"/>
+                <w:color w:val="000000"/>
+              </w:rPr>
+            </w:pPr>
+            <w:r>
+              <w:rPr>
+                <w:rFonts w:ascii="Arial" w:hAnsi="Arial" w:eastAsia="Arial" w:cs="Arial"/>
+                <w:i w:val="false"/>
+                <w:b w:val="false"/>
+                <w:u w:val="none"/>
+                <w:sz w:val="18"/>
+                <w:szCs w:val="18"/>
+                <w:color w:val="000000"/>
+              </w:rPr>
+              <w:t xml:space="preserve"/>
+            </w:r>
+          </w:p>
+        </w:tc>
+        <w:tc>
+          <w:tcPr>
+            <w:tcBorders>
+              <w:bottom w:val="none" w:sz="0" w:space="0" w:color="000000"/>
+              <w:top w:val="single" w:sz="12" w:space="0" w:color="666666"/>
+              <w:left w:val="none" w:sz="0" w:space="0" w:color="000000"/>
+              <w:right w:val="none" w:sz="0" w:space="0" w:color="000000"/>
+            </w:tcBorders>
+            <w:shd w:val="clear" w:color="auto" w:fill="FFFFFF"/>
+            <w:tcMar>
+              <w:top w:w="0" w:type="dxa"/>
+              <w:bottom w:w="0" w:type="dxa"/>
+              <w:left w:w="0" w:type="dxa"/>
+              <w:right w:w="0" w:type="dxa"/>
+            </w:tcMar>
+            <w:vAlign w:val="top"/>
+          </w:tcPr>
+          <w:p>
+            <w:pPr>
+              <w:jc w:val="center"/>
+              <w:pBdr>
+                <w:bottom w:val="none" w:sz="0" w:space="0" w:color="000000"/>
+                <w:top w:val="none" w:sz="0" w:space="0" w:color="000000"/>
+                <w:left w:val="none" w:sz="0" w:space="0" w:color="000000"/>
+                <w:right w:val="none" w:sz="0" w:space="0" w:color="000000"/>
+              </w:pBdr>
+              <w:spacing w:after="10" w:before="10" w:line="240"/>
+              <w:ind w:left="100" w:right="100" w:firstLine="0" w:firstLineChars="0"/>
+              <w:rPr>
+                <w:rFonts w:ascii="Arial" w:hAnsi="Arial" w:eastAsia="Arial" w:cs="Arial"/>
+                <w:i w:val="false"/>
+                <w:b w:val="false"/>
+                <w:u w:val="none"/>
+                <w:sz w:val="18"/>
+                <w:szCs w:val="18"/>
+                <w:color w:val="000000"/>
+              </w:rPr>
+            </w:pPr>
+            <w:r>
+              <w:rPr>
+                <w:rFonts w:ascii="Arial" w:hAnsi="Arial" w:eastAsia="Arial" w:cs="Arial"/>
+                <w:i w:val="false"/>
+                <w:b w:val="false"/>
+                <w:u w:val="none"/>
+                <w:sz w:val="18"/>
+                <w:szCs w:val="18"/>
+                <w:color w:val="000000"/>
+              </w:rPr>
+              <w:t xml:space="preserve"/>
+            </w:r>
+          </w:p>
+        </w:tc>
+        <w:tc>
+          <w:tcPr>
+            <w:tcBorders>
+              <w:bottom w:val="none" w:sz="0" w:space="0" w:color="000000"/>
+              <w:top w:val="single" w:sz="12" w:space="0" w:color="666666"/>
+              <w:left w:val="none" w:sz="0" w:space="0" w:color="000000"/>
+              <w:right w:val="none" w:sz="0" w:space="0" w:color="000000"/>
+            </w:tcBorders>
+            <w:shd w:val="clear" w:color="auto" w:fill="FFFFFF"/>
+            <w:tcMar>
+              <w:top w:w="0" w:type="dxa"/>
+              <w:bottom w:w="0" w:type="dxa"/>
+              <w:left w:w="0" w:type="dxa"/>
+              <w:right w:w="0" w:type="dxa"/>
+            </w:tcMar>
+            <w:vAlign w:val="top"/>
+          </w:tcPr>
+          <w:p>
+            <w:pPr>
+              <w:jc w:val="center"/>
+              <w:pBdr>
+                <w:bottom w:val="none" w:sz="0" w:space="0" w:color="000000"/>
+                <w:top w:val="none" w:sz="0" w:space="0" w:color="000000"/>
+                <w:left w:val="none" w:sz="0" w:space="0" w:color="000000"/>
+                <w:right w:val="none" w:sz="0" w:space="0" w:color="000000"/>
+              </w:pBdr>
+              <w:spacing w:after="10" w:before="10" w:line="240"/>
+              <w:ind w:left="100" w:right="100" w:firstLine="0" w:firstLineChars="0"/>
+              <w:rPr>
+                <w:rFonts w:ascii="Arial" w:hAnsi="Arial" w:eastAsia="Arial" w:cs="Arial"/>
+                <w:i w:val="false"/>
+                <w:b w:val="false"/>
+                <w:u w:val="none"/>
+                <w:sz w:val="18"/>
+                <w:szCs w:val="18"/>
+                <w:color w:val="000000"/>
+              </w:rPr>
+            </w:pPr>
+            <w:r>
+              <w:rPr>
+                <w:rFonts w:ascii="Arial" w:hAnsi="Arial" w:eastAsia="Arial" w:cs="Arial"/>
+                <w:i w:val="false"/>
+                <w:b w:val="false"/>
+                <w:u w:val="none"/>
+                <w:sz w:val="18"/>
+                <w:szCs w:val="18"/>
+                <w:color w:val="000000"/>
+              </w:rPr>
+              <w:t xml:space="preserve"/>
+            </w:r>
+          </w:p>
+        </w:tc>
+        <w:tc>
+          <w:tcPr>
+            <w:tcBorders>
+              <w:bottom w:val="none" w:sz="0" w:space="0" w:color="000000"/>
+              <w:top w:val="single" w:sz="12" w:space="0" w:color="666666"/>
+              <w:left w:val="none" w:sz="0" w:space="0" w:color="000000"/>
+              <w:right w:val="none" w:sz="0" w:space="0" w:color="000000"/>
+            </w:tcBorders>
+            <w:shd w:val="clear" w:color="auto" w:fill="FFFFFF"/>
+            <w:tcMar>
+              <w:top w:w="0" w:type="dxa"/>
+              <w:bottom w:w="0" w:type="dxa"/>
+              <w:left w:w="0" w:type="dxa"/>
+              <w:right w:w="0" w:type="dxa"/>
+            </w:tcMar>
+            <w:vAlign w:val="top"/>
+          </w:tcPr>
+          <w:p>
+            <w:pPr>
+              <w:jc w:val="center"/>
+              <w:pBdr>
+                <w:bottom w:val="none" w:sz="0" w:space="0" w:color="000000"/>
+                <w:top w:val="none" w:sz="0" w:space="0" w:color="000000"/>
+                <w:left w:val="none" w:sz="0" w:space="0" w:color="000000"/>
+                <w:right w:val="none" w:sz="0" w:space="0" w:color="000000"/>
+              </w:pBdr>
+              <w:spacing w:after="10" w:before="10" w:line="240"/>
+              <w:ind w:left="100" w:right="100" w:firstLine="0" w:firstLineChars="0"/>
+              <w:rPr>
+                <w:rFonts w:ascii="Arial" w:hAnsi="Arial" w:eastAsia="Arial" w:cs="Arial"/>
+                <w:i w:val="false"/>
+                <w:b w:val="false"/>
+                <w:u w:val="none"/>
+                <w:sz w:val="18"/>
+                <w:szCs w:val="18"/>
+                <w:color w:val="000000"/>
+              </w:rPr>
+            </w:pPr>
+            <w:r>
+              <w:rPr>
+                <w:rFonts w:ascii="Arial" w:hAnsi="Arial" w:eastAsia="Arial" w:cs="Arial"/>
+                <w:i w:val="false"/>
+                <w:b w:val="false"/>
+                <w:u w:val="none"/>
+                <w:sz w:val="18"/>
+                <w:szCs w:val="18"/>
+                <w:color w:val="000000"/>
+              </w:rPr>
+              <w:t xml:space="preserve"/>
+            </w:r>
+          </w:p>
+        </w:tc>
+      </w:tr>
+      <w:tr>
+        <w:trPr>
+          <w:trHeight w:val="571" w:hRule="auto"/>
+        </w:trPr>
+        body 2
+        <w:tc>
+          <w:tcPr>
+            <w:tcBorders>
+              <w:bottom w:val="none" w:sz="0" w:space="0" w:color="000000"/>
+              <w:top w:val="none" w:sz="0" w:space="0" w:color="000000"/>
+              <w:left w:val="none" w:sz="0" w:space="0" w:color="000000"/>
+              <w:right w:val="none" w:sz="0" w:space="0" w:color="000000"/>
+            </w:tcBorders>
+            <w:shd w:val="clear" w:color="auto" w:fill="FFFFFF"/>
+            <w:tcMar>
+              <w:top w:w="0" w:type="dxa"/>
+              <w:bottom w:w="0" w:type="dxa"/>
+              <w:left w:w="0" w:type="dxa"/>
+              <w:right w:w="0" w:type="dxa"/>
+            </w:tcMar>
+            <w:vAlign w:val="top"/>
+          </w:tcPr>
+          <w:p>
+            <w:pPr>
+              <w:jc w:val="left"/>
+              <w:pBdr>
+                <w:bottom w:val="none" w:sz="0" w:space="0" w:color="000000"/>
+                <w:top w:val="none" w:sz="0" w:space="0" w:color="000000"/>
+                <w:left w:val="none" w:sz="0" w:space="0" w:color="000000"/>
+                <w:right w:val="none" w:sz="0" w:space="0" w:color="000000"/>
+              </w:pBdr>
+              <w:spacing w:after="10" w:before="10" w:line="240"/>
+              <w:ind w:left="300" w:right="100" w:firstLine="0" w:firstLineChars="0"/>
+              <w:rPr>
+                <w:rFonts w:ascii="Arial" w:hAnsi="Arial" w:eastAsia="Arial" w:cs="Arial"/>
+                <w:i w:val="false"/>
+                <w:b w:val="false"/>
+                <w:u w:val="none"/>
+                <w:sz w:val="18"/>
+                <w:szCs w:val="18"/>
+                <w:color w:val="000000"/>
+              </w:rPr>
+            </w:pPr>
+            <w:r>
+              <w:rPr>
+                <w:rFonts w:ascii="Arial" w:hAnsi="Arial" w:eastAsia="Arial" w:cs="Arial"/>
+                <w:i w:val="false"/>
+                <w:b w:val="false"/>
+                <w:u w:val="none"/>
+                <w:sz w:val="18"/>
+                <w:szCs w:val="18"/>
+                <w:color w:val="000000"/>
+              </w:rPr>
+              <w:t xml:space="preserve">Pobre</w:t>
+            </w:r>
+          </w:p>
+        </w:tc>
+        <w:tc>
+          <w:tcPr>
+            <w:tcBorders>
+              <w:bottom w:val="none" w:sz="0" w:space="0" w:color="000000"/>
+              <w:top w:val="none" w:sz="0" w:space="0" w:color="000000"/>
+              <w:left w:val="none" w:sz="0" w:space="0" w:color="000000"/>
+              <w:right w:val="none" w:sz="0" w:space="0" w:color="000000"/>
+            </w:tcBorders>
+            <w:shd w:val="clear" w:color="auto" w:fill="FFFFFF"/>
+            <w:tcMar>
+              <w:top w:w="0" w:type="dxa"/>
+              <w:bottom w:w="0" w:type="dxa"/>
+              <w:left w:w="0" w:type="dxa"/>
+              <w:right w:w="0" w:type="dxa"/>
+            </w:tcMar>
+            <w:vAlign w:val="top"/>
+          </w:tcPr>
+          <w:p>
+            <w:pPr>
+              <w:jc w:val="center"/>
+              <w:pBdr>
+                <w:bottom w:val="none" w:sz="0" w:space="0" w:color="000000"/>
+                <w:top w:val="none" w:sz="0" w:space="0" w:color="000000"/>
+                <w:left w:val="none" w:sz="0" w:space="0" w:color="000000"/>
+                <w:right w:val="none" w:sz="0" w:space="0" w:color="000000"/>
+              </w:pBdr>
+              <w:spacing w:after="10" w:before="10" w:line="240"/>
+              <w:ind w:left="100" w:right="100" w:firstLine="0" w:firstLineChars="0"/>
+              <w:rPr>
+                <w:rFonts w:ascii="Arial" w:hAnsi="Arial" w:eastAsia="Arial" w:cs="Arial"/>
+                <w:i w:val="false"/>
+                <w:b w:val="false"/>
+                <w:u w:val="none"/>
+                <w:sz w:val="18"/>
+                <w:szCs w:val="18"/>
+                <w:color w:val="000000"/>
+              </w:rPr>
+            </w:pPr>
+            <w:r>
+              <w:rPr>
+                <w:rFonts w:ascii="Arial" w:hAnsi="Arial" w:eastAsia="Arial" w:cs="Arial"/>
+                <w:i w:val="false"/>
+                <w:b w:val="false"/>
+                <w:u w:val="none"/>
+                <w:sz w:val="18"/>
+                <w:szCs w:val="18"/>
+                <w:color w:val="000000"/>
+              </w:rPr>
+              <w:t xml:space="preserve">—</w:t>
+            </w:r>
+          </w:p>
+        </w:tc>
+        <w:tc>
+          <w:tcPr>
+            <w:tcBorders>
+              <w:bottom w:val="none" w:sz="0" w:space="0" w:color="000000"/>
+              <w:top w:val="none" w:sz="0" w:space="0" w:color="000000"/>
+              <w:left w:val="none" w:sz="0" w:space="0" w:color="000000"/>
+              <w:right w:val="none" w:sz="0" w:space="0" w:color="000000"/>
+            </w:tcBorders>
+            <w:shd w:val="clear" w:color="auto" w:fill="FFFFFF"/>
+            <w:tcMar>
+              <w:top w:w="0" w:type="dxa"/>
+              <w:bottom w:w="0" w:type="dxa"/>
+              <w:left w:w="0" w:type="dxa"/>
+              <w:right w:w="0" w:type="dxa"/>
+            </w:tcMar>
+            <w:vAlign w:val="top"/>
+          </w:tcPr>
+          <w:p>
+            <w:pPr>
+              <w:jc w:val="center"/>
+              <w:pBdr>
+                <w:bottom w:val="none" w:sz="0" w:space="0" w:color="000000"/>
+                <w:top w:val="none" w:sz="0" w:space="0" w:color="000000"/>
+                <w:left w:val="none" w:sz="0" w:space="0" w:color="000000"/>
+                <w:right w:val="none" w:sz="0" w:space="0" w:color="000000"/>
+              </w:pBdr>
+              <w:spacing w:after="10" w:before="10" w:line="240"/>
+              <w:ind w:left="100" w:right="100" w:firstLine="0" w:firstLineChars="0"/>
+              <w:rPr>
+                <w:rFonts w:ascii="Arial" w:hAnsi="Arial" w:eastAsia="Arial" w:cs="Arial"/>
+                <w:i w:val="false"/>
+                <w:b w:val="false"/>
+                <w:u w:val="none"/>
+                <w:sz w:val="18"/>
+                <w:szCs w:val="18"/>
+                <w:color w:val="000000"/>
+              </w:rPr>
+            </w:pPr>
+            <w:r>
+              <w:rPr>
+                <w:rFonts w:ascii="Arial" w:hAnsi="Arial" w:eastAsia="Arial" w:cs="Arial"/>
+                <w:i w:val="false"/>
+                <w:b w:val="false"/>
+                <w:u w:val="none"/>
+                <w:sz w:val="18"/>
+                <w:szCs w:val="18"/>
+                <w:color w:val="000000"/>
+              </w:rPr>
+              <w:t xml:space="preserve"/>
+            </w:r>
+          </w:p>
+        </w:tc>
+        <w:tc>
+          <w:tcPr>
+            <w:tcBorders>
+              <w:bottom w:val="none" w:sz="0" w:space="0" w:color="000000"/>
+              <w:top w:val="none" w:sz="0" w:space="0" w:color="000000"/>
+              <w:left w:val="none" w:sz="0" w:space="0" w:color="000000"/>
+              <w:right w:val="none" w:sz="0" w:space="0" w:color="000000"/>
+            </w:tcBorders>
+            <w:shd w:val="clear" w:color="auto" w:fill="FFFFFF"/>
+            <w:tcMar>
+              <w:top w:w="0" w:type="dxa"/>
+              <w:bottom w:w="0" w:type="dxa"/>
+              <w:left w:w="0" w:type="dxa"/>
+              <w:right w:w="0" w:type="dxa"/>
+            </w:tcMar>
+            <w:vAlign w:val="top"/>
+          </w:tcPr>
+          <w:p>
+            <w:pPr>
+              <w:jc w:val="center"/>
+              <w:pBdr>
+                <w:bottom w:val="none" w:sz="0" w:space="0" w:color="000000"/>
+                <w:top w:val="none" w:sz="0" w:space="0" w:color="000000"/>
+                <w:left w:val="none" w:sz="0" w:space="0" w:color="000000"/>
+                <w:right w:val="none" w:sz="0" w:space="0" w:color="000000"/>
+              </w:pBdr>
+              <w:spacing w:after="10" w:before="10" w:line="240"/>
+              <w:ind w:left="100" w:right="100" w:firstLine="0" w:firstLineChars="0"/>
+              <w:rPr>
+                <w:rFonts w:ascii="Arial" w:hAnsi="Arial" w:eastAsia="Arial" w:cs="Arial"/>
+                <w:i w:val="false"/>
+                <w:b w:val="false"/>
+                <w:u w:val="none"/>
+                <w:sz w:val="18"/>
+                <w:szCs w:val="18"/>
+                <w:color w:val="000000"/>
+              </w:rPr>
+            </w:pPr>
+            <w:r>
+              <w:rPr>
+                <w:rFonts w:ascii="Arial" w:hAnsi="Arial" w:eastAsia="Arial" w:cs="Arial"/>
+                <w:i w:val="false"/>
+                <w:b w:val="false"/>
+                <w:u w:val="none"/>
+                <w:sz w:val="18"/>
+                <w:szCs w:val="18"/>
+                <w:color w:val="000000"/>
+              </w:rPr>
+              <w:t xml:space="preserve">—</w:t>
+            </w:r>
+          </w:p>
+        </w:tc>
+        <w:tc>
+          <w:tcPr>
+            <w:tcBorders>
+              <w:bottom w:val="none" w:sz="0" w:space="0" w:color="000000"/>
+              <w:top w:val="none" w:sz="0" w:space="0" w:color="000000"/>
+              <w:left w:val="none" w:sz="0" w:space="0" w:color="000000"/>
+              <w:right w:val="none" w:sz="0" w:space="0" w:color="000000"/>
+            </w:tcBorders>
+            <w:shd w:val="clear" w:color="auto" w:fill="FFFFFF"/>
+            <w:tcMar>
+              <w:top w:w="0" w:type="dxa"/>
+              <w:bottom w:w="0" w:type="dxa"/>
+              <w:left w:w="0" w:type="dxa"/>
+              <w:right w:w="0" w:type="dxa"/>
+            </w:tcMar>
+            <w:vAlign w:val="top"/>
+          </w:tcPr>
+          <w:p>
+            <w:pPr>
+              <w:jc w:val="center"/>
+              <w:pBdr>
+                <w:bottom w:val="none" w:sz="0" w:space="0" w:color="000000"/>
+                <w:top w:val="none" w:sz="0" w:space="0" w:color="000000"/>
+                <w:left w:val="none" w:sz="0" w:space="0" w:color="000000"/>
+                <w:right w:val="none" w:sz="0" w:space="0" w:color="000000"/>
+              </w:pBdr>
+              <w:spacing w:after="10" w:before="10" w:line="240"/>
+              <w:ind w:left="100" w:right="100" w:firstLine="0" w:firstLineChars="0"/>
+              <w:rPr>
+                <w:rFonts w:ascii="Arial" w:hAnsi="Arial" w:eastAsia="Arial" w:cs="Arial"/>
+                <w:i w:val="false"/>
+                <w:b w:val="false"/>
+                <w:u w:val="none"/>
+                <w:sz w:val="18"/>
+                <w:szCs w:val="18"/>
+                <w:color w:val="000000"/>
+              </w:rPr>
+            </w:pPr>
+            <w:r>
+              <w:rPr>
+                <w:rFonts w:ascii="Arial" w:hAnsi="Arial" w:eastAsia="Arial" w:cs="Arial"/>
+                <w:i w:val="false"/>
+                <w:b w:val="false"/>
+                <w:u w:val="none"/>
+                <w:sz w:val="18"/>
+                <w:szCs w:val="18"/>
+                <w:color w:val="000000"/>
+              </w:rPr>
+              <w:t xml:space="preserve"/>
+            </w:r>
+          </w:p>
+        </w:tc>
+        <w:tc>
+          <w:tcPr>
+            <w:tcBorders>
+              <w:bottom w:val="none" w:sz="0" w:space="0" w:color="000000"/>
+              <w:top w:val="none" w:sz="0" w:space="0" w:color="000000"/>
+              <w:left w:val="none" w:sz="0" w:space="0" w:color="000000"/>
+              <w:right w:val="none" w:sz="0" w:space="0" w:color="000000"/>
+            </w:tcBorders>
+            <w:shd w:val="clear" w:color="auto" w:fill="FFFFFF"/>
+            <w:tcMar>
+              <w:top w:w="0" w:type="dxa"/>
+              <w:bottom w:w="0" w:type="dxa"/>
+              <w:left w:w="0" w:type="dxa"/>
+              <w:right w:w="0" w:type="dxa"/>
+            </w:tcMar>
+            <w:vAlign w:val="top"/>
+          </w:tcPr>
+          <w:p>
+            <w:pPr>
+              <w:jc w:val="center"/>
+              <w:pBdr>
+                <w:bottom w:val="none" w:sz="0" w:space="0" w:color="000000"/>
+                <w:top w:val="none" w:sz="0" w:space="0" w:color="000000"/>
+                <w:left w:val="none" w:sz="0" w:space="0" w:color="000000"/>
+                <w:right w:val="none" w:sz="0" w:space="0" w:color="000000"/>
+              </w:pBdr>
+              <w:spacing w:after="10" w:before="10" w:line="240"/>
+              <w:ind w:left="100" w:right="100" w:firstLine="0" w:firstLineChars="0"/>
+              <w:rPr>
+                <w:rFonts w:ascii="Arial" w:hAnsi="Arial" w:eastAsia="Arial" w:cs="Arial"/>
+                <w:i w:val="false"/>
+                <w:b w:val="false"/>
+                <w:u w:val="none"/>
+                <w:sz w:val="18"/>
+                <w:szCs w:val="18"/>
+                <w:color w:val="000000"/>
+              </w:rPr>
+            </w:pPr>
+            <w:r>
+              <w:rPr>
+                <w:rFonts w:ascii="Arial" w:hAnsi="Arial" w:eastAsia="Arial" w:cs="Arial"/>
+                <w:i w:val="false"/>
+                <w:b w:val="false"/>
+                <w:u w:val="none"/>
+                <w:sz w:val="18"/>
+                <w:szCs w:val="18"/>
+                <w:color w:val="000000"/>
+              </w:rPr>
+              <w:t xml:space="preserve">—</w:t>
+            </w:r>
+          </w:p>
+        </w:tc>
+        <w:tc>
+          <w:tcPr>
+            <w:tcBorders>
+              <w:bottom w:val="none" w:sz="0" w:space="0" w:color="000000"/>
+              <w:top w:val="none" w:sz="0" w:space="0" w:color="000000"/>
+              <w:left w:val="none" w:sz="0" w:space="0" w:color="000000"/>
+              <w:right w:val="none" w:sz="0" w:space="0" w:color="000000"/>
+            </w:tcBorders>
+            <w:shd w:val="clear" w:color="auto" w:fill="FFFFFF"/>
+            <w:tcMar>
+              <w:top w:w="0" w:type="dxa"/>
+              <w:bottom w:w="0" w:type="dxa"/>
+              <w:left w:w="0" w:type="dxa"/>
+              <w:right w:w="0" w:type="dxa"/>
+            </w:tcMar>
+            <w:vAlign w:val="top"/>
+          </w:tcPr>
+          <w:p>
+            <w:pPr>
+              <w:jc w:val="center"/>
+              <w:pBdr>
+                <w:bottom w:val="none" w:sz="0" w:space="0" w:color="000000"/>
+                <w:top w:val="none" w:sz="0" w:space="0" w:color="000000"/>
+                <w:left w:val="none" w:sz="0" w:space="0" w:color="000000"/>
+                <w:right w:val="none" w:sz="0" w:space="0" w:color="000000"/>
+              </w:pBdr>
+              <w:spacing w:after="10" w:before="10" w:line="240"/>
+              <w:ind w:left="100" w:right="100" w:firstLine="0" w:firstLineChars="0"/>
+              <w:rPr>
+                <w:rFonts w:ascii="Arial" w:hAnsi="Arial" w:eastAsia="Arial" w:cs="Arial"/>
+                <w:i w:val="false"/>
+                <w:b w:val="false"/>
+                <w:u w:val="none"/>
+                <w:sz w:val="18"/>
+                <w:szCs w:val="18"/>
+                <w:color w:val="000000"/>
+              </w:rPr>
+            </w:pPr>
+            <w:r>
+              <w:rPr>
+                <w:rFonts w:ascii="Arial" w:hAnsi="Arial" w:eastAsia="Arial" w:cs="Arial"/>
+                <w:i w:val="false"/>
+                <w:b w:val="false"/>
+                <w:u w:val="none"/>
+                <w:sz w:val="18"/>
+                <w:szCs w:val="18"/>
+                <w:color w:val="000000"/>
+              </w:rPr>
+              <w:t xml:space="preserve"/>
+            </w:r>
+          </w:p>
+        </w:tc>
+        <w:tc>
+          <w:tcPr>
+            <w:tcBorders>
+              <w:bottom w:val="none" w:sz="0" w:space="0" w:color="000000"/>
+              <w:top w:val="none" w:sz="0" w:space="0" w:color="000000"/>
+              <w:left w:val="none" w:sz="0" w:space="0" w:color="000000"/>
+              <w:right w:val="none" w:sz="0" w:space="0" w:color="000000"/>
+            </w:tcBorders>
+            <w:shd w:val="clear" w:color="auto" w:fill="FFFFFF"/>
+            <w:tcMar>
+              <w:top w:w="0" w:type="dxa"/>
+              <w:bottom w:w="0" w:type="dxa"/>
+              <w:left w:w="0" w:type="dxa"/>
+              <w:right w:w="0" w:type="dxa"/>
+            </w:tcMar>
+            <w:vAlign w:val="top"/>
+          </w:tcPr>
+          <w:p>
+            <w:pPr>
+              <w:jc w:val="center"/>
+              <w:pBdr>
+                <w:bottom w:val="none" w:sz="0" w:space="0" w:color="000000"/>
+                <w:top w:val="none" w:sz="0" w:space="0" w:color="000000"/>
+                <w:left w:val="none" w:sz="0" w:space="0" w:color="000000"/>
+                <w:right w:val="none" w:sz="0" w:space="0" w:color="000000"/>
+              </w:pBdr>
+              <w:spacing w:after="10" w:before="10" w:line="240"/>
+              <w:ind w:left="100" w:right="100" w:firstLine="0" w:firstLineChars="0"/>
+              <w:rPr>
+                <w:rFonts w:ascii="Arial" w:hAnsi="Arial" w:eastAsia="Arial" w:cs="Arial"/>
+                <w:i w:val="false"/>
+                <w:b w:val="false"/>
+                <w:u w:val="none"/>
+                <w:sz w:val="18"/>
+                <w:szCs w:val="18"/>
+                <w:color w:val="000000"/>
+              </w:rPr>
+            </w:pPr>
+            <w:r>
+              <w:rPr>
+                <w:rFonts w:ascii="Arial" w:hAnsi="Arial" w:eastAsia="Arial" w:cs="Arial"/>
+                <w:i w:val="false"/>
+                <w:b w:val="false"/>
+                <w:u w:val="none"/>
+                <w:sz w:val="18"/>
+                <w:szCs w:val="18"/>
+                <w:color w:val="000000"/>
+              </w:rPr>
+              <w:t xml:space="preserve">—</w:t>
+            </w:r>
+          </w:p>
+        </w:tc>
+        <w:tc>
+          <w:tcPr>
+            <w:tcBorders>
+              <w:bottom w:val="none" w:sz="0" w:space="0" w:color="000000"/>
+              <w:top w:val="none" w:sz="0" w:space="0" w:color="000000"/>
+              <w:left w:val="none" w:sz="0" w:space="0" w:color="000000"/>
+              <w:right w:val="none" w:sz="0" w:space="0" w:color="000000"/>
+            </w:tcBorders>
+            <w:shd w:val="clear" w:color="auto" w:fill="FFFFFF"/>
+            <w:tcMar>
+              <w:top w:w="0" w:type="dxa"/>
+              <w:bottom w:w="0" w:type="dxa"/>
+              <w:left w:w="0" w:type="dxa"/>
+              <w:right w:w="0" w:type="dxa"/>
+            </w:tcMar>
+            <w:vAlign w:val="top"/>
+          </w:tcPr>
+          <w:p>
+            <w:pPr>
+              <w:jc w:val="center"/>
+              <w:pBdr>
+                <w:bottom w:val="none" w:sz="0" w:space="0" w:color="000000"/>
+                <w:top w:val="none" w:sz="0" w:space="0" w:color="000000"/>
+                <w:left w:val="none" w:sz="0" w:space="0" w:color="000000"/>
+                <w:right w:val="none" w:sz="0" w:space="0" w:color="000000"/>
+              </w:pBdr>
+              <w:spacing w:after="10" w:before="10" w:line="240"/>
+              <w:ind w:left="100" w:right="100" w:firstLine="0" w:firstLineChars="0"/>
+              <w:rPr>
+                <w:rFonts w:ascii="Arial" w:hAnsi="Arial" w:eastAsia="Arial" w:cs="Arial"/>
+                <w:i w:val="false"/>
+                <w:b w:val="false"/>
+                <w:u w:val="none"/>
+                <w:sz w:val="18"/>
+                <w:szCs w:val="18"/>
+                <w:color w:val="000000"/>
+              </w:rPr>
+            </w:pPr>
+            <w:r>
+              <w:rPr>
+                <w:rFonts w:ascii="Arial" w:hAnsi="Arial" w:eastAsia="Arial" w:cs="Arial"/>
+                <w:i w:val="false"/>
+                <w:b w:val="false"/>
+                <w:u w:val="none"/>
+                <w:sz w:val="18"/>
+                <w:szCs w:val="18"/>
+                <w:color w:val="000000"/>
+              </w:rPr>
+              <w:t xml:space="preserve"/>
+            </w:r>
+          </w:p>
+        </w:tc>
+      </w:tr>
+      <w:tr>
+        <w:trPr>
+          <w:trHeight w:val="617" w:hRule="auto"/>
+        </w:trPr>
+        body 3
+        <w:tc>
+          <w:tcPr>
+            <w:tcBorders>
+              <w:bottom w:val="none" w:sz="0" w:space="0" w:color="000000"/>
+              <w:top w:val="none" w:sz="0" w:space="0" w:color="000000"/>
+              <w:left w:val="none" w:sz="0" w:space="0" w:color="000000"/>
+              <w:right w:val="none" w:sz="0" w:space="0" w:color="000000"/>
+            </w:tcBorders>
+            <w:shd w:val="clear" w:color="auto" w:fill="FFFFFF"/>
+            <w:tcMar>
+              <w:top w:w="0" w:type="dxa"/>
+              <w:bottom w:w="0" w:type="dxa"/>
+              <w:left w:w="0" w:type="dxa"/>
+              <w:right w:w="0" w:type="dxa"/>
+            </w:tcMar>
+            <w:vAlign w:val="top"/>
+          </w:tcPr>
+          <w:p>
+            <w:pPr>
+              <w:jc w:val="left"/>
+              <w:pBdr>
+                <w:bottom w:val="none" w:sz="0" w:space="0" w:color="000000"/>
+                <w:top w:val="none" w:sz="0" w:space="0" w:color="000000"/>
+                <w:left w:val="none" w:sz="0" w:space="0" w:color="000000"/>
+                <w:right w:val="none" w:sz="0" w:space="0" w:color="000000"/>
+              </w:pBdr>
+              <w:spacing w:after="10" w:before="10" w:line="240"/>
+              <w:ind w:left="300" w:right="100" w:firstLine="0" w:firstLineChars="0"/>
+              <w:rPr>
+                <w:rFonts w:ascii="Arial" w:hAnsi="Arial" w:eastAsia="Arial" w:cs="Arial"/>
+                <w:i w:val="false"/>
+                <w:b w:val="false"/>
+                <w:u w:val="none"/>
+                <w:sz w:val="18"/>
+                <w:szCs w:val="18"/>
+                <w:color w:val="000000"/>
+              </w:rPr>
+            </w:pPr>
+            <w:r>
+              <w:rPr>
+                <w:rFonts w:ascii="Arial" w:hAnsi="Arial" w:eastAsia="Arial" w:cs="Arial"/>
+                <w:i w:val="false"/>
+                <w:b w:val="false"/>
+                <w:u w:val="none"/>
+                <w:sz w:val="18"/>
+                <w:szCs w:val="18"/>
+                <w:color w:val="000000"/>
+              </w:rPr>
+              <w:t xml:space="preserve">Medio</w:t>
+            </w:r>
+          </w:p>
+        </w:tc>
+        <w:tc>
+          <w:tcPr>
+            <w:tcBorders>
+              <w:bottom w:val="none" w:sz="0" w:space="0" w:color="000000"/>
+              <w:top w:val="none" w:sz="0" w:space="0" w:color="000000"/>
+              <w:left w:val="none" w:sz="0" w:space="0" w:color="000000"/>
+              <w:right w:val="none" w:sz="0" w:space="0" w:color="000000"/>
+            </w:tcBorders>
+            <w:shd w:val="clear" w:color="auto" w:fill="FFFFFF"/>
+            <w:tcMar>
+              <w:top w:w="0" w:type="dxa"/>
+              <w:bottom w:w="0" w:type="dxa"/>
+              <w:left w:w="0" w:type="dxa"/>
+              <w:right w:w="0" w:type="dxa"/>
+            </w:tcMar>
+            <w:vAlign w:val="top"/>
+          </w:tcPr>
+          <w:p>
+            <w:pPr>
+              <w:jc w:val="center"/>
+              <w:pBdr>
+                <w:bottom w:val="none" w:sz="0" w:space="0" w:color="000000"/>
+                <w:top w:val="none" w:sz="0" w:space="0" w:color="000000"/>
+                <w:left w:val="none" w:sz="0" w:space="0" w:color="000000"/>
+                <w:right w:val="none" w:sz="0" w:space="0" w:color="000000"/>
+              </w:pBdr>
+              <w:spacing w:after="10" w:before="10" w:line="240"/>
+              <w:ind w:left="100" w:right="100" w:firstLine="0" w:firstLineChars="0"/>
+              <w:rPr>
+                <w:rFonts w:ascii="Arial" w:hAnsi="Arial" w:eastAsia="Arial" w:cs="Arial"/>
+                <w:i w:val="false"/>
+                <w:b w:val="false"/>
+                <w:u w:val="none"/>
+                <w:sz w:val="18"/>
+                <w:szCs w:val="18"/>
+                <w:color w:val="000000"/>
+              </w:rPr>
+            </w:pPr>
+            <w:r>
+              <w:rPr>
+                <w:rFonts w:ascii="Arial" w:hAnsi="Arial" w:eastAsia="Arial" w:cs="Arial"/>
+                <w:i w:val="false"/>
+                <w:b w:val="false"/>
+                <w:u w:val="none"/>
+                <w:sz w:val="18"/>
+                <w:szCs w:val="18"/>
+                <w:color w:val="000000"/>
+              </w:rPr>
+              <w:t xml:space="preserve">0.83 (0.68 to 1.01)</w:t>
+            </w:r>
+          </w:p>
+        </w:tc>
+        <w:tc>
+          <w:tcPr>
+            <w:tcBorders>
+              <w:bottom w:val="none" w:sz="0" w:space="0" w:color="000000"/>
+              <w:top w:val="none" w:sz="0" w:space="0" w:color="000000"/>
+              <w:left w:val="none" w:sz="0" w:space="0" w:color="000000"/>
+              <w:right w:val="none" w:sz="0" w:space="0" w:color="000000"/>
+            </w:tcBorders>
+            <w:shd w:val="clear" w:color="auto" w:fill="FFFFFF"/>
+            <w:tcMar>
+              <w:top w:w="0" w:type="dxa"/>
+              <w:bottom w:w="0" w:type="dxa"/>
+              <w:left w:w="0" w:type="dxa"/>
+              <w:right w:w="0" w:type="dxa"/>
+            </w:tcMar>
+            <w:vAlign w:val="top"/>
+          </w:tcPr>
+          <w:p>
+            <w:pPr>
+              <w:jc w:val="center"/>
+              <w:pBdr>
+                <w:bottom w:val="none" w:sz="0" w:space="0" w:color="000000"/>
+                <w:top w:val="none" w:sz="0" w:space="0" w:color="000000"/>
+                <w:left w:val="none" w:sz="0" w:space="0" w:color="000000"/>
+                <w:right w:val="none" w:sz="0" w:space="0" w:color="000000"/>
+              </w:pBdr>
+              <w:spacing w:after="10" w:before="10" w:line="240"/>
+              <w:ind w:left="100" w:right="100" w:firstLine="0" w:firstLineChars="0"/>
+              <w:rPr>
+                <w:rFonts w:ascii="Arial" w:hAnsi="Arial" w:eastAsia="Arial" w:cs="Arial"/>
+                <w:i w:val="false"/>
+                <w:b w:val="false"/>
+                <w:u w:val="none"/>
+                <w:sz w:val="18"/>
+                <w:szCs w:val="18"/>
+                <w:color w:val="000000"/>
+              </w:rPr>
+            </w:pPr>
+            <w:r>
+              <w:rPr>
+                <w:rFonts w:ascii="Arial" w:hAnsi="Arial" w:eastAsia="Arial" w:cs="Arial"/>
+                <w:i w:val="false"/>
+                <w:b w:val="false"/>
+                <w:u w:val="none"/>
+                <w:sz w:val="18"/>
+                <w:szCs w:val="18"/>
+                <w:color w:val="000000"/>
+              </w:rPr>
+              <w:t xml:space="preserve">0.069</w:t>
+            </w:r>
+          </w:p>
+        </w:tc>
+        <w:tc>
+          <w:tcPr>
+            <w:tcBorders>
+              <w:bottom w:val="none" w:sz="0" w:space="0" w:color="000000"/>
+              <w:top w:val="none" w:sz="0" w:space="0" w:color="000000"/>
+              <w:left w:val="none" w:sz="0" w:space="0" w:color="000000"/>
+              <w:right w:val="none" w:sz="0" w:space="0" w:color="000000"/>
+            </w:tcBorders>
+            <w:shd w:val="clear" w:color="auto" w:fill="FFFFFF"/>
+            <w:tcMar>
+              <w:top w:w="0" w:type="dxa"/>
+              <w:bottom w:w="0" w:type="dxa"/>
+              <w:left w:w="0" w:type="dxa"/>
+              <w:right w:w="0" w:type="dxa"/>
+            </w:tcMar>
+            <w:vAlign w:val="top"/>
+          </w:tcPr>
+          <w:p>
+            <w:pPr>
+              <w:jc w:val="center"/>
+              <w:pBdr>
+                <w:bottom w:val="none" w:sz="0" w:space="0" w:color="000000"/>
+                <w:top w:val="none" w:sz="0" w:space="0" w:color="000000"/>
+                <w:left w:val="none" w:sz="0" w:space="0" w:color="000000"/>
+                <w:right w:val="none" w:sz="0" w:space="0" w:color="000000"/>
+              </w:pBdr>
+              <w:spacing w:after="10" w:before="10" w:line="240"/>
+              <w:ind w:left="100" w:right="100" w:firstLine="0" w:firstLineChars="0"/>
+              <w:rPr>
+                <w:rFonts w:ascii="Arial" w:hAnsi="Arial" w:eastAsia="Arial" w:cs="Arial"/>
+                <w:i w:val="false"/>
+                <w:b w:val="false"/>
+                <w:u w:val="none"/>
+                <w:sz w:val="18"/>
+                <w:szCs w:val="18"/>
+                <w:color w:val="000000"/>
+              </w:rPr>
+            </w:pPr>
+            <w:r>
+              <w:rPr>
+                <w:rFonts w:ascii="Arial" w:hAnsi="Arial" w:eastAsia="Arial" w:cs="Arial"/>
+                <w:i w:val="false"/>
+                <w:b w:val="false"/>
+                <w:u w:val="none"/>
+                <w:sz w:val="18"/>
+                <w:szCs w:val="18"/>
+                <w:color w:val="000000"/>
+              </w:rPr>
+              <w:t xml:space="preserve">0.56 (0.36 to 0.86)</w:t>
+            </w:r>
+          </w:p>
+        </w:tc>
+        <w:tc>
+          <w:tcPr>
+            <w:tcBorders>
+              <w:bottom w:val="none" w:sz="0" w:space="0" w:color="000000"/>
+              <w:top w:val="none" w:sz="0" w:space="0" w:color="000000"/>
+              <w:left w:val="none" w:sz="0" w:space="0" w:color="000000"/>
+              <w:right w:val="none" w:sz="0" w:space="0" w:color="000000"/>
+            </w:tcBorders>
+            <w:shd w:val="clear" w:color="auto" w:fill="FFFFFF"/>
+            <w:tcMar>
+              <w:top w:w="0" w:type="dxa"/>
+              <w:bottom w:w="0" w:type="dxa"/>
+              <w:left w:w="0" w:type="dxa"/>
+              <w:right w:w="0" w:type="dxa"/>
+            </w:tcMar>
+            <w:vAlign w:val="top"/>
+          </w:tcPr>
+          <w:p>
+            <w:pPr>
+              <w:jc w:val="center"/>
+              <w:pBdr>
+                <w:bottom w:val="none" w:sz="0" w:space="0" w:color="000000"/>
+                <w:top w:val="none" w:sz="0" w:space="0" w:color="000000"/>
+                <w:left w:val="none" w:sz="0" w:space="0" w:color="000000"/>
+                <w:right w:val="none" w:sz="0" w:space="0" w:color="000000"/>
+              </w:pBdr>
+              <w:spacing w:after="10" w:before="10" w:line="240"/>
+              <w:ind w:left="100" w:right="100" w:firstLine="0" w:firstLineChars="0"/>
+              <w:rPr>
+                <w:rFonts w:ascii="Arial" w:hAnsi="Arial" w:eastAsia="Arial" w:cs="Arial"/>
+                <w:i w:val="false"/>
+                <w:b w:val="true"/>
+                <w:u w:val="none"/>
+                <w:sz w:val="18"/>
+                <w:szCs w:val="18"/>
+                <w:color w:val="000000"/>
+              </w:rPr>
+            </w:pPr>
+            <w:r>
+              <w:rPr>
+                <w:rFonts w:ascii="Arial" w:hAnsi="Arial" w:eastAsia="Arial" w:cs="Arial"/>
+                <w:i w:val="false"/>
+                <w:b w:val="true"/>
+                <w:u w:val="none"/>
+                <w:sz w:val="18"/>
+                <w:szCs w:val="18"/>
+                <w:color w:val="000000"/>
+              </w:rPr>
+              <w:t xml:space="preserve">0.009</w:t>
+            </w:r>
+          </w:p>
+        </w:tc>
+        <w:tc>
+          <w:tcPr>
+            <w:tcBorders>
+              <w:bottom w:val="none" w:sz="0" w:space="0" w:color="000000"/>
+              <w:top w:val="none" w:sz="0" w:space="0" w:color="000000"/>
+              <w:left w:val="none" w:sz="0" w:space="0" w:color="000000"/>
+              <w:right w:val="none" w:sz="0" w:space="0" w:color="000000"/>
+            </w:tcBorders>
+            <w:shd w:val="clear" w:color="auto" w:fill="FFFFFF"/>
+            <w:tcMar>
+              <w:top w:w="0" w:type="dxa"/>
+              <w:bottom w:w="0" w:type="dxa"/>
+              <w:left w:w="0" w:type="dxa"/>
+              <w:right w:w="0" w:type="dxa"/>
+            </w:tcMar>
+            <w:vAlign w:val="top"/>
+          </w:tcPr>
+          <w:p>
+            <w:pPr>
+              <w:jc w:val="center"/>
+              <w:pBdr>
+                <w:bottom w:val="none" w:sz="0" w:space="0" w:color="000000"/>
+                <w:top w:val="none" w:sz="0" w:space="0" w:color="000000"/>
+                <w:left w:val="none" w:sz="0" w:space="0" w:color="000000"/>
+                <w:right w:val="none" w:sz="0" w:space="0" w:color="000000"/>
+              </w:pBdr>
+              <w:spacing w:after="10" w:before="10" w:line="240"/>
+              <w:ind w:left="100" w:right="100" w:firstLine="0" w:firstLineChars="0"/>
+              <w:rPr>
+                <w:rFonts w:ascii="Arial" w:hAnsi="Arial" w:eastAsia="Arial" w:cs="Arial"/>
+                <w:i w:val="false"/>
+                <w:b w:val="false"/>
+                <w:u w:val="none"/>
+                <w:sz w:val="18"/>
+                <w:szCs w:val="18"/>
+                <w:color w:val="000000"/>
+              </w:rPr>
+            </w:pPr>
+            <w:r>
+              <w:rPr>
+                <w:rFonts w:ascii="Arial" w:hAnsi="Arial" w:eastAsia="Arial" w:cs="Arial"/>
+                <w:i w:val="false"/>
+                <w:b w:val="false"/>
+                <w:u w:val="none"/>
+                <w:sz w:val="18"/>
+                <w:szCs w:val="18"/>
+                <w:color w:val="000000"/>
+              </w:rPr>
+              <w:t xml:space="preserve">0.94 (0.72 to 1.22)</w:t>
+            </w:r>
+          </w:p>
+        </w:tc>
+        <w:tc>
+          <w:tcPr>
+            <w:tcBorders>
+              <w:bottom w:val="none" w:sz="0" w:space="0" w:color="000000"/>
+              <w:top w:val="none" w:sz="0" w:space="0" w:color="000000"/>
+              <w:left w:val="none" w:sz="0" w:space="0" w:color="000000"/>
+              <w:right w:val="none" w:sz="0" w:space="0" w:color="000000"/>
+            </w:tcBorders>
+            <w:shd w:val="clear" w:color="auto" w:fill="FFFFFF"/>
+            <w:tcMar>
+              <w:top w:w="0" w:type="dxa"/>
+              <w:bottom w:w="0" w:type="dxa"/>
+              <w:left w:w="0" w:type="dxa"/>
+              <w:right w:w="0" w:type="dxa"/>
+            </w:tcMar>
+            <w:vAlign w:val="top"/>
+          </w:tcPr>
+          <w:p>
+            <w:pPr>
+              <w:jc w:val="center"/>
+              <w:pBdr>
+                <w:bottom w:val="none" w:sz="0" w:space="0" w:color="000000"/>
+                <w:top w:val="none" w:sz="0" w:space="0" w:color="000000"/>
+                <w:left w:val="none" w:sz="0" w:space="0" w:color="000000"/>
+                <w:right w:val="none" w:sz="0" w:space="0" w:color="000000"/>
+              </w:pBdr>
+              <w:spacing w:after="10" w:before="10" w:line="240"/>
+              <w:ind w:left="100" w:right="100" w:firstLine="0" w:firstLineChars="0"/>
+              <w:rPr>
+                <w:rFonts w:ascii="Arial" w:hAnsi="Arial" w:eastAsia="Arial" w:cs="Arial"/>
+                <w:i w:val="false"/>
+                <w:b w:val="false"/>
+                <w:u w:val="none"/>
+                <w:sz w:val="18"/>
+                <w:szCs w:val="18"/>
+                <w:color w:val="000000"/>
+              </w:rPr>
+            </w:pPr>
+            <w:r>
+              <w:rPr>
+                <w:rFonts w:ascii="Arial" w:hAnsi="Arial" w:eastAsia="Arial" w:cs="Arial"/>
+                <w:i w:val="false"/>
+                <w:b w:val="false"/>
+                <w:u w:val="none"/>
+                <w:sz w:val="18"/>
+                <w:szCs w:val="18"/>
+                <w:color w:val="000000"/>
+              </w:rPr>
+              <w:t xml:space="preserve">0.622</w:t>
+            </w:r>
+          </w:p>
+        </w:tc>
+        <w:tc>
+          <w:tcPr>
+            <w:tcBorders>
+              <w:bottom w:val="none" w:sz="0" w:space="0" w:color="000000"/>
+              <w:top w:val="none" w:sz="0" w:space="0" w:color="000000"/>
+              <w:left w:val="none" w:sz="0" w:space="0" w:color="000000"/>
+              <w:right w:val="none" w:sz="0" w:space="0" w:color="000000"/>
+            </w:tcBorders>
+            <w:shd w:val="clear" w:color="auto" w:fill="FFFFFF"/>
+            <w:tcMar>
+              <w:top w:w="0" w:type="dxa"/>
+              <w:bottom w:w="0" w:type="dxa"/>
+              <w:left w:w="0" w:type="dxa"/>
+              <w:right w:w="0" w:type="dxa"/>
+            </w:tcMar>
+            <w:vAlign w:val="top"/>
+          </w:tcPr>
+          <w:p>
+            <w:pPr>
+              <w:jc w:val="center"/>
+              <w:pBdr>
+                <w:bottom w:val="none" w:sz="0" w:space="0" w:color="000000"/>
+                <w:top w:val="none" w:sz="0" w:space="0" w:color="000000"/>
+                <w:left w:val="none" w:sz="0" w:space="0" w:color="000000"/>
+                <w:right w:val="none" w:sz="0" w:space="0" w:color="000000"/>
+              </w:pBdr>
+              <w:spacing w:after="10" w:before="10" w:line="240"/>
+              <w:ind w:left="100" w:right="100" w:firstLine="0" w:firstLineChars="0"/>
+              <w:rPr>
+                <w:rFonts w:ascii="Arial" w:hAnsi="Arial" w:eastAsia="Arial" w:cs="Arial"/>
+                <w:i w:val="false"/>
+                <w:b w:val="false"/>
+                <w:u w:val="none"/>
+                <w:sz w:val="18"/>
+                <w:szCs w:val="18"/>
+                <w:color w:val="000000"/>
+              </w:rPr>
+            </w:pPr>
+            <w:r>
+              <w:rPr>
+                <w:rFonts w:ascii="Arial" w:hAnsi="Arial" w:eastAsia="Arial" w:cs="Arial"/>
+                <w:i w:val="false"/>
+                <w:b w:val="false"/>
+                <w:u w:val="none"/>
+                <w:sz w:val="18"/>
+                <w:szCs w:val="18"/>
+                <w:color w:val="000000"/>
+              </w:rPr>
+              <w:t xml:space="preserve">0.58 (0.33 to 1.04)</w:t>
+            </w:r>
+          </w:p>
+        </w:tc>
+        <w:tc>
+          <w:tcPr>
+            <w:tcBorders>
+              <w:bottom w:val="none" w:sz="0" w:space="0" w:color="000000"/>
+              <w:top w:val="none" w:sz="0" w:space="0" w:color="000000"/>
+              <w:left w:val="none" w:sz="0" w:space="0" w:color="000000"/>
+              <w:right w:val="none" w:sz="0" w:space="0" w:color="000000"/>
+            </w:tcBorders>
+            <w:shd w:val="clear" w:color="auto" w:fill="FFFFFF"/>
+            <w:tcMar>
+              <w:top w:w="0" w:type="dxa"/>
+              <w:bottom w:w="0" w:type="dxa"/>
+              <w:left w:w="0" w:type="dxa"/>
+              <w:right w:w="0" w:type="dxa"/>
+            </w:tcMar>
+            <w:vAlign w:val="top"/>
+          </w:tcPr>
+          <w:p>
+            <w:pPr>
+              <w:jc w:val="center"/>
+              <w:pBdr>
+                <w:bottom w:val="none" w:sz="0" w:space="0" w:color="000000"/>
+                <w:top w:val="none" w:sz="0" w:space="0" w:color="000000"/>
+                <w:left w:val="none" w:sz="0" w:space="0" w:color="000000"/>
+                <w:right w:val="none" w:sz="0" w:space="0" w:color="000000"/>
+              </w:pBdr>
+              <w:spacing w:after="10" w:before="10" w:line="240"/>
+              <w:ind w:left="100" w:right="100" w:firstLine="0" w:firstLineChars="0"/>
+              <w:rPr>
+                <w:rFonts w:ascii="Arial" w:hAnsi="Arial" w:eastAsia="Arial" w:cs="Arial"/>
+                <w:i w:val="false"/>
+                <w:b w:val="false"/>
+                <w:u w:val="none"/>
+                <w:sz w:val="18"/>
+                <w:szCs w:val="18"/>
+                <w:color w:val="000000"/>
+              </w:rPr>
+            </w:pPr>
+            <w:r>
+              <w:rPr>
+                <w:rFonts w:ascii="Arial" w:hAnsi="Arial" w:eastAsia="Arial" w:cs="Arial"/>
+                <w:i w:val="false"/>
+                <w:b w:val="false"/>
+                <w:u w:val="none"/>
+                <w:sz w:val="18"/>
+                <w:szCs w:val="18"/>
+                <w:color w:val="000000"/>
+              </w:rPr>
+              <w:t xml:space="preserve">0.066</w:t>
+            </w:r>
+          </w:p>
+        </w:tc>
+      </w:tr>
+      <w:tr>
+        <w:trPr>
+          <w:trHeight w:val="617" w:hRule="auto"/>
+        </w:trPr>
+        body 4
+        <w:tc>
+          <w:tcPr>
+            <w:tcBorders>
+              <w:bottom w:val="none" w:sz="0" w:space="0" w:color="000000"/>
+              <w:top w:val="none" w:sz="0" w:space="0" w:color="000000"/>
+              <w:left w:val="none" w:sz="0" w:space="0" w:color="000000"/>
+              <w:right w:val="none" w:sz="0" w:space="0" w:color="000000"/>
+            </w:tcBorders>
+            <w:shd w:val="clear" w:color="auto" w:fill="FFFFFF"/>
+            <w:tcMar>
+              <w:top w:w="0" w:type="dxa"/>
+              <w:bottom w:w="0" w:type="dxa"/>
+              <w:left w:w="0" w:type="dxa"/>
+              <w:right w:w="0" w:type="dxa"/>
+            </w:tcMar>
+            <w:vAlign w:val="top"/>
+          </w:tcPr>
+          <w:p>
+            <w:pPr>
+              <w:jc w:val="left"/>
+              <w:pBdr>
+                <w:bottom w:val="none" w:sz="0" w:space="0" w:color="000000"/>
+                <w:top w:val="none" w:sz="0" w:space="0" w:color="000000"/>
+                <w:left w:val="none" w:sz="0" w:space="0" w:color="000000"/>
+                <w:right w:val="none" w:sz="0" w:space="0" w:color="000000"/>
+              </w:pBdr>
+              <w:spacing w:after="10" w:before="10" w:line="240"/>
+              <w:ind w:left="300" w:right="100" w:firstLine="0" w:firstLineChars="0"/>
+              <w:rPr>
+                <w:rFonts w:ascii="Arial" w:hAnsi="Arial" w:eastAsia="Arial" w:cs="Arial"/>
+                <w:i w:val="false"/>
+                <w:b w:val="false"/>
+                <w:u w:val="none"/>
+                <w:sz w:val="18"/>
+                <w:szCs w:val="18"/>
+                <w:color w:val="000000"/>
+              </w:rPr>
+            </w:pPr>
+            <w:r>
+              <w:rPr>
+                <w:rFonts w:ascii="Arial" w:hAnsi="Arial" w:eastAsia="Arial" w:cs="Arial"/>
+                <w:i w:val="false"/>
+                <w:b w:val="false"/>
+                <w:u w:val="none"/>
+                <w:sz w:val="18"/>
+                <w:szCs w:val="18"/>
+                <w:color w:val="000000"/>
+              </w:rPr>
+              <w:t xml:space="preserve">Rico</w:t>
+            </w:r>
+          </w:p>
+        </w:tc>
+        <w:tc>
+          <w:tcPr>
+            <w:tcBorders>
+              <w:bottom w:val="none" w:sz="0" w:space="0" w:color="000000"/>
+              <w:top w:val="none" w:sz="0" w:space="0" w:color="000000"/>
+              <w:left w:val="none" w:sz="0" w:space="0" w:color="000000"/>
+              <w:right w:val="none" w:sz="0" w:space="0" w:color="000000"/>
+            </w:tcBorders>
+            <w:shd w:val="clear" w:color="auto" w:fill="FFFFFF"/>
+            <w:tcMar>
+              <w:top w:w="0" w:type="dxa"/>
+              <w:bottom w:w="0" w:type="dxa"/>
+              <w:left w:w="0" w:type="dxa"/>
+              <w:right w:w="0" w:type="dxa"/>
+            </w:tcMar>
+            <w:vAlign w:val="top"/>
+          </w:tcPr>
+          <w:p>
+            <w:pPr>
+              <w:jc w:val="center"/>
+              <w:pBdr>
+                <w:bottom w:val="none" w:sz="0" w:space="0" w:color="000000"/>
+                <w:top w:val="none" w:sz="0" w:space="0" w:color="000000"/>
+                <w:left w:val="none" w:sz="0" w:space="0" w:color="000000"/>
+                <w:right w:val="none" w:sz="0" w:space="0" w:color="000000"/>
+              </w:pBdr>
+              <w:spacing w:after="10" w:before="10" w:line="240"/>
+              <w:ind w:left="100" w:right="100" w:firstLine="0" w:firstLineChars="0"/>
+              <w:rPr>
+                <w:rFonts w:ascii="Arial" w:hAnsi="Arial" w:eastAsia="Arial" w:cs="Arial"/>
+                <w:i w:val="false"/>
+                <w:b w:val="false"/>
+                <w:u w:val="none"/>
+                <w:sz w:val="18"/>
+                <w:szCs w:val="18"/>
+                <w:color w:val="000000"/>
+              </w:rPr>
+            </w:pPr>
+            <w:r>
+              <w:rPr>
+                <w:rFonts w:ascii="Arial" w:hAnsi="Arial" w:eastAsia="Arial" w:cs="Arial"/>
+                <w:i w:val="false"/>
+                <w:b w:val="false"/>
+                <w:u w:val="none"/>
+                <w:sz w:val="18"/>
+                <w:szCs w:val="18"/>
+                <w:color w:val="000000"/>
+              </w:rPr>
+              <w:t xml:space="preserve">0.83 (0.65 to 1.05)</w:t>
+            </w:r>
+          </w:p>
+        </w:tc>
+        <w:tc>
+          <w:tcPr>
+            <w:tcBorders>
+              <w:bottom w:val="none" w:sz="0" w:space="0" w:color="000000"/>
+              <w:top w:val="none" w:sz="0" w:space="0" w:color="000000"/>
+              <w:left w:val="none" w:sz="0" w:space="0" w:color="000000"/>
+              <w:right w:val="none" w:sz="0" w:space="0" w:color="000000"/>
+            </w:tcBorders>
+            <w:shd w:val="clear" w:color="auto" w:fill="FFFFFF"/>
+            <w:tcMar>
+              <w:top w:w="0" w:type="dxa"/>
+              <w:bottom w:w="0" w:type="dxa"/>
+              <w:left w:w="0" w:type="dxa"/>
+              <w:right w:w="0" w:type="dxa"/>
+            </w:tcMar>
+            <w:vAlign w:val="top"/>
+          </w:tcPr>
+          <w:p>
+            <w:pPr>
+              <w:jc w:val="center"/>
+              <w:pBdr>
+                <w:bottom w:val="none" w:sz="0" w:space="0" w:color="000000"/>
+                <w:top w:val="none" w:sz="0" w:space="0" w:color="000000"/>
+                <w:left w:val="none" w:sz="0" w:space="0" w:color="000000"/>
+                <w:right w:val="none" w:sz="0" w:space="0" w:color="000000"/>
+              </w:pBdr>
+              <w:spacing w:after="10" w:before="10" w:line="240"/>
+              <w:ind w:left="100" w:right="100" w:firstLine="0" w:firstLineChars="0"/>
+              <w:rPr>
+                <w:rFonts w:ascii="Arial" w:hAnsi="Arial" w:eastAsia="Arial" w:cs="Arial"/>
+                <w:i w:val="false"/>
+                <w:b w:val="false"/>
+                <w:u w:val="none"/>
+                <w:sz w:val="18"/>
+                <w:szCs w:val="18"/>
+                <w:color w:val="000000"/>
+              </w:rPr>
+            </w:pPr>
+            <w:r>
+              <w:rPr>
+                <w:rFonts w:ascii="Arial" w:hAnsi="Arial" w:eastAsia="Arial" w:cs="Arial"/>
+                <w:i w:val="false"/>
+                <w:b w:val="false"/>
+                <w:u w:val="none"/>
+                <w:sz w:val="18"/>
+                <w:szCs w:val="18"/>
+                <w:color w:val="000000"/>
+              </w:rPr>
+              <w:t xml:space="preserve">0.113</w:t>
+            </w:r>
+          </w:p>
+        </w:tc>
+        <w:tc>
+          <w:tcPr>
+            <w:tcBorders>
+              <w:bottom w:val="none" w:sz="0" w:space="0" w:color="000000"/>
+              <w:top w:val="none" w:sz="0" w:space="0" w:color="000000"/>
+              <w:left w:val="none" w:sz="0" w:space="0" w:color="000000"/>
+              <w:right w:val="none" w:sz="0" w:space="0" w:color="000000"/>
+            </w:tcBorders>
+            <w:shd w:val="clear" w:color="auto" w:fill="FFFFFF"/>
+            <w:tcMar>
+              <w:top w:w="0" w:type="dxa"/>
+              <w:bottom w:w="0" w:type="dxa"/>
+              <w:left w:w="0" w:type="dxa"/>
+              <w:right w:w="0" w:type="dxa"/>
+            </w:tcMar>
+            <w:vAlign w:val="top"/>
+          </w:tcPr>
+          <w:p>
+            <w:pPr>
+              <w:jc w:val="center"/>
+              <w:pBdr>
+                <w:bottom w:val="none" w:sz="0" w:space="0" w:color="000000"/>
+                <w:top w:val="none" w:sz="0" w:space="0" w:color="000000"/>
+                <w:left w:val="none" w:sz="0" w:space="0" w:color="000000"/>
+                <w:right w:val="none" w:sz="0" w:space="0" w:color="000000"/>
+              </w:pBdr>
+              <w:spacing w:after="10" w:before="10" w:line="240"/>
+              <w:ind w:left="100" w:right="100" w:firstLine="0" w:firstLineChars="0"/>
+              <w:rPr>
+                <w:rFonts w:ascii="Arial" w:hAnsi="Arial" w:eastAsia="Arial" w:cs="Arial"/>
+                <w:i w:val="false"/>
+                <w:b w:val="false"/>
+                <w:u w:val="none"/>
+                <w:sz w:val="18"/>
+                <w:szCs w:val="18"/>
+                <w:color w:val="000000"/>
+              </w:rPr>
+            </w:pPr>
+            <w:r>
+              <w:rPr>
+                <w:rFonts w:ascii="Arial" w:hAnsi="Arial" w:eastAsia="Arial" w:cs="Arial"/>
+                <w:i w:val="false"/>
+                <w:b w:val="false"/>
+                <w:u w:val="none"/>
+                <w:sz w:val="18"/>
+                <w:szCs w:val="18"/>
+                <w:color w:val="000000"/>
+              </w:rPr>
+              <w:t xml:space="preserve">0.76 (0.48 to 1.22)</w:t>
+            </w:r>
+          </w:p>
+        </w:tc>
+        <w:tc>
+          <w:tcPr>
+            <w:tcBorders>
+              <w:bottom w:val="none" w:sz="0" w:space="0" w:color="000000"/>
+              <w:top w:val="none" w:sz="0" w:space="0" w:color="000000"/>
+              <w:left w:val="none" w:sz="0" w:space="0" w:color="000000"/>
+              <w:right w:val="none" w:sz="0" w:space="0" w:color="000000"/>
+            </w:tcBorders>
+            <w:shd w:val="clear" w:color="auto" w:fill="FFFFFF"/>
+            <w:tcMar>
+              <w:top w:w="0" w:type="dxa"/>
+              <w:bottom w:w="0" w:type="dxa"/>
+              <w:left w:w="0" w:type="dxa"/>
+              <w:right w:w="0" w:type="dxa"/>
+            </w:tcMar>
+            <w:vAlign w:val="top"/>
+          </w:tcPr>
+          <w:p>
+            <w:pPr>
+              <w:jc w:val="center"/>
+              <w:pBdr>
+                <w:bottom w:val="none" w:sz="0" w:space="0" w:color="000000"/>
+                <w:top w:val="none" w:sz="0" w:space="0" w:color="000000"/>
+                <w:left w:val="none" w:sz="0" w:space="0" w:color="000000"/>
+                <w:right w:val="none" w:sz="0" w:space="0" w:color="000000"/>
+              </w:pBdr>
+              <w:spacing w:after="10" w:before="10" w:line="240"/>
+              <w:ind w:left="100" w:right="100" w:firstLine="0" w:firstLineChars="0"/>
+              <w:rPr>
+                <w:rFonts w:ascii="Arial" w:hAnsi="Arial" w:eastAsia="Arial" w:cs="Arial"/>
+                <w:i w:val="false"/>
+                <w:b w:val="false"/>
+                <w:u w:val="none"/>
+                <w:sz w:val="18"/>
+                <w:szCs w:val="18"/>
+                <w:color w:val="000000"/>
+              </w:rPr>
+            </w:pPr>
+            <w:r>
+              <w:rPr>
+                <w:rFonts w:ascii="Arial" w:hAnsi="Arial" w:eastAsia="Arial" w:cs="Arial"/>
+                <w:i w:val="false"/>
+                <w:b w:val="false"/>
+                <w:u w:val="none"/>
+                <w:sz w:val="18"/>
+                <w:szCs w:val="18"/>
+                <w:color w:val="000000"/>
+              </w:rPr>
+              <w:t xml:space="preserve">0.261</w:t>
+            </w:r>
+          </w:p>
+        </w:tc>
+        <w:tc>
+          <w:tcPr>
+            <w:tcBorders>
+              <w:bottom w:val="none" w:sz="0" w:space="0" w:color="000000"/>
+              <w:top w:val="none" w:sz="0" w:space="0" w:color="000000"/>
+              <w:left w:val="none" w:sz="0" w:space="0" w:color="000000"/>
+              <w:right w:val="none" w:sz="0" w:space="0" w:color="000000"/>
+            </w:tcBorders>
+            <w:shd w:val="clear" w:color="auto" w:fill="FFFFFF"/>
+            <w:tcMar>
+              <w:top w:w="0" w:type="dxa"/>
+              <w:bottom w:w="0" w:type="dxa"/>
+              <w:left w:w="0" w:type="dxa"/>
+              <w:right w:w="0" w:type="dxa"/>
+            </w:tcMar>
+            <w:vAlign w:val="top"/>
+          </w:tcPr>
+          <w:p>
+            <w:pPr>
+              <w:jc w:val="center"/>
+              <w:pBdr>
+                <w:bottom w:val="none" w:sz="0" w:space="0" w:color="000000"/>
+                <w:top w:val="none" w:sz="0" w:space="0" w:color="000000"/>
+                <w:left w:val="none" w:sz="0" w:space="0" w:color="000000"/>
+                <w:right w:val="none" w:sz="0" w:space="0" w:color="000000"/>
+              </w:pBdr>
+              <w:spacing w:after="10" w:before="10" w:line="240"/>
+              <w:ind w:left="100" w:right="100" w:firstLine="0" w:firstLineChars="0"/>
+              <w:rPr>
+                <w:rFonts w:ascii="Arial" w:hAnsi="Arial" w:eastAsia="Arial" w:cs="Arial"/>
+                <w:i w:val="false"/>
+                <w:b w:val="false"/>
+                <w:u w:val="none"/>
+                <w:sz w:val="18"/>
+                <w:szCs w:val="18"/>
+                <w:color w:val="000000"/>
+              </w:rPr>
+            </w:pPr>
+            <w:r>
+              <w:rPr>
+                <w:rFonts w:ascii="Arial" w:hAnsi="Arial" w:eastAsia="Arial" w:cs="Arial"/>
+                <w:i w:val="false"/>
+                <w:b w:val="false"/>
+                <w:u w:val="none"/>
+                <w:sz w:val="18"/>
+                <w:szCs w:val="18"/>
+                <w:color w:val="000000"/>
+              </w:rPr>
+              <w:t xml:space="preserve">0.81 (0.59 to 1.12)</w:t>
+            </w:r>
+          </w:p>
+        </w:tc>
+        <w:tc>
+          <w:tcPr>
+            <w:tcBorders>
+              <w:bottom w:val="none" w:sz="0" w:space="0" w:color="000000"/>
+              <w:top w:val="none" w:sz="0" w:space="0" w:color="000000"/>
+              <w:left w:val="none" w:sz="0" w:space="0" w:color="000000"/>
+              <w:right w:val="none" w:sz="0" w:space="0" w:color="000000"/>
+            </w:tcBorders>
+            <w:shd w:val="clear" w:color="auto" w:fill="FFFFFF"/>
+            <w:tcMar>
+              <w:top w:w="0" w:type="dxa"/>
+              <w:bottom w:w="0" w:type="dxa"/>
+              <w:left w:w="0" w:type="dxa"/>
+              <w:right w:w="0" w:type="dxa"/>
+            </w:tcMar>
+            <w:vAlign w:val="top"/>
+          </w:tcPr>
+          <w:p>
+            <w:pPr>
+              <w:jc w:val="center"/>
+              <w:pBdr>
+                <w:bottom w:val="none" w:sz="0" w:space="0" w:color="000000"/>
+                <w:top w:val="none" w:sz="0" w:space="0" w:color="000000"/>
+                <w:left w:val="none" w:sz="0" w:space="0" w:color="000000"/>
+                <w:right w:val="none" w:sz="0" w:space="0" w:color="000000"/>
+              </w:pBdr>
+              <w:spacing w:after="10" w:before="10" w:line="240"/>
+              <w:ind w:left="100" w:right="100" w:firstLine="0" w:firstLineChars="0"/>
+              <w:rPr>
+                <w:rFonts w:ascii="Arial" w:hAnsi="Arial" w:eastAsia="Arial" w:cs="Arial"/>
+                <w:i w:val="false"/>
+                <w:b w:val="false"/>
+                <w:u w:val="none"/>
+                <w:sz w:val="18"/>
+                <w:szCs w:val="18"/>
+                <w:color w:val="000000"/>
+              </w:rPr>
+            </w:pPr>
+            <w:r>
+              <w:rPr>
+                <w:rFonts w:ascii="Arial" w:hAnsi="Arial" w:eastAsia="Arial" w:cs="Arial"/>
+                <w:i w:val="false"/>
+                <w:b w:val="false"/>
+                <w:u w:val="none"/>
+                <w:sz w:val="18"/>
+                <w:szCs w:val="18"/>
+                <w:color w:val="000000"/>
+              </w:rPr>
+              <w:t xml:space="preserve">0.203</w:t>
+            </w:r>
+          </w:p>
+        </w:tc>
+        <w:tc>
+          <w:tcPr>
+            <w:tcBorders>
+              <w:bottom w:val="none" w:sz="0" w:space="0" w:color="000000"/>
+              <w:top w:val="none" w:sz="0" w:space="0" w:color="000000"/>
+              <w:left w:val="none" w:sz="0" w:space="0" w:color="000000"/>
+              <w:right w:val="none" w:sz="0" w:space="0" w:color="000000"/>
+            </w:tcBorders>
+            <w:shd w:val="clear" w:color="auto" w:fill="FFFFFF"/>
+            <w:tcMar>
+              <w:top w:w="0" w:type="dxa"/>
+              <w:bottom w:w="0" w:type="dxa"/>
+              <w:left w:w="0" w:type="dxa"/>
+              <w:right w:w="0" w:type="dxa"/>
+            </w:tcMar>
+            <w:vAlign w:val="top"/>
+          </w:tcPr>
+          <w:p>
+            <w:pPr>
+              <w:jc w:val="center"/>
+              <w:pBdr>
+                <w:bottom w:val="none" w:sz="0" w:space="0" w:color="000000"/>
+                <w:top w:val="none" w:sz="0" w:space="0" w:color="000000"/>
+                <w:left w:val="none" w:sz="0" w:space="0" w:color="000000"/>
+                <w:right w:val="none" w:sz="0" w:space="0" w:color="000000"/>
+              </w:pBdr>
+              <w:spacing w:after="10" w:before="10" w:line="240"/>
+              <w:ind w:left="100" w:right="100" w:firstLine="0" w:firstLineChars="0"/>
+              <w:rPr>
+                <w:rFonts w:ascii="Arial" w:hAnsi="Arial" w:eastAsia="Arial" w:cs="Arial"/>
+                <w:i w:val="false"/>
+                <w:b w:val="false"/>
+                <w:u w:val="none"/>
+                <w:sz w:val="18"/>
+                <w:szCs w:val="18"/>
+                <w:color w:val="000000"/>
+              </w:rPr>
+            </w:pPr>
+            <w:r>
+              <w:rPr>
+                <w:rFonts w:ascii="Arial" w:hAnsi="Arial" w:eastAsia="Arial" w:cs="Arial"/>
+                <w:i w:val="false"/>
+                <w:b w:val="false"/>
+                <w:u w:val="none"/>
+                <w:sz w:val="18"/>
+                <w:szCs w:val="18"/>
+                <w:color w:val="000000"/>
+              </w:rPr>
+              <w:t xml:space="preserve">0.82 (0.44 to 1.51)</w:t>
+            </w:r>
+          </w:p>
+        </w:tc>
+        <w:tc>
+          <w:tcPr>
+            <w:tcBorders>
+              <w:bottom w:val="none" w:sz="0" w:space="0" w:color="000000"/>
+              <w:top w:val="none" w:sz="0" w:space="0" w:color="000000"/>
+              <w:left w:val="none" w:sz="0" w:space="0" w:color="000000"/>
+              <w:right w:val="none" w:sz="0" w:space="0" w:color="000000"/>
+            </w:tcBorders>
+            <w:shd w:val="clear" w:color="auto" w:fill="FFFFFF"/>
+            <w:tcMar>
+              <w:top w:w="0" w:type="dxa"/>
+              <w:bottom w:w="0" w:type="dxa"/>
+              <w:left w:w="0" w:type="dxa"/>
+              <w:right w:w="0" w:type="dxa"/>
+            </w:tcMar>
+            <w:vAlign w:val="top"/>
+          </w:tcPr>
+          <w:p>
+            <w:pPr>
+              <w:jc w:val="center"/>
+              <w:pBdr>
+                <w:bottom w:val="none" w:sz="0" w:space="0" w:color="000000"/>
+                <w:top w:val="none" w:sz="0" w:space="0" w:color="000000"/>
+                <w:left w:val="none" w:sz="0" w:space="0" w:color="000000"/>
+                <w:right w:val="none" w:sz="0" w:space="0" w:color="000000"/>
+              </w:pBdr>
+              <w:spacing w:after="10" w:before="10" w:line="240"/>
+              <w:ind w:left="100" w:right="100" w:firstLine="0" w:firstLineChars="0"/>
+              <w:rPr>
+                <w:rFonts w:ascii="Arial" w:hAnsi="Arial" w:eastAsia="Arial" w:cs="Arial"/>
+                <w:i w:val="false"/>
+                <w:b w:val="false"/>
+                <w:u w:val="none"/>
+                <w:sz w:val="18"/>
+                <w:szCs w:val="18"/>
+                <w:color w:val="000000"/>
+              </w:rPr>
+            </w:pPr>
+            <w:r>
+              <w:rPr>
+                <w:rFonts w:ascii="Arial" w:hAnsi="Arial" w:eastAsia="Arial" w:cs="Arial"/>
+                <w:i w:val="false"/>
+                <w:b w:val="false"/>
+                <w:u w:val="none"/>
+                <w:sz w:val="18"/>
+                <w:szCs w:val="18"/>
+                <w:color w:val="000000"/>
+              </w:rPr>
+              <w:t xml:space="preserve">0.519</w:t>
+            </w:r>
+          </w:p>
+        </w:tc>
+      </w:tr>
+      <w:tr>
+        <w:trPr>
+          <w:trHeight w:val="574" w:hRule="auto"/>
+        </w:trPr>
+        body 5
+        <w:tc>
+          <w:tcPr>
+            <w:tcBorders>
+              <w:bottom w:val="none" w:sz="0" w:space="0" w:color="000000"/>
+              <w:top w:val="none" w:sz="0" w:space="0" w:color="000000"/>
+              <w:left w:val="none" w:sz="0" w:space="0" w:color="000000"/>
+              <w:right w:val="none" w:sz="0" w:space="0" w:color="000000"/>
+            </w:tcBorders>
+            <w:shd w:val="clear" w:color="auto" w:fill="FFFFFF"/>
+            <w:tcMar>
+              <w:top w:w="0" w:type="dxa"/>
+              <w:bottom w:w="0" w:type="dxa"/>
+              <w:left w:w="0" w:type="dxa"/>
+              <w:right w:w="0" w:type="dxa"/>
+            </w:tcMar>
+            <w:vAlign w:val="top"/>
+          </w:tcPr>
+          <w:p>
+            <w:pPr>
+              <w:jc w:val="left"/>
+              <w:pBdr>
+                <w:bottom w:val="none" w:sz="0" w:space="0" w:color="000000"/>
+                <w:top w:val="none" w:sz="0" w:space="0" w:color="000000"/>
+                <w:left w:val="none" w:sz="0" w:space="0" w:color="000000"/>
+                <w:right w:val="none" w:sz="0" w:space="0" w:color="000000"/>
+              </w:pBdr>
+              <w:spacing w:after="10" w:before="10" w:line="240"/>
+              <w:ind w:left="100" w:right="100" w:firstLine="0" w:firstLineChars="0"/>
+              <w:rPr>
+                <w:rFonts w:ascii="Arial" w:hAnsi="Arial" w:eastAsia="Arial" w:cs="Arial"/>
+                <w:i w:val="false"/>
+                <w:b w:val="true"/>
+                <w:u w:val="none"/>
+                <w:sz w:val="18"/>
+                <w:szCs w:val="18"/>
+                <w:color w:val="000000"/>
+              </w:rPr>
+            </w:pPr>
+            <w:r>
+              <w:rPr>
+                <w:rFonts w:ascii="Arial" w:hAnsi="Arial" w:eastAsia="Arial" w:cs="Arial"/>
+                <w:i w:val="false"/>
+                <w:b w:val="true"/>
+                <w:u w:val="none"/>
+                <w:sz w:val="18"/>
+                <w:szCs w:val="18"/>
+                <w:color w:val="000000"/>
+              </w:rPr>
+              <w:t xml:space="preserve">Sexo del infante</w:t>
+            </w:r>
+          </w:p>
+        </w:tc>
+        <w:tc>
+          <w:tcPr>
+            <w:tcBorders>
+              <w:bottom w:val="none" w:sz="0" w:space="0" w:color="000000"/>
+              <w:top w:val="none" w:sz="0" w:space="0" w:color="000000"/>
+              <w:left w:val="none" w:sz="0" w:space="0" w:color="000000"/>
+              <w:right w:val="none" w:sz="0" w:space="0" w:color="000000"/>
+            </w:tcBorders>
+            <w:shd w:val="clear" w:color="auto" w:fill="FFFFFF"/>
+            <w:tcMar>
+              <w:top w:w="0" w:type="dxa"/>
+              <w:bottom w:w="0" w:type="dxa"/>
+              <w:left w:w="0" w:type="dxa"/>
+              <w:right w:w="0" w:type="dxa"/>
+            </w:tcMar>
+            <w:vAlign w:val="top"/>
+          </w:tcPr>
+          <w:p>
+            <w:pPr>
+              <w:jc w:val="center"/>
+              <w:pBdr>
+                <w:bottom w:val="none" w:sz="0" w:space="0" w:color="000000"/>
+                <w:top w:val="none" w:sz="0" w:space="0" w:color="000000"/>
+                <w:left w:val="none" w:sz="0" w:space="0" w:color="000000"/>
+                <w:right w:val="none" w:sz="0" w:space="0" w:color="000000"/>
+              </w:pBdr>
+              <w:spacing w:after="10" w:before="10" w:line="240"/>
+              <w:ind w:left="100" w:right="100" w:firstLine="0" w:firstLineChars="0"/>
+              <w:rPr>
+                <w:rFonts w:ascii="Arial" w:hAnsi="Arial" w:eastAsia="Arial" w:cs="Arial"/>
+                <w:i w:val="false"/>
+                <w:b w:val="false"/>
+                <w:u w:val="none"/>
+                <w:sz w:val="18"/>
+                <w:szCs w:val="18"/>
+                <w:color w:val="000000"/>
+              </w:rPr>
+            </w:pPr>
+            <w:r>
+              <w:rPr>
+                <w:rFonts w:ascii="Arial" w:hAnsi="Arial" w:eastAsia="Arial" w:cs="Arial"/>
+                <w:i w:val="false"/>
+                <w:b w:val="false"/>
+                <w:u w:val="none"/>
+                <w:sz w:val="18"/>
+                <w:szCs w:val="18"/>
+                <w:color w:val="000000"/>
+              </w:rPr>
+              <w:t xml:space="preserve"/>
+            </w:r>
+          </w:p>
+        </w:tc>
+        <w:tc>
+          <w:tcPr>
+            <w:tcBorders>
+              <w:bottom w:val="none" w:sz="0" w:space="0" w:color="000000"/>
+              <w:top w:val="none" w:sz="0" w:space="0" w:color="000000"/>
+              <w:left w:val="none" w:sz="0" w:space="0" w:color="000000"/>
+              <w:right w:val="none" w:sz="0" w:space="0" w:color="000000"/>
+            </w:tcBorders>
+            <w:shd w:val="clear" w:color="auto" w:fill="FFFFFF"/>
+            <w:tcMar>
+              <w:top w:w="0" w:type="dxa"/>
+              <w:bottom w:w="0" w:type="dxa"/>
+              <w:left w:w="0" w:type="dxa"/>
+              <w:right w:w="0" w:type="dxa"/>
+            </w:tcMar>
+            <w:vAlign w:val="top"/>
+          </w:tcPr>
+          <w:p>
+            <w:pPr>
+              <w:jc w:val="center"/>
+              <w:pBdr>
+                <w:bottom w:val="none" w:sz="0" w:space="0" w:color="000000"/>
+                <w:top w:val="none" w:sz="0" w:space="0" w:color="000000"/>
+                <w:left w:val="none" w:sz="0" w:space="0" w:color="000000"/>
+                <w:right w:val="none" w:sz="0" w:space="0" w:color="000000"/>
+              </w:pBdr>
+              <w:spacing w:after="10" w:before="10" w:line="240"/>
+              <w:ind w:left="100" w:right="100" w:firstLine="0" w:firstLineChars="0"/>
+              <w:rPr>
+                <w:rFonts w:ascii="Arial" w:hAnsi="Arial" w:eastAsia="Arial" w:cs="Arial"/>
+                <w:i w:val="false"/>
+                <w:b w:val="false"/>
+                <w:u w:val="none"/>
+                <w:sz w:val="18"/>
+                <w:szCs w:val="18"/>
+                <w:color w:val="000000"/>
+              </w:rPr>
+            </w:pPr>
+            <w:r>
+              <w:rPr>
+                <w:rFonts w:ascii="Arial" w:hAnsi="Arial" w:eastAsia="Arial" w:cs="Arial"/>
+                <w:i w:val="false"/>
+                <w:b w:val="false"/>
+                <w:u w:val="none"/>
+                <w:sz w:val="18"/>
+                <w:szCs w:val="18"/>
+                <w:color w:val="000000"/>
+              </w:rPr>
+              <w:t xml:space="preserve"/>
+            </w:r>
+          </w:p>
+        </w:tc>
+        <w:tc>
+          <w:tcPr>
+            <w:tcBorders>
+              <w:bottom w:val="none" w:sz="0" w:space="0" w:color="000000"/>
+              <w:top w:val="none" w:sz="0" w:space="0" w:color="000000"/>
+              <w:left w:val="none" w:sz="0" w:space="0" w:color="000000"/>
+              <w:right w:val="none" w:sz="0" w:space="0" w:color="000000"/>
+            </w:tcBorders>
+            <w:shd w:val="clear" w:color="auto" w:fill="FFFFFF"/>
+            <w:tcMar>
+              <w:top w:w="0" w:type="dxa"/>
+              <w:bottom w:w="0" w:type="dxa"/>
+              <w:left w:w="0" w:type="dxa"/>
+              <w:right w:w="0" w:type="dxa"/>
+            </w:tcMar>
+            <w:vAlign w:val="top"/>
+          </w:tcPr>
+          <w:p>
+            <w:pPr>
+              <w:jc w:val="center"/>
+              <w:pBdr>
+                <w:bottom w:val="none" w:sz="0" w:space="0" w:color="000000"/>
+                <w:top w:val="none" w:sz="0" w:space="0" w:color="000000"/>
+                <w:left w:val="none" w:sz="0" w:space="0" w:color="000000"/>
+                <w:right w:val="none" w:sz="0" w:space="0" w:color="000000"/>
+              </w:pBdr>
+              <w:spacing w:after="10" w:before="10" w:line="240"/>
+              <w:ind w:left="100" w:right="100" w:firstLine="0" w:firstLineChars="0"/>
+              <w:rPr>
+                <w:rFonts w:ascii="Arial" w:hAnsi="Arial" w:eastAsia="Arial" w:cs="Arial"/>
+                <w:i w:val="false"/>
+                <w:b w:val="false"/>
+                <w:u w:val="none"/>
+                <w:sz w:val="18"/>
+                <w:szCs w:val="18"/>
+                <w:color w:val="000000"/>
+              </w:rPr>
+            </w:pPr>
+            <w:r>
+              <w:rPr>
+                <w:rFonts w:ascii="Arial" w:hAnsi="Arial" w:eastAsia="Arial" w:cs="Arial"/>
+                <w:i w:val="false"/>
+                <w:b w:val="false"/>
+                <w:u w:val="none"/>
+                <w:sz w:val="18"/>
+                <w:szCs w:val="18"/>
+                <w:color w:val="000000"/>
+              </w:rPr>
+              <w:t xml:space="preserve"/>
+            </w:r>
+          </w:p>
+        </w:tc>
+        <w:tc>
+          <w:tcPr>
+            <w:tcBorders>
+              <w:bottom w:val="none" w:sz="0" w:space="0" w:color="000000"/>
+              <w:top w:val="none" w:sz="0" w:space="0" w:color="000000"/>
+              <w:left w:val="none" w:sz="0" w:space="0" w:color="000000"/>
+              <w:right w:val="none" w:sz="0" w:space="0" w:color="000000"/>
+            </w:tcBorders>
+            <w:shd w:val="clear" w:color="auto" w:fill="FFFFFF"/>
+            <w:tcMar>
+              <w:top w:w="0" w:type="dxa"/>
+              <w:bottom w:w="0" w:type="dxa"/>
+              <w:left w:w="0" w:type="dxa"/>
+              <w:right w:w="0" w:type="dxa"/>
+            </w:tcMar>
+            <w:vAlign w:val="top"/>
+          </w:tcPr>
+          <w:p>
+            <w:pPr>
+              <w:jc w:val="center"/>
+              <w:pBdr>
+                <w:bottom w:val="none" w:sz="0" w:space="0" w:color="000000"/>
+                <w:top w:val="none" w:sz="0" w:space="0" w:color="000000"/>
+                <w:left w:val="none" w:sz="0" w:space="0" w:color="000000"/>
+                <w:right w:val="none" w:sz="0" w:space="0" w:color="000000"/>
+              </w:pBdr>
+              <w:spacing w:after="10" w:before="10" w:line="240"/>
+              <w:ind w:left="100" w:right="100" w:firstLine="0" w:firstLineChars="0"/>
+              <w:rPr>
+                <w:rFonts w:ascii="Arial" w:hAnsi="Arial" w:eastAsia="Arial" w:cs="Arial"/>
+                <w:i w:val="false"/>
+                <w:b w:val="false"/>
+                <w:u w:val="none"/>
+                <w:sz w:val="18"/>
+                <w:szCs w:val="18"/>
+                <w:color w:val="000000"/>
+              </w:rPr>
+            </w:pPr>
+            <w:r>
+              <w:rPr>
+                <w:rFonts w:ascii="Arial" w:hAnsi="Arial" w:eastAsia="Arial" w:cs="Arial"/>
+                <w:i w:val="false"/>
+                <w:b w:val="false"/>
+                <w:u w:val="none"/>
+                <w:sz w:val="18"/>
+                <w:szCs w:val="18"/>
+                <w:color w:val="000000"/>
+              </w:rPr>
+              <w:t xml:space="preserve"/>
+            </w:r>
+          </w:p>
+        </w:tc>
+        <w:tc>
+          <w:tcPr>
+            <w:tcBorders>
+              <w:bottom w:val="none" w:sz="0" w:space="0" w:color="000000"/>
+              <w:top w:val="none" w:sz="0" w:space="0" w:color="000000"/>
+              <w:left w:val="none" w:sz="0" w:space="0" w:color="000000"/>
+              <w:right w:val="none" w:sz="0" w:space="0" w:color="000000"/>
+            </w:tcBorders>
+            <w:shd w:val="clear" w:color="auto" w:fill="FFFFFF"/>
+            <w:tcMar>
+              <w:top w:w="0" w:type="dxa"/>
+              <w:bottom w:w="0" w:type="dxa"/>
+              <w:left w:w="0" w:type="dxa"/>
+              <w:right w:w="0" w:type="dxa"/>
+            </w:tcMar>
+            <w:vAlign w:val="top"/>
+          </w:tcPr>
+          <w:p>
+            <w:pPr>
+              <w:jc w:val="center"/>
+              <w:pBdr>
+                <w:bottom w:val="none" w:sz="0" w:space="0" w:color="000000"/>
+                <w:top w:val="none" w:sz="0" w:space="0" w:color="000000"/>
+                <w:left w:val="none" w:sz="0" w:space="0" w:color="000000"/>
+                <w:right w:val="none" w:sz="0" w:space="0" w:color="000000"/>
+              </w:pBdr>
+              <w:spacing w:after="10" w:before="10" w:line="240"/>
+              <w:ind w:left="100" w:right="100" w:firstLine="0" w:firstLineChars="0"/>
+              <w:rPr>
+                <w:rFonts w:ascii="Arial" w:hAnsi="Arial" w:eastAsia="Arial" w:cs="Arial"/>
+                <w:i w:val="false"/>
+                <w:b w:val="false"/>
+                <w:u w:val="none"/>
+                <w:sz w:val="18"/>
+                <w:szCs w:val="18"/>
+                <w:color w:val="000000"/>
+              </w:rPr>
+            </w:pPr>
+            <w:r>
+              <w:rPr>
+                <w:rFonts w:ascii="Arial" w:hAnsi="Arial" w:eastAsia="Arial" w:cs="Arial"/>
+                <w:i w:val="false"/>
+                <w:b w:val="false"/>
+                <w:u w:val="none"/>
+                <w:sz w:val="18"/>
+                <w:szCs w:val="18"/>
+                <w:color w:val="000000"/>
+              </w:rPr>
+              <w:t xml:space="preserve"/>
+            </w:r>
+          </w:p>
+        </w:tc>
+        <w:tc>
+          <w:tcPr>
+            <w:tcBorders>
+              <w:bottom w:val="none" w:sz="0" w:space="0" w:color="000000"/>
+              <w:top w:val="none" w:sz="0" w:space="0" w:color="000000"/>
+              <w:left w:val="none" w:sz="0" w:space="0" w:color="000000"/>
+              <w:right w:val="none" w:sz="0" w:space="0" w:color="000000"/>
+            </w:tcBorders>
+            <w:shd w:val="clear" w:color="auto" w:fill="FFFFFF"/>
+            <w:tcMar>
+              <w:top w:w="0" w:type="dxa"/>
+              <w:bottom w:w="0" w:type="dxa"/>
+              <w:left w:w="0" w:type="dxa"/>
+              <w:right w:w="0" w:type="dxa"/>
+            </w:tcMar>
+            <w:vAlign w:val="top"/>
+          </w:tcPr>
+          <w:p>
+            <w:pPr>
+              <w:jc w:val="center"/>
+              <w:pBdr>
+                <w:bottom w:val="none" w:sz="0" w:space="0" w:color="000000"/>
+                <w:top w:val="none" w:sz="0" w:space="0" w:color="000000"/>
+                <w:left w:val="none" w:sz="0" w:space="0" w:color="000000"/>
+                <w:right w:val="none" w:sz="0" w:space="0" w:color="000000"/>
+              </w:pBdr>
+              <w:spacing w:after="10" w:before="10" w:line="240"/>
+              <w:ind w:left="100" w:right="100" w:firstLine="0" w:firstLineChars="0"/>
+              <w:rPr>
+                <w:rFonts w:ascii="Arial" w:hAnsi="Arial" w:eastAsia="Arial" w:cs="Arial"/>
+                <w:i w:val="false"/>
+                <w:b w:val="false"/>
+                <w:u w:val="none"/>
+                <w:sz w:val="18"/>
+                <w:szCs w:val="18"/>
+                <w:color w:val="000000"/>
+              </w:rPr>
+            </w:pPr>
+            <w:r>
+              <w:rPr>
+                <w:rFonts w:ascii="Arial" w:hAnsi="Arial" w:eastAsia="Arial" w:cs="Arial"/>
+                <w:i w:val="false"/>
+                <w:b w:val="false"/>
+                <w:u w:val="none"/>
+                <w:sz w:val="18"/>
+                <w:szCs w:val="18"/>
+                <w:color w:val="000000"/>
+              </w:rPr>
+              <w:t xml:space="preserve"/>
+            </w:r>
+          </w:p>
+        </w:tc>
+        <w:tc>
+          <w:tcPr>
+            <w:tcBorders>
+              <w:bottom w:val="none" w:sz="0" w:space="0" w:color="000000"/>
+              <w:top w:val="none" w:sz="0" w:space="0" w:color="000000"/>
+              <w:left w:val="none" w:sz="0" w:space="0" w:color="000000"/>
+              <w:right w:val="none" w:sz="0" w:space="0" w:color="000000"/>
+            </w:tcBorders>
+            <w:shd w:val="clear" w:color="auto" w:fill="FFFFFF"/>
+            <w:tcMar>
+              <w:top w:w="0" w:type="dxa"/>
+              <w:bottom w:w="0" w:type="dxa"/>
+              <w:left w:w="0" w:type="dxa"/>
+              <w:right w:w="0" w:type="dxa"/>
+            </w:tcMar>
+            <w:vAlign w:val="top"/>
+          </w:tcPr>
+          <w:p>
+            <w:pPr>
+              <w:jc w:val="center"/>
+              <w:pBdr>
+                <w:bottom w:val="none" w:sz="0" w:space="0" w:color="000000"/>
+                <w:top w:val="none" w:sz="0" w:space="0" w:color="000000"/>
+                <w:left w:val="none" w:sz="0" w:space="0" w:color="000000"/>
+                <w:right w:val="none" w:sz="0" w:space="0" w:color="000000"/>
+              </w:pBdr>
+              <w:spacing w:after="10" w:before="10" w:line="240"/>
+              <w:ind w:left="100" w:right="100" w:firstLine="0" w:firstLineChars="0"/>
+              <w:rPr>
+                <w:rFonts w:ascii="Arial" w:hAnsi="Arial" w:eastAsia="Arial" w:cs="Arial"/>
+                <w:i w:val="false"/>
+                <w:b w:val="false"/>
+                <w:u w:val="none"/>
+                <w:sz w:val="18"/>
+                <w:szCs w:val="18"/>
+                <w:color w:val="000000"/>
+              </w:rPr>
+            </w:pPr>
+            <w:r>
+              <w:rPr>
+                <w:rFonts w:ascii="Arial" w:hAnsi="Arial" w:eastAsia="Arial" w:cs="Arial"/>
+                <w:i w:val="false"/>
+                <w:b w:val="false"/>
+                <w:u w:val="none"/>
+                <w:sz w:val="18"/>
+                <w:szCs w:val="18"/>
+                <w:color w:val="000000"/>
+              </w:rPr>
+              <w:t xml:space="preserve"/>
+            </w:r>
+          </w:p>
+        </w:tc>
+        <w:tc>
+          <w:tcPr>
+            <w:tcBorders>
+              <w:bottom w:val="none" w:sz="0" w:space="0" w:color="000000"/>
+              <w:top w:val="none" w:sz="0" w:space="0" w:color="000000"/>
+              <w:left w:val="none" w:sz="0" w:space="0" w:color="000000"/>
+              <w:right w:val="none" w:sz="0" w:space="0" w:color="000000"/>
+            </w:tcBorders>
+            <w:shd w:val="clear" w:color="auto" w:fill="FFFFFF"/>
+            <w:tcMar>
+              <w:top w:w="0" w:type="dxa"/>
+              <w:bottom w:w="0" w:type="dxa"/>
+              <w:left w:w="0" w:type="dxa"/>
+              <w:right w:w="0" w:type="dxa"/>
+            </w:tcMar>
+            <w:vAlign w:val="top"/>
+          </w:tcPr>
+          <w:p>
+            <w:pPr>
+              <w:jc w:val="center"/>
+              <w:pBdr>
+                <w:bottom w:val="none" w:sz="0" w:space="0" w:color="000000"/>
+                <w:top w:val="none" w:sz="0" w:space="0" w:color="000000"/>
+                <w:left w:val="none" w:sz="0" w:space="0" w:color="000000"/>
+                <w:right w:val="none" w:sz="0" w:space="0" w:color="000000"/>
+              </w:pBdr>
+              <w:spacing w:after="10" w:before="10" w:line="240"/>
+              <w:ind w:left="100" w:right="100" w:firstLine="0" w:firstLineChars="0"/>
+              <w:rPr>
+                <w:rFonts w:ascii="Arial" w:hAnsi="Arial" w:eastAsia="Arial" w:cs="Arial"/>
+                <w:i w:val="false"/>
+                <w:b w:val="false"/>
+                <w:u w:val="none"/>
+                <w:sz w:val="18"/>
+                <w:szCs w:val="18"/>
+                <w:color w:val="000000"/>
+              </w:rPr>
+            </w:pPr>
+            <w:r>
+              <w:rPr>
+                <w:rFonts w:ascii="Arial" w:hAnsi="Arial" w:eastAsia="Arial" w:cs="Arial"/>
+                <w:i w:val="false"/>
+                <w:b w:val="false"/>
+                <w:u w:val="none"/>
+                <w:sz w:val="18"/>
+                <w:szCs w:val="18"/>
+                <w:color w:val="000000"/>
+              </w:rPr>
+              <w:t xml:space="preserve"/>
+            </w:r>
+          </w:p>
+        </w:tc>
+      </w:tr>
+      <w:tr>
+        <w:trPr>
+          <w:trHeight w:val="571" w:hRule="auto"/>
+        </w:trPr>
+        body 6
+        <w:tc>
+          <w:tcPr>
+            <w:tcBorders>
+              <w:bottom w:val="none" w:sz="0" w:space="0" w:color="000000"/>
+              <w:top w:val="none" w:sz="0" w:space="0" w:color="000000"/>
+              <w:left w:val="none" w:sz="0" w:space="0" w:color="000000"/>
+              <w:right w:val="none" w:sz="0" w:space="0" w:color="000000"/>
+            </w:tcBorders>
+            <w:shd w:val="clear" w:color="auto" w:fill="FFFFFF"/>
+            <w:tcMar>
+              <w:top w:w="0" w:type="dxa"/>
+              <w:bottom w:w="0" w:type="dxa"/>
+              <w:left w:w="0" w:type="dxa"/>
+              <w:right w:w="0" w:type="dxa"/>
+            </w:tcMar>
+            <w:vAlign w:val="top"/>
+          </w:tcPr>
+          <w:p>
+            <w:pPr>
+              <w:jc w:val="left"/>
+              <w:pBdr>
+                <w:bottom w:val="none" w:sz="0" w:space="0" w:color="000000"/>
+                <w:top w:val="none" w:sz="0" w:space="0" w:color="000000"/>
+                <w:left w:val="none" w:sz="0" w:space="0" w:color="000000"/>
+                <w:right w:val="none" w:sz="0" w:space="0" w:color="000000"/>
+              </w:pBdr>
+              <w:spacing w:after="10" w:before="10" w:line="240"/>
+              <w:ind w:left="300" w:right="100" w:firstLine="0" w:firstLineChars="0"/>
+              <w:rPr>
+                <w:rFonts w:ascii="Arial" w:hAnsi="Arial" w:eastAsia="Arial" w:cs="Arial"/>
+                <w:i w:val="false"/>
+                <w:b w:val="false"/>
+                <w:u w:val="none"/>
+                <w:sz w:val="18"/>
+                <w:szCs w:val="18"/>
+                <w:color w:val="000000"/>
+              </w:rPr>
+            </w:pPr>
+            <w:r>
+              <w:rPr>
+                <w:rFonts w:ascii="Arial" w:hAnsi="Arial" w:eastAsia="Arial" w:cs="Arial"/>
+                <w:i w:val="false"/>
+                <w:b w:val="false"/>
+                <w:u w:val="none"/>
+                <w:sz w:val="18"/>
+                <w:szCs w:val="18"/>
+                <w:color w:val="000000"/>
+              </w:rPr>
+              <w:t xml:space="preserve">Masculino</w:t>
+            </w:r>
+          </w:p>
+        </w:tc>
+        <w:tc>
+          <w:tcPr>
+            <w:tcBorders>
+              <w:bottom w:val="none" w:sz="0" w:space="0" w:color="000000"/>
+              <w:top w:val="none" w:sz="0" w:space="0" w:color="000000"/>
+              <w:left w:val="none" w:sz="0" w:space="0" w:color="000000"/>
+              <w:right w:val="none" w:sz="0" w:space="0" w:color="000000"/>
+            </w:tcBorders>
+            <w:shd w:val="clear" w:color="auto" w:fill="FFFFFF"/>
+            <w:tcMar>
+              <w:top w:w="0" w:type="dxa"/>
+              <w:bottom w:w="0" w:type="dxa"/>
+              <w:left w:w="0" w:type="dxa"/>
+              <w:right w:w="0" w:type="dxa"/>
+            </w:tcMar>
+            <w:vAlign w:val="top"/>
+          </w:tcPr>
+          <w:p>
+            <w:pPr>
+              <w:jc w:val="center"/>
+              <w:pBdr>
+                <w:bottom w:val="none" w:sz="0" w:space="0" w:color="000000"/>
+                <w:top w:val="none" w:sz="0" w:space="0" w:color="000000"/>
+                <w:left w:val="none" w:sz="0" w:space="0" w:color="000000"/>
+                <w:right w:val="none" w:sz="0" w:space="0" w:color="000000"/>
+              </w:pBdr>
+              <w:spacing w:after="10" w:before="10" w:line="240"/>
+              <w:ind w:left="100" w:right="100" w:firstLine="0" w:firstLineChars="0"/>
+              <w:rPr>
+                <w:rFonts w:ascii="Arial" w:hAnsi="Arial" w:eastAsia="Arial" w:cs="Arial"/>
+                <w:i w:val="false"/>
+                <w:b w:val="false"/>
+                <w:u w:val="none"/>
+                <w:sz w:val="18"/>
+                <w:szCs w:val="18"/>
+                <w:color w:val="000000"/>
+              </w:rPr>
+            </w:pPr>
+            <w:r>
+              <w:rPr>
+                <w:rFonts w:ascii="Arial" w:hAnsi="Arial" w:eastAsia="Arial" w:cs="Arial"/>
+                <w:i w:val="false"/>
+                <w:b w:val="false"/>
+                <w:u w:val="none"/>
+                <w:sz w:val="18"/>
+                <w:szCs w:val="18"/>
+                <w:color w:val="000000"/>
+              </w:rPr>
+              <w:t xml:space="preserve">—</w:t>
+            </w:r>
+          </w:p>
+        </w:tc>
+        <w:tc>
+          <w:tcPr>
+            <w:tcBorders>
+              <w:bottom w:val="none" w:sz="0" w:space="0" w:color="000000"/>
+              <w:top w:val="none" w:sz="0" w:space="0" w:color="000000"/>
+              <w:left w:val="none" w:sz="0" w:space="0" w:color="000000"/>
+              <w:right w:val="none" w:sz="0" w:space="0" w:color="000000"/>
+            </w:tcBorders>
+            <w:shd w:val="clear" w:color="auto" w:fill="FFFFFF"/>
+            <w:tcMar>
+              <w:top w:w="0" w:type="dxa"/>
+              <w:bottom w:w="0" w:type="dxa"/>
+              <w:left w:w="0" w:type="dxa"/>
+              <w:right w:w="0" w:type="dxa"/>
+            </w:tcMar>
+            <w:vAlign w:val="top"/>
+          </w:tcPr>
+          <w:p>
+            <w:pPr>
+              <w:jc w:val="center"/>
+              <w:pBdr>
+                <w:bottom w:val="none" w:sz="0" w:space="0" w:color="000000"/>
+                <w:top w:val="none" w:sz="0" w:space="0" w:color="000000"/>
+                <w:left w:val="none" w:sz="0" w:space="0" w:color="000000"/>
+                <w:right w:val="none" w:sz="0" w:space="0" w:color="000000"/>
+              </w:pBdr>
+              <w:spacing w:after="10" w:before="10" w:line="240"/>
+              <w:ind w:left="100" w:right="100" w:firstLine="0" w:firstLineChars="0"/>
+              <w:rPr>
+                <w:rFonts w:ascii="Arial" w:hAnsi="Arial" w:eastAsia="Arial" w:cs="Arial"/>
+                <w:i w:val="false"/>
+                <w:b w:val="false"/>
+                <w:u w:val="none"/>
+                <w:sz w:val="18"/>
+                <w:szCs w:val="18"/>
+                <w:color w:val="000000"/>
+              </w:rPr>
+            </w:pPr>
+            <w:r>
+              <w:rPr>
+                <w:rFonts w:ascii="Arial" w:hAnsi="Arial" w:eastAsia="Arial" w:cs="Arial"/>
+                <w:i w:val="false"/>
+                <w:b w:val="false"/>
+                <w:u w:val="none"/>
+                <w:sz w:val="18"/>
+                <w:szCs w:val="18"/>
+                <w:color w:val="000000"/>
+              </w:rPr>
+              <w:t xml:space="preserve"/>
+            </w:r>
+          </w:p>
+        </w:tc>
+        <w:tc>
+          <w:tcPr>
+            <w:tcBorders>
+              <w:bottom w:val="none" w:sz="0" w:space="0" w:color="000000"/>
+              <w:top w:val="none" w:sz="0" w:space="0" w:color="000000"/>
+              <w:left w:val="none" w:sz="0" w:space="0" w:color="000000"/>
+              <w:right w:val="none" w:sz="0" w:space="0" w:color="000000"/>
+            </w:tcBorders>
+            <w:shd w:val="clear" w:color="auto" w:fill="FFFFFF"/>
+            <w:tcMar>
+              <w:top w:w="0" w:type="dxa"/>
+              <w:bottom w:w="0" w:type="dxa"/>
+              <w:left w:w="0" w:type="dxa"/>
+              <w:right w:w="0" w:type="dxa"/>
+            </w:tcMar>
+            <w:vAlign w:val="top"/>
+          </w:tcPr>
+          <w:p>
+            <w:pPr>
+              <w:jc w:val="center"/>
+              <w:pBdr>
+                <w:bottom w:val="none" w:sz="0" w:space="0" w:color="000000"/>
+                <w:top w:val="none" w:sz="0" w:space="0" w:color="000000"/>
+                <w:left w:val="none" w:sz="0" w:space="0" w:color="000000"/>
+                <w:right w:val="none" w:sz="0" w:space="0" w:color="000000"/>
+              </w:pBdr>
+              <w:spacing w:after="10" w:before="10" w:line="240"/>
+              <w:ind w:left="100" w:right="100" w:firstLine="0" w:firstLineChars="0"/>
+              <w:rPr>
+                <w:rFonts w:ascii="Arial" w:hAnsi="Arial" w:eastAsia="Arial" w:cs="Arial"/>
+                <w:i w:val="false"/>
+                <w:b w:val="false"/>
+                <w:u w:val="none"/>
+                <w:sz w:val="18"/>
+                <w:szCs w:val="18"/>
+                <w:color w:val="000000"/>
+              </w:rPr>
+            </w:pPr>
+            <w:r>
+              <w:rPr>
+                <w:rFonts w:ascii="Arial" w:hAnsi="Arial" w:eastAsia="Arial" w:cs="Arial"/>
+                <w:i w:val="false"/>
+                <w:b w:val="false"/>
+                <w:u w:val="none"/>
+                <w:sz w:val="18"/>
+                <w:szCs w:val="18"/>
+                <w:color w:val="000000"/>
+              </w:rPr>
+              <w:t xml:space="preserve">—</w:t>
+            </w:r>
+          </w:p>
+        </w:tc>
+        <w:tc>
+          <w:tcPr>
+            <w:tcBorders>
+              <w:bottom w:val="none" w:sz="0" w:space="0" w:color="000000"/>
+              <w:top w:val="none" w:sz="0" w:space="0" w:color="000000"/>
+              <w:left w:val="none" w:sz="0" w:space="0" w:color="000000"/>
+              <w:right w:val="none" w:sz="0" w:space="0" w:color="000000"/>
+            </w:tcBorders>
+            <w:shd w:val="clear" w:color="auto" w:fill="FFFFFF"/>
+            <w:tcMar>
+              <w:top w:w="0" w:type="dxa"/>
+              <w:bottom w:w="0" w:type="dxa"/>
+              <w:left w:w="0" w:type="dxa"/>
+              <w:right w:w="0" w:type="dxa"/>
+            </w:tcMar>
+            <w:vAlign w:val="top"/>
+          </w:tcPr>
+          <w:p>
+            <w:pPr>
+              <w:jc w:val="center"/>
+              <w:pBdr>
+                <w:bottom w:val="none" w:sz="0" w:space="0" w:color="000000"/>
+                <w:top w:val="none" w:sz="0" w:space="0" w:color="000000"/>
+                <w:left w:val="none" w:sz="0" w:space="0" w:color="000000"/>
+                <w:right w:val="none" w:sz="0" w:space="0" w:color="000000"/>
+              </w:pBdr>
+              <w:spacing w:after="10" w:before="10" w:line="240"/>
+              <w:ind w:left="100" w:right="100" w:firstLine="0" w:firstLineChars="0"/>
+              <w:rPr>
+                <w:rFonts w:ascii="Arial" w:hAnsi="Arial" w:eastAsia="Arial" w:cs="Arial"/>
+                <w:i w:val="false"/>
+                <w:b w:val="false"/>
+                <w:u w:val="none"/>
+                <w:sz w:val="18"/>
+                <w:szCs w:val="18"/>
+                <w:color w:val="000000"/>
+              </w:rPr>
+            </w:pPr>
+            <w:r>
+              <w:rPr>
+                <w:rFonts w:ascii="Arial" w:hAnsi="Arial" w:eastAsia="Arial" w:cs="Arial"/>
+                <w:i w:val="false"/>
+                <w:b w:val="false"/>
+                <w:u w:val="none"/>
+                <w:sz w:val="18"/>
+                <w:szCs w:val="18"/>
+                <w:color w:val="000000"/>
+              </w:rPr>
+              <w:t xml:space="preserve"/>
+            </w:r>
+          </w:p>
+        </w:tc>
+        <w:tc>
+          <w:tcPr>
+            <w:tcBorders>
+              <w:bottom w:val="none" w:sz="0" w:space="0" w:color="000000"/>
+              <w:top w:val="none" w:sz="0" w:space="0" w:color="000000"/>
+              <w:left w:val="none" w:sz="0" w:space="0" w:color="000000"/>
+              <w:right w:val="none" w:sz="0" w:space="0" w:color="000000"/>
+            </w:tcBorders>
+            <w:shd w:val="clear" w:color="auto" w:fill="FFFFFF"/>
+            <w:tcMar>
+              <w:top w:w="0" w:type="dxa"/>
+              <w:bottom w:w="0" w:type="dxa"/>
+              <w:left w:w="0" w:type="dxa"/>
+              <w:right w:w="0" w:type="dxa"/>
+            </w:tcMar>
+            <w:vAlign w:val="top"/>
+          </w:tcPr>
+          <w:p>
+            <w:pPr>
+              <w:jc w:val="center"/>
+              <w:pBdr>
+                <w:bottom w:val="none" w:sz="0" w:space="0" w:color="000000"/>
+                <w:top w:val="none" w:sz="0" w:space="0" w:color="000000"/>
+                <w:left w:val="none" w:sz="0" w:space="0" w:color="000000"/>
+                <w:right w:val="none" w:sz="0" w:space="0" w:color="000000"/>
+              </w:pBdr>
+              <w:spacing w:after="10" w:before="10" w:line="240"/>
+              <w:ind w:left="100" w:right="100" w:firstLine="0" w:firstLineChars="0"/>
+              <w:rPr>
+                <w:rFonts w:ascii="Arial" w:hAnsi="Arial" w:eastAsia="Arial" w:cs="Arial"/>
+                <w:i w:val="false"/>
+                <w:b w:val="false"/>
+                <w:u w:val="none"/>
+                <w:sz w:val="18"/>
+                <w:szCs w:val="18"/>
+                <w:color w:val="000000"/>
+              </w:rPr>
+            </w:pPr>
+            <w:r>
+              <w:rPr>
+                <w:rFonts w:ascii="Arial" w:hAnsi="Arial" w:eastAsia="Arial" w:cs="Arial"/>
+                <w:i w:val="false"/>
+                <w:b w:val="false"/>
+                <w:u w:val="none"/>
+                <w:sz w:val="18"/>
+                <w:szCs w:val="18"/>
+                <w:color w:val="000000"/>
+              </w:rPr>
+              <w:t xml:space="preserve">—</w:t>
+            </w:r>
+          </w:p>
+        </w:tc>
+        <w:tc>
+          <w:tcPr>
+            <w:tcBorders>
+              <w:bottom w:val="none" w:sz="0" w:space="0" w:color="000000"/>
+              <w:top w:val="none" w:sz="0" w:space="0" w:color="000000"/>
+              <w:left w:val="none" w:sz="0" w:space="0" w:color="000000"/>
+              <w:right w:val="none" w:sz="0" w:space="0" w:color="000000"/>
+            </w:tcBorders>
+            <w:shd w:val="clear" w:color="auto" w:fill="FFFFFF"/>
+            <w:tcMar>
+              <w:top w:w="0" w:type="dxa"/>
+              <w:bottom w:w="0" w:type="dxa"/>
+              <w:left w:w="0" w:type="dxa"/>
+              <w:right w:w="0" w:type="dxa"/>
+            </w:tcMar>
+            <w:vAlign w:val="top"/>
+          </w:tcPr>
+          <w:p>
+            <w:pPr>
+              <w:jc w:val="center"/>
+              <w:pBdr>
+                <w:bottom w:val="none" w:sz="0" w:space="0" w:color="000000"/>
+                <w:top w:val="none" w:sz="0" w:space="0" w:color="000000"/>
+                <w:left w:val="none" w:sz="0" w:space="0" w:color="000000"/>
+                <w:right w:val="none" w:sz="0" w:space="0" w:color="000000"/>
+              </w:pBdr>
+              <w:spacing w:after="10" w:before="10" w:line="240"/>
+              <w:ind w:left="100" w:right="100" w:firstLine="0" w:firstLineChars="0"/>
+              <w:rPr>
+                <w:rFonts w:ascii="Arial" w:hAnsi="Arial" w:eastAsia="Arial" w:cs="Arial"/>
+                <w:i w:val="false"/>
+                <w:b w:val="false"/>
+                <w:u w:val="none"/>
+                <w:sz w:val="18"/>
+                <w:szCs w:val="18"/>
+                <w:color w:val="000000"/>
+              </w:rPr>
+            </w:pPr>
+            <w:r>
+              <w:rPr>
+                <w:rFonts w:ascii="Arial" w:hAnsi="Arial" w:eastAsia="Arial" w:cs="Arial"/>
+                <w:i w:val="false"/>
+                <w:b w:val="false"/>
+                <w:u w:val="none"/>
+                <w:sz w:val="18"/>
+                <w:szCs w:val="18"/>
+                <w:color w:val="000000"/>
+              </w:rPr>
+              <w:t xml:space="preserve"/>
+            </w:r>
+          </w:p>
+        </w:tc>
+        <w:tc>
+          <w:tcPr>
+            <w:tcBorders>
+              <w:bottom w:val="none" w:sz="0" w:space="0" w:color="000000"/>
+              <w:top w:val="none" w:sz="0" w:space="0" w:color="000000"/>
+              <w:left w:val="none" w:sz="0" w:space="0" w:color="000000"/>
+              <w:right w:val="none" w:sz="0" w:space="0" w:color="000000"/>
+            </w:tcBorders>
+            <w:shd w:val="clear" w:color="auto" w:fill="FFFFFF"/>
+            <w:tcMar>
+              <w:top w:w="0" w:type="dxa"/>
+              <w:bottom w:w="0" w:type="dxa"/>
+              <w:left w:w="0" w:type="dxa"/>
+              <w:right w:w="0" w:type="dxa"/>
+            </w:tcMar>
+            <w:vAlign w:val="top"/>
+          </w:tcPr>
+          <w:p>
+            <w:pPr>
+              <w:jc w:val="center"/>
+              <w:pBdr>
+                <w:bottom w:val="none" w:sz="0" w:space="0" w:color="000000"/>
+                <w:top w:val="none" w:sz="0" w:space="0" w:color="000000"/>
+                <w:left w:val="none" w:sz="0" w:space="0" w:color="000000"/>
+                <w:right w:val="none" w:sz="0" w:space="0" w:color="000000"/>
+              </w:pBdr>
+              <w:spacing w:after="10" w:before="10" w:line="240"/>
+              <w:ind w:left="100" w:right="100" w:firstLine="0" w:firstLineChars="0"/>
+              <w:rPr>
+                <w:rFonts w:ascii="Arial" w:hAnsi="Arial" w:eastAsia="Arial" w:cs="Arial"/>
+                <w:i w:val="false"/>
+                <w:b w:val="false"/>
+                <w:u w:val="none"/>
+                <w:sz w:val="18"/>
+                <w:szCs w:val="18"/>
+                <w:color w:val="000000"/>
+              </w:rPr>
+            </w:pPr>
+            <w:r>
+              <w:rPr>
+                <w:rFonts w:ascii="Arial" w:hAnsi="Arial" w:eastAsia="Arial" w:cs="Arial"/>
+                <w:i w:val="false"/>
+                <w:b w:val="false"/>
+                <w:u w:val="none"/>
+                <w:sz w:val="18"/>
+                <w:szCs w:val="18"/>
+                <w:color w:val="000000"/>
+              </w:rPr>
+              <w:t xml:space="preserve">—</w:t>
+            </w:r>
+          </w:p>
+        </w:tc>
+        <w:tc>
+          <w:tcPr>
+            <w:tcBorders>
+              <w:bottom w:val="none" w:sz="0" w:space="0" w:color="000000"/>
+              <w:top w:val="none" w:sz="0" w:space="0" w:color="000000"/>
+              <w:left w:val="none" w:sz="0" w:space="0" w:color="000000"/>
+              <w:right w:val="none" w:sz="0" w:space="0" w:color="000000"/>
+            </w:tcBorders>
+            <w:shd w:val="clear" w:color="auto" w:fill="FFFFFF"/>
+            <w:tcMar>
+              <w:top w:w="0" w:type="dxa"/>
+              <w:bottom w:w="0" w:type="dxa"/>
+              <w:left w:w="0" w:type="dxa"/>
+              <w:right w:w="0" w:type="dxa"/>
+            </w:tcMar>
+            <w:vAlign w:val="top"/>
+          </w:tcPr>
+          <w:p>
+            <w:pPr>
+              <w:jc w:val="center"/>
+              <w:pBdr>
+                <w:bottom w:val="none" w:sz="0" w:space="0" w:color="000000"/>
+                <w:top w:val="none" w:sz="0" w:space="0" w:color="000000"/>
+                <w:left w:val="none" w:sz="0" w:space="0" w:color="000000"/>
+                <w:right w:val="none" w:sz="0" w:space="0" w:color="000000"/>
+              </w:pBdr>
+              <w:spacing w:after="10" w:before="10" w:line="240"/>
+              <w:ind w:left="100" w:right="100" w:firstLine="0" w:firstLineChars="0"/>
+              <w:rPr>
+                <w:rFonts w:ascii="Arial" w:hAnsi="Arial" w:eastAsia="Arial" w:cs="Arial"/>
+                <w:i w:val="false"/>
+                <w:b w:val="false"/>
+                <w:u w:val="none"/>
+                <w:sz w:val="18"/>
+                <w:szCs w:val="18"/>
+                <w:color w:val="000000"/>
+              </w:rPr>
+            </w:pPr>
+            <w:r>
+              <w:rPr>
+                <w:rFonts w:ascii="Arial" w:hAnsi="Arial" w:eastAsia="Arial" w:cs="Arial"/>
+                <w:i w:val="false"/>
+                <w:b w:val="false"/>
+                <w:u w:val="none"/>
+                <w:sz w:val="18"/>
+                <w:szCs w:val="18"/>
+                <w:color w:val="000000"/>
+              </w:rPr>
+              <w:t xml:space="preserve"/>
+            </w:r>
+          </w:p>
+        </w:tc>
+      </w:tr>
+      <w:tr>
+        <w:trPr>
+          <w:trHeight w:val="617" w:hRule="auto"/>
+        </w:trPr>
+        body 7
+        <w:tc>
+          <w:tcPr>
+            <w:tcBorders>
+              <w:bottom w:val="none" w:sz="0" w:space="0" w:color="000000"/>
+              <w:top w:val="none" w:sz="0" w:space="0" w:color="000000"/>
+              <w:left w:val="none" w:sz="0" w:space="0" w:color="000000"/>
+              <w:right w:val="none" w:sz="0" w:space="0" w:color="000000"/>
+            </w:tcBorders>
+            <w:shd w:val="clear" w:color="auto" w:fill="FFFFFF"/>
+            <w:tcMar>
+              <w:top w:w="0" w:type="dxa"/>
+              <w:bottom w:w="0" w:type="dxa"/>
+              <w:left w:w="0" w:type="dxa"/>
+              <w:right w:w="0" w:type="dxa"/>
+            </w:tcMar>
+            <w:vAlign w:val="top"/>
+          </w:tcPr>
+          <w:p>
+            <w:pPr>
+              <w:jc w:val="left"/>
+              <w:pBdr>
+                <w:bottom w:val="none" w:sz="0" w:space="0" w:color="000000"/>
+                <w:top w:val="none" w:sz="0" w:space="0" w:color="000000"/>
+                <w:left w:val="none" w:sz="0" w:space="0" w:color="000000"/>
+                <w:right w:val="none" w:sz="0" w:space="0" w:color="000000"/>
+              </w:pBdr>
+              <w:spacing w:after="10" w:before="10" w:line="240"/>
+              <w:ind w:left="300" w:right="100" w:firstLine="0" w:firstLineChars="0"/>
+              <w:rPr>
+                <w:rFonts w:ascii="Arial" w:hAnsi="Arial" w:eastAsia="Arial" w:cs="Arial"/>
+                <w:i w:val="false"/>
+                <w:b w:val="false"/>
+                <w:u w:val="none"/>
+                <w:sz w:val="18"/>
+                <w:szCs w:val="18"/>
+                <w:color w:val="000000"/>
+              </w:rPr>
+            </w:pPr>
+            <w:r>
+              <w:rPr>
+                <w:rFonts w:ascii="Arial" w:hAnsi="Arial" w:eastAsia="Arial" w:cs="Arial"/>
+                <w:i w:val="false"/>
+                <w:b w:val="false"/>
+                <w:u w:val="none"/>
+                <w:sz w:val="18"/>
+                <w:szCs w:val="18"/>
+                <w:color w:val="000000"/>
+              </w:rPr>
+              <w:t xml:space="preserve">Femenino</w:t>
+            </w:r>
+          </w:p>
+        </w:tc>
+        <w:tc>
+          <w:tcPr>
+            <w:tcBorders>
+              <w:bottom w:val="none" w:sz="0" w:space="0" w:color="000000"/>
+              <w:top w:val="none" w:sz="0" w:space="0" w:color="000000"/>
+              <w:left w:val="none" w:sz="0" w:space="0" w:color="000000"/>
+              <w:right w:val="none" w:sz="0" w:space="0" w:color="000000"/>
+            </w:tcBorders>
+            <w:shd w:val="clear" w:color="auto" w:fill="FFFFFF"/>
+            <w:tcMar>
+              <w:top w:w="0" w:type="dxa"/>
+              <w:bottom w:w="0" w:type="dxa"/>
+              <w:left w:w="0" w:type="dxa"/>
+              <w:right w:w="0" w:type="dxa"/>
+            </w:tcMar>
+            <w:vAlign w:val="top"/>
+          </w:tcPr>
+          <w:p>
+            <w:pPr>
+              <w:jc w:val="center"/>
+              <w:pBdr>
+                <w:bottom w:val="none" w:sz="0" w:space="0" w:color="000000"/>
+                <w:top w:val="none" w:sz="0" w:space="0" w:color="000000"/>
+                <w:left w:val="none" w:sz="0" w:space="0" w:color="000000"/>
+                <w:right w:val="none" w:sz="0" w:space="0" w:color="000000"/>
+              </w:pBdr>
+              <w:spacing w:after="10" w:before="10" w:line="240"/>
+              <w:ind w:left="100" w:right="100" w:firstLine="0" w:firstLineChars="0"/>
+              <w:rPr>
+                <w:rFonts w:ascii="Arial" w:hAnsi="Arial" w:eastAsia="Arial" w:cs="Arial"/>
+                <w:i w:val="false"/>
+                <w:b w:val="false"/>
+                <w:u w:val="none"/>
+                <w:sz w:val="18"/>
+                <w:szCs w:val="18"/>
+                <w:color w:val="000000"/>
+              </w:rPr>
+            </w:pPr>
+            <w:r>
+              <w:rPr>
+                <w:rFonts w:ascii="Arial" w:hAnsi="Arial" w:eastAsia="Arial" w:cs="Arial"/>
+                <w:i w:val="false"/>
+                <w:b w:val="false"/>
+                <w:u w:val="none"/>
+                <w:sz w:val="18"/>
+                <w:szCs w:val="18"/>
+                <w:color w:val="000000"/>
+              </w:rPr>
+              <w:t xml:space="preserve">0.78 (0.66 to 0.93)</w:t>
+            </w:r>
+          </w:p>
+        </w:tc>
+        <w:tc>
+          <w:tcPr>
+            <w:tcBorders>
+              <w:bottom w:val="none" w:sz="0" w:space="0" w:color="000000"/>
+              <w:top w:val="none" w:sz="0" w:space="0" w:color="000000"/>
+              <w:left w:val="none" w:sz="0" w:space="0" w:color="000000"/>
+              <w:right w:val="none" w:sz="0" w:space="0" w:color="000000"/>
+            </w:tcBorders>
+            <w:shd w:val="clear" w:color="auto" w:fill="FFFFFF"/>
+            <w:tcMar>
+              <w:top w:w="0" w:type="dxa"/>
+              <w:bottom w:w="0" w:type="dxa"/>
+              <w:left w:w="0" w:type="dxa"/>
+              <w:right w:w="0" w:type="dxa"/>
+            </w:tcMar>
+            <w:vAlign w:val="top"/>
+          </w:tcPr>
+          <w:p>
+            <w:pPr>
+              <w:jc w:val="center"/>
+              <w:pBdr>
+                <w:bottom w:val="none" w:sz="0" w:space="0" w:color="000000"/>
+                <w:top w:val="none" w:sz="0" w:space="0" w:color="000000"/>
+                <w:left w:val="none" w:sz="0" w:space="0" w:color="000000"/>
+                <w:right w:val="none" w:sz="0" w:space="0" w:color="000000"/>
+              </w:pBdr>
+              <w:spacing w:after="10" w:before="10" w:line="240"/>
+              <w:ind w:left="100" w:right="100" w:firstLine="0" w:firstLineChars="0"/>
+              <w:rPr>
+                <w:rFonts w:ascii="Arial" w:hAnsi="Arial" w:eastAsia="Arial" w:cs="Arial"/>
+                <w:i w:val="false"/>
+                <w:b w:val="true"/>
+                <w:u w:val="none"/>
+                <w:sz w:val="18"/>
+                <w:szCs w:val="18"/>
+                <w:color w:val="000000"/>
+              </w:rPr>
+            </w:pPr>
+            <w:r>
+              <w:rPr>
+                <w:rFonts w:ascii="Arial" w:hAnsi="Arial" w:eastAsia="Arial" w:cs="Arial"/>
+                <w:i w:val="false"/>
+                <w:b w:val="true"/>
+                <w:u w:val="none"/>
+                <w:sz w:val="18"/>
+                <w:szCs w:val="18"/>
+                <w:color w:val="000000"/>
+              </w:rPr>
+              <w:t xml:space="preserve">0.005</w:t>
+            </w:r>
+          </w:p>
+        </w:tc>
+        <w:tc>
+          <w:tcPr>
+            <w:tcBorders>
+              <w:bottom w:val="none" w:sz="0" w:space="0" w:color="000000"/>
+              <w:top w:val="none" w:sz="0" w:space="0" w:color="000000"/>
+              <w:left w:val="none" w:sz="0" w:space="0" w:color="000000"/>
+              <w:right w:val="none" w:sz="0" w:space="0" w:color="000000"/>
+            </w:tcBorders>
+            <w:shd w:val="clear" w:color="auto" w:fill="FFFFFF"/>
+            <w:tcMar>
+              <w:top w:w="0" w:type="dxa"/>
+              <w:bottom w:w="0" w:type="dxa"/>
+              <w:left w:w="0" w:type="dxa"/>
+              <w:right w:w="0" w:type="dxa"/>
+            </w:tcMar>
+            <w:vAlign w:val="top"/>
+          </w:tcPr>
+          <w:p>
+            <w:pPr>
+              <w:jc w:val="center"/>
+              <w:pBdr>
+                <w:bottom w:val="none" w:sz="0" w:space="0" w:color="000000"/>
+                <w:top w:val="none" w:sz="0" w:space="0" w:color="000000"/>
+                <w:left w:val="none" w:sz="0" w:space="0" w:color="000000"/>
+                <w:right w:val="none" w:sz="0" w:space="0" w:color="000000"/>
+              </w:pBdr>
+              <w:spacing w:after="10" w:before="10" w:line="240"/>
+              <w:ind w:left="100" w:right="100" w:firstLine="0" w:firstLineChars="0"/>
+              <w:rPr>
+                <w:rFonts w:ascii="Arial" w:hAnsi="Arial" w:eastAsia="Arial" w:cs="Arial"/>
+                <w:i w:val="false"/>
+                <w:b w:val="false"/>
+                <w:u w:val="none"/>
+                <w:sz w:val="18"/>
+                <w:szCs w:val="18"/>
+                <w:color w:val="000000"/>
+              </w:rPr>
+            </w:pPr>
+            <w:r>
+              <w:rPr>
+                <w:rFonts w:ascii="Arial" w:hAnsi="Arial" w:eastAsia="Arial" w:cs="Arial"/>
+                <w:i w:val="false"/>
+                <w:b w:val="false"/>
+                <w:u w:val="none"/>
+                <w:sz w:val="18"/>
+                <w:szCs w:val="18"/>
+                <w:color w:val="000000"/>
+              </w:rPr>
+              <w:t xml:space="preserve">0.71 (0.50 to 1.02)</w:t>
+            </w:r>
+          </w:p>
+        </w:tc>
+        <w:tc>
+          <w:tcPr>
+            <w:tcBorders>
+              <w:bottom w:val="none" w:sz="0" w:space="0" w:color="000000"/>
+              <w:top w:val="none" w:sz="0" w:space="0" w:color="000000"/>
+              <w:left w:val="none" w:sz="0" w:space="0" w:color="000000"/>
+              <w:right w:val="none" w:sz="0" w:space="0" w:color="000000"/>
+            </w:tcBorders>
+            <w:shd w:val="clear" w:color="auto" w:fill="FFFFFF"/>
+            <w:tcMar>
+              <w:top w:w="0" w:type="dxa"/>
+              <w:bottom w:w="0" w:type="dxa"/>
+              <w:left w:w="0" w:type="dxa"/>
+              <w:right w:w="0" w:type="dxa"/>
+            </w:tcMar>
+            <w:vAlign w:val="top"/>
+          </w:tcPr>
+          <w:p>
+            <w:pPr>
+              <w:jc w:val="center"/>
+              <w:pBdr>
+                <w:bottom w:val="none" w:sz="0" w:space="0" w:color="000000"/>
+                <w:top w:val="none" w:sz="0" w:space="0" w:color="000000"/>
+                <w:left w:val="none" w:sz="0" w:space="0" w:color="000000"/>
+                <w:right w:val="none" w:sz="0" w:space="0" w:color="000000"/>
+              </w:pBdr>
+              <w:spacing w:after="10" w:before="10" w:line="240"/>
+              <w:ind w:left="100" w:right="100" w:firstLine="0" w:firstLineChars="0"/>
+              <w:rPr>
+                <w:rFonts w:ascii="Arial" w:hAnsi="Arial" w:eastAsia="Arial" w:cs="Arial"/>
+                <w:i w:val="false"/>
+                <w:b w:val="false"/>
+                <w:u w:val="none"/>
+                <w:sz w:val="18"/>
+                <w:szCs w:val="18"/>
+                <w:color w:val="000000"/>
+              </w:rPr>
+            </w:pPr>
+            <w:r>
+              <w:rPr>
+                <w:rFonts w:ascii="Arial" w:hAnsi="Arial" w:eastAsia="Arial" w:cs="Arial"/>
+                <w:i w:val="false"/>
+                <w:b w:val="false"/>
+                <w:u w:val="none"/>
+                <w:sz w:val="18"/>
+                <w:szCs w:val="18"/>
+                <w:color w:val="000000"/>
+              </w:rPr>
+              <w:t xml:space="preserve">0.061</w:t>
+            </w:r>
+          </w:p>
+        </w:tc>
+        <w:tc>
+          <w:tcPr>
+            <w:tcBorders>
+              <w:bottom w:val="none" w:sz="0" w:space="0" w:color="000000"/>
+              <w:top w:val="none" w:sz="0" w:space="0" w:color="000000"/>
+              <w:left w:val="none" w:sz="0" w:space="0" w:color="000000"/>
+              <w:right w:val="none" w:sz="0" w:space="0" w:color="000000"/>
+            </w:tcBorders>
+            <w:shd w:val="clear" w:color="auto" w:fill="FFFFFF"/>
+            <w:tcMar>
+              <w:top w:w="0" w:type="dxa"/>
+              <w:bottom w:w="0" w:type="dxa"/>
+              <w:left w:w="0" w:type="dxa"/>
+              <w:right w:w="0" w:type="dxa"/>
+            </w:tcMar>
+            <w:vAlign w:val="top"/>
+          </w:tcPr>
+          <w:p>
+            <w:pPr>
+              <w:jc w:val="center"/>
+              <w:pBdr>
+                <w:bottom w:val="none" w:sz="0" w:space="0" w:color="000000"/>
+                <w:top w:val="none" w:sz="0" w:space="0" w:color="000000"/>
+                <w:left w:val="none" w:sz="0" w:space="0" w:color="000000"/>
+                <w:right w:val="none" w:sz="0" w:space="0" w:color="000000"/>
+              </w:pBdr>
+              <w:spacing w:after="10" w:before="10" w:line="240"/>
+              <w:ind w:left="100" w:right="100" w:firstLine="0" w:firstLineChars="0"/>
+              <w:rPr>
+                <w:rFonts w:ascii="Arial" w:hAnsi="Arial" w:eastAsia="Arial" w:cs="Arial"/>
+                <w:i w:val="false"/>
+                <w:b w:val="false"/>
+                <w:u w:val="none"/>
+                <w:sz w:val="18"/>
+                <w:szCs w:val="18"/>
+                <w:color w:val="000000"/>
+              </w:rPr>
+            </w:pPr>
+            <w:r>
+              <w:rPr>
+                <w:rFonts w:ascii="Arial" w:hAnsi="Arial" w:eastAsia="Arial" w:cs="Arial"/>
+                <w:i w:val="false"/>
+                <w:b w:val="false"/>
+                <w:u w:val="none"/>
+                <w:sz w:val="18"/>
+                <w:szCs w:val="18"/>
+                <w:color w:val="000000"/>
+              </w:rPr>
+              <w:t xml:space="preserve">0.82 (0.66 to 1.01)</w:t>
+            </w:r>
+          </w:p>
+        </w:tc>
+        <w:tc>
+          <w:tcPr>
+            <w:tcBorders>
+              <w:bottom w:val="none" w:sz="0" w:space="0" w:color="000000"/>
+              <w:top w:val="none" w:sz="0" w:space="0" w:color="000000"/>
+              <w:left w:val="none" w:sz="0" w:space="0" w:color="000000"/>
+              <w:right w:val="none" w:sz="0" w:space="0" w:color="000000"/>
+            </w:tcBorders>
+            <w:shd w:val="clear" w:color="auto" w:fill="FFFFFF"/>
+            <w:tcMar>
+              <w:top w:w="0" w:type="dxa"/>
+              <w:bottom w:w="0" w:type="dxa"/>
+              <w:left w:w="0" w:type="dxa"/>
+              <w:right w:w="0" w:type="dxa"/>
+            </w:tcMar>
+            <w:vAlign w:val="top"/>
+          </w:tcPr>
+          <w:p>
+            <w:pPr>
+              <w:jc w:val="center"/>
+              <w:pBdr>
+                <w:bottom w:val="none" w:sz="0" w:space="0" w:color="000000"/>
+                <w:top w:val="none" w:sz="0" w:space="0" w:color="000000"/>
+                <w:left w:val="none" w:sz="0" w:space="0" w:color="000000"/>
+                <w:right w:val="none" w:sz="0" w:space="0" w:color="000000"/>
+              </w:pBdr>
+              <w:spacing w:after="10" w:before="10" w:line="240"/>
+              <w:ind w:left="100" w:right="100" w:firstLine="0" w:firstLineChars="0"/>
+              <w:rPr>
+                <w:rFonts w:ascii="Arial" w:hAnsi="Arial" w:eastAsia="Arial" w:cs="Arial"/>
+                <w:i w:val="false"/>
+                <w:b w:val="false"/>
+                <w:u w:val="none"/>
+                <w:sz w:val="18"/>
+                <w:szCs w:val="18"/>
+                <w:color w:val="000000"/>
+              </w:rPr>
+            </w:pPr>
+            <w:r>
+              <w:rPr>
+                <w:rFonts w:ascii="Arial" w:hAnsi="Arial" w:eastAsia="Arial" w:cs="Arial"/>
+                <w:i w:val="false"/>
+                <w:b w:val="false"/>
+                <w:u w:val="none"/>
+                <w:sz w:val="18"/>
+                <w:szCs w:val="18"/>
+                <w:color w:val="000000"/>
+              </w:rPr>
+              <w:t xml:space="preserve">0.065</w:t>
+            </w:r>
+          </w:p>
+        </w:tc>
+        <w:tc>
+          <w:tcPr>
+            <w:tcBorders>
+              <w:bottom w:val="none" w:sz="0" w:space="0" w:color="000000"/>
+              <w:top w:val="none" w:sz="0" w:space="0" w:color="000000"/>
+              <w:left w:val="none" w:sz="0" w:space="0" w:color="000000"/>
+              <w:right w:val="none" w:sz="0" w:space="0" w:color="000000"/>
+            </w:tcBorders>
+            <w:shd w:val="clear" w:color="auto" w:fill="FFFFFF"/>
+            <w:tcMar>
+              <w:top w:w="0" w:type="dxa"/>
+              <w:bottom w:w="0" w:type="dxa"/>
+              <w:left w:w="0" w:type="dxa"/>
+              <w:right w:w="0" w:type="dxa"/>
+            </w:tcMar>
+            <w:vAlign w:val="top"/>
+          </w:tcPr>
+          <w:p>
+            <w:pPr>
+              <w:jc w:val="center"/>
+              <w:pBdr>
+                <w:bottom w:val="none" w:sz="0" w:space="0" w:color="000000"/>
+                <w:top w:val="none" w:sz="0" w:space="0" w:color="000000"/>
+                <w:left w:val="none" w:sz="0" w:space="0" w:color="000000"/>
+                <w:right w:val="none" w:sz="0" w:space="0" w:color="000000"/>
+              </w:pBdr>
+              <w:spacing w:after="10" w:before="10" w:line="240"/>
+              <w:ind w:left="100" w:right="100" w:firstLine="0" w:firstLineChars="0"/>
+              <w:rPr>
+                <w:rFonts w:ascii="Arial" w:hAnsi="Arial" w:eastAsia="Arial" w:cs="Arial"/>
+                <w:i w:val="false"/>
+                <w:b w:val="false"/>
+                <w:u w:val="none"/>
+                <w:sz w:val="18"/>
+                <w:szCs w:val="18"/>
+                <w:color w:val="000000"/>
+              </w:rPr>
+            </w:pPr>
+            <w:r>
+              <w:rPr>
+                <w:rFonts w:ascii="Arial" w:hAnsi="Arial" w:eastAsia="Arial" w:cs="Arial"/>
+                <w:i w:val="false"/>
+                <w:b w:val="false"/>
+                <w:u w:val="none"/>
+                <w:sz w:val="18"/>
+                <w:szCs w:val="18"/>
+                <w:color w:val="000000"/>
+              </w:rPr>
+              <w:t xml:space="preserve">0.68 (0.43 to 1.08)</w:t>
+            </w:r>
+          </w:p>
+        </w:tc>
+        <w:tc>
+          <w:tcPr>
+            <w:tcBorders>
+              <w:bottom w:val="none" w:sz="0" w:space="0" w:color="000000"/>
+              <w:top w:val="none" w:sz="0" w:space="0" w:color="000000"/>
+              <w:left w:val="none" w:sz="0" w:space="0" w:color="000000"/>
+              <w:right w:val="none" w:sz="0" w:space="0" w:color="000000"/>
+            </w:tcBorders>
+            <w:shd w:val="clear" w:color="auto" w:fill="FFFFFF"/>
+            <w:tcMar>
+              <w:top w:w="0" w:type="dxa"/>
+              <w:bottom w:w="0" w:type="dxa"/>
+              <w:left w:w="0" w:type="dxa"/>
+              <w:right w:w="0" w:type="dxa"/>
+            </w:tcMar>
+            <w:vAlign w:val="top"/>
+          </w:tcPr>
+          <w:p>
+            <w:pPr>
+              <w:jc w:val="center"/>
+              <w:pBdr>
+                <w:bottom w:val="none" w:sz="0" w:space="0" w:color="000000"/>
+                <w:top w:val="none" w:sz="0" w:space="0" w:color="000000"/>
+                <w:left w:val="none" w:sz="0" w:space="0" w:color="000000"/>
+                <w:right w:val="none" w:sz="0" w:space="0" w:color="000000"/>
+              </w:pBdr>
+              <w:spacing w:after="10" w:before="10" w:line="240"/>
+              <w:ind w:left="100" w:right="100" w:firstLine="0" w:firstLineChars="0"/>
+              <w:rPr>
+                <w:rFonts w:ascii="Arial" w:hAnsi="Arial" w:eastAsia="Arial" w:cs="Arial"/>
+                <w:i w:val="false"/>
+                <w:b w:val="false"/>
+                <w:u w:val="none"/>
+                <w:sz w:val="18"/>
+                <w:szCs w:val="18"/>
+                <w:color w:val="000000"/>
+              </w:rPr>
+            </w:pPr>
+            <w:r>
+              <w:rPr>
+                <w:rFonts w:ascii="Arial" w:hAnsi="Arial" w:eastAsia="Arial" w:cs="Arial"/>
+                <w:i w:val="false"/>
+                <w:b w:val="false"/>
+                <w:u w:val="none"/>
+                <w:sz w:val="18"/>
+                <w:szCs w:val="18"/>
+                <w:color w:val="000000"/>
+              </w:rPr>
+              <w:t xml:space="preserve">0.104</w:t>
+            </w:r>
+          </w:p>
+        </w:tc>
+      </w:tr>
+      <w:tr>
+        <w:trPr>
+          <w:trHeight w:val="571" w:hRule="auto"/>
+        </w:trPr>
+        body 8
+        <w:tc>
+          <w:tcPr>
+            <w:tcBorders>
+              <w:bottom w:val="none" w:sz="0" w:space="0" w:color="000000"/>
+              <w:top w:val="none" w:sz="0" w:space="0" w:color="000000"/>
+              <w:left w:val="none" w:sz="0" w:space="0" w:color="000000"/>
+              <w:right w:val="none" w:sz="0" w:space="0" w:color="000000"/>
+            </w:tcBorders>
+            <w:shd w:val="clear" w:color="auto" w:fill="FFFFFF"/>
+            <w:tcMar>
+              <w:top w:w="0" w:type="dxa"/>
+              <w:bottom w:w="0" w:type="dxa"/>
+              <w:left w:w="0" w:type="dxa"/>
+              <w:right w:w="0" w:type="dxa"/>
+            </w:tcMar>
+            <w:vAlign w:val="top"/>
+          </w:tcPr>
+          <w:p>
+            <w:pPr>
+              <w:jc w:val="left"/>
+              <w:pBdr>
+                <w:bottom w:val="none" w:sz="0" w:space="0" w:color="000000"/>
+                <w:top w:val="none" w:sz="0" w:space="0" w:color="000000"/>
+                <w:left w:val="none" w:sz="0" w:space="0" w:color="000000"/>
+                <w:right w:val="none" w:sz="0" w:space="0" w:color="000000"/>
+              </w:pBdr>
+              <w:spacing w:after="10" w:before="10" w:line="240"/>
+              <w:ind w:left="100" w:right="100" w:firstLine="0" w:firstLineChars="0"/>
+              <w:rPr>
+                <w:rFonts w:ascii="Arial" w:hAnsi="Arial" w:eastAsia="Arial" w:cs="Arial"/>
+                <w:i w:val="false"/>
+                <w:b w:val="true"/>
+                <w:u w:val="none"/>
+                <w:sz w:val="18"/>
+                <w:szCs w:val="18"/>
+                <w:color w:val="000000"/>
+              </w:rPr>
+            </w:pPr>
+            <w:r>
+              <w:rPr>
+                <w:rFonts w:ascii="Arial" w:hAnsi="Arial" w:eastAsia="Arial" w:cs="Arial"/>
+                <w:i w:val="false"/>
+                <w:b w:val="true"/>
+                <w:u w:val="none"/>
+                <w:sz w:val="18"/>
+                <w:szCs w:val="18"/>
+                <w:color w:val="000000"/>
+              </w:rPr>
+              <w:t xml:space="preserve">Nivel educativo de la madre</w:t>
+            </w:r>
+          </w:p>
+        </w:tc>
+        <w:tc>
+          <w:tcPr>
+            <w:tcBorders>
+              <w:bottom w:val="none" w:sz="0" w:space="0" w:color="000000"/>
+              <w:top w:val="none" w:sz="0" w:space="0" w:color="000000"/>
+              <w:left w:val="none" w:sz="0" w:space="0" w:color="000000"/>
+              <w:right w:val="none" w:sz="0" w:space="0" w:color="000000"/>
+            </w:tcBorders>
+            <w:shd w:val="clear" w:color="auto" w:fill="FFFFFF"/>
+            <w:tcMar>
+              <w:top w:w="0" w:type="dxa"/>
+              <w:bottom w:w="0" w:type="dxa"/>
+              <w:left w:w="0" w:type="dxa"/>
+              <w:right w:w="0" w:type="dxa"/>
+            </w:tcMar>
+            <w:vAlign w:val="top"/>
+          </w:tcPr>
+          <w:p>
+            <w:pPr>
+              <w:jc w:val="center"/>
+              <w:pBdr>
+                <w:bottom w:val="none" w:sz="0" w:space="0" w:color="000000"/>
+                <w:top w:val="none" w:sz="0" w:space="0" w:color="000000"/>
+                <w:left w:val="none" w:sz="0" w:space="0" w:color="000000"/>
+                <w:right w:val="none" w:sz="0" w:space="0" w:color="000000"/>
+              </w:pBdr>
+              <w:spacing w:after="10" w:before="10" w:line="240"/>
+              <w:ind w:left="100" w:right="100" w:firstLine="0" w:firstLineChars="0"/>
+              <w:rPr>
+                <w:rFonts w:ascii="Arial" w:hAnsi="Arial" w:eastAsia="Arial" w:cs="Arial"/>
+                <w:i w:val="false"/>
+                <w:b w:val="false"/>
+                <w:u w:val="none"/>
+                <w:sz w:val="18"/>
+                <w:szCs w:val="18"/>
+                <w:color w:val="000000"/>
+              </w:rPr>
+            </w:pPr>
+            <w:r>
+              <w:rPr>
+                <w:rFonts w:ascii="Arial" w:hAnsi="Arial" w:eastAsia="Arial" w:cs="Arial"/>
+                <w:i w:val="false"/>
+                <w:b w:val="false"/>
+                <w:u w:val="none"/>
+                <w:sz w:val="18"/>
+                <w:szCs w:val="18"/>
+                <w:color w:val="000000"/>
+              </w:rPr>
+              <w:t xml:space="preserve"/>
+            </w:r>
+          </w:p>
+        </w:tc>
+        <w:tc>
+          <w:tcPr>
+            <w:tcBorders>
+              <w:bottom w:val="none" w:sz="0" w:space="0" w:color="000000"/>
+              <w:top w:val="none" w:sz="0" w:space="0" w:color="000000"/>
+              <w:left w:val="none" w:sz="0" w:space="0" w:color="000000"/>
+              <w:right w:val="none" w:sz="0" w:space="0" w:color="000000"/>
+            </w:tcBorders>
+            <w:shd w:val="clear" w:color="auto" w:fill="FFFFFF"/>
+            <w:tcMar>
+              <w:top w:w="0" w:type="dxa"/>
+              <w:bottom w:w="0" w:type="dxa"/>
+              <w:left w:w="0" w:type="dxa"/>
+              <w:right w:w="0" w:type="dxa"/>
+            </w:tcMar>
+            <w:vAlign w:val="top"/>
+          </w:tcPr>
+          <w:p>
+            <w:pPr>
+              <w:jc w:val="center"/>
+              <w:pBdr>
+                <w:bottom w:val="none" w:sz="0" w:space="0" w:color="000000"/>
+                <w:top w:val="none" w:sz="0" w:space="0" w:color="000000"/>
+                <w:left w:val="none" w:sz="0" w:space="0" w:color="000000"/>
+                <w:right w:val="none" w:sz="0" w:space="0" w:color="000000"/>
+              </w:pBdr>
+              <w:spacing w:after="10" w:before="10" w:line="240"/>
+              <w:ind w:left="100" w:right="100" w:firstLine="0" w:firstLineChars="0"/>
+              <w:rPr>
+                <w:rFonts w:ascii="Arial" w:hAnsi="Arial" w:eastAsia="Arial" w:cs="Arial"/>
+                <w:i w:val="false"/>
+                <w:b w:val="false"/>
+                <w:u w:val="none"/>
+                <w:sz w:val="18"/>
+                <w:szCs w:val="18"/>
+                <w:color w:val="000000"/>
+              </w:rPr>
+            </w:pPr>
+            <w:r>
+              <w:rPr>
+                <w:rFonts w:ascii="Arial" w:hAnsi="Arial" w:eastAsia="Arial" w:cs="Arial"/>
+                <w:i w:val="false"/>
+                <w:b w:val="false"/>
+                <w:u w:val="none"/>
+                <w:sz w:val="18"/>
+                <w:szCs w:val="18"/>
+                <w:color w:val="000000"/>
+              </w:rPr>
+              <w:t xml:space="preserve"/>
+            </w:r>
+          </w:p>
+        </w:tc>
+        <w:tc>
+          <w:tcPr>
+            <w:tcBorders>
+              <w:bottom w:val="none" w:sz="0" w:space="0" w:color="000000"/>
+              <w:top w:val="none" w:sz="0" w:space="0" w:color="000000"/>
+              <w:left w:val="none" w:sz="0" w:space="0" w:color="000000"/>
+              <w:right w:val="none" w:sz="0" w:space="0" w:color="000000"/>
+            </w:tcBorders>
+            <w:shd w:val="clear" w:color="auto" w:fill="FFFFFF"/>
+            <w:tcMar>
+              <w:top w:w="0" w:type="dxa"/>
+              <w:bottom w:w="0" w:type="dxa"/>
+              <w:left w:w="0" w:type="dxa"/>
+              <w:right w:w="0" w:type="dxa"/>
+            </w:tcMar>
+            <w:vAlign w:val="top"/>
+          </w:tcPr>
+          <w:p>
+            <w:pPr>
+              <w:jc w:val="center"/>
+              <w:pBdr>
+                <w:bottom w:val="none" w:sz="0" w:space="0" w:color="000000"/>
+                <w:top w:val="none" w:sz="0" w:space="0" w:color="000000"/>
+                <w:left w:val="none" w:sz="0" w:space="0" w:color="000000"/>
+                <w:right w:val="none" w:sz="0" w:space="0" w:color="000000"/>
+              </w:pBdr>
+              <w:spacing w:after="10" w:before="10" w:line="240"/>
+              <w:ind w:left="100" w:right="100" w:firstLine="0" w:firstLineChars="0"/>
+              <w:rPr>
+                <w:rFonts w:ascii="Arial" w:hAnsi="Arial" w:eastAsia="Arial" w:cs="Arial"/>
+                <w:i w:val="false"/>
+                <w:b w:val="false"/>
+                <w:u w:val="none"/>
+                <w:sz w:val="18"/>
+                <w:szCs w:val="18"/>
+                <w:color w:val="000000"/>
+              </w:rPr>
+            </w:pPr>
+            <w:r>
+              <w:rPr>
+                <w:rFonts w:ascii="Arial" w:hAnsi="Arial" w:eastAsia="Arial" w:cs="Arial"/>
+                <w:i w:val="false"/>
+                <w:b w:val="false"/>
+                <w:u w:val="none"/>
+                <w:sz w:val="18"/>
+                <w:szCs w:val="18"/>
+                <w:color w:val="000000"/>
+              </w:rPr>
+              <w:t xml:space="preserve"/>
+            </w:r>
+          </w:p>
+        </w:tc>
+        <w:tc>
+          <w:tcPr>
+            <w:tcBorders>
+              <w:bottom w:val="none" w:sz="0" w:space="0" w:color="000000"/>
+              <w:top w:val="none" w:sz="0" w:space="0" w:color="000000"/>
+              <w:left w:val="none" w:sz="0" w:space="0" w:color="000000"/>
+              <w:right w:val="none" w:sz="0" w:space="0" w:color="000000"/>
+            </w:tcBorders>
+            <w:shd w:val="clear" w:color="auto" w:fill="FFFFFF"/>
+            <w:tcMar>
+              <w:top w:w="0" w:type="dxa"/>
+              <w:bottom w:w="0" w:type="dxa"/>
+              <w:left w:w="0" w:type="dxa"/>
+              <w:right w:w="0" w:type="dxa"/>
+            </w:tcMar>
+            <w:vAlign w:val="top"/>
+          </w:tcPr>
+          <w:p>
+            <w:pPr>
+              <w:jc w:val="center"/>
+              <w:pBdr>
+                <w:bottom w:val="none" w:sz="0" w:space="0" w:color="000000"/>
+                <w:top w:val="none" w:sz="0" w:space="0" w:color="000000"/>
+                <w:left w:val="none" w:sz="0" w:space="0" w:color="000000"/>
+                <w:right w:val="none" w:sz="0" w:space="0" w:color="000000"/>
+              </w:pBdr>
+              <w:spacing w:after="10" w:before="10" w:line="240"/>
+              <w:ind w:left="100" w:right="100" w:firstLine="0" w:firstLineChars="0"/>
+              <w:rPr>
+                <w:rFonts w:ascii="Arial" w:hAnsi="Arial" w:eastAsia="Arial" w:cs="Arial"/>
+                <w:i w:val="false"/>
+                <w:b w:val="false"/>
+                <w:u w:val="none"/>
+                <w:sz w:val="18"/>
+                <w:szCs w:val="18"/>
+                <w:color w:val="000000"/>
+              </w:rPr>
+            </w:pPr>
+            <w:r>
+              <w:rPr>
+                <w:rFonts w:ascii="Arial" w:hAnsi="Arial" w:eastAsia="Arial" w:cs="Arial"/>
+                <w:i w:val="false"/>
+                <w:b w:val="false"/>
+                <w:u w:val="none"/>
+                <w:sz w:val="18"/>
+                <w:szCs w:val="18"/>
+                <w:color w:val="000000"/>
+              </w:rPr>
+              <w:t xml:space="preserve"/>
+            </w:r>
+          </w:p>
+        </w:tc>
+        <w:tc>
+          <w:tcPr>
+            <w:tcBorders>
+              <w:bottom w:val="none" w:sz="0" w:space="0" w:color="000000"/>
+              <w:top w:val="none" w:sz="0" w:space="0" w:color="000000"/>
+              <w:left w:val="none" w:sz="0" w:space="0" w:color="000000"/>
+              <w:right w:val="none" w:sz="0" w:space="0" w:color="000000"/>
+            </w:tcBorders>
+            <w:shd w:val="clear" w:color="auto" w:fill="FFFFFF"/>
+            <w:tcMar>
+              <w:top w:w="0" w:type="dxa"/>
+              <w:bottom w:w="0" w:type="dxa"/>
+              <w:left w:w="0" w:type="dxa"/>
+              <w:right w:w="0" w:type="dxa"/>
+            </w:tcMar>
+            <w:vAlign w:val="top"/>
+          </w:tcPr>
+          <w:p>
+            <w:pPr>
+              <w:jc w:val="center"/>
+              <w:pBdr>
+                <w:bottom w:val="none" w:sz="0" w:space="0" w:color="000000"/>
+                <w:top w:val="none" w:sz="0" w:space="0" w:color="000000"/>
+                <w:left w:val="none" w:sz="0" w:space="0" w:color="000000"/>
+                <w:right w:val="none" w:sz="0" w:space="0" w:color="000000"/>
+              </w:pBdr>
+              <w:spacing w:after="10" w:before="10" w:line="240"/>
+              <w:ind w:left="100" w:right="100" w:firstLine="0" w:firstLineChars="0"/>
+              <w:rPr>
+                <w:rFonts w:ascii="Arial" w:hAnsi="Arial" w:eastAsia="Arial" w:cs="Arial"/>
+                <w:i w:val="false"/>
+                <w:b w:val="false"/>
+                <w:u w:val="none"/>
+                <w:sz w:val="18"/>
+                <w:szCs w:val="18"/>
+                <w:color w:val="000000"/>
+              </w:rPr>
+            </w:pPr>
+            <w:r>
+              <w:rPr>
+                <w:rFonts w:ascii="Arial" w:hAnsi="Arial" w:eastAsia="Arial" w:cs="Arial"/>
+                <w:i w:val="false"/>
+                <w:b w:val="false"/>
+                <w:u w:val="none"/>
+                <w:sz w:val="18"/>
+                <w:szCs w:val="18"/>
+                <w:color w:val="000000"/>
+              </w:rPr>
+              <w:t xml:space="preserve"/>
+            </w:r>
+          </w:p>
+        </w:tc>
+        <w:tc>
+          <w:tcPr>
+            <w:tcBorders>
+              <w:bottom w:val="none" w:sz="0" w:space="0" w:color="000000"/>
+              <w:top w:val="none" w:sz="0" w:space="0" w:color="000000"/>
+              <w:left w:val="none" w:sz="0" w:space="0" w:color="000000"/>
+              <w:right w:val="none" w:sz="0" w:space="0" w:color="000000"/>
+            </w:tcBorders>
+            <w:shd w:val="clear" w:color="auto" w:fill="FFFFFF"/>
+            <w:tcMar>
+              <w:top w:w="0" w:type="dxa"/>
+              <w:bottom w:w="0" w:type="dxa"/>
+              <w:left w:w="0" w:type="dxa"/>
+              <w:right w:w="0" w:type="dxa"/>
+            </w:tcMar>
+            <w:vAlign w:val="top"/>
+          </w:tcPr>
+          <w:p>
+            <w:pPr>
+              <w:jc w:val="center"/>
+              <w:pBdr>
+                <w:bottom w:val="none" w:sz="0" w:space="0" w:color="000000"/>
+                <w:top w:val="none" w:sz="0" w:space="0" w:color="000000"/>
+                <w:left w:val="none" w:sz="0" w:space="0" w:color="000000"/>
+                <w:right w:val="none" w:sz="0" w:space="0" w:color="000000"/>
+              </w:pBdr>
+              <w:spacing w:after="10" w:before="10" w:line="240"/>
+              <w:ind w:left="100" w:right="100" w:firstLine="0" w:firstLineChars="0"/>
+              <w:rPr>
+                <w:rFonts w:ascii="Arial" w:hAnsi="Arial" w:eastAsia="Arial" w:cs="Arial"/>
+                <w:i w:val="false"/>
+                <w:b w:val="false"/>
+                <w:u w:val="none"/>
+                <w:sz w:val="18"/>
+                <w:szCs w:val="18"/>
+                <w:color w:val="000000"/>
+              </w:rPr>
+            </w:pPr>
+            <w:r>
+              <w:rPr>
+                <w:rFonts w:ascii="Arial" w:hAnsi="Arial" w:eastAsia="Arial" w:cs="Arial"/>
+                <w:i w:val="false"/>
+                <w:b w:val="false"/>
+                <w:u w:val="none"/>
+                <w:sz w:val="18"/>
+                <w:szCs w:val="18"/>
+                <w:color w:val="000000"/>
+              </w:rPr>
+              <w:t xml:space="preserve"/>
+            </w:r>
+          </w:p>
+        </w:tc>
+        <w:tc>
+          <w:tcPr>
+            <w:tcBorders>
+              <w:bottom w:val="none" w:sz="0" w:space="0" w:color="000000"/>
+              <w:top w:val="none" w:sz="0" w:space="0" w:color="000000"/>
+              <w:left w:val="none" w:sz="0" w:space="0" w:color="000000"/>
+              <w:right w:val="none" w:sz="0" w:space="0" w:color="000000"/>
+            </w:tcBorders>
+            <w:shd w:val="clear" w:color="auto" w:fill="FFFFFF"/>
+            <w:tcMar>
+              <w:top w:w="0" w:type="dxa"/>
+              <w:bottom w:w="0" w:type="dxa"/>
+              <w:left w:w="0" w:type="dxa"/>
+              <w:right w:w="0" w:type="dxa"/>
+            </w:tcMar>
+            <w:vAlign w:val="top"/>
+          </w:tcPr>
+          <w:p>
+            <w:pPr>
+              <w:jc w:val="center"/>
+              <w:pBdr>
+                <w:bottom w:val="none" w:sz="0" w:space="0" w:color="000000"/>
+                <w:top w:val="none" w:sz="0" w:space="0" w:color="000000"/>
+                <w:left w:val="none" w:sz="0" w:space="0" w:color="000000"/>
+                <w:right w:val="none" w:sz="0" w:space="0" w:color="000000"/>
+              </w:pBdr>
+              <w:spacing w:after="10" w:before="10" w:line="240"/>
+              <w:ind w:left="100" w:right="100" w:firstLine="0" w:firstLineChars="0"/>
+              <w:rPr>
+                <w:rFonts w:ascii="Arial" w:hAnsi="Arial" w:eastAsia="Arial" w:cs="Arial"/>
+                <w:i w:val="false"/>
+                <w:b w:val="false"/>
+                <w:u w:val="none"/>
+                <w:sz w:val="18"/>
+                <w:szCs w:val="18"/>
+                <w:color w:val="000000"/>
+              </w:rPr>
+            </w:pPr>
+            <w:r>
+              <w:rPr>
+                <w:rFonts w:ascii="Arial" w:hAnsi="Arial" w:eastAsia="Arial" w:cs="Arial"/>
+                <w:i w:val="false"/>
+                <w:b w:val="false"/>
+                <w:u w:val="none"/>
+                <w:sz w:val="18"/>
+                <w:szCs w:val="18"/>
+                <w:color w:val="000000"/>
+              </w:rPr>
+              <w:t xml:space="preserve"/>
+            </w:r>
+          </w:p>
+        </w:tc>
+        <w:tc>
+          <w:tcPr>
+            <w:tcBorders>
+              <w:bottom w:val="none" w:sz="0" w:space="0" w:color="000000"/>
+              <w:top w:val="none" w:sz="0" w:space="0" w:color="000000"/>
+              <w:left w:val="none" w:sz="0" w:space="0" w:color="000000"/>
+              <w:right w:val="none" w:sz="0" w:space="0" w:color="000000"/>
+            </w:tcBorders>
+            <w:shd w:val="clear" w:color="auto" w:fill="FFFFFF"/>
+            <w:tcMar>
+              <w:top w:w="0" w:type="dxa"/>
+              <w:bottom w:w="0" w:type="dxa"/>
+              <w:left w:w="0" w:type="dxa"/>
+              <w:right w:w="0" w:type="dxa"/>
+            </w:tcMar>
+            <w:vAlign w:val="top"/>
+          </w:tcPr>
+          <w:p>
+            <w:pPr>
+              <w:jc w:val="center"/>
+              <w:pBdr>
+                <w:bottom w:val="none" w:sz="0" w:space="0" w:color="000000"/>
+                <w:top w:val="none" w:sz="0" w:space="0" w:color="000000"/>
+                <w:left w:val="none" w:sz="0" w:space="0" w:color="000000"/>
+                <w:right w:val="none" w:sz="0" w:space="0" w:color="000000"/>
+              </w:pBdr>
+              <w:spacing w:after="10" w:before="10" w:line="240"/>
+              <w:ind w:left="100" w:right="100" w:firstLine="0" w:firstLineChars="0"/>
+              <w:rPr>
+                <w:rFonts w:ascii="Arial" w:hAnsi="Arial" w:eastAsia="Arial" w:cs="Arial"/>
+                <w:i w:val="false"/>
+                <w:b w:val="false"/>
+                <w:u w:val="none"/>
+                <w:sz w:val="18"/>
+                <w:szCs w:val="18"/>
+                <w:color w:val="000000"/>
+              </w:rPr>
+            </w:pPr>
+            <w:r>
+              <w:rPr>
+                <w:rFonts w:ascii="Arial" w:hAnsi="Arial" w:eastAsia="Arial" w:cs="Arial"/>
+                <w:i w:val="false"/>
+                <w:b w:val="false"/>
+                <w:u w:val="none"/>
+                <w:sz w:val="18"/>
+                <w:szCs w:val="18"/>
+                <w:color w:val="000000"/>
+              </w:rPr>
+              <w:t xml:space="preserve"/>
+            </w:r>
+          </w:p>
+        </w:tc>
+      </w:tr>
+      <w:tr>
+        <w:trPr>
+          <w:trHeight w:val="614" w:hRule="auto"/>
+        </w:trPr>
+        body 9
+        <w:tc>
+          <w:tcPr>
+            <w:tcBorders>
+              <w:bottom w:val="none" w:sz="0" w:space="0" w:color="000000"/>
+              <w:top w:val="none" w:sz="0" w:space="0" w:color="000000"/>
+              <w:left w:val="none" w:sz="0" w:space="0" w:color="000000"/>
+              <w:right w:val="none" w:sz="0" w:space="0" w:color="000000"/>
+            </w:tcBorders>
+            <w:shd w:val="clear" w:color="auto" w:fill="FFFFFF"/>
+            <w:tcMar>
+              <w:top w:w="0" w:type="dxa"/>
+              <w:bottom w:w="0" w:type="dxa"/>
+              <w:left w:w="0" w:type="dxa"/>
+              <w:right w:w="0" w:type="dxa"/>
+            </w:tcMar>
+            <w:vAlign w:val="top"/>
+          </w:tcPr>
+          <w:p>
+            <w:pPr>
+              <w:jc w:val="left"/>
+              <w:pBdr>
+                <w:bottom w:val="none" w:sz="0" w:space="0" w:color="000000"/>
+                <w:top w:val="none" w:sz="0" w:space="0" w:color="000000"/>
+                <w:left w:val="none" w:sz="0" w:space="0" w:color="000000"/>
+                <w:right w:val="none" w:sz="0" w:space="0" w:color="000000"/>
+              </w:pBdr>
+              <w:spacing w:after="10" w:before="10" w:line="240"/>
+              <w:ind w:left="300" w:right="100" w:firstLine="0" w:firstLineChars="0"/>
+              <w:rPr>
+                <w:rFonts w:ascii="Arial" w:hAnsi="Arial" w:eastAsia="Arial" w:cs="Arial"/>
+                <w:i w:val="false"/>
+                <w:b w:val="false"/>
+                <w:u w:val="none"/>
+                <w:sz w:val="18"/>
+                <w:szCs w:val="18"/>
+                <w:color w:val="000000"/>
+              </w:rPr>
+            </w:pPr>
+            <w:r>
+              <w:rPr>
+                <w:rFonts w:ascii="Arial" w:hAnsi="Arial" w:eastAsia="Arial" w:cs="Arial"/>
+                <w:i w:val="false"/>
+                <w:b w:val="false"/>
+                <w:u w:val="none"/>
+                <w:sz w:val="18"/>
+                <w:szCs w:val="18"/>
+                <w:color w:val="000000"/>
+              </w:rPr>
+              <w:t xml:space="preserve">Primaria o ninguno</w:t>
+            </w:r>
+          </w:p>
+        </w:tc>
+        <w:tc>
+          <w:tcPr>
+            <w:tcBorders>
+              <w:bottom w:val="none" w:sz="0" w:space="0" w:color="000000"/>
+              <w:top w:val="none" w:sz="0" w:space="0" w:color="000000"/>
+              <w:left w:val="none" w:sz="0" w:space="0" w:color="000000"/>
+              <w:right w:val="none" w:sz="0" w:space="0" w:color="000000"/>
+            </w:tcBorders>
+            <w:shd w:val="clear" w:color="auto" w:fill="FFFFFF"/>
+            <w:tcMar>
+              <w:top w:w="0" w:type="dxa"/>
+              <w:bottom w:w="0" w:type="dxa"/>
+              <w:left w:w="0" w:type="dxa"/>
+              <w:right w:w="0" w:type="dxa"/>
+            </w:tcMar>
+            <w:vAlign w:val="top"/>
+          </w:tcPr>
+          <w:p>
+            <w:pPr>
+              <w:jc w:val="center"/>
+              <w:pBdr>
+                <w:bottom w:val="none" w:sz="0" w:space="0" w:color="000000"/>
+                <w:top w:val="none" w:sz="0" w:space="0" w:color="000000"/>
+                <w:left w:val="none" w:sz="0" w:space="0" w:color="000000"/>
+                <w:right w:val="none" w:sz="0" w:space="0" w:color="000000"/>
+              </w:pBdr>
+              <w:spacing w:after="10" w:before="10" w:line="240"/>
+              <w:ind w:left="100" w:right="100" w:firstLine="0" w:firstLineChars="0"/>
+              <w:rPr>
+                <w:rFonts w:ascii="Arial" w:hAnsi="Arial" w:eastAsia="Arial" w:cs="Arial"/>
+                <w:i w:val="false"/>
+                <w:b w:val="false"/>
+                <w:u w:val="none"/>
+                <w:sz w:val="18"/>
+                <w:szCs w:val="18"/>
+                <w:color w:val="000000"/>
+              </w:rPr>
+            </w:pPr>
+            <w:r>
+              <w:rPr>
+                <w:rFonts w:ascii="Arial" w:hAnsi="Arial" w:eastAsia="Arial" w:cs="Arial"/>
+                <w:i w:val="false"/>
+                <w:b w:val="false"/>
+                <w:u w:val="none"/>
+                <w:sz w:val="18"/>
+                <w:szCs w:val="18"/>
+                <w:color w:val="000000"/>
+              </w:rPr>
+              <w:t xml:space="preserve">—</w:t>
+            </w:r>
+          </w:p>
+        </w:tc>
+        <w:tc>
+          <w:tcPr>
+            <w:tcBorders>
+              <w:bottom w:val="none" w:sz="0" w:space="0" w:color="000000"/>
+              <w:top w:val="none" w:sz="0" w:space="0" w:color="000000"/>
+              <w:left w:val="none" w:sz="0" w:space="0" w:color="000000"/>
+              <w:right w:val="none" w:sz="0" w:space="0" w:color="000000"/>
+            </w:tcBorders>
+            <w:shd w:val="clear" w:color="auto" w:fill="FFFFFF"/>
+            <w:tcMar>
+              <w:top w:w="0" w:type="dxa"/>
+              <w:bottom w:w="0" w:type="dxa"/>
+              <w:left w:w="0" w:type="dxa"/>
+              <w:right w:w="0" w:type="dxa"/>
+            </w:tcMar>
+            <w:vAlign w:val="top"/>
+          </w:tcPr>
+          <w:p>
+            <w:pPr>
+              <w:jc w:val="center"/>
+              <w:pBdr>
+                <w:bottom w:val="none" w:sz="0" w:space="0" w:color="000000"/>
+                <w:top w:val="none" w:sz="0" w:space="0" w:color="000000"/>
+                <w:left w:val="none" w:sz="0" w:space="0" w:color="000000"/>
+                <w:right w:val="none" w:sz="0" w:space="0" w:color="000000"/>
+              </w:pBdr>
+              <w:spacing w:after="10" w:before="10" w:line="240"/>
+              <w:ind w:left="100" w:right="100" w:firstLine="0" w:firstLineChars="0"/>
+              <w:rPr>
+                <w:rFonts w:ascii="Arial" w:hAnsi="Arial" w:eastAsia="Arial" w:cs="Arial"/>
+                <w:i w:val="false"/>
+                <w:b w:val="false"/>
+                <w:u w:val="none"/>
+                <w:sz w:val="18"/>
+                <w:szCs w:val="18"/>
+                <w:color w:val="000000"/>
+              </w:rPr>
+            </w:pPr>
+            <w:r>
+              <w:rPr>
+                <w:rFonts w:ascii="Arial" w:hAnsi="Arial" w:eastAsia="Arial" w:cs="Arial"/>
+                <w:i w:val="false"/>
+                <w:b w:val="false"/>
+                <w:u w:val="none"/>
+                <w:sz w:val="18"/>
+                <w:szCs w:val="18"/>
+                <w:color w:val="000000"/>
+              </w:rPr>
+              <w:t xml:space="preserve"/>
+            </w:r>
+          </w:p>
+        </w:tc>
+        <w:tc>
+          <w:tcPr>
+            <w:tcBorders>
+              <w:bottom w:val="none" w:sz="0" w:space="0" w:color="000000"/>
+              <w:top w:val="none" w:sz="0" w:space="0" w:color="000000"/>
+              <w:left w:val="none" w:sz="0" w:space="0" w:color="000000"/>
+              <w:right w:val="none" w:sz="0" w:space="0" w:color="000000"/>
+            </w:tcBorders>
+            <w:shd w:val="clear" w:color="auto" w:fill="FFFFFF"/>
+            <w:tcMar>
+              <w:top w:w="0" w:type="dxa"/>
+              <w:bottom w:w="0" w:type="dxa"/>
+              <w:left w:w="0" w:type="dxa"/>
+              <w:right w:w="0" w:type="dxa"/>
+            </w:tcMar>
+            <w:vAlign w:val="top"/>
+          </w:tcPr>
+          <w:p>
+            <w:pPr>
+              <w:jc w:val="center"/>
+              <w:pBdr>
+                <w:bottom w:val="none" w:sz="0" w:space="0" w:color="000000"/>
+                <w:top w:val="none" w:sz="0" w:space="0" w:color="000000"/>
+                <w:left w:val="none" w:sz="0" w:space="0" w:color="000000"/>
+                <w:right w:val="none" w:sz="0" w:space="0" w:color="000000"/>
+              </w:pBdr>
+              <w:spacing w:after="10" w:before="10" w:line="240"/>
+              <w:ind w:left="100" w:right="100" w:firstLine="0" w:firstLineChars="0"/>
+              <w:rPr>
+                <w:rFonts w:ascii="Arial" w:hAnsi="Arial" w:eastAsia="Arial" w:cs="Arial"/>
+                <w:i w:val="false"/>
+                <w:b w:val="false"/>
+                <w:u w:val="none"/>
+                <w:sz w:val="18"/>
+                <w:szCs w:val="18"/>
+                <w:color w:val="000000"/>
+              </w:rPr>
+            </w:pPr>
+            <w:r>
+              <w:rPr>
+                <w:rFonts w:ascii="Arial" w:hAnsi="Arial" w:eastAsia="Arial" w:cs="Arial"/>
+                <w:i w:val="false"/>
+                <w:b w:val="false"/>
+                <w:u w:val="none"/>
+                <w:sz w:val="18"/>
+                <w:szCs w:val="18"/>
+                <w:color w:val="000000"/>
+              </w:rPr>
+              <w:t xml:space="preserve">—</w:t>
+            </w:r>
+          </w:p>
+        </w:tc>
+        <w:tc>
+          <w:tcPr>
+            <w:tcBorders>
+              <w:bottom w:val="none" w:sz="0" w:space="0" w:color="000000"/>
+              <w:top w:val="none" w:sz="0" w:space="0" w:color="000000"/>
+              <w:left w:val="none" w:sz="0" w:space="0" w:color="000000"/>
+              <w:right w:val="none" w:sz="0" w:space="0" w:color="000000"/>
+            </w:tcBorders>
+            <w:shd w:val="clear" w:color="auto" w:fill="FFFFFF"/>
+            <w:tcMar>
+              <w:top w:w="0" w:type="dxa"/>
+              <w:bottom w:w="0" w:type="dxa"/>
+              <w:left w:w="0" w:type="dxa"/>
+              <w:right w:w="0" w:type="dxa"/>
+            </w:tcMar>
+            <w:vAlign w:val="top"/>
+          </w:tcPr>
+          <w:p>
+            <w:pPr>
+              <w:jc w:val="center"/>
+              <w:pBdr>
+                <w:bottom w:val="none" w:sz="0" w:space="0" w:color="000000"/>
+                <w:top w:val="none" w:sz="0" w:space="0" w:color="000000"/>
+                <w:left w:val="none" w:sz="0" w:space="0" w:color="000000"/>
+                <w:right w:val="none" w:sz="0" w:space="0" w:color="000000"/>
+              </w:pBdr>
+              <w:spacing w:after="10" w:before="10" w:line="240"/>
+              <w:ind w:left="100" w:right="100" w:firstLine="0" w:firstLineChars="0"/>
+              <w:rPr>
+                <w:rFonts w:ascii="Arial" w:hAnsi="Arial" w:eastAsia="Arial" w:cs="Arial"/>
+                <w:i w:val="false"/>
+                <w:b w:val="false"/>
+                <w:u w:val="none"/>
+                <w:sz w:val="18"/>
+                <w:szCs w:val="18"/>
+                <w:color w:val="000000"/>
+              </w:rPr>
+            </w:pPr>
+            <w:r>
+              <w:rPr>
+                <w:rFonts w:ascii="Arial" w:hAnsi="Arial" w:eastAsia="Arial" w:cs="Arial"/>
+                <w:i w:val="false"/>
+                <w:b w:val="false"/>
+                <w:u w:val="none"/>
+                <w:sz w:val="18"/>
+                <w:szCs w:val="18"/>
+                <w:color w:val="000000"/>
+              </w:rPr>
+              <w:t xml:space="preserve"/>
+            </w:r>
+          </w:p>
+        </w:tc>
+        <w:tc>
+          <w:tcPr>
+            <w:tcBorders>
+              <w:bottom w:val="none" w:sz="0" w:space="0" w:color="000000"/>
+              <w:top w:val="none" w:sz="0" w:space="0" w:color="000000"/>
+              <w:left w:val="none" w:sz="0" w:space="0" w:color="000000"/>
+              <w:right w:val="none" w:sz="0" w:space="0" w:color="000000"/>
+            </w:tcBorders>
+            <w:shd w:val="clear" w:color="auto" w:fill="FFFFFF"/>
+            <w:tcMar>
+              <w:top w:w="0" w:type="dxa"/>
+              <w:bottom w:w="0" w:type="dxa"/>
+              <w:left w:w="0" w:type="dxa"/>
+              <w:right w:w="0" w:type="dxa"/>
+            </w:tcMar>
+            <w:vAlign w:val="top"/>
+          </w:tcPr>
+          <w:p>
+            <w:pPr>
+              <w:jc w:val="center"/>
+              <w:pBdr>
+                <w:bottom w:val="none" w:sz="0" w:space="0" w:color="000000"/>
+                <w:top w:val="none" w:sz="0" w:space="0" w:color="000000"/>
+                <w:left w:val="none" w:sz="0" w:space="0" w:color="000000"/>
+                <w:right w:val="none" w:sz="0" w:space="0" w:color="000000"/>
+              </w:pBdr>
+              <w:spacing w:after="10" w:before="10" w:line="240"/>
+              <w:ind w:left="100" w:right="100" w:firstLine="0" w:firstLineChars="0"/>
+              <w:rPr>
+                <w:rFonts w:ascii="Arial" w:hAnsi="Arial" w:eastAsia="Arial" w:cs="Arial"/>
+                <w:i w:val="false"/>
+                <w:b w:val="false"/>
+                <w:u w:val="none"/>
+                <w:sz w:val="18"/>
+                <w:szCs w:val="18"/>
+                <w:color w:val="000000"/>
+              </w:rPr>
+            </w:pPr>
+            <w:r>
+              <w:rPr>
+                <w:rFonts w:ascii="Arial" w:hAnsi="Arial" w:eastAsia="Arial" w:cs="Arial"/>
+                <w:i w:val="false"/>
+                <w:b w:val="false"/>
+                <w:u w:val="none"/>
+                <w:sz w:val="18"/>
+                <w:szCs w:val="18"/>
+                <w:color w:val="000000"/>
+              </w:rPr>
+              <w:t xml:space="preserve">—</w:t>
+            </w:r>
+          </w:p>
+        </w:tc>
+        <w:tc>
+          <w:tcPr>
+            <w:tcBorders>
+              <w:bottom w:val="none" w:sz="0" w:space="0" w:color="000000"/>
+              <w:top w:val="none" w:sz="0" w:space="0" w:color="000000"/>
+              <w:left w:val="none" w:sz="0" w:space="0" w:color="000000"/>
+              <w:right w:val="none" w:sz="0" w:space="0" w:color="000000"/>
+            </w:tcBorders>
+            <w:shd w:val="clear" w:color="auto" w:fill="FFFFFF"/>
+            <w:tcMar>
+              <w:top w:w="0" w:type="dxa"/>
+              <w:bottom w:w="0" w:type="dxa"/>
+              <w:left w:w="0" w:type="dxa"/>
+              <w:right w:w="0" w:type="dxa"/>
+            </w:tcMar>
+            <w:vAlign w:val="top"/>
+          </w:tcPr>
+          <w:p>
+            <w:pPr>
+              <w:jc w:val="center"/>
+              <w:pBdr>
+                <w:bottom w:val="none" w:sz="0" w:space="0" w:color="000000"/>
+                <w:top w:val="none" w:sz="0" w:space="0" w:color="000000"/>
+                <w:left w:val="none" w:sz="0" w:space="0" w:color="000000"/>
+                <w:right w:val="none" w:sz="0" w:space="0" w:color="000000"/>
+              </w:pBdr>
+              <w:spacing w:after="10" w:before="10" w:line="240"/>
+              <w:ind w:left="100" w:right="100" w:firstLine="0" w:firstLineChars="0"/>
+              <w:rPr>
+                <w:rFonts w:ascii="Arial" w:hAnsi="Arial" w:eastAsia="Arial" w:cs="Arial"/>
+                <w:i w:val="false"/>
+                <w:b w:val="false"/>
+                <w:u w:val="none"/>
+                <w:sz w:val="18"/>
+                <w:szCs w:val="18"/>
+                <w:color w:val="000000"/>
+              </w:rPr>
+            </w:pPr>
+            <w:r>
+              <w:rPr>
+                <w:rFonts w:ascii="Arial" w:hAnsi="Arial" w:eastAsia="Arial" w:cs="Arial"/>
+                <w:i w:val="false"/>
+                <w:b w:val="false"/>
+                <w:u w:val="none"/>
+                <w:sz w:val="18"/>
+                <w:szCs w:val="18"/>
+                <w:color w:val="000000"/>
+              </w:rPr>
+              <w:t xml:space="preserve"/>
+            </w:r>
+          </w:p>
+        </w:tc>
+        <w:tc>
+          <w:tcPr>
+            <w:tcBorders>
+              <w:bottom w:val="none" w:sz="0" w:space="0" w:color="000000"/>
+              <w:top w:val="none" w:sz="0" w:space="0" w:color="000000"/>
+              <w:left w:val="none" w:sz="0" w:space="0" w:color="000000"/>
+              <w:right w:val="none" w:sz="0" w:space="0" w:color="000000"/>
+            </w:tcBorders>
+            <w:shd w:val="clear" w:color="auto" w:fill="FFFFFF"/>
+            <w:tcMar>
+              <w:top w:w="0" w:type="dxa"/>
+              <w:bottom w:w="0" w:type="dxa"/>
+              <w:left w:w="0" w:type="dxa"/>
+              <w:right w:w="0" w:type="dxa"/>
+            </w:tcMar>
+            <w:vAlign w:val="top"/>
+          </w:tcPr>
+          <w:p>
+            <w:pPr>
+              <w:jc w:val="center"/>
+              <w:pBdr>
+                <w:bottom w:val="none" w:sz="0" w:space="0" w:color="000000"/>
+                <w:top w:val="none" w:sz="0" w:space="0" w:color="000000"/>
+                <w:left w:val="none" w:sz="0" w:space="0" w:color="000000"/>
+                <w:right w:val="none" w:sz="0" w:space="0" w:color="000000"/>
+              </w:pBdr>
+              <w:spacing w:after="10" w:before="10" w:line="240"/>
+              <w:ind w:left="100" w:right="100" w:firstLine="0" w:firstLineChars="0"/>
+              <w:rPr>
+                <w:rFonts w:ascii="Arial" w:hAnsi="Arial" w:eastAsia="Arial" w:cs="Arial"/>
+                <w:i w:val="false"/>
+                <w:b w:val="false"/>
+                <w:u w:val="none"/>
+                <w:sz w:val="18"/>
+                <w:szCs w:val="18"/>
+                <w:color w:val="000000"/>
+              </w:rPr>
+            </w:pPr>
+            <w:r>
+              <w:rPr>
+                <w:rFonts w:ascii="Arial" w:hAnsi="Arial" w:eastAsia="Arial" w:cs="Arial"/>
+                <w:i w:val="false"/>
+                <w:b w:val="false"/>
+                <w:u w:val="none"/>
+                <w:sz w:val="18"/>
+                <w:szCs w:val="18"/>
+                <w:color w:val="000000"/>
+              </w:rPr>
+              <w:t xml:space="preserve">—</w:t>
+            </w:r>
+          </w:p>
+        </w:tc>
+        <w:tc>
+          <w:tcPr>
+            <w:tcBorders>
+              <w:bottom w:val="none" w:sz="0" w:space="0" w:color="000000"/>
+              <w:top w:val="none" w:sz="0" w:space="0" w:color="000000"/>
+              <w:left w:val="none" w:sz="0" w:space="0" w:color="000000"/>
+              <w:right w:val="none" w:sz="0" w:space="0" w:color="000000"/>
+            </w:tcBorders>
+            <w:shd w:val="clear" w:color="auto" w:fill="FFFFFF"/>
+            <w:tcMar>
+              <w:top w:w="0" w:type="dxa"/>
+              <w:bottom w:w="0" w:type="dxa"/>
+              <w:left w:w="0" w:type="dxa"/>
+              <w:right w:w="0" w:type="dxa"/>
+            </w:tcMar>
+            <w:vAlign w:val="top"/>
+          </w:tcPr>
+          <w:p>
+            <w:pPr>
+              <w:jc w:val="center"/>
+              <w:pBdr>
+                <w:bottom w:val="none" w:sz="0" w:space="0" w:color="000000"/>
+                <w:top w:val="none" w:sz="0" w:space="0" w:color="000000"/>
+                <w:left w:val="none" w:sz="0" w:space="0" w:color="000000"/>
+                <w:right w:val="none" w:sz="0" w:space="0" w:color="000000"/>
+              </w:pBdr>
+              <w:spacing w:after="10" w:before="10" w:line="240"/>
+              <w:ind w:left="100" w:right="100" w:firstLine="0" w:firstLineChars="0"/>
+              <w:rPr>
+                <w:rFonts w:ascii="Arial" w:hAnsi="Arial" w:eastAsia="Arial" w:cs="Arial"/>
+                <w:i w:val="false"/>
+                <w:b w:val="false"/>
+                <w:u w:val="none"/>
+                <w:sz w:val="18"/>
+                <w:szCs w:val="18"/>
+                <w:color w:val="000000"/>
+              </w:rPr>
+            </w:pPr>
+            <w:r>
+              <w:rPr>
+                <w:rFonts w:ascii="Arial" w:hAnsi="Arial" w:eastAsia="Arial" w:cs="Arial"/>
+                <w:i w:val="false"/>
+                <w:b w:val="false"/>
+                <w:u w:val="none"/>
+                <w:sz w:val="18"/>
+                <w:szCs w:val="18"/>
+                <w:color w:val="000000"/>
+              </w:rPr>
+              <w:t xml:space="preserve"/>
+            </w:r>
+          </w:p>
+        </w:tc>
+      </w:tr>
+      <w:tr>
+        <w:trPr>
+          <w:trHeight w:val="617" w:hRule="auto"/>
+        </w:trPr>
+        body10
+        <w:tc>
+          <w:tcPr>
+            <w:tcBorders>
+              <w:bottom w:val="none" w:sz="0" w:space="0" w:color="000000"/>
+              <w:top w:val="none" w:sz="0" w:space="0" w:color="000000"/>
+              <w:left w:val="none" w:sz="0" w:space="0" w:color="000000"/>
+              <w:right w:val="none" w:sz="0" w:space="0" w:color="000000"/>
+            </w:tcBorders>
+            <w:shd w:val="clear" w:color="auto" w:fill="FFFFFF"/>
+            <w:tcMar>
+              <w:top w:w="0" w:type="dxa"/>
+              <w:bottom w:w="0" w:type="dxa"/>
+              <w:left w:w="0" w:type="dxa"/>
+              <w:right w:w="0" w:type="dxa"/>
+            </w:tcMar>
+            <w:vAlign w:val="top"/>
+          </w:tcPr>
+          <w:p>
+            <w:pPr>
+              <w:jc w:val="left"/>
+              <w:pBdr>
+                <w:bottom w:val="none" w:sz="0" w:space="0" w:color="000000"/>
+                <w:top w:val="none" w:sz="0" w:space="0" w:color="000000"/>
+                <w:left w:val="none" w:sz="0" w:space="0" w:color="000000"/>
+                <w:right w:val="none" w:sz="0" w:space="0" w:color="000000"/>
+              </w:pBdr>
+              <w:spacing w:after="10" w:before="10" w:line="240"/>
+              <w:ind w:left="300" w:right="100" w:firstLine="0" w:firstLineChars="0"/>
+              <w:rPr>
+                <w:rFonts w:ascii="Arial" w:hAnsi="Arial" w:eastAsia="Arial" w:cs="Arial"/>
+                <w:i w:val="false"/>
+                <w:b w:val="false"/>
+                <w:u w:val="none"/>
+                <w:sz w:val="18"/>
+                <w:szCs w:val="18"/>
+                <w:color w:val="000000"/>
+              </w:rPr>
+            </w:pPr>
+            <w:r>
+              <w:rPr>
+                <w:rFonts w:ascii="Arial" w:hAnsi="Arial" w:eastAsia="Arial" w:cs="Arial"/>
+                <w:i w:val="false"/>
+                <w:b w:val="false"/>
+                <w:u w:val="none"/>
+                <w:sz w:val="18"/>
+                <w:szCs w:val="18"/>
+                <w:color w:val="000000"/>
+              </w:rPr>
+              <w:t xml:space="preserve">Secundaria</w:t>
+            </w:r>
+          </w:p>
+        </w:tc>
+        <w:tc>
+          <w:tcPr>
+            <w:tcBorders>
+              <w:bottom w:val="none" w:sz="0" w:space="0" w:color="000000"/>
+              <w:top w:val="none" w:sz="0" w:space="0" w:color="000000"/>
+              <w:left w:val="none" w:sz="0" w:space="0" w:color="000000"/>
+              <w:right w:val="none" w:sz="0" w:space="0" w:color="000000"/>
+            </w:tcBorders>
+            <w:shd w:val="clear" w:color="auto" w:fill="FFFFFF"/>
+            <w:tcMar>
+              <w:top w:w="0" w:type="dxa"/>
+              <w:bottom w:w="0" w:type="dxa"/>
+              <w:left w:w="0" w:type="dxa"/>
+              <w:right w:w="0" w:type="dxa"/>
+            </w:tcMar>
+            <w:vAlign w:val="top"/>
+          </w:tcPr>
+          <w:p>
+            <w:pPr>
+              <w:jc w:val="center"/>
+              <w:pBdr>
+                <w:bottom w:val="none" w:sz="0" w:space="0" w:color="000000"/>
+                <w:top w:val="none" w:sz="0" w:space="0" w:color="000000"/>
+                <w:left w:val="none" w:sz="0" w:space="0" w:color="000000"/>
+                <w:right w:val="none" w:sz="0" w:space="0" w:color="000000"/>
+              </w:pBdr>
+              <w:spacing w:after="10" w:before="10" w:line="240"/>
+              <w:ind w:left="100" w:right="100" w:firstLine="0" w:firstLineChars="0"/>
+              <w:rPr>
+                <w:rFonts w:ascii="Arial" w:hAnsi="Arial" w:eastAsia="Arial" w:cs="Arial"/>
+                <w:i w:val="false"/>
+                <w:b w:val="false"/>
+                <w:u w:val="none"/>
+                <w:sz w:val="18"/>
+                <w:szCs w:val="18"/>
+                <w:color w:val="000000"/>
+              </w:rPr>
+            </w:pPr>
+            <w:r>
+              <w:rPr>
+                <w:rFonts w:ascii="Arial" w:hAnsi="Arial" w:eastAsia="Arial" w:cs="Arial"/>
+                <w:i w:val="false"/>
+                <w:b w:val="false"/>
+                <w:u w:val="none"/>
+                <w:sz w:val="18"/>
+                <w:szCs w:val="18"/>
+                <w:color w:val="000000"/>
+              </w:rPr>
+              <w:t xml:space="preserve">1.04 (0.62 to 1.73)</w:t>
+            </w:r>
+          </w:p>
+        </w:tc>
+        <w:tc>
+          <w:tcPr>
+            <w:tcBorders>
+              <w:bottom w:val="none" w:sz="0" w:space="0" w:color="000000"/>
+              <w:top w:val="none" w:sz="0" w:space="0" w:color="000000"/>
+              <w:left w:val="none" w:sz="0" w:space="0" w:color="000000"/>
+              <w:right w:val="none" w:sz="0" w:space="0" w:color="000000"/>
+            </w:tcBorders>
+            <w:shd w:val="clear" w:color="auto" w:fill="FFFFFF"/>
+            <w:tcMar>
+              <w:top w:w="0" w:type="dxa"/>
+              <w:bottom w:w="0" w:type="dxa"/>
+              <w:left w:w="0" w:type="dxa"/>
+              <w:right w:w="0" w:type="dxa"/>
+            </w:tcMar>
+            <w:vAlign w:val="top"/>
+          </w:tcPr>
+          <w:p>
+            <w:pPr>
+              <w:jc w:val="center"/>
+              <w:pBdr>
+                <w:bottom w:val="none" w:sz="0" w:space="0" w:color="000000"/>
+                <w:top w:val="none" w:sz="0" w:space="0" w:color="000000"/>
+                <w:left w:val="none" w:sz="0" w:space="0" w:color="000000"/>
+                <w:right w:val="none" w:sz="0" w:space="0" w:color="000000"/>
+              </w:pBdr>
+              <w:spacing w:after="10" w:before="10" w:line="240"/>
+              <w:ind w:left="100" w:right="100" w:firstLine="0" w:firstLineChars="0"/>
+              <w:rPr>
+                <w:rFonts w:ascii="Arial" w:hAnsi="Arial" w:eastAsia="Arial" w:cs="Arial"/>
+                <w:i w:val="false"/>
+                <w:b w:val="false"/>
+                <w:u w:val="none"/>
+                <w:sz w:val="18"/>
+                <w:szCs w:val="18"/>
+                <w:color w:val="000000"/>
+              </w:rPr>
+            </w:pPr>
+            <w:r>
+              <w:rPr>
+                <w:rFonts w:ascii="Arial" w:hAnsi="Arial" w:eastAsia="Arial" w:cs="Arial"/>
+                <w:i w:val="false"/>
+                <w:b w:val="false"/>
+                <w:u w:val="none"/>
+                <w:sz w:val="18"/>
+                <w:szCs w:val="18"/>
+                <w:color w:val="000000"/>
+              </w:rPr>
+              <w:t xml:space="preserve">0.892</w:t>
+            </w:r>
+          </w:p>
+        </w:tc>
+        <w:tc>
+          <w:tcPr>
+            <w:tcBorders>
+              <w:bottom w:val="none" w:sz="0" w:space="0" w:color="000000"/>
+              <w:top w:val="none" w:sz="0" w:space="0" w:color="000000"/>
+              <w:left w:val="none" w:sz="0" w:space="0" w:color="000000"/>
+              <w:right w:val="none" w:sz="0" w:space="0" w:color="000000"/>
+            </w:tcBorders>
+            <w:shd w:val="clear" w:color="auto" w:fill="FFFFFF"/>
+            <w:tcMar>
+              <w:top w:w="0" w:type="dxa"/>
+              <w:bottom w:w="0" w:type="dxa"/>
+              <w:left w:w="0" w:type="dxa"/>
+              <w:right w:w="0" w:type="dxa"/>
+            </w:tcMar>
+            <w:vAlign w:val="top"/>
+          </w:tcPr>
+          <w:p>
+            <w:pPr>
+              <w:jc w:val="center"/>
+              <w:pBdr>
+                <w:bottom w:val="none" w:sz="0" w:space="0" w:color="000000"/>
+                <w:top w:val="none" w:sz="0" w:space="0" w:color="000000"/>
+                <w:left w:val="none" w:sz="0" w:space="0" w:color="000000"/>
+                <w:right w:val="none" w:sz="0" w:space="0" w:color="000000"/>
+              </w:pBdr>
+              <w:spacing w:after="10" w:before="10" w:line="240"/>
+              <w:ind w:left="100" w:right="100" w:firstLine="0" w:firstLineChars="0"/>
+              <w:rPr>
+                <w:rFonts w:ascii="Arial" w:hAnsi="Arial" w:eastAsia="Arial" w:cs="Arial"/>
+                <w:i w:val="false"/>
+                <w:b w:val="false"/>
+                <w:u w:val="none"/>
+                <w:sz w:val="18"/>
+                <w:szCs w:val="18"/>
+                <w:color w:val="000000"/>
+              </w:rPr>
+            </w:pPr>
+            <w:r>
+              <w:rPr>
+                <w:rFonts w:ascii="Arial" w:hAnsi="Arial" w:eastAsia="Arial" w:cs="Arial"/>
+                <w:i w:val="false"/>
+                <w:b w:val="false"/>
+                <w:u w:val="none"/>
+                <w:sz w:val="18"/>
+                <w:szCs w:val="18"/>
+                <w:color w:val="000000"/>
+              </w:rPr>
+              <w:t xml:space="preserve">0.97 (0.34 to 2.80)</w:t>
+            </w:r>
+          </w:p>
+        </w:tc>
+        <w:tc>
+          <w:tcPr>
+            <w:tcBorders>
+              <w:bottom w:val="none" w:sz="0" w:space="0" w:color="000000"/>
+              <w:top w:val="none" w:sz="0" w:space="0" w:color="000000"/>
+              <w:left w:val="none" w:sz="0" w:space="0" w:color="000000"/>
+              <w:right w:val="none" w:sz="0" w:space="0" w:color="000000"/>
+            </w:tcBorders>
+            <w:shd w:val="clear" w:color="auto" w:fill="FFFFFF"/>
+            <w:tcMar>
+              <w:top w:w="0" w:type="dxa"/>
+              <w:bottom w:w="0" w:type="dxa"/>
+              <w:left w:w="0" w:type="dxa"/>
+              <w:right w:w="0" w:type="dxa"/>
+            </w:tcMar>
+            <w:vAlign w:val="top"/>
+          </w:tcPr>
+          <w:p>
+            <w:pPr>
+              <w:jc w:val="center"/>
+              <w:pBdr>
+                <w:bottom w:val="none" w:sz="0" w:space="0" w:color="000000"/>
+                <w:top w:val="none" w:sz="0" w:space="0" w:color="000000"/>
+                <w:left w:val="none" w:sz="0" w:space="0" w:color="000000"/>
+                <w:right w:val="none" w:sz="0" w:space="0" w:color="000000"/>
+              </w:pBdr>
+              <w:spacing w:after="10" w:before="10" w:line="240"/>
+              <w:ind w:left="100" w:right="100" w:firstLine="0" w:firstLineChars="0"/>
+              <w:rPr>
+                <w:rFonts w:ascii="Arial" w:hAnsi="Arial" w:eastAsia="Arial" w:cs="Arial"/>
+                <w:i w:val="false"/>
+                <w:b w:val="false"/>
+                <w:u w:val="none"/>
+                <w:sz w:val="18"/>
+                <w:szCs w:val="18"/>
+                <w:color w:val="000000"/>
+              </w:rPr>
+            </w:pPr>
+            <w:r>
+              <w:rPr>
+                <w:rFonts w:ascii="Arial" w:hAnsi="Arial" w:eastAsia="Arial" w:cs="Arial"/>
+                <w:i w:val="false"/>
+                <w:b w:val="false"/>
+                <w:u w:val="none"/>
+                <w:sz w:val="18"/>
+                <w:szCs w:val="18"/>
+                <w:color w:val="000000"/>
+              </w:rPr>
+              <w:t xml:space="preserve">0.955</w:t>
+            </w:r>
+          </w:p>
+        </w:tc>
+        <w:tc>
+          <w:tcPr>
+            <w:tcBorders>
+              <w:bottom w:val="none" w:sz="0" w:space="0" w:color="000000"/>
+              <w:top w:val="none" w:sz="0" w:space="0" w:color="000000"/>
+              <w:left w:val="none" w:sz="0" w:space="0" w:color="000000"/>
+              <w:right w:val="none" w:sz="0" w:space="0" w:color="000000"/>
+            </w:tcBorders>
+            <w:shd w:val="clear" w:color="auto" w:fill="FFFFFF"/>
+            <w:tcMar>
+              <w:top w:w="0" w:type="dxa"/>
+              <w:bottom w:w="0" w:type="dxa"/>
+              <w:left w:w="0" w:type="dxa"/>
+              <w:right w:w="0" w:type="dxa"/>
+            </w:tcMar>
+            <w:vAlign w:val="top"/>
+          </w:tcPr>
+          <w:p>
+            <w:pPr>
+              <w:jc w:val="center"/>
+              <w:pBdr>
+                <w:bottom w:val="none" w:sz="0" w:space="0" w:color="000000"/>
+                <w:top w:val="none" w:sz="0" w:space="0" w:color="000000"/>
+                <w:left w:val="none" w:sz="0" w:space="0" w:color="000000"/>
+                <w:right w:val="none" w:sz="0" w:space="0" w:color="000000"/>
+              </w:pBdr>
+              <w:spacing w:after="10" w:before="10" w:line="240"/>
+              <w:ind w:left="100" w:right="100" w:firstLine="0" w:firstLineChars="0"/>
+              <w:rPr>
+                <w:rFonts w:ascii="Arial" w:hAnsi="Arial" w:eastAsia="Arial" w:cs="Arial"/>
+                <w:i w:val="false"/>
+                <w:b w:val="false"/>
+                <w:u w:val="none"/>
+                <w:sz w:val="18"/>
+                <w:szCs w:val="18"/>
+                <w:color w:val="000000"/>
+              </w:rPr>
+            </w:pPr>
+            <w:r>
+              <w:rPr>
+                <w:rFonts w:ascii="Arial" w:hAnsi="Arial" w:eastAsia="Arial" w:cs="Arial"/>
+                <w:i w:val="false"/>
+                <w:b w:val="false"/>
+                <w:u w:val="none"/>
+                <w:sz w:val="18"/>
+                <w:szCs w:val="18"/>
+                <w:color w:val="000000"/>
+              </w:rPr>
+              <w:t xml:space="preserve">1.06 (0.57 to 1.96)</w:t>
+            </w:r>
+          </w:p>
+        </w:tc>
+        <w:tc>
+          <w:tcPr>
+            <w:tcBorders>
+              <w:bottom w:val="none" w:sz="0" w:space="0" w:color="000000"/>
+              <w:top w:val="none" w:sz="0" w:space="0" w:color="000000"/>
+              <w:left w:val="none" w:sz="0" w:space="0" w:color="000000"/>
+              <w:right w:val="none" w:sz="0" w:space="0" w:color="000000"/>
+            </w:tcBorders>
+            <w:shd w:val="clear" w:color="auto" w:fill="FFFFFF"/>
+            <w:tcMar>
+              <w:top w:w="0" w:type="dxa"/>
+              <w:bottom w:w="0" w:type="dxa"/>
+              <w:left w:w="0" w:type="dxa"/>
+              <w:right w:w="0" w:type="dxa"/>
+            </w:tcMar>
+            <w:vAlign w:val="top"/>
+          </w:tcPr>
+          <w:p>
+            <w:pPr>
+              <w:jc w:val="center"/>
+              <w:pBdr>
+                <w:bottom w:val="none" w:sz="0" w:space="0" w:color="000000"/>
+                <w:top w:val="none" w:sz="0" w:space="0" w:color="000000"/>
+                <w:left w:val="none" w:sz="0" w:space="0" w:color="000000"/>
+                <w:right w:val="none" w:sz="0" w:space="0" w:color="000000"/>
+              </w:pBdr>
+              <w:spacing w:after="10" w:before="10" w:line="240"/>
+              <w:ind w:left="100" w:right="100" w:firstLine="0" w:firstLineChars="0"/>
+              <w:rPr>
+                <w:rFonts w:ascii="Arial" w:hAnsi="Arial" w:eastAsia="Arial" w:cs="Arial"/>
+                <w:i w:val="false"/>
+                <w:b w:val="false"/>
+                <w:u w:val="none"/>
+                <w:sz w:val="18"/>
+                <w:szCs w:val="18"/>
+                <w:color w:val="000000"/>
+              </w:rPr>
+            </w:pPr>
+            <w:r>
+              <w:rPr>
+                <w:rFonts w:ascii="Arial" w:hAnsi="Arial" w:eastAsia="Arial" w:cs="Arial"/>
+                <w:i w:val="false"/>
+                <w:b w:val="false"/>
+                <w:u w:val="none"/>
+                <w:sz w:val="18"/>
+                <w:szCs w:val="18"/>
+                <w:color w:val="000000"/>
+              </w:rPr>
+              <w:t xml:space="preserve">0.849</w:t>
+            </w:r>
+          </w:p>
+        </w:tc>
+        <w:tc>
+          <w:tcPr>
+            <w:tcBorders>
+              <w:bottom w:val="none" w:sz="0" w:space="0" w:color="000000"/>
+              <w:top w:val="none" w:sz="0" w:space="0" w:color="000000"/>
+              <w:left w:val="none" w:sz="0" w:space="0" w:color="000000"/>
+              <w:right w:val="none" w:sz="0" w:space="0" w:color="000000"/>
+            </w:tcBorders>
+            <w:shd w:val="clear" w:color="auto" w:fill="FFFFFF"/>
+            <w:tcMar>
+              <w:top w:w="0" w:type="dxa"/>
+              <w:bottom w:w="0" w:type="dxa"/>
+              <w:left w:w="0" w:type="dxa"/>
+              <w:right w:w="0" w:type="dxa"/>
+            </w:tcMar>
+            <w:vAlign w:val="top"/>
+          </w:tcPr>
+          <w:p>
+            <w:pPr>
+              <w:jc w:val="center"/>
+              <w:pBdr>
+                <w:bottom w:val="none" w:sz="0" w:space="0" w:color="000000"/>
+                <w:top w:val="none" w:sz="0" w:space="0" w:color="000000"/>
+                <w:left w:val="none" w:sz="0" w:space="0" w:color="000000"/>
+                <w:right w:val="none" w:sz="0" w:space="0" w:color="000000"/>
+              </w:pBdr>
+              <w:spacing w:after="10" w:before="10" w:line="240"/>
+              <w:ind w:left="100" w:right="100" w:firstLine="0" w:firstLineChars="0"/>
+              <w:rPr>
+                <w:rFonts w:ascii="Arial" w:hAnsi="Arial" w:eastAsia="Arial" w:cs="Arial"/>
+                <w:i w:val="false"/>
+                <w:b w:val="false"/>
+                <w:u w:val="none"/>
+                <w:sz w:val="18"/>
+                <w:szCs w:val="18"/>
+                <w:color w:val="000000"/>
+              </w:rPr>
+            </w:pPr>
+            <w:r>
+              <w:rPr>
+                <w:rFonts w:ascii="Arial" w:hAnsi="Arial" w:eastAsia="Arial" w:cs="Arial"/>
+                <w:i w:val="false"/>
+                <w:b w:val="false"/>
+                <w:u w:val="none"/>
+                <w:sz w:val="18"/>
+                <w:szCs w:val="18"/>
+                <w:color w:val="000000"/>
+              </w:rPr>
+              <w:t xml:space="preserve">0.87 (0.23 to 3.27)</w:t>
+            </w:r>
+          </w:p>
+        </w:tc>
+        <w:tc>
+          <w:tcPr>
+            <w:tcBorders>
+              <w:bottom w:val="none" w:sz="0" w:space="0" w:color="000000"/>
+              <w:top w:val="none" w:sz="0" w:space="0" w:color="000000"/>
+              <w:left w:val="none" w:sz="0" w:space="0" w:color="000000"/>
+              <w:right w:val="none" w:sz="0" w:space="0" w:color="000000"/>
+            </w:tcBorders>
+            <w:shd w:val="clear" w:color="auto" w:fill="FFFFFF"/>
+            <w:tcMar>
+              <w:top w:w="0" w:type="dxa"/>
+              <w:bottom w:w="0" w:type="dxa"/>
+              <w:left w:w="0" w:type="dxa"/>
+              <w:right w:w="0" w:type="dxa"/>
+            </w:tcMar>
+            <w:vAlign w:val="top"/>
+          </w:tcPr>
+          <w:p>
+            <w:pPr>
+              <w:jc w:val="center"/>
+              <w:pBdr>
+                <w:bottom w:val="none" w:sz="0" w:space="0" w:color="000000"/>
+                <w:top w:val="none" w:sz="0" w:space="0" w:color="000000"/>
+                <w:left w:val="none" w:sz="0" w:space="0" w:color="000000"/>
+                <w:right w:val="none" w:sz="0" w:space="0" w:color="000000"/>
+              </w:pBdr>
+              <w:spacing w:after="10" w:before="10" w:line="240"/>
+              <w:ind w:left="100" w:right="100" w:firstLine="0" w:firstLineChars="0"/>
+              <w:rPr>
+                <w:rFonts w:ascii="Arial" w:hAnsi="Arial" w:eastAsia="Arial" w:cs="Arial"/>
+                <w:i w:val="false"/>
+                <w:b w:val="false"/>
+                <w:u w:val="none"/>
+                <w:sz w:val="18"/>
+                <w:szCs w:val="18"/>
+                <w:color w:val="000000"/>
+              </w:rPr>
+            </w:pPr>
+            <w:r>
+              <w:rPr>
+                <w:rFonts w:ascii="Arial" w:hAnsi="Arial" w:eastAsia="Arial" w:cs="Arial"/>
+                <w:i w:val="false"/>
+                <w:b w:val="false"/>
+                <w:u w:val="none"/>
+                <w:sz w:val="18"/>
+                <w:szCs w:val="18"/>
+                <w:color w:val="000000"/>
+              </w:rPr>
+              <w:t xml:space="preserve">0.831</w:t>
+            </w:r>
+          </w:p>
+        </w:tc>
+      </w:tr>
+      <w:tr>
+        <w:trPr>
+          <w:trHeight w:val="617" w:hRule="auto"/>
+        </w:trPr>
+        body11
+        <w:tc>
+          <w:tcPr>
+            <w:tcBorders>
+              <w:bottom w:val="none" w:sz="0" w:space="0" w:color="000000"/>
+              <w:top w:val="none" w:sz="0" w:space="0" w:color="000000"/>
+              <w:left w:val="none" w:sz="0" w:space="0" w:color="000000"/>
+              <w:right w:val="none" w:sz="0" w:space="0" w:color="000000"/>
+            </w:tcBorders>
+            <w:shd w:val="clear" w:color="auto" w:fill="FFFFFF"/>
+            <w:tcMar>
+              <w:top w:w="0" w:type="dxa"/>
+              <w:bottom w:w="0" w:type="dxa"/>
+              <w:left w:w="0" w:type="dxa"/>
+              <w:right w:w="0" w:type="dxa"/>
+            </w:tcMar>
+            <w:vAlign w:val="top"/>
+          </w:tcPr>
+          <w:p>
+            <w:pPr>
+              <w:jc w:val="left"/>
+              <w:pBdr>
+                <w:bottom w:val="none" w:sz="0" w:space="0" w:color="000000"/>
+                <w:top w:val="none" w:sz="0" w:space="0" w:color="000000"/>
+                <w:left w:val="none" w:sz="0" w:space="0" w:color="000000"/>
+                <w:right w:val="none" w:sz="0" w:space="0" w:color="000000"/>
+              </w:pBdr>
+              <w:spacing w:after="10" w:before="10" w:line="240"/>
+              <w:ind w:left="300" w:right="100" w:firstLine="0" w:firstLineChars="0"/>
+              <w:rPr>
+                <w:rFonts w:ascii="Arial" w:hAnsi="Arial" w:eastAsia="Arial" w:cs="Arial"/>
+                <w:i w:val="false"/>
+                <w:b w:val="false"/>
+                <w:u w:val="none"/>
+                <w:sz w:val="18"/>
+                <w:szCs w:val="18"/>
+                <w:color w:val="000000"/>
+              </w:rPr>
+            </w:pPr>
+            <w:r>
+              <w:rPr>
+                <w:rFonts w:ascii="Arial" w:hAnsi="Arial" w:eastAsia="Arial" w:cs="Arial"/>
+                <w:i w:val="false"/>
+                <w:b w:val="false"/>
+                <w:u w:val="none"/>
+                <w:sz w:val="18"/>
+                <w:szCs w:val="18"/>
+                <w:color w:val="000000"/>
+              </w:rPr>
+              <w:t xml:space="preserve">Superior</w:t>
+            </w:r>
+          </w:p>
+        </w:tc>
+        <w:tc>
+          <w:tcPr>
+            <w:tcBorders>
+              <w:bottom w:val="none" w:sz="0" w:space="0" w:color="000000"/>
+              <w:top w:val="none" w:sz="0" w:space="0" w:color="000000"/>
+              <w:left w:val="none" w:sz="0" w:space="0" w:color="000000"/>
+              <w:right w:val="none" w:sz="0" w:space="0" w:color="000000"/>
+            </w:tcBorders>
+            <w:shd w:val="clear" w:color="auto" w:fill="FFFFFF"/>
+            <w:tcMar>
+              <w:top w:w="0" w:type="dxa"/>
+              <w:bottom w:w="0" w:type="dxa"/>
+              <w:left w:w="0" w:type="dxa"/>
+              <w:right w:w="0" w:type="dxa"/>
+            </w:tcMar>
+            <w:vAlign w:val="top"/>
+          </w:tcPr>
+          <w:p>
+            <w:pPr>
+              <w:jc w:val="center"/>
+              <w:pBdr>
+                <w:bottom w:val="none" w:sz="0" w:space="0" w:color="000000"/>
+                <w:top w:val="none" w:sz="0" w:space="0" w:color="000000"/>
+                <w:left w:val="none" w:sz="0" w:space="0" w:color="000000"/>
+                <w:right w:val="none" w:sz="0" w:space="0" w:color="000000"/>
+              </w:pBdr>
+              <w:spacing w:after="10" w:before="10" w:line="240"/>
+              <w:ind w:left="100" w:right="100" w:firstLine="0" w:firstLineChars="0"/>
+              <w:rPr>
+                <w:rFonts w:ascii="Arial" w:hAnsi="Arial" w:eastAsia="Arial" w:cs="Arial"/>
+                <w:i w:val="false"/>
+                <w:b w:val="false"/>
+                <w:u w:val="none"/>
+                <w:sz w:val="18"/>
+                <w:szCs w:val="18"/>
+                <w:color w:val="000000"/>
+              </w:rPr>
+            </w:pPr>
+            <w:r>
+              <w:rPr>
+                <w:rFonts w:ascii="Arial" w:hAnsi="Arial" w:eastAsia="Arial" w:cs="Arial"/>
+                <w:i w:val="false"/>
+                <w:b w:val="false"/>
+                <w:u w:val="none"/>
+                <w:sz w:val="18"/>
+                <w:szCs w:val="18"/>
+                <w:color w:val="000000"/>
+              </w:rPr>
+              <w:t xml:space="preserve">0.91 (0.54 to 1.54)</w:t>
+            </w:r>
+          </w:p>
+        </w:tc>
+        <w:tc>
+          <w:tcPr>
+            <w:tcBorders>
+              <w:bottom w:val="none" w:sz="0" w:space="0" w:color="000000"/>
+              <w:top w:val="none" w:sz="0" w:space="0" w:color="000000"/>
+              <w:left w:val="none" w:sz="0" w:space="0" w:color="000000"/>
+              <w:right w:val="none" w:sz="0" w:space="0" w:color="000000"/>
+            </w:tcBorders>
+            <w:shd w:val="clear" w:color="auto" w:fill="FFFFFF"/>
+            <w:tcMar>
+              <w:top w:w="0" w:type="dxa"/>
+              <w:bottom w:w="0" w:type="dxa"/>
+              <w:left w:w="0" w:type="dxa"/>
+              <w:right w:w="0" w:type="dxa"/>
+            </w:tcMar>
+            <w:vAlign w:val="top"/>
+          </w:tcPr>
+          <w:p>
+            <w:pPr>
+              <w:jc w:val="center"/>
+              <w:pBdr>
+                <w:bottom w:val="none" w:sz="0" w:space="0" w:color="000000"/>
+                <w:top w:val="none" w:sz="0" w:space="0" w:color="000000"/>
+                <w:left w:val="none" w:sz="0" w:space="0" w:color="000000"/>
+                <w:right w:val="none" w:sz="0" w:space="0" w:color="000000"/>
+              </w:pBdr>
+              <w:spacing w:after="10" w:before="10" w:line="240"/>
+              <w:ind w:left="100" w:right="100" w:firstLine="0" w:firstLineChars="0"/>
+              <w:rPr>
+                <w:rFonts w:ascii="Arial" w:hAnsi="Arial" w:eastAsia="Arial" w:cs="Arial"/>
+                <w:i w:val="false"/>
+                <w:b w:val="false"/>
+                <w:u w:val="none"/>
+                <w:sz w:val="18"/>
+                <w:szCs w:val="18"/>
+                <w:color w:val="000000"/>
+              </w:rPr>
+            </w:pPr>
+            <w:r>
+              <w:rPr>
+                <w:rFonts w:ascii="Arial" w:hAnsi="Arial" w:eastAsia="Arial" w:cs="Arial"/>
+                <w:i w:val="false"/>
+                <w:b w:val="false"/>
+                <w:u w:val="none"/>
+                <w:sz w:val="18"/>
+                <w:szCs w:val="18"/>
+                <w:color w:val="000000"/>
+              </w:rPr>
+              <w:t xml:space="preserve">0.730</w:t>
+            </w:r>
+          </w:p>
+        </w:tc>
+        <w:tc>
+          <w:tcPr>
+            <w:tcBorders>
+              <w:bottom w:val="none" w:sz="0" w:space="0" w:color="000000"/>
+              <w:top w:val="none" w:sz="0" w:space="0" w:color="000000"/>
+              <w:left w:val="none" w:sz="0" w:space="0" w:color="000000"/>
+              <w:right w:val="none" w:sz="0" w:space="0" w:color="000000"/>
+            </w:tcBorders>
+            <w:shd w:val="clear" w:color="auto" w:fill="FFFFFF"/>
+            <w:tcMar>
+              <w:top w:w="0" w:type="dxa"/>
+              <w:bottom w:w="0" w:type="dxa"/>
+              <w:left w:w="0" w:type="dxa"/>
+              <w:right w:w="0" w:type="dxa"/>
+            </w:tcMar>
+            <w:vAlign w:val="top"/>
+          </w:tcPr>
+          <w:p>
+            <w:pPr>
+              <w:jc w:val="center"/>
+              <w:pBdr>
+                <w:bottom w:val="none" w:sz="0" w:space="0" w:color="000000"/>
+                <w:top w:val="none" w:sz="0" w:space="0" w:color="000000"/>
+                <w:left w:val="none" w:sz="0" w:space="0" w:color="000000"/>
+                <w:right w:val="none" w:sz="0" w:space="0" w:color="000000"/>
+              </w:pBdr>
+              <w:spacing w:after="10" w:before="10" w:line="240"/>
+              <w:ind w:left="100" w:right="100" w:firstLine="0" w:firstLineChars="0"/>
+              <w:rPr>
+                <w:rFonts w:ascii="Arial" w:hAnsi="Arial" w:eastAsia="Arial" w:cs="Arial"/>
+                <w:i w:val="false"/>
+                <w:b w:val="false"/>
+                <w:u w:val="none"/>
+                <w:sz w:val="18"/>
+                <w:szCs w:val="18"/>
+                <w:color w:val="000000"/>
+              </w:rPr>
+            </w:pPr>
+            <w:r>
+              <w:rPr>
+                <w:rFonts w:ascii="Arial" w:hAnsi="Arial" w:eastAsia="Arial" w:cs="Arial"/>
+                <w:i w:val="false"/>
+                <w:b w:val="false"/>
+                <w:u w:val="none"/>
+                <w:sz w:val="18"/>
+                <w:szCs w:val="18"/>
+                <w:color w:val="000000"/>
+              </w:rPr>
+              <w:t xml:space="preserve">0.92 (0.31 to 2.70)</w:t>
+            </w:r>
+          </w:p>
+        </w:tc>
+        <w:tc>
+          <w:tcPr>
+            <w:tcBorders>
+              <w:bottom w:val="none" w:sz="0" w:space="0" w:color="000000"/>
+              <w:top w:val="none" w:sz="0" w:space="0" w:color="000000"/>
+              <w:left w:val="none" w:sz="0" w:space="0" w:color="000000"/>
+              <w:right w:val="none" w:sz="0" w:space="0" w:color="000000"/>
+            </w:tcBorders>
+            <w:shd w:val="clear" w:color="auto" w:fill="FFFFFF"/>
+            <w:tcMar>
+              <w:top w:w="0" w:type="dxa"/>
+              <w:bottom w:w="0" w:type="dxa"/>
+              <w:left w:w="0" w:type="dxa"/>
+              <w:right w:w="0" w:type="dxa"/>
+            </w:tcMar>
+            <w:vAlign w:val="top"/>
+          </w:tcPr>
+          <w:p>
+            <w:pPr>
+              <w:jc w:val="center"/>
+              <w:pBdr>
+                <w:bottom w:val="none" w:sz="0" w:space="0" w:color="000000"/>
+                <w:top w:val="none" w:sz="0" w:space="0" w:color="000000"/>
+                <w:left w:val="none" w:sz="0" w:space="0" w:color="000000"/>
+                <w:right w:val="none" w:sz="0" w:space="0" w:color="000000"/>
+              </w:pBdr>
+              <w:spacing w:after="10" w:before="10" w:line="240"/>
+              <w:ind w:left="100" w:right="100" w:firstLine="0" w:firstLineChars="0"/>
+              <w:rPr>
+                <w:rFonts w:ascii="Arial" w:hAnsi="Arial" w:eastAsia="Arial" w:cs="Arial"/>
+                <w:i w:val="false"/>
+                <w:b w:val="false"/>
+                <w:u w:val="none"/>
+                <w:sz w:val="18"/>
+                <w:szCs w:val="18"/>
+                <w:color w:val="000000"/>
+              </w:rPr>
+            </w:pPr>
+            <w:r>
+              <w:rPr>
+                <w:rFonts w:ascii="Arial" w:hAnsi="Arial" w:eastAsia="Arial" w:cs="Arial"/>
+                <w:i w:val="false"/>
+                <w:b w:val="false"/>
+                <w:u w:val="none"/>
+                <w:sz w:val="18"/>
+                <w:szCs w:val="18"/>
+                <w:color w:val="000000"/>
+              </w:rPr>
+              <w:t xml:space="preserve">0.875</w:t>
+            </w:r>
+          </w:p>
+        </w:tc>
+        <w:tc>
+          <w:tcPr>
+            <w:tcBorders>
+              <w:bottom w:val="none" w:sz="0" w:space="0" w:color="000000"/>
+              <w:top w:val="none" w:sz="0" w:space="0" w:color="000000"/>
+              <w:left w:val="none" w:sz="0" w:space="0" w:color="000000"/>
+              <w:right w:val="none" w:sz="0" w:space="0" w:color="000000"/>
+            </w:tcBorders>
+            <w:shd w:val="clear" w:color="auto" w:fill="FFFFFF"/>
+            <w:tcMar>
+              <w:top w:w="0" w:type="dxa"/>
+              <w:bottom w:w="0" w:type="dxa"/>
+              <w:left w:w="0" w:type="dxa"/>
+              <w:right w:w="0" w:type="dxa"/>
+            </w:tcMar>
+            <w:vAlign w:val="top"/>
+          </w:tcPr>
+          <w:p>
+            <w:pPr>
+              <w:jc w:val="center"/>
+              <w:pBdr>
+                <w:bottom w:val="none" w:sz="0" w:space="0" w:color="000000"/>
+                <w:top w:val="none" w:sz="0" w:space="0" w:color="000000"/>
+                <w:left w:val="none" w:sz="0" w:space="0" w:color="000000"/>
+                <w:right w:val="none" w:sz="0" w:space="0" w:color="000000"/>
+              </w:pBdr>
+              <w:spacing w:after="10" w:before="10" w:line="240"/>
+              <w:ind w:left="100" w:right="100" w:firstLine="0" w:firstLineChars="0"/>
+              <w:rPr>
+                <w:rFonts w:ascii="Arial" w:hAnsi="Arial" w:eastAsia="Arial" w:cs="Arial"/>
+                <w:i w:val="false"/>
+                <w:b w:val="false"/>
+                <w:u w:val="none"/>
+                <w:sz w:val="18"/>
+                <w:szCs w:val="18"/>
+                <w:color w:val="000000"/>
+              </w:rPr>
+            </w:pPr>
+            <w:r>
+              <w:rPr>
+                <w:rFonts w:ascii="Arial" w:hAnsi="Arial" w:eastAsia="Arial" w:cs="Arial"/>
+                <w:i w:val="false"/>
+                <w:b w:val="false"/>
+                <w:u w:val="none"/>
+                <w:sz w:val="18"/>
+                <w:szCs w:val="18"/>
+                <w:color w:val="000000"/>
+              </w:rPr>
+              <w:t xml:space="preserve">0.98 (0.52 to 1.84)</w:t>
+            </w:r>
+          </w:p>
+        </w:tc>
+        <w:tc>
+          <w:tcPr>
+            <w:tcBorders>
+              <w:bottom w:val="none" w:sz="0" w:space="0" w:color="000000"/>
+              <w:top w:val="none" w:sz="0" w:space="0" w:color="000000"/>
+              <w:left w:val="none" w:sz="0" w:space="0" w:color="000000"/>
+              <w:right w:val="none" w:sz="0" w:space="0" w:color="000000"/>
+            </w:tcBorders>
+            <w:shd w:val="clear" w:color="auto" w:fill="FFFFFF"/>
+            <w:tcMar>
+              <w:top w:w="0" w:type="dxa"/>
+              <w:bottom w:w="0" w:type="dxa"/>
+              <w:left w:w="0" w:type="dxa"/>
+              <w:right w:w="0" w:type="dxa"/>
+            </w:tcMar>
+            <w:vAlign w:val="top"/>
+          </w:tcPr>
+          <w:p>
+            <w:pPr>
+              <w:jc w:val="center"/>
+              <w:pBdr>
+                <w:bottom w:val="none" w:sz="0" w:space="0" w:color="000000"/>
+                <w:top w:val="none" w:sz="0" w:space="0" w:color="000000"/>
+                <w:left w:val="none" w:sz="0" w:space="0" w:color="000000"/>
+                <w:right w:val="none" w:sz="0" w:space="0" w:color="000000"/>
+              </w:pBdr>
+              <w:spacing w:after="10" w:before="10" w:line="240"/>
+              <w:ind w:left="100" w:right="100" w:firstLine="0" w:firstLineChars="0"/>
+              <w:rPr>
+                <w:rFonts w:ascii="Arial" w:hAnsi="Arial" w:eastAsia="Arial" w:cs="Arial"/>
+                <w:i w:val="false"/>
+                <w:b w:val="false"/>
+                <w:u w:val="none"/>
+                <w:sz w:val="18"/>
+                <w:szCs w:val="18"/>
+                <w:color w:val="000000"/>
+              </w:rPr>
+            </w:pPr>
+            <w:r>
+              <w:rPr>
+                <w:rFonts w:ascii="Arial" w:hAnsi="Arial" w:eastAsia="Arial" w:cs="Arial"/>
+                <w:i w:val="false"/>
+                <w:b w:val="false"/>
+                <w:u w:val="none"/>
+                <w:sz w:val="18"/>
+                <w:szCs w:val="18"/>
+                <w:color w:val="000000"/>
+              </w:rPr>
+              <w:t xml:space="preserve">0.942</w:t>
+            </w:r>
+          </w:p>
+        </w:tc>
+        <w:tc>
+          <w:tcPr>
+            <w:tcBorders>
+              <w:bottom w:val="none" w:sz="0" w:space="0" w:color="000000"/>
+              <w:top w:val="none" w:sz="0" w:space="0" w:color="000000"/>
+              <w:left w:val="none" w:sz="0" w:space="0" w:color="000000"/>
+              <w:right w:val="none" w:sz="0" w:space="0" w:color="000000"/>
+            </w:tcBorders>
+            <w:shd w:val="clear" w:color="auto" w:fill="FFFFFF"/>
+            <w:tcMar>
+              <w:top w:w="0" w:type="dxa"/>
+              <w:bottom w:w="0" w:type="dxa"/>
+              <w:left w:w="0" w:type="dxa"/>
+              <w:right w:w="0" w:type="dxa"/>
+            </w:tcMar>
+            <w:vAlign w:val="top"/>
+          </w:tcPr>
+          <w:p>
+            <w:pPr>
+              <w:jc w:val="center"/>
+              <w:pBdr>
+                <w:bottom w:val="none" w:sz="0" w:space="0" w:color="000000"/>
+                <w:top w:val="none" w:sz="0" w:space="0" w:color="000000"/>
+                <w:left w:val="none" w:sz="0" w:space="0" w:color="000000"/>
+                <w:right w:val="none" w:sz="0" w:space="0" w:color="000000"/>
+              </w:pBdr>
+              <w:spacing w:after="10" w:before="10" w:line="240"/>
+              <w:ind w:left="100" w:right="100" w:firstLine="0" w:firstLineChars="0"/>
+              <w:rPr>
+                <w:rFonts w:ascii="Arial" w:hAnsi="Arial" w:eastAsia="Arial" w:cs="Arial"/>
+                <w:i w:val="false"/>
+                <w:b w:val="false"/>
+                <w:u w:val="none"/>
+                <w:sz w:val="18"/>
+                <w:szCs w:val="18"/>
+                <w:color w:val="000000"/>
+              </w:rPr>
+            </w:pPr>
+            <w:r>
+              <w:rPr>
+                <w:rFonts w:ascii="Arial" w:hAnsi="Arial" w:eastAsia="Arial" w:cs="Arial"/>
+                <w:i w:val="false"/>
+                <w:b w:val="false"/>
+                <w:u w:val="none"/>
+                <w:sz w:val="18"/>
+                <w:szCs w:val="18"/>
+                <w:color w:val="000000"/>
+              </w:rPr>
+              <w:t xml:space="preserve">0.75 (0.19 to 2.95)</w:t>
+            </w:r>
+          </w:p>
+        </w:tc>
+        <w:tc>
+          <w:tcPr>
+            <w:tcBorders>
+              <w:bottom w:val="none" w:sz="0" w:space="0" w:color="000000"/>
+              <w:top w:val="none" w:sz="0" w:space="0" w:color="000000"/>
+              <w:left w:val="none" w:sz="0" w:space="0" w:color="000000"/>
+              <w:right w:val="none" w:sz="0" w:space="0" w:color="000000"/>
+            </w:tcBorders>
+            <w:shd w:val="clear" w:color="auto" w:fill="FFFFFF"/>
+            <w:tcMar>
+              <w:top w:w="0" w:type="dxa"/>
+              <w:bottom w:w="0" w:type="dxa"/>
+              <w:left w:w="0" w:type="dxa"/>
+              <w:right w:w="0" w:type="dxa"/>
+            </w:tcMar>
+            <w:vAlign w:val="top"/>
+          </w:tcPr>
+          <w:p>
+            <w:pPr>
+              <w:jc w:val="center"/>
+              <w:pBdr>
+                <w:bottom w:val="none" w:sz="0" w:space="0" w:color="000000"/>
+                <w:top w:val="none" w:sz="0" w:space="0" w:color="000000"/>
+                <w:left w:val="none" w:sz="0" w:space="0" w:color="000000"/>
+                <w:right w:val="none" w:sz="0" w:space="0" w:color="000000"/>
+              </w:pBdr>
+              <w:spacing w:after="10" w:before="10" w:line="240"/>
+              <w:ind w:left="100" w:right="100" w:firstLine="0" w:firstLineChars="0"/>
+              <w:rPr>
+                <w:rFonts w:ascii="Arial" w:hAnsi="Arial" w:eastAsia="Arial" w:cs="Arial"/>
+                <w:i w:val="false"/>
+                <w:b w:val="false"/>
+                <w:u w:val="none"/>
+                <w:sz w:val="18"/>
+                <w:szCs w:val="18"/>
+                <w:color w:val="000000"/>
+              </w:rPr>
+            </w:pPr>
+            <w:r>
+              <w:rPr>
+                <w:rFonts w:ascii="Arial" w:hAnsi="Arial" w:eastAsia="Arial" w:cs="Arial"/>
+                <w:i w:val="false"/>
+                <w:b w:val="false"/>
+                <w:u w:val="none"/>
+                <w:sz w:val="18"/>
+                <w:szCs w:val="18"/>
+                <w:color w:val="000000"/>
+              </w:rPr>
+              <w:t xml:space="preserve">0.681</w:t>
+            </w:r>
+          </w:p>
+        </w:tc>
+      </w:tr>
+      <w:tr>
+        <w:trPr>
+          <w:trHeight w:val="612" w:hRule="auto"/>
+        </w:trPr>
+        body12
+        <w:tc>
+          <w:tcPr>
+            <w:tcBorders>
+              <w:bottom w:val="none" w:sz="0" w:space="0" w:color="000000"/>
+              <w:top w:val="none" w:sz="0" w:space="0" w:color="000000"/>
+              <w:left w:val="none" w:sz="0" w:space="0" w:color="000000"/>
+              <w:right w:val="none" w:sz="0" w:space="0" w:color="000000"/>
+            </w:tcBorders>
+            <w:shd w:val="clear" w:color="auto" w:fill="FFFFFF"/>
+            <w:tcMar>
+              <w:top w:w="0" w:type="dxa"/>
+              <w:bottom w:w="0" w:type="dxa"/>
+              <w:left w:w="0" w:type="dxa"/>
+              <w:right w:w="0" w:type="dxa"/>
+            </w:tcMar>
+            <w:vAlign w:val="top"/>
+          </w:tcPr>
+          <w:p>
+            <w:pPr>
+              <w:jc w:val="left"/>
+              <w:pBdr>
+                <w:bottom w:val="none" w:sz="0" w:space="0" w:color="000000"/>
+                <w:top w:val="none" w:sz="0" w:space="0" w:color="000000"/>
+                <w:left w:val="none" w:sz="0" w:space="0" w:color="000000"/>
+                <w:right w:val="none" w:sz="0" w:space="0" w:color="000000"/>
+              </w:pBdr>
+              <w:spacing w:after="10" w:before="10" w:line="240"/>
+              <w:ind w:left="100" w:right="100" w:firstLine="0" w:firstLineChars="0"/>
+              <w:rPr>
+                <w:rFonts w:ascii="Arial" w:hAnsi="Arial" w:eastAsia="Arial" w:cs="Arial"/>
+                <w:i w:val="false"/>
+                <w:b w:val="true"/>
+                <w:u w:val="none"/>
+                <w:sz w:val="18"/>
+                <w:szCs w:val="18"/>
+                <w:color w:val="000000"/>
+              </w:rPr>
+            </w:pPr>
+            <w:r>
+              <w:rPr>
+                <w:rFonts w:ascii="Arial" w:hAnsi="Arial" w:eastAsia="Arial" w:cs="Arial"/>
+                <w:i w:val="false"/>
+                <w:b w:val="true"/>
+                <w:u w:val="none"/>
+                <w:sz w:val="18"/>
+                <w:szCs w:val="18"/>
+                <w:color w:val="000000"/>
+              </w:rPr>
+              <w:t xml:space="preserve">Departamento</w:t>
+            </w:r>
+          </w:p>
+        </w:tc>
+        <w:tc>
+          <w:tcPr>
+            <w:tcBorders>
+              <w:bottom w:val="none" w:sz="0" w:space="0" w:color="000000"/>
+              <w:top w:val="none" w:sz="0" w:space="0" w:color="000000"/>
+              <w:left w:val="none" w:sz="0" w:space="0" w:color="000000"/>
+              <w:right w:val="none" w:sz="0" w:space="0" w:color="000000"/>
+            </w:tcBorders>
+            <w:shd w:val="clear" w:color="auto" w:fill="FFFFFF"/>
+            <w:tcMar>
+              <w:top w:w="0" w:type="dxa"/>
+              <w:bottom w:w="0" w:type="dxa"/>
+              <w:left w:w="0" w:type="dxa"/>
+              <w:right w:w="0" w:type="dxa"/>
+            </w:tcMar>
+            <w:vAlign w:val="top"/>
+          </w:tcPr>
+          <w:p>
+            <w:pPr>
+              <w:jc w:val="center"/>
+              <w:pBdr>
+                <w:bottom w:val="none" w:sz="0" w:space="0" w:color="000000"/>
+                <w:top w:val="none" w:sz="0" w:space="0" w:color="000000"/>
+                <w:left w:val="none" w:sz="0" w:space="0" w:color="000000"/>
+                <w:right w:val="none" w:sz="0" w:space="0" w:color="000000"/>
+              </w:pBdr>
+              <w:spacing w:after="10" w:before="10" w:line="240"/>
+              <w:ind w:left="100" w:right="100" w:firstLine="0" w:firstLineChars="0"/>
+              <w:rPr>
+                <w:rFonts w:ascii="Arial" w:hAnsi="Arial" w:eastAsia="Arial" w:cs="Arial"/>
+                <w:i w:val="false"/>
+                <w:b w:val="false"/>
+                <w:u w:val="none"/>
+                <w:sz w:val="18"/>
+                <w:szCs w:val="18"/>
+                <w:color w:val="000000"/>
+              </w:rPr>
+            </w:pPr>
+            <w:r>
+              <w:rPr>
+                <w:rFonts w:ascii="Arial" w:hAnsi="Arial" w:eastAsia="Arial" w:cs="Arial"/>
+                <w:i w:val="false"/>
+                <w:b w:val="false"/>
+                <w:u w:val="none"/>
+                <w:sz w:val="18"/>
+                <w:szCs w:val="18"/>
+                <w:color w:val="000000"/>
+              </w:rPr>
+              <w:t xml:space="preserve"/>
+            </w:r>
+          </w:p>
+        </w:tc>
+        <w:tc>
+          <w:tcPr>
+            <w:tcBorders>
+              <w:bottom w:val="none" w:sz="0" w:space="0" w:color="000000"/>
+              <w:top w:val="none" w:sz="0" w:space="0" w:color="000000"/>
+              <w:left w:val="none" w:sz="0" w:space="0" w:color="000000"/>
+              <w:right w:val="none" w:sz="0" w:space="0" w:color="000000"/>
+            </w:tcBorders>
+            <w:shd w:val="clear" w:color="auto" w:fill="FFFFFF"/>
+            <w:tcMar>
+              <w:top w:w="0" w:type="dxa"/>
+              <w:bottom w:w="0" w:type="dxa"/>
+              <w:left w:w="0" w:type="dxa"/>
+              <w:right w:w="0" w:type="dxa"/>
+            </w:tcMar>
+            <w:vAlign w:val="top"/>
+          </w:tcPr>
+          <w:p>
+            <w:pPr>
+              <w:jc w:val="center"/>
+              <w:pBdr>
+                <w:bottom w:val="none" w:sz="0" w:space="0" w:color="000000"/>
+                <w:top w:val="none" w:sz="0" w:space="0" w:color="000000"/>
+                <w:left w:val="none" w:sz="0" w:space="0" w:color="000000"/>
+                <w:right w:val="none" w:sz="0" w:space="0" w:color="000000"/>
+              </w:pBdr>
+              <w:spacing w:after="10" w:before="10" w:line="240"/>
+              <w:ind w:left="100" w:right="100" w:firstLine="0" w:firstLineChars="0"/>
+              <w:rPr>
+                <w:rFonts w:ascii="Arial" w:hAnsi="Arial" w:eastAsia="Arial" w:cs="Arial"/>
+                <w:i w:val="false"/>
+                <w:b w:val="false"/>
+                <w:u w:val="none"/>
+                <w:sz w:val="18"/>
+                <w:szCs w:val="18"/>
+                <w:color w:val="000000"/>
+              </w:rPr>
+            </w:pPr>
+            <w:r>
+              <w:rPr>
+                <w:rFonts w:ascii="Arial" w:hAnsi="Arial" w:eastAsia="Arial" w:cs="Arial"/>
+                <w:i w:val="false"/>
+                <w:b w:val="false"/>
+                <w:u w:val="none"/>
+                <w:sz w:val="18"/>
+                <w:szCs w:val="18"/>
+                <w:color w:val="000000"/>
+              </w:rPr>
+              <w:t xml:space="preserve"/>
+            </w:r>
+          </w:p>
+        </w:tc>
+        <w:tc>
+          <w:tcPr>
+            <w:tcBorders>
+              <w:bottom w:val="none" w:sz="0" w:space="0" w:color="000000"/>
+              <w:top w:val="none" w:sz="0" w:space="0" w:color="000000"/>
+              <w:left w:val="none" w:sz="0" w:space="0" w:color="000000"/>
+              <w:right w:val="none" w:sz="0" w:space="0" w:color="000000"/>
+            </w:tcBorders>
+            <w:shd w:val="clear" w:color="auto" w:fill="FFFFFF"/>
+            <w:tcMar>
+              <w:top w:w="0" w:type="dxa"/>
+              <w:bottom w:w="0" w:type="dxa"/>
+              <w:left w:w="0" w:type="dxa"/>
+              <w:right w:w="0" w:type="dxa"/>
+            </w:tcMar>
+            <w:vAlign w:val="top"/>
+          </w:tcPr>
+          <w:p>
+            <w:pPr>
+              <w:jc w:val="center"/>
+              <w:pBdr>
+                <w:bottom w:val="none" w:sz="0" w:space="0" w:color="000000"/>
+                <w:top w:val="none" w:sz="0" w:space="0" w:color="000000"/>
+                <w:left w:val="none" w:sz="0" w:space="0" w:color="000000"/>
+                <w:right w:val="none" w:sz="0" w:space="0" w:color="000000"/>
+              </w:pBdr>
+              <w:spacing w:after="10" w:before="10" w:line="240"/>
+              <w:ind w:left="100" w:right="100" w:firstLine="0" w:firstLineChars="0"/>
+              <w:rPr>
+                <w:rFonts w:ascii="Arial" w:hAnsi="Arial" w:eastAsia="Arial" w:cs="Arial"/>
+                <w:i w:val="false"/>
+                <w:b w:val="false"/>
+                <w:u w:val="none"/>
+                <w:sz w:val="18"/>
+                <w:szCs w:val="18"/>
+                <w:color w:val="000000"/>
+              </w:rPr>
+            </w:pPr>
+            <w:r>
+              <w:rPr>
+                <w:rFonts w:ascii="Arial" w:hAnsi="Arial" w:eastAsia="Arial" w:cs="Arial"/>
+                <w:i w:val="false"/>
+                <w:b w:val="false"/>
+                <w:u w:val="none"/>
+                <w:sz w:val="18"/>
+                <w:szCs w:val="18"/>
+                <w:color w:val="000000"/>
+              </w:rPr>
+              <w:t xml:space="preserve"/>
+            </w:r>
+          </w:p>
+        </w:tc>
+        <w:tc>
+          <w:tcPr>
+            <w:tcBorders>
+              <w:bottom w:val="none" w:sz="0" w:space="0" w:color="000000"/>
+              <w:top w:val="none" w:sz="0" w:space="0" w:color="000000"/>
+              <w:left w:val="none" w:sz="0" w:space="0" w:color="000000"/>
+              <w:right w:val="none" w:sz="0" w:space="0" w:color="000000"/>
+            </w:tcBorders>
+            <w:shd w:val="clear" w:color="auto" w:fill="FFFFFF"/>
+            <w:tcMar>
+              <w:top w:w="0" w:type="dxa"/>
+              <w:bottom w:w="0" w:type="dxa"/>
+              <w:left w:w="0" w:type="dxa"/>
+              <w:right w:w="0" w:type="dxa"/>
+            </w:tcMar>
+            <w:vAlign w:val="top"/>
+          </w:tcPr>
+          <w:p>
+            <w:pPr>
+              <w:jc w:val="center"/>
+              <w:pBdr>
+                <w:bottom w:val="none" w:sz="0" w:space="0" w:color="000000"/>
+                <w:top w:val="none" w:sz="0" w:space="0" w:color="000000"/>
+                <w:left w:val="none" w:sz="0" w:space="0" w:color="000000"/>
+                <w:right w:val="none" w:sz="0" w:space="0" w:color="000000"/>
+              </w:pBdr>
+              <w:spacing w:after="10" w:before="10" w:line="240"/>
+              <w:ind w:left="100" w:right="100" w:firstLine="0" w:firstLineChars="0"/>
+              <w:rPr>
+                <w:rFonts w:ascii="Arial" w:hAnsi="Arial" w:eastAsia="Arial" w:cs="Arial"/>
+                <w:i w:val="false"/>
+                <w:b w:val="false"/>
+                <w:u w:val="none"/>
+                <w:sz w:val="18"/>
+                <w:szCs w:val="18"/>
+                <w:color w:val="000000"/>
+              </w:rPr>
+            </w:pPr>
+            <w:r>
+              <w:rPr>
+                <w:rFonts w:ascii="Arial" w:hAnsi="Arial" w:eastAsia="Arial" w:cs="Arial"/>
+                <w:i w:val="false"/>
+                <w:b w:val="false"/>
+                <w:u w:val="none"/>
+                <w:sz w:val="18"/>
+                <w:szCs w:val="18"/>
+                <w:color w:val="000000"/>
+              </w:rPr>
+              <w:t xml:space="preserve"/>
+            </w:r>
+          </w:p>
+        </w:tc>
+        <w:tc>
+          <w:tcPr>
+            <w:tcBorders>
+              <w:bottom w:val="none" w:sz="0" w:space="0" w:color="000000"/>
+              <w:top w:val="none" w:sz="0" w:space="0" w:color="000000"/>
+              <w:left w:val="none" w:sz="0" w:space="0" w:color="000000"/>
+              <w:right w:val="none" w:sz="0" w:space="0" w:color="000000"/>
+            </w:tcBorders>
+            <w:shd w:val="clear" w:color="auto" w:fill="FFFFFF"/>
+            <w:tcMar>
+              <w:top w:w="0" w:type="dxa"/>
+              <w:bottom w:w="0" w:type="dxa"/>
+              <w:left w:w="0" w:type="dxa"/>
+              <w:right w:w="0" w:type="dxa"/>
+            </w:tcMar>
+            <w:vAlign w:val="top"/>
+          </w:tcPr>
+          <w:p>
+            <w:pPr>
+              <w:jc w:val="center"/>
+              <w:pBdr>
+                <w:bottom w:val="none" w:sz="0" w:space="0" w:color="000000"/>
+                <w:top w:val="none" w:sz="0" w:space="0" w:color="000000"/>
+                <w:left w:val="none" w:sz="0" w:space="0" w:color="000000"/>
+                <w:right w:val="none" w:sz="0" w:space="0" w:color="000000"/>
+              </w:pBdr>
+              <w:spacing w:after="10" w:before="10" w:line="240"/>
+              <w:ind w:left="100" w:right="100" w:firstLine="0" w:firstLineChars="0"/>
+              <w:rPr>
+                <w:rFonts w:ascii="Arial" w:hAnsi="Arial" w:eastAsia="Arial" w:cs="Arial"/>
+                <w:i w:val="false"/>
+                <w:b w:val="false"/>
+                <w:u w:val="none"/>
+                <w:sz w:val="18"/>
+                <w:szCs w:val="18"/>
+                <w:color w:val="000000"/>
+              </w:rPr>
+            </w:pPr>
+            <w:r>
+              <w:rPr>
+                <w:rFonts w:ascii="Arial" w:hAnsi="Arial" w:eastAsia="Arial" w:cs="Arial"/>
+                <w:i w:val="false"/>
+                <w:b w:val="false"/>
+                <w:u w:val="none"/>
+                <w:sz w:val="18"/>
+                <w:szCs w:val="18"/>
+                <w:color w:val="000000"/>
+              </w:rPr>
+              <w:t xml:space="preserve"/>
+            </w:r>
+          </w:p>
+        </w:tc>
+        <w:tc>
+          <w:tcPr>
+            <w:tcBorders>
+              <w:bottom w:val="none" w:sz="0" w:space="0" w:color="000000"/>
+              <w:top w:val="none" w:sz="0" w:space="0" w:color="000000"/>
+              <w:left w:val="none" w:sz="0" w:space="0" w:color="000000"/>
+              <w:right w:val="none" w:sz="0" w:space="0" w:color="000000"/>
+            </w:tcBorders>
+            <w:shd w:val="clear" w:color="auto" w:fill="FFFFFF"/>
+            <w:tcMar>
+              <w:top w:w="0" w:type="dxa"/>
+              <w:bottom w:w="0" w:type="dxa"/>
+              <w:left w:w="0" w:type="dxa"/>
+              <w:right w:w="0" w:type="dxa"/>
+            </w:tcMar>
+            <w:vAlign w:val="top"/>
+          </w:tcPr>
+          <w:p>
+            <w:pPr>
+              <w:jc w:val="center"/>
+              <w:pBdr>
+                <w:bottom w:val="none" w:sz="0" w:space="0" w:color="000000"/>
+                <w:top w:val="none" w:sz="0" w:space="0" w:color="000000"/>
+                <w:left w:val="none" w:sz="0" w:space="0" w:color="000000"/>
+                <w:right w:val="none" w:sz="0" w:space="0" w:color="000000"/>
+              </w:pBdr>
+              <w:spacing w:after="10" w:before="10" w:line="240"/>
+              <w:ind w:left="100" w:right="100" w:firstLine="0" w:firstLineChars="0"/>
+              <w:rPr>
+                <w:rFonts w:ascii="Arial" w:hAnsi="Arial" w:eastAsia="Arial" w:cs="Arial"/>
+                <w:i w:val="false"/>
+                <w:b w:val="false"/>
+                <w:u w:val="none"/>
+                <w:sz w:val="18"/>
+                <w:szCs w:val="18"/>
+                <w:color w:val="000000"/>
+              </w:rPr>
+            </w:pPr>
+            <w:r>
+              <w:rPr>
+                <w:rFonts w:ascii="Arial" w:hAnsi="Arial" w:eastAsia="Arial" w:cs="Arial"/>
+                <w:i w:val="false"/>
+                <w:b w:val="false"/>
+                <w:u w:val="none"/>
+                <w:sz w:val="18"/>
+                <w:szCs w:val="18"/>
+                <w:color w:val="000000"/>
+              </w:rPr>
+              <w:t xml:space="preserve"/>
+            </w:r>
+          </w:p>
+        </w:tc>
+        <w:tc>
+          <w:tcPr>
+            <w:tcBorders>
+              <w:bottom w:val="none" w:sz="0" w:space="0" w:color="000000"/>
+              <w:top w:val="none" w:sz="0" w:space="0" w:color="000000"/>
+              <w:left w:val="none" w:sz="0" w:space="0" w:color="000000"/>
+              <w:right w:val="none" w:sz="0" w:space="0" w:color="000000"/>
+            </w:tcBorders>
+            <w:shd w:val="clear" w:color="auto" w:fill="FFFFFF"/>
+            <w:tcMar>
+              <w:top w:w="0" w:type="dxa"/>
+              <w:bottom w:w="0" w:type="dxa"/>
+              <w:left w:w="0" w:type="dxa"/>
+              <w:right w:w="0" w:type="dxa"/>
+            </w:tcMar>
+            <w:vAlign w:val="top"/>
+          </w:tcPr>
+          <w:p>
+            <w:pPr>
+              <w:jc w:val="center"/>
+              <w:pBdr>
+                <w:bottom w:val="none" w:sz="0" w:space="0" w:color="000000"/>
+                <w:top w:val="none" w:sz="0" w:space="0" w:color="000000"/>
+                <w:left w:val="none" w:sz="0" w:space="0" w:color="000000"/>
+                <w:right w:val="none" w:sz="0" w:space="0" w:color="000000"/>
+              </w:pBdr>
+              <w:spacing w:after="10" w:before="10" w:line="240"/>
+              <w:ind w:left="100" w:right="100" w:firstLine="0" w:firstLineChars="0"/>
+              <w:rPr>
+                <w:rFonts w:ascii="Arial" w:hAnsi="Arial" w:eastAsia="Arial" w:cs="Arial"/>
+                <w:i w:val="false"/>
+                <w:b w:val="false"/>
+                <w:u w:val="none"/>
+                <w:sz w:val="18"/>
+                <w:szCs w:val="18"/>
+                <w:color w:val="000000"/>
+              </w:rPr>
+            </w:pPr>
+            <w:r>
+              <w:rPr>
+                <w:rFonts w:ascii="Arial" w:hAnsi="Arial" w:eastAsia="Arial" w:cs="Arial"/>
+                <w:i w:val="false"/>
+                <w:b w:val="false"/>
+                <w:u w:val="none"/>
+                <w:sz w:val="18"/>
+                <w:szCs w:val="18"/>
+                <w:color w:val="000000"/>
+              </w:rPr>
+              <w:t xml:space="preserve"/>
+            </w:r>
+          </w:p>
+        </w:tc>
+        <w:tc>
+          <w:tcPr>
+            <w:tcBorders>
+              <w:bottom w:val="none" w:sz="0" w:space="0" w:color="000000"/>
+              <w:top w:val="none" w:sz="0" w:space="0" w:color="000000"/>
+              <w:left w:val="none" w:sz="0" w:space="0" w:color="000000"/>
+              <w:right w:val="none" w:sz="0" w:space="0" w:color="000000"/>
+            </w:tcBorders>
+            <w:shd w:val="clear" w:color="auto" w:fill="FFFFFF"/>
+            <w:tcMar>
+              <w:top w:w="0" w:type="dxa"/>
+              <w:bottom w:w="0" w:type="dxa"/>
+              <w:left w:w="0" w:type="dxa"/>
+              <w:right w:w="0" w:type="dxa"/>
+            </w:tcMar>
+            <w:vAlign w:val="top"/>
+          </w:tcPr>
+          <w:p>
+            <w:pPr>
+              <w:jc w:val="center"/>
+              <w:pBdr>
+                <w:bottom w:val="none" w:sz="0" w:space="0" w:color="000000"/>
+                <w:top w:val="none" w:sz="0" w:space="0" w:color="000000"/>
+                <w:left w:val="none" w:sz="0" w:space="0" w:color="000000"/>
+                <w:right w:val="none" w:sz="0" w:space="0" w:color="000000"/>
+              </w:pBdr>
+              <w:spacing w:after="10" w:before="10" w:line="240"/>
+              <w:ind w:left="100" w:right="100" w:firstLine="0" w:firstLineChars="0"/>
+              <w:rPr>
+                <w:rFonts w:ascii="Arial" w:hAnsi="Arial" w:eastAsia="Arial" w:cs="Arial"/>
+                <w:i w:val="false"/>
+                <w:b w:val="false"/>
+                <w:u w:val="none"/>
+                <w:sz w:val="18"/>
+                <w:szCs w:val="18"/>
+                <w:color w:val="000000"/>
+              </w:rPr>
+            </w:pPr>
+            <w:r>
+              <w:rPr>
+                <w:rFonts w:ascii="Arial" w:hAnsi="Arial" w:eastAsia="Arial" w:cs="Arial"/>
+                <w:i w:val="false"/>
+                <w:b w:val="false"/>
+                <w:u w:val="none"/>
+                <w:sz w:val="18"/>
+                <w:szCs w:val="18"/>
+                <w:color w:val="000000"/>
+              </w:rPr>
+              <w:t xml:space="preserve"/>
+            </w:r>
+          </w:p>
+        </w:tc>
+      </w:tr>
+      <w:tr>
+        <w:trPr>
+          <w:trHeight w:val="612" w:hRule="auto"/>
+        </w:trPr>
+        body13
+        <w:tc>
+          <w:tcPr>
+            <w:tcBorders>
+              <w:bottom w:val="none" w:sz="0" w:space="0" w:color="000000"/>
+              <w:top w:val="none" w:sz="0" w:space="0" w:color="000000"/>
+              <w:left w:val="none" w:sz="0" w:space="0" w:color="000000"/>
+              <w:right w:val="none" w:sz="0" w:space="0" w:color="000000"/>
+            </w:tcBorders>
+            <w:shd w:val="clear" w:color="auto" w:fill="FFFFFF"/>
+            <w:tcMar>
+              <w:top w:w="0" w:type="dxa"/>
+              <w:bottom w:w="0" w:type="dxa"/>
+              <w:left w:w="0" w:type="dxa"/>
+              <w:right w:w="0" w:type="dxa"/>
+            </w:tcMar>
+            <w:vAlign w:val="top"/>
+          </w:tcPr>
+          <w:p>
+            <w:pPr>
+              <w:jc w:val="left"/>
+              <w:pBdr>
+                <w:bottom w:val="none" w:sz="0" w:space="0" w:color="000000"/>
+                <w:top w:val="none" w:sz="0" w:space="0" w:color="000000"/>
+                <w:left w:val="none" w:sz="0" w:space="0" w:color="000000"/>
+                <w:right w:val="none" w:sz="0" w:space="0" w:color="000000"/>
+              </w:pBdr>
+              <w:spacing w:after="10" w:before="10" w:line="240"/>
+              <w:ind w:left="300" w:right="100" w:firstLine="0" w:firstLineChars="0"/>
+              <w:rPr>
+                <w:rFonts w:ascii="Arial" w:hAnsi="Arial" w:eastAsia="Arial" w:cs="Arial"/>
+                <w:i w:val="false"/>
+                <w:b w:val="false"/>
+                <w:u w:val="none"/>
+                <w:sz w:val="18"/>
+                <w:szCs w:val="18"/>
+                <w:color w:val="000000"/>
+              </w:rPr>
+            </w:pPr>
+            <w:r>
+              <w:rPr>
+                <w:rFonts w:ascii="Arial" w:hAnsi="Arial" w:eastAsia="Arial" w:cs="Arial"/>
+                <w:i w:val="false"/>
+                <w:b w:val="false"/>
+                <w:u w:val="none"/>
+                <w:sz w:val="18"/>
+                <w:szCs w:val="18"/>
+                <w:color w:val="000000"/>
+              </w:rPr>
+              <w:t xml:space="preserve">Arequipa</w:t>
+            </w:r>
+          </w:p>
+        </w:tc>
+        <w:tc>
+          <w:tcPr>
+            <w:tcBorders>
+              <w:bottom w:val="none" w:sz="0" w:space="0" w:color="000000"/>
+              <w:top w:val="none" w:sz="0" w:space="0" w:color="000000"/>
+              <w:left w:val="none" w:sz="0" w:space="0" w:color="000000"/>
+              <w:right w:val="none" w:sz="0" w:space="0" w:color="000000"/>
+            </w:tcBorders>
+            <w:shd w:val="clear" w:color="auto" w:fill="FFFFFF"/>
+            <w:tcMar>
+              <w:top w:w="0" w:type="dxa"/>
+              <w:bottom w:w="0" w:type="dxa"/>
+              <w:left w:w="0" w:type="dxa"/>
+              <w:right w:w="0" w:type="dxa"/>
+            </w:tcMar>
+            <w:vAlign w:val="top"/>
+          </w:tcPr>
+          <w:p>
+            <w:pPr>
+              <w:jc w:val="center"/>
+              <w:pBdr>
+                <w:bottom w:val="none" w:sz="0" w:space="0" w:color="000000"/>
+                <w:top w:val="none" w:sz="0" w:space="0" w:color="000000"/>
+                <w:left w:val="none" w:sz="0" w:space="0" w:color="000000"/>
+                <w:right w:val="none" w:sz="0" w:space="0" w:color="000000"/>
+              </w:pBdr>
+              <w:spacing w:after="10" w:before="10" w:line="240"/>
+              <w:ind w:left="100" w:right="100" w:firstLine="0" w:firstLineChars="0"/>
+              <w:rPr>
+                <w:rFonts w:ascii="Arial" w:hAnsi="Arial" w:eastAsia="Arial" w:cs="Arial"/>
+                <w:i w:val="false"/>
+                <w:b w:val="false"/>
+                <w:u w:val="none"/>
+                <w:sz w:val="18"/>
+                <w:szCs w:val="18"/>
+                <w:color w:val="000000"/>
+              </w:rPr>
+            </w:pPr>
+            <w:r>
+              <w:rPr>
+                <w:rFonts w:ascii="Arial" w:hAnsi="Arial" w:eastAsia="Arial" w:cs="Arial"/>
+                <w:i w:val="false"/>
+                <w:b w:val="false"/>
+                <w:u w:val="none"/>
+                <w:sz w:val="18"/>
+                <w:szCs w:val="18"/>
+                <w:color w:val="000000"/>
+              </w:rPr>
+              <w:t xml:space="preserve">—</w:t>
+            </w:r>
+          </w:p>
+        </w:tc>
+        <w:tc>
+          <w:tcPr>
+            <w:tcBorders>
+              <w:bottom w:val="none" w:sz="0" w:space="0" w:color="000000"/>
+              <w:top w:val="none" w:sz="0" w:space="0" w:color="000000"/>
+              <w:left w:val="none" w:sz="0" w:space="0" w:color="000000"/>
+              <w:right w:val="none" w:sz="0" w:space="0" w:color="000000"/>
+            </w:tcBorders>
+            <w:shd w:val="clear" w:color="auto" w:fill="FFFFFF"/>
+            <w:tcMar>
+              <w:top w:w="0" w:type="dxa"/>
+              <w:bottom w:w="0" w:type="dxa"/>
+              <w:left w:w="0" w:type="dxa"/>
+              <w:right w:w="0" w:type="dxa"/>
+            </w:tcMar>
+            <w:vAlign w:val="top"/>
+          </w:tcPr>
+          <w:p>
+            <w:pPr>
+              <w:jc w:val="center"/>
+              <w:pBdr>
+                <w:bottom w:val="none" w:sz="0" w:space="0" w:color="000000"/>
+                <w:top w:val="none" w:sz="0" w:space="0" w:color="000000"/>
+                <w:left w:val="none" w:sz="0" w:space="0" w:color="000000"/>
+                <w:right w:val="none" w:sz="0" w:space="0" w:color="000000"/>
+              </w:pBdr>
+              <w:spacing w:after="10" w:before="10" w:line="240"/>
+              <w:ind w:left="100" w:right="100" w:firstLine="0" w:firstLineChars="0"/>
+              <w:rPr>
+                <w:rFonts w:ascii="Arial" w:hAnsi="Arial" w:eastAsia="Arial" w:cs="Arial"/>
+                <w:i w:val="false"/>
+                <w:b w:val="false"/>
+                <w:u w:val="none"/>
+                <w:sz w:val="18"/>
+                <w:szCs w:val="18"/>
+                <w:color w:val="000000"/>
+              </w:rPr>
+            </w:pPr>
+            <w:r>
+              <w:rPr>
+                <w:rFonts w:ascii="Arial" w:hAnsi="Arial" w:eastAsia="Arial" w:cs="Arial"/>
+                <w:i w:val="false"/>
+                <w:b w:val="false"/>
+                <w:u w:val="none"/>
+                <w:sz w:val="18"/>
+                <w:szCs w:val="18"/>
+                <w:color w:val="000000"/>
+              </w:rPr>
+              <w:t xml:space="preserve"/>
+            </w:r>
+          </w:p>
+        </w:tc>
+        <w:tc>
+          <w:tcPr>
+            <w:tcBorders>
+              <w:bottom w:val="none" w:sz="0" w:space="0" w:color="000000"/>
+              <w:top w:val="none" w:sz="0" w:space="0" w:color="000000"/>
+              <w:left w:val="none" w:sz="0" w:space="0" w:color="000000"/>
+              <w:right w:val="none" w:sz="0" w:space="0" w:color="000000"/>
+            </w:tcBorders>
+            <w:shd w:val="clear" w:color="auto" w:fill="FFFFFF"/>
+            <w:tcMar>
+              <w:top w:w="0" w:type="dxa"/>
+              <w:bottom w:w="0" w:type="dxa"/>
+              <w:left w:w="0" w:type="dxa"/>
+              <w:right w:w="0" w:type="dxa"/>
+            </w:tcMar>
+            <w:vAlign w:val="top"/>
+          </w:tcPr>
+          <w:p>
+            <w:pPr>
+              <w:jc w:val="center"/>
+              <w:pBdr>
+                <w:bottom w:val="none" w:sz="0" w:space="0" w:color="000000"/>
+                <w:top w:val="none" w:sz="0" w:space="0" w:color="000000"/>
+                <w:left w:val="none" w:sz="0" w:space="0" w:color="000000"/>
+                <w:right w:val="none" w:sz="0" w:space="0" w:color="000000"/>
+              </w:pBdr>
+              <w:spacing w:after="10" w:before="10" w:line="240"/>
+              <w:ind w:left="100" w:right="100" w:firstLine="0" w:firstLineChars="0"/>
+              <w:rPr>
+                <w:rFonts w:ascii="Arial" w:hAnsi="Arial" w:eastAsia="Arial" w:cs="Arial"/>
+                <w:i w:val="false"/>
+                <w:b w:val="false"/>
+                <w:u w:val="none"/>
+                <w:sz w:val="18"/>
+                <w:szCs w:val="18"/>
+                <w:color w:val="000000"/>
+              </w:rPr>
+            </w:pPr>
+            <w:r>
+              <w:rPr>
+                <w:rFonts w:ascii="Arial" w:hAnsi="Arial" w:eastAsia="Arial" w:cs="Arial"/>
+                <w:i w:val="false"/>
+                <w:b w:val="false"/>
+                <w:u w:val="none"/>
+                <w:sz w:val="18"/>
+                <w:szCs w:val="18"/>
+                <w:color w:val="000000"/>
+              </w:rPr>
+              <w:t xml:space="preserve">—</w:t>
+            </w:r>
+          </w:p>
+        </w:tc>
+        <w:tc>
+          <w:tcPr>
+            <w:tcBorders>
+              <w:bottom w:val="none" w:sz="0" w:space="0" w:color="000000"/>
+              <w:top w:val="none" w:sz="0" w:space="0" w:color="000000"/>
+              <w:left w:val="none" w:sz="0" w:space="0" w:color="000000"/>
+              <w:right w:val="none" w:sz="0" w:space="0" w:color="000000"/>
+            </w:tcBorders>
+            <w:shd w:val="clear" w:color="auto" w:fill="FFFFFF"/>
+            <w:tcMar>
+              <w:top w:w="0" w:type="dxa"/>
+              <w:bottom w:w="0" w:type="dxa"/>
+              <w:left w:w="0" w:type="dxa"/>
+              <w:right w:w="0" w:type="dxa"/>
+            </w:tcMar>
+            <w:vAlign w:val="top"/>
+          </w:tcPr>
+          <w:p>
+            <w:pPr>
+              <w:jc w:val="center"/>
+              <w:pBdr>
+                <w:bottom w:val="none" w:sz="0" w:space="0" w:color="000000"/>
+                <w:top w:val="none" w:sz="0" w:space="0" w:color="000000"/>
+                <w:left w:val="none" w:sz="0" w:space="0" w:color="000000"/>
+                <w:right w:val="none" w:sz="0" w:space="0" w:color="000000"/>
+              </w:pBdr>
+              <w:spacing w:after="10" w:before="10" w:line="240"/>
+              <w:ind w:left="100" w:right="100" w:firstLine="0" w:firstLineChars="0"/>
+              <w:rPr>
+                <w:rFonts w:ascii="Arial" w:hAnsi="Arial" w:eastAsia="Arial" w:cs="Arial"/>
+                <w:i w:val="false"/>
+                <w:b w:val="false"/>
+                <w:u w:val="none"/>
+                <w:sz w:val="18"/>
+                <w:szCs w:val="18"/>
+                <w:color w:val="000000"/>
+              </w:rPr>
+            </w:pPr>
+            <w:r>
+              <w:rPr>
+                <w:rFonts w:ascii="Arial" w:hAnsi="Arial" w:eastAsia="Arial" w:cs="Arial"/>
+                <w:i w:val="false"/>
+                <w:b w:val="false"/>
+                <w:u w:val="none"/>
+                <w:sz w:val="18"/>
+                <w:szCs w:val="18"/>
+                <w:color w:val="000000"/>
+              </w:rPr>
+              <w:t xml:space="preserve"/>
+            </w:r>
+          </w:p>
+        </w:tc>
+        <w:tc>
+          <w:tcPr>
+            <w:tcBorders>
+              <w:bottom w:val="none" w:sz="0" w:space="0" w:color="000000"/>
+              <w:top w:val="none" w:sz="0" w:space="0" w:color="000000"/>
+              <w:left w:val="none" w:sz="0" w:space="0" w:color="000000"/>
+              <w:right w:val="none" w:sz="0" w:space="0" w:color="000000"/>
+            </w:tcBorders>
+            <w:shd w:val="clear" w:color="auto" w:fill="FFFFFF"/>
+            <w:tcMar>
+              <w:top w:w="0" w:type="dxa"/>
+              <w:bottom w:w="0" w:type="dxa"/>
+              <w:left w:w="0" w:type="dxa"/>
+              <w:right w:w="0" w:type="dxa"/>
+            </w:tcMar>
+            <w:vAlign w:val="top"/>
+          </w:tcPr>
+          <w:p>
+            <w:pPr>
+              <w:jc w:val="center"/>
+              <w:pBdr>
+                <w:bottom w:val="none" w:sz="0" w:space="0" w:color="000000"/>
+                <w:top w:val="none" w:sz="0" w:space="0" w:color="000000"/>
+                <w:left w:val="none" w:sz="0" w:space="0" w:color="000000"/>
+                <w:right w:val="none" w:sz="0" w:space="0" w:color="000000"/>
+              </w:pBdr>
+              <w:spacing w:after="10" w:before="10" w:line="240"/>
+              <w:ind w:left="100" w:right="100" w:firstLine="0" w:firstLineChars="0"/>
+              <w:rPr>
+                <w:rFonts w:ascii="Arial" w:hAnsi="Arial" w:eastAsia="Arial" w:cs="Arial"/>
+                <w:i w:val="false"/>
+                <w:b w:val="false"/>
+                <w:u w:val="none"/>
+                <w:sz w:val="18"/>
+                <w:szCs w:val="18"/>
+                <w:color w:val="000000"/>
+              </w:rPr>
+            </w:pPr>
+            <w:r>
+              <w:rPr>
+                <w:rFonts w:ascii="Arial" w:hAnsi="Arial" w:eastAsia="Arial" w:cs="Arial"/>
+                <w:i w:val="false"/>
+                <w:b w:val="false"/>
+                <w:u w:val="none"/>
+                <w:sz w:val="18"/>
+                <w:szCs w:val="18"/>
+                <w:color w:val="000000"/>
+              </w:rPr>
+              <w:t xml:space="preserve">—</w:t>
+            </w:r>
+          </w:p>
+        </w:tc>
+        <w:tc>
+          <w:tcPr>
+            <w:tcBorders>
+              <w:bottom w:val="none" w:sz="0" w:space="0" w:color="000000"/>
+              <w:top w:val="none" w:sz="0" w:space="0" w:color="000000"/>
+              <w:left w:val="none" w:sz="0" w:space="0" w:color="000000"/>
+              <w:right w:val="none" w:sz="0" w:space="0" w:color="000000"/>
+            </w:tcBorders>
+            <w:shd w:val="clear" w:color="auto" w:fill="FFFFFF"/>
+            <w:tcMar>
+              <w:top w:w="0" w:type="dxa"/>
+              <w:bottom w:w="0" w:type="dxa"/>
+              <w:left w:w="0" w:type="dxa"/>
+              <w:right w:w="0" w:type="dxa"/>
+            </w:tcMar>
+            <w:vAlign w:val="top"/>
+          </w:tcPr>
+          <w:p>
+            <w:pPr>
+              <w:jc w:val="center"/>
+              <w:pBdr>
+                <w:bottom w:val="none" w:sz="0" w:space="0" w:color="000000"/>
+                <w:top w:val="none" w:sz="0" w:space="0" w:color="000000"/>
+                <w:left w:val="none" w:sz="0" w:space="0" w:color="000000"/>
+                <w:right w:val="none" w:sz="0" w:space="0" w:color="000000"/>
+              </w:pBdr>
+              <w:spacing w:after="10" w:before="10" w:line="240"/>
+              <w:ind w:left="100" w:right="100" w:firstLine="0" w:firstLineChars="0"/>
+              <w:rPr>
+                <w:rFonts w:ascii="Arial" w:hAnsi="Arial" w:eastAsia="Arial" w:cs="Arial"/>
+                <w:i w:val="false"/>
+                <w:b w:val="false"/>
+                <w:u w:val="none"/>
+                <w:sz w:val="18"/>
+                <w:szCs w:val="18"/>
+                <w:color w:val="000000"/>
+              </w:rPr>
+            </w:pPr>
+            <w:r>
+              <w:rPr>
+                <w:rFonts w:ascii="Arial" w:hAnsi="Arial" w:eastAsia="Arial" w:cs="Arial"/>
+                <w:i w:val="false"/>
+                <w:b w:val="false"/>
+                <w:u w:val="none"/>
+                <w:sz w:val="18"/>
+                <w:szCs w:val="18"/>
+                <w:color w:val="000000"/>
+              </w:rPr>
+              <w:t xml:space="preserve"/>
+            </w:r>
+          </w:p>
+        </w:tc>
+        <w:tc>
+          <w:tcPr>
+            <w:tcBorders>
+              <w:bottom w:val="none" w:sz="0" w:space="0" w:color="000000"/>
+              <w:top w:val="none" w:sz="0" w:space="0" w:color="000000"/>
+              <w:left w:val="none" w:sz="0" w:space="0" w:color="000000"/>
+              <w:right w:val="none" w:sz="0" w:space="0" w:color="000000"/>
+            </w:tcBorders>
+            <w:shd w:val="clear" w:color="auto" w:fill="FFFFFF"/>
+            <w:tcMar>
+              <w:top w:w="0" w:type="dxa"/>
+              <w:bottom w:w="0" w:type="dxa"/>
+              <w:left w:w="0" w:type="dxa"/>
+              <w:right w:w="0" w:type="dxa"/>
+            </w:tcMar>
+            <w:vAlign w:val="top"/>
+          </w:tcPr>
+          <w:p>
+            <w:pPr>
+              <w:jc w:val="center"/>
+              <w:pBdr>
+                <w:bottom w:val="none" w:sz="0" w:space="0" w:color="000000"/>
+                <w:top w:val="none" w:sz="0" w:space="0" w:color="000000"/>
+                <w:left w:val="none" w:sz="0" w:space="0" w:color="000000"/>
+                <w:right w:val="none" w:sz="0" w:space="0" w:color="000000"/>
+              </w:pBdr>
+              <w:spacing w:after="10" w:before="10" w:line="240"/>
+              <w:ind w:left="100" w:right="100" w:firstLine="0" w:firstLineChars="0"/>
+              <w:rPr>
+                <w:rFonts w:ascii="Arial" w:hAnsi="Arial" w:eastAsia="Arial" w:cs="Arial"/>
+                <w:i w:val="false"/>
+                <w:b w:val="false"/>
+                <w:u w:val="none"/>
+                <w:sz w:val="18"/>
+                <w:szCs w:val="18"/>
+                <w:color w:val="000000"/>
+              </w:rPr>
+            </w:pPr>
+            <w:r>
+              <w:rPr>
+                <w:rFonts w:ascii="Arial" w:hAnsi="Arial" w:eastAsia="Arial" w:cs="Arial"/>
+                <w:i w:val="false"/>
+                <w:b w:val="false"/>
+                <w:u w:val="none"/>
+                <w:sz w:val="18"/>
+                <w:szCs w:val="18"/>
+                <w:color w:val="000000"/>
+              </w:rPr>
+              <w:t xml:space="preserve">—</w:t>
+            </w:r>
+          </w:p>
+        </w:tc>
+        <w:tc>
+          <w:tcPr>
+            <w:tcBorders>
+              <w:bottom w:val="none" w:sz="0" w:space="0" w:color="000000"/>
+              <w:top w:val="none" w:sz="0" w:space="0" w:color="000000"/>
+              <w:left w:val="none" w:sz="0" w:space="0" w:color="000000"/>
+              <w:right w:val="none" w:sz="0" w:space="0" w:color="000000"/>
+            </w:tcBorders>
+            <w:shd w:val="clear" w:color="auto" w:fill="FFFFFF"/>
+            <w:tcMar>
+              <w:top w:w="0" w:type="dxa"/>
+              <w:bottom w:w="0" w:type="dxa"/>
+              <w:left w:w="0" w:type="dxa"/>
+              <w:right w:w="0" w:type="dxa"/>
+            </w:tcMar>
+            <w:vAlign w:val="top"/>
+          </w:tcPr>
+          <w:p>
+            <w:pPr>
+              <w:jc w:val="center"/>
+              <w:pBdr>
+                <w:bottom w:val="none" w:sz="0" w:space="0" w:color="000000"/>
+                <w:top w:val="none" w:sz="0" w:space="0" w:color="000000"/>
+                <w:left w:val="none" w:sz="0" w:space="0" w:color="000000"/>
+                <w:right w:val="none" w:sz="0" w:space="0" w:color="000000"/>
+              </w:pBdr>
+              <w:spacing w:after="10" w:before="10" w:line="240"/>
+              <w:ind w:left="100" w:right="100" w:firstLine="0" w:firstLineChars="0"/>
+              <w:rPr>
+                <w:rFonts w:ascii="Arial" w:hAnsi="Arial" w:eastAsia="Arial" w:cs="Arial"/>
+                <w:i w:val="false"/>
+                <w:b w:val="false"/>
+                <w:u w:val="none"/>
+                <w:sz w:val="18"/>
+                <w:szCs w:val="18"/>
+                <w:color w:val="000000"/>
+              </w:rPr>
+            </w:pPr>
+            <w:r>
+              <w:rPr>
+                <w:rFonts w:ascii="Arial" w:hAnsi="Arial" w:eastAsia="Arial" w:cs="Arial"/>
+                <w:i w:val="false"/>
+                <w:b w:val="false"/>
+                <w:u w:val="none"/>
+                <w:sz w:val="18"/>
+                <w:szCs w:val="18"/>
+                <w:color w:val="000000"/>
+              </w:rPr>
+              <w:t xml:space="preserve"/>
+            </w:r>
+          </w:p>
+        </w:tc>
+      </w:tr>
+      <w:tr>
+        <w:trPr>
+          <w:trHeight w:val="617" w:hRule="auto"/>
+        </w:trPr>
+        body14
+        <w:tc>
+          <w:tcPr>
+            <w:tcBorders>
+              <w:bottom w:val="none" w:sz="0" w:space="0" w:color="000000"/>
+              <w:top w:val="none" w:sz="0" w:space="0" w:color="000000"/>
+              <w:left w:val="none" w:sz="0" w:space="0" w:color="000000"/>
+              <w:right w:val="none" w:sz="0" w:space="0" w:color="000000"/>
+            </w:tcBorders>
+            <w:shd w:val="clear" w:color="auto" w:fill="FFFFFF"/>
+            <w:tcMar>
+              <w:top w:w="0" w:type="dxa"/>
+              <w:bottom w:w="0" w:type="dxa"/>
+              <w:left w:w="0" w:type="dxa"/>
+              <w:right w:w="0" w:type="dxa"/>
+            </w:tcMar>
+            <w:vAlign w:val="top"/>
+          </w:tcPr>
+          <w:p>
+            <w:pPr>
+              <w:jc w:val="left"/>
+              <w:pBdr>
+                <w:bottom w:val="none" w:sz="0" w:space="0" w:color="000000"/>
+                <w:top w:val="none" w:sz="0" w:space="0" w:color="000000"/>
+                <w:left w:val="none" w:sz="0" w:space="0" w:color="000000"/>
+                <w:right w:val="none" w:sz="0" w:space="0" w:color="000000"/>
+              </w:pBdr>
+              <w:spacing w:after="10" w:before="10" w:line="240"/>
+              <w:ind w:left="300" w:right="100" w:firstLine="0" w:firstLineChars="0"/>
+              <w:rPr>
+                <w:rFonts w:ascii="Arial" w:hAnsi="Arial" w:eastAsia="Arial" w:cs="Arial"/>
+                <w:i w:val="false"/>
+                <w:b w:val="false"/>
+                <w:u w:val="none"/>
+                <w:sz w:val="18"/>
+                <w:szCs w:val="18"/>
+                <w:color w:val="000000"/>
+              </w:rPr>
+            </w:pPr>
+            <w:r>
+              <w:rPr>
+                <w:rFonts w:ascii="Arial" w:hAnsi="Arial" w:eastAsia="Arial" w:cs="Arial"/>
+                <w:i w:val="false"/>
+                <w:b w:val="false"/>
+                <w:u w:val="none"/>
+                <w:sz w:val="18"/>
+                <w:szCs w:val="18"/>
+                <w:color w:val="000000"/>
+              </w:rPr>
+              <w:t xml:space="preserve">Lima</w:t>
+            </w:r>
+          </w:p>
+        </w:tc>
+        <w:tc>
+          <w:tcPr>
+            <w:tcBorders>
+              <w:bottom w:val="none" w:sz="0" w:space="0" w:color="000000"/>
+              <w:top w:val="none" w:sz="0" w:space="0" w:color="000000"/>
+              <w:left w:val="none" w:sz="0" w:space="0" w:color="000000"/>
+              <w:right w:val="none" w:sz="0" w:space="0" w:color="000000"/>
+            </w:tcBorders>
+            <w:shd w:val="clear" w:color="auto" w:fill="FFFFFF"/>
+            <w:tcMar>
+              <w:top w:w="0" w:type="dxa"/>
+              <w:bottom w:w="0" w:type="dxa"/>
+              <w:left w:w="0" w:type="dxa"/>
+              <w:right w:w="0" w:type="dxa"/>
+            </w:tcMar>
+            <w:vAlign w:val="top"/>
+          </w:tcPr>
+          <w:p>
+            <w:pPr>
+              <w:jc w:val="center"/>
+              <w:pBdr>
+                <w:bottom w:val="none" w:sz="0" w:space="0" w:color="000000"/>
+                <w:top w:val="none" w:sz="0" w:space="0" w:color="000000"/>
+                <w:left w:val="none" w:sz="0" w:space="0" w:color="000000"/>
+                <w:right w:val="none" w:sz="0" w:space="0" w:color="000000"/>
+              </w:pBdr>
+              <w:spacing w:after="10" w:before="10" w:line="240"/>
+              <w:ind w:left="100" w:right="100" w:firstLine="0" w:firstLineChars="0"/>
+              <w:rPr>
+                <w:rFonts w:ascii="Arial" w:hAnsi="Arial" w:eastAsia="Arial" w:cs="Arial"/>
+                <w:i w:val="false"/>
+                <w:b w:val="false"/>
+                <w:u w:val="none"/>
+                <w:sz w:val="18"/>
+                <w:szCs w:val="18"/>
+                <w:color w:val="000000"/>
+              </w:rPr>
+            </w:pPr>
+            <w:r>
+              <w:rPr>
+                <w:rFonts w:ascii="Arial" w:hAnsi="Arial" w:eastAsia="Arial" w:cs="Arial"/>
+                <w:i w:val="false"/>
+                <w:b w:val="false"/>
+                <w:u w:val="none"/>
+                <w:sz w:val="18"/>
+                <w:szCs w:val="18"/>
+                <w:color w:val="000000"/>
+              </w:rPr>
+              <w:t xml:space="preserve">0.79 (0.65 to 0.94)</w:t>
+            </w:r>
+          </w:p>
+        </w:tc>
+        <w:tc>
+          <w:tcPr>
+            <w:tcBorders>
+              <w:bottom w:val="none" w:sz="0" w:space="0" w:color="000000"/>
+              <w:top w:val="none" w:sz="0" w:space="0" w:color="000000"/>
+              <w:left w:val="none" w:sz="0" w:space="0" w:color="000000"/>
+              <w:right w:val="none" w:sz="0" w:space="0" w:color="000000"/>
+            </w:tcBorders>
+            <w:shd w:val="clear" w:color="auto" w:fill="FFFFFF"/>
+            <w:tcMar>
+              <w:top w:w="0" w:type="dxa"/>
+              <w:bottom w:w="0" w:type="dxa"/>
+              <w:left w:w="0" w:type="dxa"/>
+              <w:right w:w="0" w:type="dxa"/>
+            </w:tcMar>
+            <w:vAlign w:val="top"/>
+          </w:tcPr>
+          <w:p>
+            <w:pPr>
+              <w:jc w:val="center"/>
+              <w:pBdr>
+                <w:bottom w:val="none" w:sz="0" w:space="0" w:color="000000"/>
+                <w:top w:val="none" w:sz="0" w:space="0" w:color="000000"/>
+                <w:left w:val="none" w:sz="0" w:space="0" w:color="000000"/>
+                <w:right w:val="none" w:sz="0" w:space="0" w:color="000000"/>
+              </w:pBdr>
+              <w:spacing w:after="10" w:before="10" w:line="240"/>
+              <w:ind w:left="100" w:right="100" w:firstLine="0" w:firstLineChars="0"/>
+              <w:rPr>
+                <w:rFonts w:ascii="Arial" w:hAnsi="Arial" w:eastAsia="Arial" w:cs="Arial"/>
+                <w:i w:val="false"/>
+                <w:b w:val="true"/>
+                <w:u w:val="none"/>
+                <w:sz w:val="18"/>
+                <w:szCs w:val="18"/>
+                <w:color w:val="000000"/>
+              </w:rPr>
+            </w:pPr>
+            <w:r>
+              <w:rPr>
+                <w:rFonts w:ascii="Arial" w:hAnsi="Arial" w:eastAsia="Arial" w:cs="Arial"/>
+                <w:i w:val="false"/>
+                <w:b w:val="true"/>
+                <w:u w:val="none"/>
+                <w:sz w:val="18"/>
+                <w:szCs w:val="18"/>
+                <w:color w:val="000000"/>
+              </w:rPr>
+              <w:t xml:space="preserve">0.009</w:t>
+            </w:r>
+          </w:p>
+        </w:tc>
+        <w:tc>
+          <w:tcPr>
+            <w:tcBorders>
+              <w:bottom w:val="none" w:sz="0" w:space="0" w:color="000000"/>
+              <w:top w:val="none" w:sz="0" w:space="0" w:color="000000"/>
+              <w:left w:val="none" w:sz="0" w:space="0" w:color="000000"/>
+              <w:right w:val="none" w:sz="0" w:space="0" w:color="000000"/>
+            </w:tcBorders>
+            <w:shd w:val="clear" w:color="auto" w:fill="FFFFFF"/>
+            <w:tcMar>
+              <w:top w:w="0" w:type="dxa"/>
+              <w:bottom w:w="0" w:type="dxa"/>
+              <w:left w:w="0" w:type="dxa"/>
+              <w:right w:w="0" w:type="dxa"/>
+            </w:tcMar>
+            <w:vAlign w:val="top"/>
+          </w:tcPr>
+          <w:p>
+            <w:pPr>
+              <w:jc w:val="center"/>
+              <w:pBdr>
+                <w:bottom w:val="none" w:sz="0" w:space="0" w:color="000000"/>
+                <w:top w:val="none" w:sz="0" w:space="0" w:color="000000"/>
+                <w:left w:val="none" w:sz="0" w:space="0" w:color="000000"/>
+                <w:right w:val="none" w:sz="0" w:space="0" w:color="000000"/>
+              </w:pBdr>
+              <w:spacing w:after="10" w:before="10" w:line="240"/>
+              <w:ind w:left="100" w:right="100" w:firstLine="0" w:firstLineChars="0"/>
+              <w:rPr>
+                <w:rFonts w:ascii="Arial" w:hAnsi="Arial" w:eastAsia="Arial" w:cs="Arial"/>
+                <w:i w:val="false"/>
+                <w:b w:val="false"/>
+                <w:u w:val="none"/>
+                <w:sz w:val="18"/>
+                <w:szCs w:val="18"/>
+                <w:color w:val="000000"/>
+              </w:rPr>
+            </w:pPr>
+            <w:r>
+              <w:rPr>
+                <w:rFonts w:ascii="Arial" w:hAnsi="Arial" w:eastAsia="Arial" w:cs="Arial"/>
+                <w:i w:val="false"/>
+                <w:b w:val="false"/>
+                <w:u w:val="none"/>
+                <w:sz w:val="18"/>
+                <w:szCs w:val="18"/>
+                <w:color w:val="000000"/>
+              </w:rPr>
+              <w:t xml:space="preserve">0.55 (0.38 to 0.80)</w:t>
+            </w:r>
+          </w:p>
+        </w:tc>
+        <w:tc>
+          <w:tcPr>
+            <w:tcBorders>
+              <w:bottom w:val="none" w:sz="0" w:space="0" w:color="000000"/>
+              <w:top w:val="none" w:sz="0" w:space="0" w:color="000000"/>
+              <w:left w:val="none" w:sz="0" w:space="0" w:color="000000"/>
+              <w:right w:val="none" w:sz="0" w:space="0" w:color="000000"/>
+            </w:tcBorders>
+            <w:shd w:val="clear" w:color="auto" w:fill="FFFFFF"/>
+            <w:tcMar>
+              <w:top w:w="0" w:type="dxa"/>
+              <w:bottom w:w="0" w:type="dxa"/>
+              <w:left w:w="0" w:type="dxa"/>
+              <w:right w:w="0" w:type="dxa"/>
+            </w:tcMar>
+            <w:vAlign w:val="top"/>
+          </w:tcPr>
+          <w:p>
+            <w:pPr>
+              <w:jc w:val="center"/>
+              <w:pBdr>
+                <w:bottom w:val="none" w:sz="0" w:space="0" w:color="000000"/>
+                <w:top w:val="none" w:sz="0" w:space="0" w:color="000000"/>
+                <w:left w:val="none" w:sz="0" w:space="0" w:color="000000"/>
+                <w:right w:val="none" w:sz="0" w:space="0" w:color="000000"/>
+              </w:pBdr>
+              <w:spacing w:after="10" w:before="10" w:line="240"/>
+              <w:ind w:left="100" w:right="100" w:firstLine="0" w:firstLineChars="0"/>
+              <w:rPr>
+                <w:rFonts w:ascii="Arial" w:hAnsi="Arial" w:eastAsia="Arial" w:cs="Arial"/>
+                <w:i w:val="false"/>
+                <w:b w:val="true"/>
+                <w:u w:val="none"/>
+                <w:sz w:val="18"/>
+                <w:szCs w:val="18"/>
+                <w:color w:val="000000"/>
+              </w:rPr>
+            </w:pPr>
+            <w:r>
+              <w:rPr>
+                <w:rFonts w:ascii="Arial" w:hAnsi="Arial" w:eastAsia="Arial" w:cs="Arial"/>
+                <w:i w:val="false"/>
+                <w:b w:val="true"/>
+                <w:u w:val="none"/>
+                <w:sz w:val="18"/>
+                <w:szCs w:val="18"/>
+                <w:color w:val="000000"/>
+              </w:rPr>
+              <w:t xml:space="preserve">0.002</w:t>
+            </w:r>
+          </w:p>
+        </w:tc>
+        <w:tc>
+          <w:tcPr>
+            <w:tcBorders>
+              <w:bottom w:val="none" w:sz="0" w:space="0" w:color="000000"/>
+              <w:top w:val="none" w:sz="0" w:space="0" w:color="000000"/>
+              <w:left w:val="none" w:sz="0" w:space="0" w:color="000000"/>
+              <w:right w:val="none" w:sz="0" w:space="0" w:color="000000"/>
+            </w:tcBorders>
+            <w:shd w:val="clear" w:color="auto" w:fill="FFFFFF"/>
+            <w:tcMar>
+              <w:top w:w="0" w:type="dxa"/>
+              <w:bottom w:w="0" w:type="dxa"/>
+              <w:left w:w="0" w:type="dxa"/>
+              <w:right w:w="0" w:type="dxa"/>
+            </w:tcMar>
+            <w:vAlign w:val="top"/>
+          </w:tcPr>
+          <w:p>
+            <w:pPr>
+              <w:jc w:val="center"/>
+              <w:pBdr>
+                <w:bottom w:val="none" w:sz="0" w:space="0" w:color="000000"/>
+                <w:top w:val="none" w:sz="0" w:space="0" w:color="000000"/>
+                <w:left w:val="none" w:sz="0" w:space="0" w:color="000000"/>
+                <w:right w:val="none" w:sz="0" w:space="0" w:color="000000"/>
+              </w:pBdr>
+              <w:spacing w:after="10" w:before="10" w:line="240"/>
+              <w:ind w:left="100" w:right="100" w:firstLine="0" w:firstLineChars="0"/>
+              <w:rPr>
+                <w:rFonts w:ascii="Arial" w:hAnsi="Arial" w:eastAsia="Arial" w:cs="Arial"/>
+                <w:i w:val="false"/>
+                <w:b w:val="false"/>
+                <w:u w:val="none"/>
+                <w:sz w:val="18"/>
+                <w:szCs w:val="18"/>
+                <w:color w:val="000000"/>
+              </w:rPr>
+            </w:pPr>
+            <w:r>
+              <w:rPr>
+                <w:rFonts w:ascii="Arial" w:hAnsi="Arial" w:eastAsia="Arial" w:cs="Arial"/>
+                <w:i w:val="false"/>
+                <w:b w:val="false"/>
+                <w:u w:val="none"/>
+                <w:sz w:val="18"/>
+                <w:szCs w:val="18"/>
+                <w:color w:val="000000"/>
+              </w:rPr>
+              <w:t xml:space="preserve">0.99 (0.77 to 1.27)</w:t>
+            </w:r>
+          </w:p>
+        </w:tc>
+        <w:tc>
+          <w:tcPr>
+            <w:tcBorders>
+              <w:bottom w:val="none" w:sz="0" w:space="0" w:color="000000"/>
+              <w:top w:val="none" w:sz="0" w:space="0" w:color="000000"/>
+              <w:left w:val="none" w:sz="0" w:space="0" w:color="000000"/>
+              <w:right w:val="none" w:sz="0" w:space="0" w:color="000000"/>
+            </w:tcBorders>
+            <w:shd w:val="clear" w:color="auto" w:fill="FFFFFF"/>
+            <w:tcMar>
+              <w:top w:w="0" w:type="dxa"/>
+              <w:bottom w:w="0" w:type="dxa"/>
+              <w:left w:w="0" w:type="dxa"/>
+              <w:right w:w="0" w:type="dxa"/>
+            </w:tcMar>
+            <w:vAlign w:val="top"/>
+          </w:tcPr>
+          <w:p>
+            <w:pPr>
+              <w:jc w:val="center"/>
+              <w:pBdr>
+                <w:bottom w:val="none" w:sz="0" w:space="0" w:color="000000"/>
+                <w:top w:val="none" w:sz="0" w:space="0" w:color="000000"/>
+                <w:left w:val="none" w:sz="0" w:space="0" w:color="000000"/>
+                <w:right w:val="none" w:sz="0" w:space="0" w:color="000000"/>
+              </w:pBdr>
+              <w:spacing w:after="10" w:before="10" w:line="240"/>
+              <w:ind w:left="100" w:right="100" w:firstLine="0" w:firstLineChars="0"/>
+              <w:rPr>
+                <w:rFonts w:ascii="Arial" w:hAnsi="Arial" w:eastAsia="Arial" w:cs="Arial"/>
+                <w:i w:val="false"/>
+                <w:b w:val="false"/>
+                <w:u w:val="none"/>
+                <w:sz w:val="18"/>
+                <w:szCs w:val="18"/>
+                <w:color w:val="000000"/>
+              </w:rPr>
+            </w:pPr>
+            <w:r>
+              <w:rPr>
+                <w:rFonts w:ascii="Arial" w:hAnsi="Arial" w:eastAsia="Arial" w:cs="Arial"/>
+                <w:i w:val="false"/>
+                <w:b w:val="false"/>
+                <w:u w:val="none"/>
+                <w:sz w:val="18"/>
+                <w:szCs w:val="18"/>
+                <w:color w:val="000000"/>
+              </w:rPr>
+              <w:t xml:space="preserve">0.932</w:t>
+            </w:r>
+          </w:p>
+        </w:tc>
+        <w:tc>
+          <w:tcPr>
+            <w:tcBorders>
+              <w:bottom w:val="none" w:sz="0" w:space="0" w:color="000000"/>
+              <w:top w:val="none" w:sz="0" w:space="0" w:color="000000"/>
+              <w:left w:val="none" w:sz="0" w:space="0" w:color="000000"/>
+              <w:right w:val="none" w:sz="0" w:space="0" w:color="000000"/>
+            </w:tcBorders>
+            <w:shd w:val="clear" w:color="auto" w:fill="FFFFFF"/>
+            <w:tcMar>
+              <w:top w:w="0" w:type="dxa"/>
+              <w:bottom w:w="0" w:type="dxa"/>
+              <w:left w:w="0" w:type="dxa"/>
+              <w:right w:w="0" w:type="dxa"/>
+            </w:tcMar>
+            <w:vAlign w:val="top"/>
+          </w:tcPr>
+          <w:p>
+            <w:pPr>
+              <w:jc w:val="center"/>
+              <w:pBdr>
+                <w:bottom w:val="none" w:sz="0" w:space="0" w:color="000000"/>
+                <w:top w:val="none" w:sz="0" w:space="0" w:color="000000"/>
+                <w:left w:val="none" w:sz="0" w:space="0" w:color="000000"/>
+                <w:right w:val="none" w:sz="0" w:space="0" w:color="000000"/>
+              </w:pBdr>
+              <w:spacing w:after="10" w:before="10" w:line="240"/>
+              <w:ind w:left="100" w:right="100" w:firstLine="0" w:firstLineChars="0"/>
+              <w:rPr>
+                <w:rFonts w:ascii="Arial" w:hAnsi="Arial" w:eastAsia="Arial" w:cs="Arial"/>
+                <w:i w:val="false"/>
+                <w:b w:val="false"/>
+                <w:u w:val="none"/>
+                <w:sz w:val="18"/>
+                <w:szCs w:val="18"/>
+                <w:color w:val="000000"/>
+              </w:rPr>
+            </w:pPr>
+            <w:r>
+              <w:rPr>
+                <w:rFonts w:ascii="Arial" w:hAnsi="Arial" w:eastAsia="Arial" w:cs="Arial"/>
+                <w:i w:val="false"/>
+                <w:b w:val="false"/>
+                <w:u w:val="none"/>
+                <w:sz w:val="18"/>
+                <w:szCs w:val="18"/>
+                <w:color w:val="000000"/>
+              </w:rPr>
+              <w:t xml:space="preserve">0.41 (0.26 to 0.67)</w:t>
+            </w:r>
+          </w:p>
+        </w:tc>
+        <w:tc>
+          <w:tcPr>
+            <w:tcBorders>
+              <w:bottom w:val="none" w:sz="0" w:space="0" w:color="000000"/>
+              <w:top w:val="none" w:sz="0" w:space="0" w:color="000000"/>
+              <w:left w:val="none" w:sz="0" w:space="0" w:color="000000"/>
+              <w:right w:val="none" w:sz="0" w:space="0" w:color="000000"/>
+            </w:tcBorders>
+            <w:shd w:val="clear" w:color="auto" w:fill="FFFFFF"/>
+            <w:tcMar>
+              <w:top w:w="0" w:type="dxa"/>
+              <w:bottom w:w="0" w:type="dxa"/>
+              <w:left w:w="0" w:type="dxa"/>
+              <w:right w:w="0" w:type="dxa"/>
+            </w:tcMar>
+            <w:vAlign w:val="top"/>
+          </w:tcPr>
+          <w:p>
+            <w:pPr>
+              <w:jc w:val="center"/>
+              <w:pBdr>
+                <w:bottom w:val="none" w:sz="0" w:space="0" w:color="000000"/>
+                <w:top w:val="none" w:sz="0" w:space="0" w:color="000000"/>
+                <w:left w:val="none" w:sz="0" w:space="0" w:color="000000"/>
+                <w:right w:val="none" w:sz="0" w:space="0" w:color="000000"/>
+              </w:pBdr>
+              <w:spacing w:after="10" w:before="10" w:line="240"/>
+              <w:ind w:left="100" w:right="100" w:firstLine="0" w:firstLineChars="0"/>
+              <w:rPr>
+                <w:rFonts w:ascii="Arial" w:hAnsi="Arial" w:eastAsia="Arial" w:cs="Arial"/>
+                <w:i w:val="false"/>
+                <w:b w:val="true"/>
+                <w:u w:val="none"/>
+                <w:sz w:val="18"/>
+                <w:szCs w:val="18"/>
+                <w:color w:val="000000"/>
+              </w:rPr>
+            </w:pPr>
+            <w:r>
+              <w:rPr>
+                <w:rFonts w:ascii="Arial" w:hAnsi="Arial" w:eastAsia="Arial" w:cs="Arial"/>
+                <w:i w:val="false"/>
+                <w:b w:val="true"/>
+                <w:u w:val="none"/>
+                <w:sz w:val="18"/>
+                <w:szCs w:val="18"/>
+                <w:color w:val="000000"/>
+              </w:rPr>
+              <w:t xml:space="preserve">&lt;0.001</w:t>
+            </w:r>
+          </w:p>
+        </w:tc>
+      </w:tr>
+      <w:tr>
+        <w:trPr>
+          <w:trHeight w:val="617" w:hRule="auto"/>
+        </w:trPr>
+        body15
+        <w:tc>
+          <w:tcPr>
+            <w:tcBorders>
+              <w:bottom w:val="none" w:sz="0" w:space="0" w:color="000000"/>
+              <w:top w:val="none" w:sz="0" w:space="0" w:color="000000"/>
+              <w:left w:val="none" w:sz="0" w:space="0" w:color="000000"/>
+              <w:right w:val="none" w:sz="0" w:space="0" w:color="000000"/>
+            </w:tcBorders>
+            <w:shd w:val="clear" w:color="auto" w:fill="FFFFFF"/>
+            <w:tcMar>
+              <w:top w:w="0" w:type="dxa"/>
+              <w:bottom w:w="0" w:type="dxa"/>
+              <w:left w:w="0" w:type="dxa"/>
+              <w:right w:w="0" w:type="dxa"/>
+            </w:tcMar>
+            <w:vAlign w:val="top"/>
+          </w:tcPr>
+          <w:p>
+            <w:pPr>
+              <w:jc w:val="left"/>
+              <w:pBdr>
+                <w:bottom w:val="none" w:sz="0" w:space="0" w:color="000000"/>
+                <w:top w:val="none" w:sz="0" w:space="0" w:color="000000"/>
+                <w:left w:val="none" w:sz="0" w:space="0" w:color="000000"/>
+                <w:right w:val="none" w:sz="0" w:space="0" w:color="000000"/>
+              </w:pBdr>
+              <w:spacing w:after="10" w:before="10" w:line="240"/>
+              <w:ind w:left="300" w:right="100" w:firstLine="0" w:firstLineChars="0"/>
+              <w:rPr>
+                <w:rFonts w:ascii="Arial" w:hAnsi="Arial" w:eastAsia="Arial" w:cs="Arial"/>
+                <w:i w:val="false"/>
+                <w:b w:val="false"/>
+                <w:u w:val="none"/>
+                <w:sz w:val="18"/>
+                <w:szCs w:val="18"/>
+                <w:color w:val="000000"/>
+              </w:rPr>
+            </w:pPr>
+            <w:r>
+              <w:rPr>
+                <w:rFonts w:ascii="Arial" w:hAnsi="Arial" w:eastAsia="Arial" w:cs="Arial"/>
+                <w:i w:val="false"/>
+                <w:b w:val="false"/>
+                <w:u w:val="none"/>
+                <w:sz w:val="18"/>
+                <w:szCs w:val="18"/>
+                <w:color w:val="000000"/>
+              </w:rPr>
+              <w:t xml:space="preserve">Cusco</w:t>
+            </w:r>
+          </w:p>
+        </w:tc>
+        <w:tc>
+          <w:tcPr>
+            <w:tcBorders>
+              <w:bottom w:val="none" w:sz="0" w:space="0" w:color="000000"/>
+              <w:top w:val="none" w:sz="0" w:space="0" w:color="000000"/>
+              <w:left w:val="none" w:sz="0" w:space="0" w:color="000000"/>
+              <w:right w:val="none" w:sz="0" w:space="0" w:color="000000"/>
+            </w:tcBorders>
+            <w:shd w:val="clear" w:color="auto" w:fill="FFFFFF"/>
+            <w:tcMar>
+              <w:top w:w="0" w:type="dxa"/>
+              <w:bottom w:w="0" w:type="dxa"/>
+              <w:left w:w="0" w:type="dxa"/>
+              <w:right w:w="0" w:type="dxa"/>
+            </w:tcMar>
+            <w:vAlign w:val="top"/>
+          </w:tcPr>
+          <w:p>
+            <w:pPr>
+              <w:jc w:val="center"/>
+              <w:pBdr>
+                <w:bottom w:val="none" w:sz="0" w:space="0" w:color="000000"/>
+                <w:top w:val="none" w:sz="0" w:space="0" w:color="000000"/>
+                <w:left w:val="none" w:sz="0" w:space="0" w:color="000000"/>
+                <w:right w:val="none" w:sz="0" w:space="0" w:color="000000"/>
+              </w:pBdr>
+              <w:spacing w:after="10" w:before="10" w:line="240"/>
+              <w:ind w:left="100" w:right="100" w:firstLine="0" w:firstLineChars="0"/>
+              <w:rPr>
+                <w:rFonts w:ascii="Arial" w:hAnsi="Arial" w:eastAsia="Arial" w:cs="Arial"/>
+                <w:i w:val="false"/>
+                <w:b w:val="false"/>
+                <w:u w:val="none"/>
+                <w:sz w:val="18"/>
+                <w:szCs w:val="18"/>
+                <w:color w:val="000000"/>
+              </w:rPr>
+            </w:pPr>
+            <w:r>
+              <w:rPr>
+                <w:rFonts w:ascii="Arial" w:hAnsi="Arial" w:eastAsia="Arial" w:cs="Arial"/>
+                <w:i w:val="false"/>
+                <w:b w:val="false"/>
+                <w:u w:val="none"/>
+                <w:sz w:val="18"/>
+                <w:szCs w:val="18"/>
+                <w:color w:val="000000"/>
+              </w:rPr>
+              <w:t xml:space="preserve">0.83 (0.62 to 1.10)</w:t>
+            </w:r>
+          </w:p>
+        </w:tc>
+        <w:tc>
+          <w:tcPr>
+            <w:tcBorders>
+              <w:bottom w:val="none" w:sz="0" w:space="0" w:color="000000"/>
+              <w:top w:val="none" w:sz="0" w:space="0" w:color="000000"/>
+              <w:left w:val="none" w:sz="0" w:space="0" w:color="000000"/>
+              <w:right w:val="none" w:sz="0" w:space="0" w:color="000000"/>
+            </w:tcBorders>
+            <w:shd w:val="clear" w:color="auto" w:fill="FFFFFF"/>
+            <w:tcMar>
+              <w:top w:w="0" w:type="dxa"/>
+              <w:bottom w:w="0" w:type="dxa"/>
+              <w:left w:w="0" w:type="dxa"/>
+              <w:right w:w="0" w:type="dxa"/>
+            </w:tcMar>
+            <w:vAlign w:val="top"/>
+          </w:tcPr>
+          <w:p>
+            <w:pPr>
+              <w:jc w:val="center"/>
+              <w:pBdr>
+                <w:bottom w:val="none" w:sz="0" w:space="0" w:color="000000"/>
+                <w:top w:val="none" w:sz="0" w:space="0" w:color="000000"/>
+                <w:left w:val="none" w:sz="0" w:space="0" w:color="000000"/>
+                <w:right w:val="none" w:sz="0" w:space="0" w:color="000000"/>
+              </w:pBdr>
+              <w:spacing w:after="10" w:before="10" w:line="240"/>
+              <w:ind w:left="100" w:right="100" w:firstLine="0" w:firstLineChars="0"/>
+              <w:rPr>
+                <w:rFonts w:ascii="Arial" w:hAnsi="Arial" w:eastAsia="Arial" w:cs="Arial"/>
+                <w:i w:val="false"/>
+                <w:b w:val="false"/>
+                <w:u w:val="none"/>
+                <w:sz w:val="18"/>
+                <w:szCs w:val="18"/>
+                <w:color w:val="000000"/>
+              </w:rPr>
+            </w:pPr>
+            <w:r>
+              <w:rPr>
+                <w:rFonts w:ascii="Arial" w:hAnsi="Arial" w:eastAsia="Arial" w:cs="Arial"/>
+                <w:i w:val="false"/>
+                <w:b w:val="false"/>
+                <w:u w:val="none"/>
+                <w:sz w:val="18"/>
+                <w:szCs w:val="18"/>
+                <w:color w:val="000000"/>
+              </w:rPr>
+              <w:t xml:space="preserve">0.194</w:t>
+            </w:r>
+          </w:p>
+        </w:tc>
+        <w:tc>
+          <w:tcPr>
+            <w:tcBorders>
+              <w:bottom w:val="none" w:sz="0" w:space="0" w:color="000000"/>
+              <w:top w:val="none" w:sz="0" w:space="0" w:color="000000"/>
+              <w:left w:val="none" w:sz="0" w:space="0" w:color="000000"/>
+              <w:right w:val="none" w:sz="0" w:space="0" w:color="000000"/>
+            </w:tcBorders>
+            <w:shd w:val="clear" w:color="auto" w:fill="FFFFFF"/>
+            <w:tcMar>
+              <w:top w:w="0" w:type="dxa"/>
+              <w:bottom w:w="0" w:type="dxa"/>
+              <w:left w:w="0" w:type="dxa"/>
+              <w:right w:w="0" w:type="dxa"/>
+            </w:tcMar>
+            <w:vAlign w:val="top"/>
+          </w:tcPr>
+          <w:p>
+            <w:pPr>
+              <w:jc w:val="center"/>
+              <w:pBdr>
+                <w:bottom w:val="none" w:sz="0" w:space="0" w:color="000000"/>
+                <w:top w:val="none" w:sz="0" w:space="0" w:color="000000"/>
+                <w:left w:val="none" w:sz="0" w:space="0" w:color="000000"/>
+                <w:right w:val="none" w:sz="0" w:space="0" w:color="000000"/>
+              </w:pBdr>
+              <w:spacing w:after="10" w:before="10" w:line="240"/>
+              <w:ind w:left="100" w:right="100" w:firstLine="0" w:firstLineChars="0"/>
+              <w:rPr>
+                <w:rFonts w:ascii="Arial" w:hAnsi="Arial" w:eastAsia="Arial" w:cs="Arial"/>
+                <w:i w:val="false"/>
+                <w:b w:val="false"/>
+                <w:u w:val="none"/>
+                <w:sz w:val="18"/>
+                <w:szCs w:val="18"/>
+                <w:color w:val="000000"/>
+              </w:rPr>
+            </w:pPr>
+            <w:r>
+              <w:rPr>
+                <w:rFonts w:ascii="Arial" w:hAnsi="Arial" w:eastAsia="Arial" w:cs="Arial"/>
+                <w:i w:val="false"/>
+                <w:b w:val="false"/>
+                <w:u w:val="none"/>
+                <w:sz w:val="18"/>
+                <w:szCs w:val="18"/>
+                <w:color w:val="000000"/>
+              </w:rPr>
+              <w:t xml:space="preserve">0.69 (0.39 to 1.21)</w:t>
+            </w:r>
+          </w:p>
+        </w:tc>
+        <w:tc>
+          <w:tcPr>
+            <w:tcBorders>
+              <w:bottom w:val="none" w:sz="0" w:space="0" w:color="000000"/>
+              <w:top w:val="none" w:sz="0" w:space="0" w:color="000000"/>
+              <w:left w:val="none" w:sz="0" w:space="0" w:color="000000"/>
+              <w:right w:val="none" w:sz="0" w:space="0" w:color="000000"/>
+            </w:tcBorders>
+            <w:shd w:val="clear" w:color="auto" w:fill="FFFFFF"/>
+            <w:tcMar>
+              <w:top w:w="0" w:type="dxa"/>
+              <w:bottom w:w="0" w:type="dxa"/>
+              <w:left w:w="0" w:type="dxa"/>
+              <w:right w:w="0" w:type="dxa"/>
+            </w:tcMar>
+            <w:vAlign w:val="top"/>
+          </w:tcPr>
+          <w:p>
+            <w:pPr>
+              <w:jc w:val="center"/>
+              <w:pBdr>
+                <w:bottom w:val="none" w:sz="0" w:space="0" w:color="000000"/>
+                <w:top w:val="none" w:sz="0" w:space="0" w:color="000000"/>
+                <w:left w:val="none" w:sz="0" w:space="0" w:color="000000"/>
+                <w:right w:val="none" w:sz="0" w:space="0" w:color="000000"/>
+              </w:pBdr>
+              <w:spacing w:after="10" w:before="10" w:line="240"/>
+              <w:ind w:left="100" w:right="100" w:firstLine="0" w:firstLineChars="0"/>
+              <w:rPr>
+                <w:rFonts w:ascii="Arial" w:hAnsi="Arial" w:eastAsia="Arial" w:cs="Arial"/>
+                <w:i w:val="false"/>
+                <w:b w:val="false"/>
+                <w:u w:val="none"/>
+                <w:sz w:val="18"/>
+                <w:szCs w:val="18"/>
+                <w:color w:val="000000"/>
+              </w:rPr>
+            </w:pPr>
+            <w:r>
+              <w:rPr>
+                <w:rFonts w:ascii="Arial" w:hAnsi="Arial" w:eastAsia="Arial" w:cs="Arial"/>
+                <w:i w:val="false"/>
+                <w:b w:val="false"/>
+                <w:u w:val="none"/>
+                <w:sz w:val="18"/>
+                <w:szCs w:val="18"/>
+                <w:color w:val="000000"/>
+              </w:rPr>
+              <w:t xml:space="preserve">0.192</w:t>
+            </w:r>
+          </w:p>
+        </w:tc>
+        <w:tc>
+          <w:tcPr>
+            <w:tcBorders>
+              <w:bottom w:val="none" w:sz="0" w:space="0" w:color="000000"/>
+              <w:top w:val="none" w:sz="0" w:space="0" w:color="000000"/>
+              <w:left w:val="none" w:sz="0" w:space="0" w:color="000000"/>
+              <w:right w:val="none" w:sz="0" w:space="0" w:color="000000"/>
+            </w:tcBorders>
+            <w:shd w:val="clear" w:color="auto" w:fill="FFFFFF"/>
+            <w:tcMar>
+              <w:top w:w="0" w:type="dxa"/>
+              <w:bottom w:w="0" w:type="dxa"/>
+              <w:left w:w="0" w:type="dxa"/>
+              <w:right w:w="0" w:type="dxa"/>
+            </w:tcMar>
+            <w:vAlign w:val="top"/>
+          </w:tcPr>
+          <w:p>
+            <w:pPr>
+              <w:jc w:val="center"/>
+              <w:pBdr>
+                <w:bottom w:val="none" w:sz="0" w:space="0" w:color="000000"/>
+                <w:top w:val="none" w:sz="0" w:space="0" w:color="000000"/>
+                <w:left w:val="none" w:sz="0" w:space="0" w:color="000000"/>
+                <w:right w:val="none" w:sz="0" w:space="0" w:color="000000"/>
+              </w:pBdr>
+              <w:spacing w:after="10" w:before="10" w:line="240"/>
+              <w:ind w:left="100" w:right="100" w:firstLine="0" w:firstLineChars="0"/>
+              <w:rPr>
+                <w:rFonts w:ascii="Arial" w:hAnsi="Arial" w:eastAsia="Arial" w:cs="Arial"/>
+                <w:i w:val="false"/>
+                <w:b w:val="false"/>
+                <w:u w:val="none"/>
+                <w:sz w:val="18"/>
+                <w:szCs w:val="18"/>
+                <w:color w:val="000000"/>
+              </w:rPr>
+            </w:pPr>
+            <w:r>
+              <w:rPr>
+                <w:rFonts w:ascii="Arial" w:hAnsi="Arial" w:eastAsia="Arial" w:cs="Arial"/>
+                <w:i w:val="false"/>
+                <w:b w:val="false"/>
+                <w:u w:val="none"/>
+                <w:sz w:val="18"/>
+                <w:szCs w:val="18"/>
+                <w:color w:val="000000"/>
+              </w:rPr>
+              <w:t xml:space="preserve">0.99 (0.68 to 1.45)</w:t>
+            </w:r>
+          </w:p>
+        </w:tc>
+        <w:tc>
+          <w:tcPr>
+            <w:tcBorders>
+              <w:bottom w:val="none" w:sz="0" w:space="0" w:color="000000"/>
+              <w:top w:val="none" w:sz="0" w:space="0" w:color="000000"/>
+              <w:left w:val="none" w:sz="0" w:space="0" w:color="000000"/>
+              <w:right w:val="none" w:sz="0" w:space="0" w:color="000000"/>
+            </w:tcBorders>
+            <w:shd w:val="clear" w:color="auto" w:fill="FFFFFF"/>
+            <w:tcMar>
+              <w:top w:w="0" w:type="dxa"/>
+              <w:bottom w:w="0" w:type="dxa"/>
+              <w:left w:w="0" w:type="dxa"/>
+              <w:right w:w="0" w:type="dxa"/>
+            </w:tcMar>
+            <w:vAlign w:val="top"/>
+          </w:tcPr>
+          <w:p>
+            <w:pPr>
+              <w:jc w:val="center"/>
+              <w:pBdr>
+                <w:bottom w:val="none" w:sz="0" w:space="0" w:color="000000"/>
+                <w:top w:val="none" w:sz="0" w:space="0" w:color="000000"/>
+                <w:left w:val="none" w:sz="0" w:space="0" w:color="000000"/>
+                <w:right w:val="none" w:sz="0" w:space="0" w:color="000000"/>
+              </w:pBdr>
+              <w:spacing w:after="10" w:before="10" w:line="240"/>
+              <w:ind w:left="100" w:right="100" w:firstLine="0" w:firstLineChars="0"/>
+              <w:rPr>
+                <w:rFonts w:ascii="Arial" w:hAnsi="Arial" w:eastAsia="Arial" w:cs="Arial"/>
+                <w:i w:val="false"/>
+                <w:b w:val="false"/>
+                <w:u w:val="none"/>
+                <w:sz w:val="18"/>
+                <w:szCs w:val="18"/>
+                <w:color w:val="000000"/>
+              </w:rPr>
+            </w:pPr>
+            <w:r>
+              <w:rPr>
+                <w:rFonts w:ascii="Arial" w:hAnsi="Arial" w:eastAsia="Arial" w:cs="Arial"/>
+                <w:i w:val="false"/>
+                <w:b w:val="false"/>
+                <w:u w:val="none"/>
+                <w:sz w:val="18"/>
+                <w:szCs w:val="18"/>
+                <w:color w:val="000000"/>
+              </w:rPr>
+              <w:t xml:space="preserve">0.962</w:t>
+            </w:r>
+          </w:p>
+        </w:tc>
+        <w:tc>
+          <w:tcPr>
+            <w:tcBorders>
+              <w:bottom w:val="none" w:sz="0" w:space="0" w:color="000000"/>
+              <w:top w:val="none" w:sz="0" w:space="0" w:color="000000"/>
+              <w:left w:val="none" w:sz="0" w:space="0" w:color="000000"/>
+              <w:right w:val="none" w:sz="0" w:space="0" w:color="000000"/>
+            </w:tcBorders>
+            <w:shd w:val="clear" w:color="auto" w:fill="FFFFFF"/>
+            <w:tcMar>
+              <w:top w:w="0" w:type="dxa"/>
+              <w:bottom w:w="0" w:type="dxa"/>
+              <w:left w:w="0" w:type="dxa"/>
+              <w:right w:w="0" w:type="dxa"/>
+            </w:tcMar>
+            <w:vAlign w:val="top"/>
+          </w:tcPr>
+          <w:p>
+            <w:pPr>
+              <w:jc w:val="center"/>
+              <w:pBdr>
+                <w:bottom w:val="none" w:sz="0" w:space="0" w:color="000000"/>
+                <w:top w:val="none" w:sz="0" w:space="0" w:color="000000"/>
+                <w:left w:val="none" w:sz="0" w:space="0" w:color="000000"/>
+                <w:right w:val="none" w:sz="0" w:space="0" w:color="000000"/>
+              </w:pBdr>
+              <w:spacing w:after="10" w:before="10" w:line="240"/>
+              <w:ind w:left="100" w:right="100" w:firstLine="0" w:firstLineChars="0"/>
+              <w:rPr>
+                <w:rFonts w:ascii="Arial" w:hAnsi="Arial" w:eastAsia="Arial" w:cs="Arial"/>
+                <w:i w:val="false"/>
+                <w:b w:val="false"/>
+                <w:u w:val="none"/>
+                <w:sz w:val="18"/>
+                <w:szCs w:val="18"/>
+                <w:color w:val="000000"/>
+              </w:rPr>
+            </w:pPr>
+            <w:r>
+              <w:rPr>
+                <w:rFonts w:ascii="Arial" w:hAnsi="Arial" w:eastAsia="Arial" w:cs="Arial"/>
+                <w:i w:val="false"/>
+                <w:b w:val="false"/>
+                <w:u w:val="none"/>
+                <w:sz w:val="18"/>
+                <w:szCs w:val="18"/>
+                <w:color w:val="000000"/>
+              </w:rPr>
+              <w:t xml:space="preserve">0.57 (0.27 to 1.20)</w:t>
+            </w:r>
+          </w:p>
+        </w:tc>
+        <w:tc>
+          <w:tcPr>
+            <w:tcBorders>
+              <w:bottom w:val="none" w:sz="0" w:space="0" w:color="000000"/>
+              <w:top w:val="none" w:sz="0" w:space="0" w:color="000000"/>
+              <w:left w:val="none" w:sz="0" w:space="0" w:color="000000"/>
+              <w:right w:val="none" w:sz="0" w:space="0" w:color="000000"/>
+            </w:tcBorders>
+            <w:shd w:val="clear" w:color="auto" w:fill="FFFFFF"/>
+            <w:tcMar>
+              <w:top w:w="0" w:type="dxa"/>
+              <w:bottom w:w="0" w:type="dxa"/>
+              <w:left w:w="0" w:type="dxa"/>
+              <w:right w:w="0" w:type="dxa"/>
+            </w:tcMar>
+            <w:vAlign w:val="top"/>
+          </w:tcPr>
+          <w:p>
+            <w:pPr>
+              <w:jc w:val="center"/>
+              <w:pBdr>
+                <w:bottom w:val="none" w:sz="0" w:space="0" w:color="000000"/>
+                <w:top w:val="none" w:sz="0" w:space="0" w:color="000000"/>
+                <w:left w:val="none" w:sz="0" w:space="0" w:color="000000"/>
+                <w:right w:val="none" w:sz="0" w:space="0" w:color="000000"/>
+              </w:pBdr>
+              <w:spacing w:after="10" w:before="10" w:line="240"/>
+              <w:ind w:left="100" w:right="100" w:firstLine="0" w:firstLineChars="0"/>
+              <w:rPr>
+                <w:rFonts w:ascii="Arial" w:hAnsi="Arial" w:eastAsia="Arial" w:cs="Arial"/>
+                <w:i w:val="false"/>
+                <w:b w:val="false"/>
+                <w:u w:val="none"/>
+                <w:sz w:val="18"/>
+                <w:szCs w:val="18"/>
+                <w:color w:val="000000"/>
+              </w:rPr>
+            </w:pPr>
+            <w:r>
+              <w:rPr>
+                <w:rFonts w:ascii="Arial" w:hAnsi="Arial" w:eastAsia="Arial" w:cs="Arial"/>
+                <w:i w:val="false"/>
+                <w:b w:val="false"/>
+                <w:u w:val="none"/>
+                <w:sz w:val="18"/>
+                <w:szCs w:val="18"/>
+                <w:color w:val="000000"/>
+              </w:rPr>
+              <w:t xml:space="preserve">0.139</w:t>
+            </w:r>
+          </w:p>
+        </w:tc>
+      </w:tr>
+      <w:tr>
+        <w:trPr>
+          <w:trHeight w:val="617" w:hRule="auto"/>
+        </w:trPr>
+        body16
+        <w:tc>
+          <w:tcPr>
+            <w:tcBorders>
+              <w:bottom w:val="single" w:sz="12" w:space="0" w:color="666666"/>
+              <w:top w:val="none" w:sz="0" w:space="0" w:color="000000"/>
+              <w:left w:val="none" w:sz="0" w:space="0" w:color="000000"/>
+              <w:right w:val="none" w:sz="0" w:space="0" w:color="000000"/>
+            </w:tcBorders>
+            <w:shd w:val="clear" w:color="auto" w:fill="FFFFFF"/>
+            <w:tcMar>
+              <w:top w:w="0" w:type="dxa"/>
+              <w:bottom w:w="0" w:type="dxa"/>
+              <w:left w:w="0" w:type="dxa"/>
+              <w:right w:w="0" w:type="dxa"/>
+            </w:tcMar>
+            <w:vAlign w:val="top"/>
+          </w:tcPr>
+          <w:p>
+            <w:pPr>
+              <w:jc w:val="left"/>
+              <w:pBdr>
+                <w:bottom w:val="none" w:sz="0" w:space="0" w:color="000000"/>
+                <w:top w:val="none" w:sz="0" w:space="0" w:color="000000"/>
+                <w:left w:val="none" w:sz="0" w:space="0" w:color="000000"/>
+                <w:right w:val="none" w:sz="0" w:space="0" w:color="000000"/>
+              </w:pBdr>
+              <w:spacing w:after="10" w:before="10" w:line="240"/>
+              <w:ind w:left="300" w:right="100" w:firstLine="0" w:firstLineChars="0"/>
+              <w:rPr>
+                <w:rFonts w:ascii="Arial" w:hAnsi="Arial" w:eastAsia="Arial" w:cs="Arial"/>
+                <w:i w:val="false"/>
+                <w:b w:val="false"/>
+                <w:u w:val="none"/>
+                <w:sz w:val="18"/>
+                <w:szCs w:val="18"/>
+                <w:color w:val="000000"/>
+              </w:rPr>
+            </w:pPr>
+            <w:r>
+              <w:rPr>
+                <w:rFonts w:ascii="Arial" w:hAnsi="Arial" w:eastAsia="Arial" w:cs="Arial"/>
+                <w:i w:val="false"/>
+                <w:b w:val="false"/>
+                <w:u w:val="none"/>
+                <w:sz w:val="18"/>
+                <w:szCs w:val="18"/>
+                <w:color w:val="000000"/>
+              </w:rPr>
+              <w:t xml:space="preserve">Puno</w:t>
+            </w:r>
+          </w:p>
+        </w:tc>
+        <w:tc>
+          <w:tcPr>
+            <w:tcBorders>
+              <w:bottom w:val="single" w:sz="12" w:space="0" w:color="666666"/>
+              <w:top w:val="none" w:sz="0" w:space="0" w:color="000000"/>
+              <w:left w:val="none" w:sz="0" w:space="0" w:color="000000"/>
+              <w:right w:val="none" w:sz="0" w:space="0" w:color="000000"/>
+            </w:tcBorders>
+            <w:shd w:val="clear" w:color="auto" w:fill="FFFFFF"/>
+            <w:tcMar>
+              <w:top w:w="0" w:type="dxa"/>
+              <w:bottom w:w="0" w:type="dxa"/>
+              <w:left w:w="0" w:type="dxa"/>
+              <w:right w:w="0" w:type="dxa"/>
+            </w:tcMar>
+            <w:vAlign w:val="top"/>
+          </w:tcPr>
+          <w:p>
+            <w:pPr>
+              <w:jc w:val="center"/>
+              <w:pBdr>
+                <w:bottom w:val="none" w:sz="0" w:space="0" w:color="000000"/>
+                <w:top w:val="none" w:sz="0" w:space="0" w:color="000000"/>
+                <w:left w:val="none" w:sz="0" w:space="0" w:color="000000"/>
+                <w:right w:val="none" w:sz="0" w:space="0" w:color="000000"/>
+              </w:pBdr>
+              <w:spacing w:after="10" w:before="10" w:line="240"/>
+              <w:ind w:left="100" w:right="100" w:firstLine="0" w:firstLineChars="0"/>
+              <w:rPr>
+                <w:rFonts w:ascii="Arial" w:hAnsi="Arial" w:eastAsia="Arial" w:cs="Arial"/>
+                <w:i w:val="false"/>
+                <w:b w:val="false"/>
+                <w:u w:val="none"/>
+                <w:sz w:val="18"/>
+                <w:szCs w:val="18"/>
+                <w:color w:val="000000"/>
+              </w:rPr>
+            </w:pPr>
+            <w:r>
+              <w:rPr>
+                <w:rFonts w:ascii="Arial" w:hAnsi="Arial" w:eastAsia="Arial" w:cs="Arial"/>
+                <w:i w:val="false"/>
+                <w:b w:val="false"/>
+                <w:u w:val="none"/>
+                <w:sz w:val="18"/>
+                <w:szCs w:val="18"/>
+                <w:color w:val="000000"/>
+              </w:rPr>
+              <w:t xml:space="preserve">0.93 (0.54 to 1.63)</w:t>
+            </w:r>
+          </w:p>
+        </w:tc>
+        <w:tc>
+          <w:tcPr>
+            <w:tcBorders>
+              <w:bottom w:val="single" w:sz="12" w:space="0" w:color="666666"/>
+              <w:top w:val="none" w:sz="0" w:space="0" w:color="000000"/>
+              <w:left w:val="none" w:sz="0" w:space="0" w:color="000000"/>
+              <w:right w:val="none" w:sz="0" w:space="0" w:color="000000"/>
+            </w:tcBorders>
+            <w:shd w:val="clear" w:color="auto" w:fill="FFFFFF"/>
+            <w:tcMar>
+              <w:top w:w="0" w:type="dxa"/>
+              <w:bottom w:w="0" w:type="dxa"/>
+              <w:left w:w="0" w:type="dxa"/>
+              <w:right w:w="0" w:type="dxa"/>
+            </w:tcMar>
+            <w:vAlign w:val="top"/>
+          </w:tcPr>
+          <w:p>
+            <w:pPr>
+              <w:jc w:val="center"/>
+              <w:pBdr>
+                <w:bottom w:val="none" w:sz="0" w:space="0" w:color="000000"/>
+                <w:top w:val="none" w:sz="0" w:space="0" w:color="000000"/>
+                <w:left w:val="none" w:sz="0" w:space="0" w:color="000000"/>
+                <w:right w:val="none" w:sz="0" w:space="0" w:color="000000"/>
+              </w:pBdr>
+              <w:spacing w:after="10" w:before="10" w:line="240"/>
+              <w:ind w:left="100" w:right="100" w:firstLine="0" w:firstLineChars="0"/>
+              <w:rPr>
+                <w:rFonts w:ascii="Arial" w:hAnsi="Arial" w:eastAsia="Arial" w:cs="Arial"/>
+                <w:i w:val="false"/>
+                <w:b w:val="false"/>
+                <w:u w:val="none"/>
+                <w:sz w:val="18"/>
+                <w:szCs w:val="18"/>
+                <w:color w:val="000000"/>
+              </w:rPr>
+            </w:pPr>
+            <w:r>
+              <w:rPr>
+                <w:rFonts w:ascii="Arial" w:hAnsi="Arial" w:eastAsia="Arial" w:cs="Arial"/>
+                <w:i w:val="false"/>
+                <w:b w:val="false"/>
+                <w:u w:val="none"/>
+                <w:sz w:val="18"/>
+                <w:szCs w:val="18"/>
+                <w:color w:val="000000"/>
+              </w:rPr>
+              <w:t xml:space="preserve">0.812</w:t>
+            </w:r>
+          </w:p>
+        </w:tc>
+        <w:tc>
+          <w:tcPr>
+            <w:tcBorders>
+              <w:bottom w:val="single" w:sz="12" w:space="0" w:color="666666"/>
+              <w:top w:val="none" w:sz="0" w:space="0" w:color="000000"/>
+              <w:left w:val="none" w:sz="0" w:space="0" w:color="000000"/>
+              <w:right w:val="none" w:sz="0" w:space="0" w:color="000000"/>
+            </w:tcBorders>
+            <w:shd w:val="clear" w:color="auto" w:fill="FFFFFF"/>
+            <w:tcMar>
+              <w:top w:w="0" w:type="dxa"/>
+              <w:bottom w:w="0" w:type="dxa"/>
+              <w:left w:w="0" w:type="dxa"/>
+              <w:right w:w="0" w:type="dxa"/>
+            </w:tcMar>
+            <w:vAlign w:val="top"/>
+          </w:tcPr>
+          <w:p>
+            <w:pPr>
+              <w:jc w:val="center"/>
+              <w:pBdr>
+                <w:bottom w:val="none" w:sz="0" w:space="0" w:color="000000"/>
+                <w:top w:val="none" w:sz="0" w:space="0" w:color="000000"/>
+                <w:left w:val="none" w:sz="0" w:space="0" w:color="000000"/>
+                <w:right w:val="none" w:sz="0" w:space="0" w:color="000000"/>
+              </w:pBdr>
+              <w:spacing w:after="10" w:before="10" w:line="240"/>
+              <w:ind w:left="100" w:right="100" w:firstLine="0" w:firstLineChars="0"/>
+              <w:rPr>
+                <w:rFonts w:ascii="Arial" w:hAnsi="Arial" w:eastAsia="Arial" w:cs="Arial"/>
+                <w:i w:val="false"/>
+                <w:b w:val="false"/>
+                <w:u w:val="none"/>
+                <w:sz w:val="18"/>
+                <w:szCs w:val="18"/>
+                <w:color w:val="000000"/>
+              </w:rPr>
+            </w:pPr>
+            <w:r>
+              <w:rPr>
+                <w:rFonts w:ascii="Arial" w:hAnsi="Arial" w:eastAsia="Arial" w:cs="Arial"/>
+                <w:i w:val="false"/>
+                <w:b w:val="false"/>
+                <w:u w:val="none"/>
+                <w:sz w:val="18"/>
+                <w:szCs w:val="18"/>
+                <w:color w:val="000000"/>
+              </w:rPr>
+              <w:t xml:space="preserve">1.14 (0.46 to 2.85)</w:t>
+            </w:r>
+          </w:p>
+        </w:tc>
+        <w:tc>
+          <w:tcPr>
+            <w:tcBorders>
+              <w:bottom w:val="single" w:sz="12" w:space="0" w:color="666666"/>
+              <w:top w:val="none" w:sz="0" w:space="0" w:color="000000"/>
+              <w:left w:val="none" w:sz="0" w:space="0" w:color="000000"/>
+              <w:right w:val="none" w:sz="0" w:space="0" w:color="000000"/>
+            </w:tcBorders>
+            <w:shd w:val="clear" w:color="auto" w:fill="FFFFFF"/>
+            <w:tcMar>
+              <w:top w:w="0" w:type="dxa"/>
+              <w:bottom w:w="0" w:type="dxa"/>
+              <w:left w:w="0" w:type="dxa"/>
+              <w:right w:w="0" w:type="dxa"/>
+            </w:tcMar>
+            <w:vAlign w:val="top"/>
+          </w:tcPr>
+          <w:p>
+            <w:pPr>
+              <w:jc w:val="center"/>
+              <w:pBdr>
+                <w:bottom w:val="none" w:sz="0" w:space="0" w:color="000000"/>
+                <w:top w:val="none" w:sz="0" w:space="0" w:color="000000"/>
+                <w:left w:val="none" w:sz="0" w:space="0" w:color="000000"/>
+                <w:right w:val="none" w:sz="0" w:space="0" w:color="000000"/>
+              </w:pBdr>
+              <w:spacing w:after="10" w:before="10" w:line="240"/>
+              <w:ind w:left="100" w:right="100" w:firstLine="0" w:firstLineChars="0"/>
+              <w:rPr>
+                <w:rFonts w:ascii="Arial" w:hAnsi="Arial" w:eastAsia="Arial" w:cs="Arial"/>
+                <w:i w:val="false"/>
+                <w:b w:val="false"/>
+                <w:u w:val="none"/>
+                <w:sz w:val="18"/>
+                <w:szCs w:val="18"/>
+                <w:color w:val="000000"/>
+              </w:rPr>
+            </w:pPr>
+            <w:r>
+              <w:rPr>
+                <w:rFonts w:ascii="Arial" w:hAnsi="Arial" w:eastAsia="Arial" w:cs="Arial"/>
+                <w:i w:val="false"/>
+                <w:b w:val="false"/>
+                <w:u w:val="none"/>
+                <w:sz w:val="18"/>
+                <w:szCs w:val="18"/>
+                <w:color w:val="000000"/>
+              </w:rPr>
+              <w:t xml:space="preserve">0.780</w:t>
+            </w:r>
+          </w:p>
+        </w:tc>
+        <w:tc>
+          <w:tcPr>
+            <w:tcBorders>
+              <w:bottom w:val="single" w:sz="12" w:space="0" w:color="666666"/>
+              <w:top w:val="none" w:sz="0" w:space="0" w:color="000000"/>
+              <w:left w:val="none" w:sz="0" w:space="0" w:color="000000"/>
+              <w:right w:val="none" w:sz="0" w:space="0" w:color="000000"/>
+            </w:tcBorders>
+            <w:shd w:val="clear" w:color="auto" w:fill="FFFFFF"/>
+            <w:tcMar>
+              <w:top w:w="0" w:type="dxa"/>
+              <w:bottom w:w="0" w:type="dxa"/>
+              <w:left w:w="0" w:type="dxa"/>
+              <w:right w:w="0" w:type="dxa"/>
+            </w:tcMar>
+            <w:vAlign w:val="top"/>
+          </w:tcPr>
+          <w:p>
+            <w:pPr>
+              <w:jc w:val="center"/>
+              <w:pBdr>
+                <w:bottom w:val="none" w:sz="0" w:space="0" w:color="000000"/>
+                <w:top w:val="none" w:sz="0" w:space="0" w:color="000000"/>
+                <w:left w:val="none" w:sz="0" w:space="0" w:color="000000"/>
+                <w:right w:val="none" w:sz="0" w:space="0" w:color="000000"/>
+              </w:pBdr>
+              <w:spacing w:after="10" w:before="10" w:line="240"/>
+              <w:ind w:left="100" w:right="100" w:firstLine="0" w:firstLineChars="0"/>
+              <w:rPr>
+                <w:rFonts w:ascii="Arial" w:hAnsi="Arial" w:eastAsia="Arial" w:cs="Arial"/>
+                <w:i w:val="false"/>
+                <w:b w:val="false"/>
+                <w:u w:val="none"/>
+                <w:sz w:val="18"/>
+                <w:szCs w:val="18"/>
+                <w:color w:val="000000"/>
+              </w:rPr>
+            </w:pPr>
+            <w:r>
+              <w:rPr>
+                <w:rFonts w:ascii="Arial" w:hAnsi="Arial" w:eastAsia="Arial" w:cs="Arial"/>
+                <w:i w:val="false"/>
+                <w:b w:val="false"/>
+                <w:u w:val="none"/>
+                <w:sz w:val="18"/>
+                <w:szCs w:val="18"/>
+                <w:color w:val="000000"/>
+              </w:rPr>
+              <w:t xml:space="preserve">1.01 (0.48 to 2.11)</w:t>
+            </w:r>
+          </w:p>
+        </w:tc>
+        <w:tc>
+          <w:tcPr>
+            <w:tcBorders>
+              <w:bottom w:val="single" w:sz="12" w:space="0" w:color="666666"/>
+              <w:top w:val="none" w:sz="0" w:space="0" w:color="000000"/>
+              <w:left w:val="none" w:sz="0" w:space="0" w:color="000000"/>
+              <w:right w:val="none" w:sz="0" w:space="0" w:color="000000"/>
+            </w:tcBorders>
+            <w:shd w:val="clear" w:color="auto" w:fill="FFFFFF"/>
+            <w:tcMar>
+              <w:top w:w="0" w:type="dxa"/>
+              <w:bottom w:w="0" w:type="dxa"/>
+              <w:left w:w="0" w:type="dxa"/>
+              <w:right w:w="0" w:type="dxa"/>
+            </w:tcMar>
+            <w:vAlign w:val="top"/>
+          </w:tcPr>
+          <w:p>
+            <w:pPr>
+              <w:jc w:val="center"/>
+              <w:pBdr>
+                <w:bottom w:val="none" w:sz="0" w:space="0" w:color="000000"/>
+                <w:top w:val="none" w:sz="0" w:space="0" w:color="000000"/>
+                <w:left w:val="none" w:sz="0" w:space="0" w:color="000000"/>
+                <w:right w:val="none" w:sz="0" w:space="0" w:color="000000"/>
+              </w:pBdr>
+              <w:spacing w:after="10" w:before="10" w:line="240"/>
+              <w:ind w:left="100" w:right="100" w:firstLine="0" w:firstLineChars="0"/>
+              <w:rPr>
+                <w:rFonts w:ascii="Arial" w:hAnsi="Arial" w:eastAsia="Arial" w:cs="Arial"/>
+                <w:i w:val="false"/>
+                <w:b w:val="false"/>
+                <w:u w:val="none"/>
+                <w:sz w:val="18"/>
+                <w:szCs w:val="18"/>
+                <w:color w:val="000000"/>
+              </w:rPr>
+            </w:pPr>
+            <w:r>
+              <w:rPr>
+                <w:rFonts w:ascii="Arial" w:hAnsi="Arial" w:eastAsia="Arial" w:cs="Arial"/>
+                <w:i w:val="false"/>
+                <w:b w:val="false"/>
+                <w:u w:val="none"/>
+                <w:sz w:val="18"/>
+                <w:szCs w:val="18"/>
+                <w:color w:val="000000"/>
+              </w:rPr>
+              <w:t xml:space="preserve">0.989</w:t>
+            </w:r>
+          </w:p>
+        </w:tc>
+        <w:tc>
+          <w:tcPr>
+            <w:tcBorders>
+              <w:bottom w:val="single" w:sz="12" w:space="0" w:color="666666"/>
+              <w:top w:val="none" w:sz="0" w:space="0" w:color="000000"/>
+              <w:left w:val="none" w:sz="0" w:space="0" w:color="000000"/>
+              <w:right w:val="none" w:sz="0" w:space="0" w:color="000000"/>
+            </w:tcBorders>
+            <w:shd w:val="clear" w:color="auto" w:fill="FFFFFF"/>
+            <w:tcMar>
+              <w:top w:w="0" w:type="dxa"/>
+              <w:bottom w:w="0" w:type="dxa"/>
+              <w:left w:w="0" w:type="dxa"/>
+              <w:right w:w="0" w:type="dxa"/>
+            </w:tcMar>
+            <w:vAlign w:val="top"/>
+          </w:tcPr>
+          <w:p>
+            <w:pPr>
+              <w:jc w:val="center"/>
+              <w:pBdr>
+                <w:bottom w:val="none" w:sz="0" w:space="0" w:color="000000"/>
+                <w:top w:val="none" w:sz="0" w:space="0" w:color="000000"/>
+                <w:left w:val="none" w:sz="0" w:space="0" w:color="000000"/>
+                <w:right w:val="none" w:sz="0" w:space="0" w:color="000000"/>
+              </w:pBdr>
+              <w:spacing w:after="10" w:before="10" w:line="240"/>
+              <w:ind w:left="100" w:right="100" w:firstLine="0" w:firstLineChars="0"/>
+              <w:rPr>
+                <w:rFonts w:ascii="Arial" w:hAnsi="Arial" w:eastAsia="Arial" w:cs="Arial"/>
+                <w:i w:val="false"/>
+                <w:b w:val="false"/>
+                <w:u w:val="none"/>
+                <w:sz w:val="18"/>
+                <w:szCs w:val="18"/>
+                <w:color w:val="000000"/>
+              </w:rPr>
+            </w:pPr>
+            <w:r>
+              <w:rPr>
+                <w:rFonts w:ascii="Arial" w:hAnsi="Arial" w:eastAsia="Arial" w:cs="Arial"/>
+                <w:i w:val="false"/>
+                <w:b w:val="false"/>
+                <w:u w:val="none"/>
+                <w:sz w:val="18"/>
+                <w:szCs w:val="18"/>
+                <w:color w:val="000000"/>
+              </w:rPr>
+              <w:t xml:space="preserve">0.81 (0.22 to 3.06)</w:t>
+            </w:r>
+          </w:p>
+        </w:tc>
+        <w:tc>
+          <w:tcPr>
+            <w:tcBorders>
+              <w:bottom w:val="single" w:sz="12" w:space="0" w:color="666666"/>
+              <w:top w:val="none" w:sz="0" w:space="0" w:color="000000"/>
+              <w:left w:val="none" w:sz="0" w:space="0" w:color="000000"/>
+              <w:right w:val="none" w:sz="0" w:space="0" w:color="000000"/>
+            </w:tcBorders>
+            <w:shd w:val="clear" w:color="auto" w:fill="FFFFFF"/>
+            <w:tcMar>
+              <w:top w:w="0" w:type="dxa"/>
+              <w:bottom w:w="0" w:type="dxa"/>
+              <w:left w:w="0" w:type="dxa"/>
+              <w:right w:w="0" w:type="dxa"/>
+            </w:tcMar>
+            <w:vAlign w:val="top"/>
+          </w:tcPr>
+          <w:p>
+            <w:pPr>
+              <w:jc w:val="center"/>
+              <w:pBdr>
+                <w:bottom w:val="none" w:sz="0" w:space="0" w:color="000000"/>
+                <w:top w:val="none" w:sz="0" w:space="0" w:color="000000"/>
+                <w:left w:val="none" w:sz="0" w:space="0" w:color="000000"/>
+                <w:right w:val="none" w:sz="0" w:space="0" w:color="000000"/>
+              </w:pBdr>
+              <w:spacing w:after="10" w:before="10" w:line="240"/>
+              <w:ind w:left="100" w:right="100" w:firstLine="0" w:firstLineChars="0"/>
+              <w:rPr>
+                <w:rFonts w:ascii="Arial" w:hAnsi="Arial" w:eastAsia="Arial" w:cs="Arial"/>
+                <w:i w:val="false"/>
+                <w:b w:val="false"/>
+                <w:u w:val="none"/>
+                <w:sz w:val="18"/>
+                <w:szCs w:val="18"/>
+                <w:color w:val="000000"/>
+              </w:rPr>
+            </w:pPr>
+            <w:r>
+              <w:rPr>
+                <w:rFonts w:ascii="Arial" w:hAnsi="Arial" w:eastAsia="Arial" w:cs="Arial"/>
+                <w:i w:val="false"/>
+                <w:b w:val="false"/>
+                <w:u w:val="none"/>
+                <w:sz w:val="18"/>
+                <w:szCs w:val="18"/>
+                <w:color w:val="000000"/>
+              </w:rPr>
+              <w:t xml:space="preserve">0.759</w:t>
+            </w:r>
+          </w:p>
+        </w:tc>
+      </w:tr>
+      <w:tr>
+        <w:trPr>
+          <w:trHeight w:val="360" w:hRule="auto"/>
+        </w:trPr>
+        footer 1
+        <w:tc>
+          <w:tcPr>
+            <w:gridSpan w:val="9"/>
+            <w:tcBorders>
+              <w:bottom w:val="single" w:sz="12" w:space="0" w:color="666666"/>
+              <w:top w:val="single" w:sz="12" w:space="0" w:color="666666"/>
+              <w:left w:val="none" w:sz="0" w:space="0" w:color="000000"/>
+              <w:right w:val="none" w:sz="0" w:space="0" w:color="000000"/>
+            </w:tcBorders>
+            <w:shd w:val="clear" w:color="auto" w:fill="FFFFFF"/>
+            <w:tcMar>
+              <w:top w:w="0" w:type="dxa"/>
+              <w:bottom w:w="0" w:type="dxa"/>
+              <w:left w:w="0" w:type="dxa"/>
+              <w:right w:w="0" w:type="dxa"/>
+            </w:tcMar>
+            <w:vAlign w:val="center"/>
+          </w:tcPr>
+          <w:p>
+            <w:pPr>
+              <w:jc w:val="left"/>
+              <w:pBdr>
+                <w:bottom w:val="none" w:sz="0" w:space="0" w:color="000000"/>
+                <w:top w:val="none" w:sz="0" w:space="0" w:color="000000"/>
+                <w:left w:val="none" w:sz="0" w:space="0" w:color="000000"/>
+                <w:right w:val="none" w:sz="0" w:space="0" w:color="000000"/>
+              </w:pBdr>
+              <w:spacing w:after="10" w:before="10" w:line="240"/>
+              <w:ind w:left="100" w:right="100" w:firstLine="0" w:firstLineChars="0"/>
+              <w:rPr>
+                <w:rFonts w:ascii="Arial" w:hAnsi="Arial" w:eastAsia="Arial" w:cs="Arial"/>
+                <w:i w:val="false"/>
+                <w:b w:val="false"/>
+                <w:u w:val="none"/>
+                <w:sz w:val="18"/>
+                <w:szCs w:val="18"/>
+                <w:color w:val="000000"/>
+              </w:rPr>
+            </w:pPr>
+            <w:r>
+              <w:rPr>
+                <w:rFonts w:ascii="Arial" w:hAnsi="Arial" w:eastAsia="Arial" w:cs="Arial"/>
+                <w:i w:val="false"/>
+                <w:b w:val="false"/>
+                <w:u w:val="none"/>
+                <w:sz w:val="18"/>
+                <w:szCs w:val="18"/>
+                <w:color w:val="000000"/>
+              </w:rPr>
+              <w:t xml:space="preserve">Abreviacion: RPa: Razón de Prevalencia Ajustado; IC 95%: Intervalo de Confianza al 95%</w:t>
+            </w:r>
+          </w:p>
+        </w:tc>
+      </w:tr>
+    </w:tbl>
     <w:sectPr>
-      <w:pgMar w:header="708" w:bottom="1417" w:top="1417" w:right="1417" w:left="1417" w:footer="708" w:gutter="0"/>
-      <w:pgSz w:h="16838" w:w="11906" w:orient="portrait"/>
+      <w:pgMar w:header="708" w:bottom="720" w:top="720" w:right="720" w:left="720" w:footer="708" w:gutter="0"/>
+      <w:pgSz w:h="11906" w:w="16838" w:orient="landscape"/>
       <w:type w:val="continuous"/>
       <w:cols/>
     </w:sectPr>

--- a/outputs/Table_S3.docx
+++ b/outputs/Table_S3.docx
@@ -8401,7 +8401,7 @@
                 <w:szCs w:val="18"/>
                 <w:color w:val="000000"/>
               </w:rPr>
-              <w:t xml:space="preserve">Abreviacion: RPa: Razón de Prevalencia Ajustado; IC 95%: Intervalo de Confianza al 95%</w:t>
+              <w:t xml:space="preserve">Abreviacion: RPa: Razón de Prevalencia ajustado; IC 95%: Intervalo de Confianza del 95%</w:t>
             </w:r>
           </w:p>
         </w:tc>

--- a/outputs/Table_S3.docx
+++ b/outputs/Table_S3.docx
@@ -1816,371 +1816,371 @@
                 <w:szCs w:val="18"/>
                 <w:color w:val="000000"/>
               </w:rPr>
-              <w:t xml:space="preserve">0.83 (0.68 to 1.01)</w:t>
-            </w:r>
-          </w:p>
-        </w:tc>
-        <w:tc>
-          <w:tcPr>
-            <w:tcBorders>
-              <w:bottom w:val="none" w:sz="0" w:space="0" w:color="000000"/>
-              <w:top w:val="none" w:sz="0" w:space="0" w:color="000000"/>
-              <w:left w:val="none" w:sz="0" w:space="0" w:color="000000"/>
-              <w:right w:val="none" w:sz="0" w:space="0" w:color="000000"/>
-            </w:tcBorders>
-            <w:shd w:val="clear" w:color="auto" w:fill="FFFFFF"/>
-            <w:tcMar>
-              <w:top w:w="0" w:type="dxa"/>
-              <w:bottom w:w="0" w:type="dxa"/>
-              <w:left w:w="0" w:type="dxa"/>
-              <w:right w:w="0" w:type="dxa"/>
-            </w:tcMar>
-            <w:vAlign w:val="top"/>
-          </w:tcPr>
-          <w:p>
-            <w:pPr>
-              <w:jc w:val="center"/>
-              <w:pBdr>
-                <w:bottom w:val="none" w:sz="0" w:space="0" w:color="000000"/>
-                <w:top w:val="none" w:sz="0" w:space="0" w:color="000000"/>
-                <w:left w:val="none" w:sz="0" w:space="0" w:color="000000"/>
-                <w:right w:val="none" w:sz="0" w:space="0" w:color="000000"/>
-              </w:pBdr>
-              <w:spacing w:after="10" w:before="10" w:line="240"/>
-              <w:ind w:left="100" w:right="100" w:firstLine="0" w:firstLineChars="0"/>
-              <w:rPr>
-                <w:rFonts w:ascii="Arial" w:hAnsi="Arial" w:eastAsia="Arial" w:cs="Arial"/>
-                <w:i w:val="false"/>
-                <w:b w:val="false"/>
-                <w:u w:val="none"/>
-                <w:sz w:val="18"/>
-                <w:szCs w:val="18"/>
-                <w:color w:val="000000"/>
-              </w:rPr>
-            </w:pPr>
-            <w:r>
-              <w:rPr>
-                <w:rFonts w:ascii="Arial" w:hAnsi="Arial" w:eastAsia="Arial" w:cs="Arial"/>
-                <w:i w:val="false"/>
-                <w:b w:val="false"/>
-                <w:u w:val="none"/>
-                <w:sz w:val="18"/>
-                <w:szCs w:val="18"/>
-                <w:color w:val="000000"/>
-              </w:rPr>
-              <w:t xml:space="preserve">0.069</w:t>
-            </w:r>
-          </w:p>
-        </w:tc>
-        <w:tc>
-          <w:tcPr>
-            <w:tcBorders>
-              <w:bottom w:val="none" w:sz="0" w:space="0" w:color="000000"/>
-              <w:top w:val="none" w:sz="0" w:space="0" w:color="000000"/>
-              <w:left w:val="none" w:sz="0" w:space="0" w:color="000000"/>
-              <w:right w:val="none" w:sz="0" w:space="0" w:color="000000"/>
-            </w:tcBorders>
-            <w:shd w:val="clear" w:color="auto" w:fill="FFFFFF"/>
-            <w:tcMar>
-              <w:top w:w="0" w:type="dxa"/>
-              <w:bottom w:w="0" w:type="dxa"/>
-              <w:left w:w="0" w:type="dxa"/>
-              <w:right w:w="0" w:type="dxa"/>
-            </w:tcMar>
-            <w:vAlign w:val="top"/>
-          </w:tcPr>
-          <w:p>
-            <w:pPr>
-              <w:jc w:val="center"/>
-              <w:pBdr>
-                <w:bottom w:val="none" w:sz="0" w:space="0" w:color="000000"/>
-                <w:top w:val="none" w:sz="0" w:space="0" w:color="000000"/>
-                <w:left w:val="none" w:sz="0" w:space="0" w:color="000000"/>
-                <w:right w:val="none" w:sz="0" w:space="0" w:color="000000"/>
-              </w:pBdr>
-              <w:spacing w:after="10" w:before="10" w:line="240"/>
-              <w:ind w:left="100" w:right="100" w:firstLine="0" w:firstLineChars="0"/>
-              <w:rPr>
-                <w:rFonts w:ascii="Arial" w:hAnsi="Arial" w:eastAsia="Arial" w:cs="Arial"/>
-                <w:i w:val="false"/>
-                <w:b w:val="false"/>
-                <w:u w:val="none"/>
-                <w:sz w:val="18"/>
-                <w:szCs w:val="18"/>
-                <w:color w:val="000000"/>
-              </w:rPr>
-            </w:pPr>
-            <w:r>
-              <w:rPr>
-                <w:rFonts w:ascii="Arial" w:hAnsi="Arial" w:eastAsia="Arial" w:cs="Arial"/>
-                <w:i w:val="false"/>
-                <w:b w:val="false"/>
-                <w:u w:val="none"/>
-                <w:sz w:val="18"/>
-                <w:szCs w:val="18"/>
-                <w:color w:val="000000"/>
-              </w:rPr>
-              <w:t xml:space="preserve">0.56 (0.36 to 0.86)</w:t>
-            </w:r>
-          </w:p>
-        </w:tc>
-        <w:tc>
-          <w:tcPr>
-            <w:tcBorders>
-              <w:bottom w:val="none" w:sz="0" w:space="0" w:color="000000"/>
-              <w:top w:val="none" w:sz="0" w:space="0" w:color="000000"/>
-              <w:left w:val="none" w:sz="0" w:space="0" w:color="000000"/>
-              <w:right w:val="none" w:sz="0" w:space="0" w:color="000000"/>
-            </w:tcBorders>
-            <w:shd w:val="clear" w:color="auto" w:fill="FFFFFF"/>
-            <w:tcMar>
-              <w:top w:w="0" w:type="dxa"/>
-              <w:bottom w:w="0" w:type="dxa"/>
-              <w:left w:w="0" w:type="dxa"/>
-              <w:right w:w="0" w:type="dxa"/>
-            </w:tcMar>
-            <w:vAlign w:val="top"/>
-          </w:tcPr>
-          <w:p>
-            <w:pPr>
-              <w:jc w:val="center"/>
-              <w:pBdr>
-                <w:bottom w:val="none" w:sz="0" w:space="0" w:color="000000"/>
-                <w:top w:val="none" w:sz="0" w:space="0" w:color="000000"/>
-                <w:left w:val="none" w:sz="0" w:space="0" w:color="000000"/>
-                <w:right w:val="none" w:sz="0" w:space="0" w:color="000000"/>
-              </w:pBdr>
-              <w:spacing w:after="10" w:before="10" w:line="240"/>
-              <w:ind w:left="100" w:right="100" w:firstLine="0" w:firstLineChars="0"/>
-              <w:rPr>
-                <w:rFonts w:ascii="Arial" w:hAnsi="Arial" w:eastAsia="Arial" w:cs="Arial"/>
-                <w:i w:val="false"/>
-                <w:b w:val="true"/>
-                <w:u w:val="none"/>
-                <w:sz w:val="18"/>
-                <w:szCs w:val="18"/>
-                <w:color w:val="000000"/>
-              </w:rPr>
-            </w:pPr>
-            <w:r>
-              <w:rPr>
-                <w:rFonts w:ascii="Arial" w:hAnsi="Arial" w:eastAsia="Arial" w:cs="Arial"/>
-                <w:i w:val="false"/>
-                <w:b w:val="true"/>
-                <w:u w:val="none"/>
-                <w:sz w:val="18"/>
-                <w:szCs w:val="18"/>
-                <w:color w:val="000000"/>
-              </w:rPr>
-              <w:t xml:space="preserve">0.009</w:t>
-            </w:r>
-          </w:p>
-        </w:tc>
-        <w:tc>
-          <w:tcPr>
-            <w:tcBorders>
-              <w:bottom w:val="none" w:sz="0" w:space="0" w:color="000000"/>
-              <w:top w:val="none" w:sz="0" w:space="0" w:color="000000"/>
-              <w:left w:val="none" w:sz="0" w:space="0" w:color="000000"/>
-              <w:right w:val="none" w:sz="0" w:space="0" w:color="000000"/>
-            </w:tcBorders>
-            <w:shd w:val="clear" w:color="auto" w:fill="FFFFFF"/>
-            <w:tcMar>
-              <w:top w:w="0" w:type="dxa"/>
-              <w:bottom w:w="0" w:type="dxa"/>
-              <w:left w:w="0" w:type="dxa"/>
-              <w:right w:w="0" w:type="dxa"/>
-            </w:tcMar>
-            <w:vAlign w:val="top"/>
-          </w:tcPr>
-          <w:p>
-            <w:pPr>
-              <w:jc w:val="center"/>
-              <w:pBdr>
-                <w:bottom w:val="none" w:sz="0" w:space="0" w:color="000000"/>
-                <w:top w:val="none" w:sz="0" w:space="0" w:color="000000"/>
-                <w:left w:val="none" w:sz="0" w:space="0" w:color="000000"/>
-                <w:right w:val="none" w:sz="0" w:space="0" w:color="000000"/>
-              </w:pBdr>
-              <w:spacing w:after="10" w:before="10" w:line="240"/>
-              <w:ind w:left="100" w:right="100" w:firstLine="0" w:firstLineChars="0"/>
-              <w:rPr>
-                <w:rFonts w:ascii="Arial" w:hAnsi="Arial" w:eastAsia="Arial" w:cs="Arial"/>
-                <w:i w:val="false"/>
-                <w:b w:val="false"/>
-                <w:u w:val="none"/>
-                <w:sz w:val="18"/>
-                <w:szCs w:val="18"/>
-                <w:color w:val="000000"/>
-              </w:rPr>
-            </w:pPr>
-            <w:r>
-              <w:rPr>
-                <w:rFonts w:ascii="Arial" w:hAnsi="Arial" w:eastAsia="Arial" w:cs="Arial"/>
-                <w:i w:val="false"/>
-                <w:b w:val="false"/>
-                <w:u w:val="none"/>
-                <w:sz w:val="18"/>
-                <w:szCs w:val="18"/>
-                <w:color w:val="000000"/>
-              </w:rPr>
-              <w:t xml:space="preserve">0.94 (0.72 to 1.22)</w:t>
-            </w:r>
-          </w:p>
-        </w:tc>
-        <w:tc>
-          <w:tcPr>
-            <w:tcBorders>
-              <w:bottom w:val="none" w:sz="0" w:space="0" w:color="000000"/>
-              <w:top w:val="none" w:sz="0" w:space="0" w:color="000000"/>
-              <w:left w:val="none" w:sz="0" w:space="0" w:color="000000"/>
-              <w:right w:val="none" w:sz="0" w:space="0" w:color="000000"/>
-            </w:tcBorders>
-            <w:shd w:val="clear" w:color="auto" w:fill="FFFFFF"/>
-            <w:tcMar>
-              <w:top w:w="0" w:type="dxa"/>
-              <w:bottom w:w="0" w:type="dxa"/>
-              <w:left w:w="0" w:type="dxa"/>
-              <w:right w:w="0" w:type="dxa"/>
-            </w:tcMar>
-            <w:vAlign w:val="top"/>
-          </w:tcPr>
-          <w:p>
-            <w:pPr>
-              <w:jc w:val="center"/>
-              <w:pBdr>
-                <w:bottom w:val="none" w:sz="0" w:space="0" w:color="000000"/>
-                <w:top w:val="none" w:sz="0" w:space="0" w:color="000000"/>
-                <w:left w:val="none" w:sz="0" w:space="0" w:color="000000"/>
-                <w:right w:val="none" w:sz="0" w:space="0" w:color="000000"/>
-              </w:pBdr>
-              <w:spacing w:after="10" w:before="10" w:line="240"/>
-              <w:ind w:left="100" w:right="100" w:firstLine="0" w:firstLineChars="0"/>
-              <w:rPr>
-                <w:rFonts w:ascii="Arial" w:hAnsi="Arial" w:eastAsia="Arial" w:cs="Arial"/>
-                <w:i w:val="false"/>
-                <w:b w:val="false"/>
-                <w:u w:val="none"/>
-                <w:sz w:val="18"/>
-                <w:szCs w:val="18"/>
-                <w:color w:val="000000"/>
-              </w:rPr>
-            </w:pPr>
-            <w:r>
-              <w:rPr>
-                <w:rFonts w:ascii="Arial" w:hAnsi="Arial" w:eastAsia="Arial" w:cs="Arial"/>
-                <w:i w:val="false"/>
-                <w:b w:val="false"/>
-                <w:u w:val="none"/>
-                <w:sz w:val="18"/>
-                <w:szCs w:val="18"/>
-                <w:color w:val="000000"/>
-              </w:rPr>
-              <w:t xml:space="preserve">0.622</w:t>
-            </w:r>
-          </w:p>
-        </w:tc>
-        <w:tc>
-          <w:tcPr>
-            <w:tcBorders>
-              <w:bottom w:val="none" w:sz="0" w:space="0" w:color="000000"/>
-              <w:top w:val="none" w:sz="0" w:space="0" w:color="000000"/>
-              <w:left w:val="none" w:sz="0" w:space="0" w:color="000000"/>
-              <w:right w:val="none" w:sz="0" w:space="0" w:color="000000"/>
-            </w:tcBorders>
-            <w:shd w:val="clear" w:color="auto" w:fill="FFFFFF"/>
-            <w:tcMar>
-              <w:top w:w="0" w:type="dxa"/>
-              <w:bottom w:w="0" w:type="dxa"/>
-              <w:left w:w="0" w:type="dxa"/>
-              <w:right w:w="0" w:type="dxa"/>
-            </w:tcMar>
-            <w:vAlign w:val="top"/>
-          </w:tcPr>
-          <w:p>
-            <w:pPr>
-              <w:jc w:val="center"/>
-              <w:pBdr>
-                <w:bottom w:val="none" w:sz="0" w:space="0" w:color="000000"/>
-                <w:top w:val="none" w:sz="0" w:space="0" w:color="000000"/>
-                <w:left w:val="none" w:sz="0" w:space="0" w:color="000000"/>
-                <w:right w:val="none" w:sz="0" w:space="0" w:color="000000"/>
-              </w:pBdr>
-              <w:spacing w:after="10" w:before="10" w:line="240"/>
-              <w:ind w:left="100" w:right="100" w:firstLine="0" w:firstLineChars="0"/>
-              <w:rPr>
-                <w:rFonts w:ascii="Arial" w:hAnsi="Arial" w:eastAsia="Arial" w:cs="Arial"/>
-                <w:i w:val="false"/>
-                <w:b w:val="false"/>
-                <w:u w:val="none"/>
-                <w:sz w:val="18"/>
-                <w:szCs w:val="18"/>
-                <w:color w:val="000000"/>
-              </w:rPr>
-            </w:pPr>
-            <w:r>
-              <w:rPr>
-                <w:rFonts w:ascii="Arial" w:hAnsi="Arial" w:eastAsia="Arial" w:cs="Arial"/>
-                <w:i w:val="false"/>
-                <w:b w:val="false"/>
-                <w:u w:val="none"/>
-                <w:sz w:val="18"/>
-                <w:szCs w:val="18"/>
-                <w:color w:val="000000"/>
-              </w:rPr>
-              <w:t xml:space="preserve">0.58 (0.33 to 1.04)</w:t>
-            </w:r>
-          </w:p>
-        </w:tc>
-        <w:tc>
-          <w:tcPr>
-            <w:tcBorders>
-              <w:bottom w:val="none" w:sz="0" w:space="0" w:color="000000"/>
-              <w:top w:val="none" w:sz="0" w:space="0" w:color="000000"/>
-              <w:left w:val="none" w:sz="0" w:space="0" w:color="000000"/>
-              <w:right w:val="none" w:sz="0" w:space="0" w:color="000000"/>
-            </w:tcBorders>
-            <w:shd w:val="clear" w:color="auto" w:fill="FFFFFF"/>
-            <w:tcMar>
-              <w:top w:w="0" w:type="dxa"/>
-              <w:bottom w:w="0" w:type="dxa"/>
-              <w:left w:w="0" w:type="dxa"/>
-              <w:right w:w="0" w:type="dxa"/>
-            </w:tcMar>
-            <w:vAlign w:val="top"/>
-          </w:tcPr>
-          <w:p>
-            <w:pPr>
-              <w:jc w:val="center"/>
-              <w:pBdr>
-                <w:bottom w:val="none" w:sz="0" w:space="0" w:color="000000"/>
-                <w:top w:val="none" w:sz="0" w:space="0" w:color="000000"/>
-                <w:left w:val="none" w:sz="0" w:space="0" w:color="000000"/>
-                <w:right w:val="none" w:sz="0" w:space="0" w:color="000000"/>
-              </w:pBdr>
-              <w:spacing w:after="10" w:before="10" w:line="240"/>
-              <w:ind w:left="100" w:right="100" w:firstLine="0" w:firstLineChars="0"/>
-              <w:rPr>
-                <w:rFonts w:ascii="Arial" w:hAnsi="Arial" w:eastAsia="Arial" w:cs="Arial"/>
-                <w:i w:val="false"/>
-                <w:b w:val="false"/>
-                <w:u w:val="none"/>
-                <w:sz w:val="18"/>
-                <w:szCs w:val="18"/>
-                <w:color w:val="000000"/>
-              </w:rPr>
-            </w:pPr>
-            <w:r>
-              <w:rPr>
-                <w:rFonts w:ascii="Arial" w:hAnsi="Arial" w:eastAsia="Arial" w:cs="Arial"/>
-                <w:i w:val="false"/>
-                <w:b w:val="false"/>
-                <w:u w:val="none"/>
-                <w:sz w:val="18"/>
-                <w:szCs w:val="18"/>
-                <w:color w:val="000000"/>
-              </w:rPr>
-              <w:t xml:space="preserve">0.066</w:t>
+              <w:t xml:space="preserve">0.92 (0.72 to 1.16)</w:t>
+            </w:r>
+          </w:p>
+        </w:tc>
+        <w:tc>
+          <w:tcPr>
+            <w:tcBorders>
+              <w:bottom w:val="none" w:sz="0" w:space="0" w:color="000000"/>
+              <w:top w:val="none" w:sz="0" w:space="0" w:color="000000"/>
+              <w:left w:val="none" w:sz="0" w:space="0" w:color="000000"/>
+              <w:right w:val="none" w:sz="0" w:space="0" w:color="000000"/>
+            </w:tcBorders>
+            <w:shd w:val="clear" w:color="auto" w:fill="FFFFFF"/>
+            <w:tcMar>
+              <w:top w:w="0" w:type="dxa"/>
+              <w:bottom w:w="0" w:type="dxa"/>
+              <w:left w:w="0" w:type="dxa"/>
+              <w:right w:w="0" w:type="dxa"/>
+            </w:tcMar>
+            <w:vAlign w:val="top"/>
+          </w:tcPr>
+          <w:p>
+            <w:pPr>
+              <w:jc w:val="center"/>
+              <w:pBdr>
+                <w:bottom w:val="none" w:sz="0" w:space="0" w:color="000000"/>
+                <w:top w:val="none" w:sz="0" w:space="0" w:color="000000"/>
+                <w:left w:val="none" w:sz="0" w:space="0" w:color="000000"/>
+                <w:right w:val="none" w:sz="0" w:space="0" w:color="000000"/>
+              </w:pBdr>
+              <w:spacing w:after="10" w:before="10" w:line="240"/>
+              <w:ind w:left="100" w:right="100" w:firstLine="0" w:firstLineChars="0"/>
+              <w:rPr>
+                <w:rFonts w:ascii="Arial" w:hAnsi="Arial" w:eastAsia="Arial" w:cs="Arial"/>
+                <w:i w:val="false"/>
+                <w:b w:val="false"/>
+                <w:u w:val="none"/>
+                <w:sz w:val="18"/>
+                <w:szCs w:val="18"/>
+                <w:color w:val="000000"/>
+              </w:rPr>
+            </w:pPr>
+            <w:r>
+              <w:rPr>
+                <w:rFonts w:ascii="Arial" w:hAnsi="Arial" w:eastAsia="Arial" w:cs="Arial"/>
+                <w:i w:val="false"/>
+                <w:b w:val="false"/>
+                <w:u w:val="none"/>
+                <w:sz w:val="18"/>
+                <w:szCs w:val="18"/>
+                <w:color w:val="000000"/>
+              </w:rPr>
+              <w:t xml:space="preserve">0.458</w:t>
+            </w:r>
+          </w:p>
+        </w:tc>
+        <w:tc>
+          <w:tcPr>
+            <w:tcBorders>
+              <w:bottom w:val="none" w:sz="0" w:space="0" w:color="000000"/>
+              <w:top w:val="none" w:sz="0" w:space="0" w:color="000000"/>
+              <w:left w:val="none" w:sz="0" w:space="0" w:color="000000"/>
+              <w:right w:val="none" w:sz="0" w:space="0" w:color="000000"/>
+            </w:tcBorders>
+            <w:shd w:val="clear" w:color="auto" w:fill="FFFFFF"/>
+            <w:tcMar>
+              <w:top w:w="0" w:type="dxa"/>
+              <w:bottom w:w="0" w:type="dxa"/>
+              <w:left w:w="0" w:type="dxa"/>
+              <w:right w:w="0" w:type="dxa"/>
+            </w:tcMar>
+            <w:vAlign w:val="top"/>
+          </w:tcPr>
+          <w:p>
+            <w:pPr>
+              <w:jc w:val="center"/>
+              <w:pBdr>
+                <w:bottom w:val="none" w:sz="0" w:space="0" w:color="000000"/>
+                <w:top w:val="none" w:sz="0" w:space="0" w:color="000000"/>
+                <w:left w:val="none" w:sz="0" w:space="0" w:color="000000"/>
+                <w:right w:val="none" w:sz="0" w:space="0" w:color="000000"/>
+              </w:pBdr>
+              <w:spacing w:after="10" w:before="10" w:line="240"/>
+              <w:ind w:left="100" w:right="100" w:firstLine="0" w:firstLineChars="0"/>
+              <w:rPr>
+                <w:rFonts w:ascii="Arial" w:hAnsi="Arial" w:eastAsia="Arial" w:cs="Arial"/>
+                <w:i w:val="false"/>
+                <w:b w:val="false"/>
+                <w:u w:val="none"/>
+                <w:sz w:val="18"/>
+                <w:szCs w:val="18"/>
+                <w:color w:val="000000"/>
+              </w:rPr>
+            </w:pPr>
+            <w:r>
+              <w:rPr>
+                <w:rFonts w:ascii="Arial" w:hAnsi="Arial" w:eastAsia="Arial" w:cs="Arial"/>
+                <w:i w:val="false"/>
+                <w:b w:val="false"/>
+                <w:u w:val="none"/>
+                <w:sz w:val="18"/>
+                <w:szCs w:val="18"/>
+                <w:color w:val="000000"/>
+              </w:rPr>
+              <w:t xml:space="preserve">0.86 (0.53 to 1.38)</w:t>
+            </w:r>
+          </w:p>
+        </w:tc>
+        <w:tc>
+          <w:tcPr>
+            <w:tcBorders>
+              <w:bottom w:val="none" w:sz="0" w:space="0" w:color="000000"/>
+              <w:top w:val="none" w:sz="0" w:space="0" w:color="000000"/>
+              <w:left w:val="none" w:sz="0" w:space="0" w:color="000000"/>
+              <w:right w:val="none" w:sz="0" w:space="0" w:color="000000"/>
+            </w:tcBorders>
+            <w:shd w:val="clear" w:color="auto" w:fill="FFFFFF"/>
+            <w:tcMar>
+              <w:top w:w="0" w:type="dxa"/>
+              <w:bottom w:w="0" w:type="dxa"/>
+              <w:left w:w="0" w:type="dxa"/>
+              <w:right w:w="0" w:type="dxa"/>
+            </w:tcMar>
+            <w:vAlign w:val="top"/>
+          </w:tcPr>
+          <w:p>
+            <w:pPr>
+              <w:jc w:val="center"/>
+              <w:pBdr>
+                <w:bottom w:val="none" w:sz="0" w:space="0" w:color="000000"/>
+                <w:top w:val="none" w:sz="0" w:space="0" w:color="000000"/>
+                <w:left w:val="none" w:sz="0" w:space="0" w:color="000000"/>
+                <w:right w:val="none" w:sz="0" w:space="0" w:color="000000"/>
+              </w:pBdr>
+              <w:spacing w:after="10" w:before="10" w:line="240"/>
+              <w:ind w:left="100" w:right="100" w:firstLine="0" w:firstLineChars="0"/>
+              <w:rPr>
+                <w:rFonts w:ascii="Arial" w:hAnsi="Arial" w:eastAsia="Arial" w:cs="Arial"/>
+                <w:i w:val="false"/>
+                <w:b w:val="false"/>
+                <w:u w:val="none"/>
+                <w:sz w:val="18"/>
+                <w:szCs w:val="18"/>
+                <w:color w:val="000000"/>
+              </w:rPr>
+            </w:pPr>
+            <w:r>
+              <w:rPr>
+                <w:rFonts w:ascii="Arial" w:hAnsi="Arial" w:eastAsia="Arial" w:cs="Arial"/>
+                <w:i w:val="false"/>
+                <w:b w:val="false"/>
+                <w:u w:val="none"/>
+                <w:sz w:val="18"/>
+                <w:szCs w:val="18"/>
+                <w:color w:val="000000"/>
+              </w:rPr>
+              <w:t xml:space="preserve">0.522</w:t>
+            </w:r>
+          </w:p>
+        </w:tc>
+        <w:tc>
+          <w:tcPr>
+            <w:tcBorders>
+              <w:bottom w:val="none" w:sz="0" w:space="0" w:color="000000"/>
+              <w:top w:val="none" w:sz="0" w:space="0" w:color="000000"/>
+              <w:left w:val="none" w:sz="0" w:space="0" w:color="000000"/>
+              <w:right w:val="none" w:sz="0" w:space="0" w:color="000000"/>
+            </w:tcBorders>
+            <w:shd w:val="clear" w:color="auto" w:fill="FFFFFF"/>
+            <w:tcMar>
+              <w:top w:w="0" w:type="dxa"/>
+              <w:bottom w:w="0" w:type="dxa"/>
+              <w:left w:w="0" w:type="dxa"/>
+              <w:right w:w="0" w:type="dxa"/>
+            </w:tcMar>
+            <w:vAlign w:val="top"/>
+          </w:tcPr>
+          <w:p>
+            <w:pPr>
+              <w:jc w:val="center"/>
+              <w:pBdr>
+                <w:bottom w:val="none" w:sz="0" w:space="0" w:color="000000"/>
+                <w:top w:val="none" w:sz="0" w:space="0" w:color="000000"/>
+                <w:left w:val="none" w:sz="0" w:space="0" w:color="000000"/>
+                <w:right w:val="none" w:sz="0" w:space="0" w:color="000000"/>
+              </w:pBdr>
+              <w:spacing w:after="10" w:before="10" w:line="240"/>
+              <w:ind w:left="100" w:right="100" w:firstLine="0" w:firstLineChars="0"/>
+              <w:rPr>
+                <w:rFonts w:ascii="Arial" w:hAnsi="Arial" w:eastAsia="Arial" w:cs="Arial"/>
+                <w:i w:val="false"/>
+                <w:b w:val="false"/>
+                <w:u w:val="none"/>
+                <w:sz w:val="18"/>
+                <w:szCs w:val="18"/>
+                <w:color w:val="000000"/>
+              </w:rPr>
+            </w:pPr>
+            <w:r>
+              <w:rPr>
+                <w:rFonts w:ascii="Arial" w:hAnsi="Arial" w:eastAsia="Arial" w:cs="Arial"/>
+                <w:i w:val="false"/>
+                <w:b w:val="false"/>
+                <w:u w:val="none"/>
+                <w:sz w:val="18"/>
+                <w:szCs w:val="18"/>
+                <w:color w:val="000000"/>
+              </w:rPr>
+              <w:t xml:space="preserve">1.02 (0.74 to 1.39)</w:t>
+            </w:r>
+          </w:p>
+        </w:tc>
+        <w:tc>
+          <w:tcPr>
+            <w:tcBorders>
+              <w:bottom w:val="none" w:sz="0" w:space="0" w:color="000000"/>
+              <w:top w:val="none" w:sz="0" w:space="0" w:color="000000"/>
+              <w:left w:val="none" w:sz="0" w:space="0" w:color="000000"/>
+              <w:right w:val="none" w:sz="0" w:space="0" w:color="000000"/>
+            </w:tcBorders>
+            <w:shd w:val="clear" w:color="auto" w:fill="FFFFFF"/>
+            <w:tcMar>
+              <w:top w:w="0" w:type="dxa"/>
+              <w:bottom w:w="0" w:type="dxa"/>
+              <w:left w:w="0" w:type="dxa"/>
+              <w:right w:w="0" w:type="dxa"/>
+            </w:tcMar>
+            <w:vAlign w:val="top"/>
+          </w:tcPr>
+          <w:p>
+            <w:pPr>
+              <w:jc w:val="center"/>
+              <w:pBdr>
+                <w:bottom w:val="none" w:sz="0" w:space="0" w:color="000000"/>
+                <w:top w:val="none" w:sz="0" w:space="0" w:color="000000"/>
+                <w:left w:val="none" w:sz="0" w:space="0" w:color="000000"/>
+                <w:right w:val="none" w:sz="0" w:space="0" w:color="000000"/>
+              </w:pBdr>
+              <w:spacing w:after="10" w:before="10" w:line="240"/>
+              <w:ind w:left="100" w:right="100" w:firstLine="0" w:firstLineChars="0"/>
+              <w:rPr>
+                <w:rFonts w:ascii="Arial" w:hAnsi="Arial" w:eastAsia="Arial" w:cs="Arial"/>
+                <w:i w:val="false"/>
+                <w:b w:val="false"/>
+                <w:u w:val="none"/>
+                <w:sz w:val="18"/>
+                <w:szCs w:val="18"/>
+                <w:color w:val="000000"/>
+              </w:rPr>
+            </w:pPr>
+            <w:r>
+              <w:rPr>
+                <w:rFonts w:ascii="Arial" w:hAnsi="Arial" w:eastAsia="Arial" w:cs="Arial"/>
+                <w:i w:val="false"/>
+                <w:b w:val="false"/>
+                <w:u w:val="none"/>
+                <w:sz w:val="18"/>
+                <w:szCs w:val="18"/>
+                <w:color w:val="000000"/>
+              </w:rPr>
+              <w:t xml:space="preserve">0.921</w:t>
+            </w:r>
+          </w:p>
+        </w:tc>
+        <w:tc>
+          <w:tcPr>
+            <w:tcBorders>
+              <w:bottom w:val="none" w:sz="0" w:space="0" w:color="000000"/>
+              <w:top w:val="none" w:sz="0" w:space="0" w:color="000000"/>
+              <w:left w:val="none" w:sz="0" w:space="0" w:color="000000"/>
+              <w:right w:val="none" w:sz="0" w:space="0" w:color="000000"/>
+            </w:tcBorders>
+            <w:shd w:val="clear" w:color="auto" w:fill="FFFFFF"/>
+            <w:tcMar>
+              <w:top w:w="0" w:type="dxa"/>
+              <w:bottom w:w="0" w:type="dxa"/>
+              <w:left w:w="0" w:type="dxa"/>
+              <w:right w:w="0" w:type="dxa"/>
+            </w:tcMar>
+            <w:vAlign w:val="top"/>
+          </w:tcPr>
+          <w:p>
+            <w:pPr>
+              <w:jc w:val="center"/>
+              <w:pBdr>
+                <w:bottom w:val="none" w:sz="0" w:space="0" w:color="000000"/>
+                <w:top w:val="none" w:sz="0" w:space="0" w:color="000000"/>
+                <w:left w:val="none" w:sz="0" w:space="0" w:color="000000"/>
+                <w:right w:val="none" w:sz="0" w:space="0" w:color="000000"/>
+              </w:pBdr>
+              <w:spacing w:after="10" w:before="10" w:line="240"/>
+              <w:ind w:left="100" w:right="100" w:firstLine="0" w:firstLineChars="0"/>
+              <w:rPr>
+                <w:rFonts w:ascii="Arial" w:hAnsi="Arial" w:eastAsia="Arial" w:cs="Arial"/>
+                <w:i w:val="false"/>
+                <w:b w:val="false"/>
+                <w:u w:val="none"/>
+                <w:sz w:val="18"/>
+                <w:szCs w:val="18"/>
+                <w:color w:val="000000"/>
+              </w:rPr>
+            </w:pPr>
+            <w:r>
+              <w:rPr>
+                <w:rFonts w:ascii="Arial" w:hAnsi="Arial" w:eastAsia="Arial" w:cs="Arial"/>
+                <w:i w:val="false"/>
+                <w:b w:val="false"/>
+                <w:u w:val="none"/>
+                <w:sz w:val="18"/>
+                <w:szCs w:val="18"/>
+                <w:color w:val="000000"/>
+              </w:rPr>
+              <w:t xml:space="preserve">0.72 (0.39 to 1.33)</w:t>
+            </w:r>
+          </w:p>
+        </w:tc>
+        <w:tc>
+          <w:tcPr>
+            <w:tcBorders>
+              <w:bottom w:val="none" w:sz="0" w:space="0" w:color="000000"/>
+              <w:top w:val="none" w:sz="0" w:space="0" w:color="000000"/>
+              <w:left w:val="none" w:sz="0" w:space="0" w:color="000000"/>
+              <w:right w:val="none" w:sz="0" w:space="0" w:color="000000"/>
+            </w:tcBorders>
+            <w:shd w:val="clear" w:color="auto" w:fill="FFFFFF"/>
+            <w:tcMar>
+              <w:top w:w="0" w:type="dxa"/>
+              <w:bottom w:w="0" w:type="dxa"/>
+              <w:left w:w="0" w:type="dxa"/>
+              <w:right w:w="0" w:type="dxa"/>
+            </w:tcMar>
+            <w:vAlign w:val="top"/>
+          </w:tcPr>
+          <w:p>
+            <w:pPr>
+              <w:jc w:val="center"/>
+              <w:pBdr>
+                <w:bottom w:val="none" w:sz="0" w:space="0" w:color="000000"/>
+                <w:top w:val="none" w:sz="0" w:space="0" w:color="000000"/>
+                <w:left w:val="none" w:sz="0" w:space="0" w:color="000000"/>
+                <w:right w:val="none" w:sz="0" w:space="0" w:color="000000"/>
+              </w:pBdr>
+              <w:spacing w:after="10" w:before="10" w:line="240"/>
+              <w:ind w:left="100" w:right="100" w:firstLine="0" w:firstLineChars="0"/>
+              <w:rPr>
+                <w:rFonts w:ascii="Arial" w:hAnsi="Arial" w:eastAsia="Arial" w:cs="Arial"/>
+                <w:i w:val="false"/>
+                <w:b w:val="false"/>
+                <w:u w:val="none"/>
+                <w:sz w:val="18"/>
+                <w:szCs w:val="18"/>
+                <w:color w:val="000000"/>
+              </w:rPr>
+            </w:pPr>
+            <w:r>
+              <w:rPr>
+                <w:rFonts w:ascii="Arial" w:hAnsi="Arial" w:eastAsia="Arial" w:cs="Arial"/>
+                <w:i w:val="false"/>
+                <w:b w:val="false"/>
+                <w:u w:val="none"/>
+                <w:sz w:val="18"/>
+                <w:szCs w:val="18"/>
+                <w:color w:val="000000"/>
+              </w:rPr>
+              <w:t xml:space="preserve">0.297</w:t>
             </w:r>
           </w:p>
         </w:tc>
@@ -2290,371 +2290,371 @@
                 <w:szCs w:val="18"/>
                 <w:color w:val="000000"/>
               </w:rPr>
-              <w:t xml:space="preserve">0.83 (0.65 to 1.05)</w:t>
-            </w:r>
-          </w:p>
-        </w:tc>
-        <w:tc>
-          <w:tcPr>
-            <w:tcBorders>
-              <w:bottom w:val="none" w:sz="0" w:space="0" w:color="000000"/>
-              <w:top w:val="none" w:sz="0" w:space="0" w:color="000000"/>
-              <w:left w:val="none" w:sz="0" w:space="0" w:color="000000"/>
-              <w:right w:val="none" w:sz="0" w:space="0" w:color="000000"/>
-            </w:tcBorders>
-            <w:shd w:val="clear" w:color="auto" w:fill="FFFFFF"/>
-            <w:tcMar>
-              <w:top w:w="0" w:type="dxa"/>
-              <w:bottom w:w="0" w:type="dxa"/>
-              <w:left w:w="0" w:type="dxa"/>
-              <w:right w:w="0" w:type="dxa"/>
-            </w:tcMar>
-            <w:vAlign w:val="top"/>
-          </w:tcPr>
-          <w:p>
-            <w:pPr>
-              <w:jc w:val="center"/>
-              <w:pBdr>
-                <w:bottom w:val="none" w:sz="0" w:space="0" w:color="000000"/>
-                <w:top w:val="none" w:sz="0" w:space="0" w:color="000000"/>
-                <w:left w:val="none" w:sz="0" w:space="0" w:color="000000"/>
-                <w:right w:val="none" w:sz="0" w:space="0" w:color="000000"/>
-              </w:pBdr>
-              <w:spacing w:after="10" w:before="10" w:line="240"/>
-              <w:ind w:left="100" w:right="100" w:firstLine="0" w:firstLineChars="0"/>
-              <w:rPr>
-                <w:rFonts w:ascii="Arial" w:hAnsi="Arial" w:eastAsia="Arial" w:cs="Arial"/>
-                <w:i w:val="false"/>
-                <w:b w:val="false"/>
-                <w:u w:val="none"/>
-                <w:sz w:val="18"/>
-                <w:szCs w:val="18"/>
-                <w:color w:val="000000"/>
-              </w:rPr>
-            </w:pPr>
-            <w:r>
-              <w:rPr>
-                <w:rFonts w:ascii="Arial" w:hAnsi="Arial" w:eastAsia="Arial" w:cs="Arial"/>
-                <w:i w:val="false"/>
-                <w:b w:val="false"/>
-                <w:u w:val="none"/>
-                <w:sz w:val="18"/>
-                <w:szCs w:val="18"/>
-                <w:color w:val="000000"/>
-              </w:rPr>
-              <w:t xml:space="preserve">0.113</w:t>
-            </w:r>
-          </w:p>
-        </w:tc>
-        <w:tc>
-          <w:tcPr>
-            <w:tcBorders>
-              <w:bottom w:val="none" w:sz="0" w:space="0" w:color="000000"/>
-              <w:top w:val="none" w:sz="0" w:space="0" w:color="000000"/>
-              <w:left w:val="none" w:sz="0" w:space="0" w:color="000000"/>
-              <w:right w:val="none" w:sz="0" w:space="0" w:color="000000"/>
-            </w:tcBorders>
-            <w:shd w:val="clear" w:color="auto" w:fill="FFFFFF"/>
-            <w:tcMar>
-              <w:top w:w="0" w:type="dxa"/>
-              <w:bottom w:w="0" w:type="dxa"/>
-              <w:left w:w="0" w:type="dxa"/>
-              <w:right w:w="0" w:type="dxa"/>
-            </w:tcMar>
-            <w:vAlign w:val="top"/>
-          </w:tcPr>
-          <w:p>
-            <w:pPr>
-              <w:jc w:val="center"/>
-              <w:pBdr>
-                <w:bottom w:val="none" w:sz="0" w:space="0" w:color="000000"/>
-                <w:top w:val="none" w:sz="0" w:space="0" w:color="000000"/>
-                <w:left w:val="none" w:sz="0" w:space="0" w:color="000000"/>
-                <w:right w:val="none" w:sz="0" w:space="0" w:color="000000"/>
-              </w:pBdr>
-              <w:spacing w:after="10" w:before="10" w:line="240"/>
-              <w:ind w:left="100" w:right="100" w:firstLine="0" w:firstLineChars="0"/>
-              <w:rPr>
-                <w:rFonts w:ascii="Arial" w:hAnsi="Arial" w:eastAsia="Arial" w:cs="Arial"/>
-                <w:i w:val="false"/>
-                <w:b w:val="false"/>
-                <w:u w:val="none"/>
-                <w:sz w:val="18"/>
-                <w:szCs w:val="18"/>
-                <w:color w:val="000000"/>
-              </w:rPr>
-            </w:pPr>
-            <w:r>
-              <w:rPr>
-                <w:rFonts w:ascii="Arial" w:hAnsi="Arial" w:eastAsia="Arial" w:cs="Arial"/>
-                <w:i w:val="false"/>
-                <w:b w:val="false"/>
-                <w:u w:val="none"/>
-                <w:sz w:val="18"/>
-                <w:szCs w:val="18"/>
-                <w:color w:val="000000"/>
-              </w:rPr>
-              <w:t xml:space="preserve">0.76 (0.48 to 1.22)</w:t>
-            </w:r>
-          </w:p>
-        </w:tc>
-        <w:tc>
-          <w:tcPr>
-            <w:tcBorders>
-              <w:bottom w:val="none" w:sz="0" w:space="0" w:color="000000"/>
-              <w:top w:val="none" w:sz="0" w:space="0" w:color="000000"/>
-              <w:left w:val="none" w:sz="0" w:space="0" w:color="000000"/>
-              <w:right w:val="none" w:sz="0" w:space="0" w:color="000000"/>
-            </w:tcBorders>
-            <w:shd w:val="clear" w:color="auto" w:fill="FFFFFF"/>
-            <w:tcMar>
-              <w:top w:w="0" w:type="dxa"/>
-              <w:bottom w:w="0" w:type="dxa"/>
-              <w:left w:w="0" w:type="dxa"/>
-              <w:right w:w="0" w:type="dxa"/>
-            </w:tcMar>
-            <w:vAlign w:val="top"/>
-          </w:tcPr>
-          <w:p>
-            <w:pPr>
-              <w:jc w:val="center"/>
-              <w:pBdr>
-                <w:bottom w:val="none" w:sz="0" w:space="0" w:color="000000"/>
-                <w:top w:val="none" w:sz="0" w:space="0" w:color="000000"/>
-                <w:left w:val="none" w:sz="0" w:space="0" w:color="000000"/>
-                <w:right w:val="none" w:sz="0" w:space="0" w:color="000000"/>
-              </w:pBdr>
-              <w:spacing w:after="10" w:before="10" w:line="240"/>
-              <w:ind w:left="100" w:right="100" w:firstLine="0" w:firstLineChars="0"/>
-              <w:rPr>
-                <w:rFonts w:ascii="Arial" w:hAnsi="Arial" w:eastAsia="Arial" w:cs="Arial"/>
-                <w:i w:val="false"/>
-                <w:b w:val="false"/>
-                <w:u w:val="none"/>
-                <w:sz w:val="18"/>
-                <w:szCs w:val="18"/>
-                <w:color w:val="000000"/>
-              </w:rPr>
-            </w:pPr>
-            <w:r>
-              <w:rPr>
-                <w:rFonts w:ascii="Arial" w:hAnsi="Arial" w:eastAsia="Arial" w:cs="Arial"/>
-                <w:i w:val="false"/>
-                <w:b w:val="false"/>
-                <w:u w:val="none"/>
-                <w:sz w:val="18"/>
-                <w:szCs w:val="18"/>
-                <w:color w:val="000000"/>
-              </w:rPr>
-              <w:t xml:space="preserve">0.261</w:t>
-            </w:r>
-          </w:p>
-        </w:tc>
-        <w:tc>
-          <w:tcPr>
-            <w:tcBorders>
-              <w:bottom w:val="none" w:sz="0" w:space="0" w:color="000000"/>
-              <w:top w:val="none" w:sz="0" w:space="0" w:color="000000"/>
-              <w:left w:val="none" w:sz="0" w:space="0" w:color="000000"/>
-              <w:right w:val="none" w:sz="0" w:space="0" w:color="000000"/>
-            </w:tcBorders>
-            <w:shd w:val="clear" w:color="auto" w:fill="FFFFFF"/>
-            <w:tcMar>
-              <w:top w:w="0" w:type="dxa"/>
-              <w:bottom w:w="0" w:type="dxa"/>
-              <w:left w:w="0" w:type="dxa"/>
-              <w:right w:w="0" w:type="dxa"/>
-            </w:tcMar>
-            <w:vAlign w:val="top"/>
-          </w:tcPr>
-          <w:p>
-            <w:pPr>
-              <w:jc w:val="center"/>
-              <w:pBdr>
-                <w:bottom w:val="none" w:sz="0" w:space="0" w:color="000000"/>
-                <w:top w:val="none" w:sz="0" w:space="0" w:color="000000"/>
-                <w:left w:val="none" w:sz="0" w:space="0" w:color="000000"/>
-                <w:right w:val="none" w:sz="0" w:space="0" w:color="000000"/>
-              </w:pBdr>
-              <w:spacing w:after="10" w:before="10" w:line="240"/>
-              <w:ind w:left="100" w:right="100" w:firstLine="0" w:firstLineChars="0"/>
-              <w:rPr>
-                <w:rFonts w:ascii="Arial" w:hAnsi="Arial" w:eastAsia="Arial" w:cs="Arial"/>
-                <w:i w:val="false"/>
-                <w:b w:val="false"/>
-                <w:u w:val="none"/>
-                <w:sz w:val="18"/>
-                <w:szCs w:val="18"/>
-                <w:color w:val="000000"/>
-              </w:rPr>
-            </w:pPr>
-            <w:r>
-              <w:rPr>
-                <w:rFonts w:ascii="Arial" w:hAnsi="Arial" w:eastAsia="Arial" w:cs="Arial"/>
-                <w:i w:val="false"/>
-                <w:b w:val="false"/>
-                <w:u w:val="none"/>
-                <w:sz w:val="18"/>
-                <w:szCs w:val="18"/>
-                <w:color w:val="000000"/>
-              </w:rPr>
-              <w:t xml:space="preserve">0.81 (0.59 to 1.12)</w:t>
-            </w:r>
-          </w:p>
-        </w:tc>
-        <w:tc>
-          <w:tcPr>
-            <w:tcBorders>
-              <w:bottom w:val="none" w:sz="0" w:space="0" w:color="000000"/>
-              <w:top w:val="none" w:sz="0" w:space="0" w:color="000000"/>
-              <w:left w:val="none" w:sz="0" w:space="0" w:color="000000"/>
-              <w:right w:val="none" w:sz="0" w:space="0" w:color="000000"/>
-            </w:tcBorders>
-            <w:shd w:val="clear" w:color="auto" w:fill="FFFFFF"/>
-            <w:tcMar>
-              <w:top w:w="0" w:type="dxa"/>
-              <w:bottom w:w="0" w:type="dxa"/>
-              <w:left w:w="0" w:type="dxa"/>
-              <w:right w:w="0" w:type="dxa"/>
-            </w:tcMar>
-            <w:vAlign w:val="top"/>
-          </w:tcPr>
-          <w:p>
-            <w:pPr>
-              <w:jc w:val="center"/>
-              <w:pBdr>
-                <w:bottom w:val="none" w:sz="0" w:space="0" w:color="000000"/>
-                <w:top w:val="none" w:sz="0" w:space="0" w:color="000000"/>
-                <w:left w:val="none" w:sz="0" w:space="0" w:color="000000"/>
-                <w:right w:val="none" w:sz="0" w:space="0" w:color="000000"/>
-              </w:pBdr>
-              <w:spacing w:after="10" w:before="10" w:line="240"/>
-              <w:ind w:left="100" w:right="100" w:firstLine="0" w:firstLineChars="0"/>
-              <w:rPr>
-                <w:rFonts w:ascii="Arial" w:hAnsi="Arial" w:eastAsia="Arial" w:cs="Arial"/>
-                <w:i w:val="false"/>
-                <w:b w:val="false"/>
-                <w:u w:val="none"/>
-                <w:sz w:val="18"/>
-                <w:szCs w:val="18"/>
-                <w:color w:val="000000"/>
-              </w:rPr>
-            </w:pPr>
-            <w:r>
-              <w:rPr>
-                <w:rFonts w:ascii="Arial" w:hAnsi="Arial" w:eastAsia="Arial" w:cs="Arial"/>
-                <w:i w:val="false"/>
-                <w:b w:val="false"/>
-                <w:u w:val="none"/>
-                <w:sz w:val="18"/>
-                <w:szCs w:val="18"/>
-                <w:color w:val="000000"/>
-              </w:rPr>
-              <w:t xml:space="preserve">0.203</w:t>
-            </w:r>
-          </w:p>
-        </w:tc>
-        <w:tc>
-          <w:tcPr>
-            <w:tcBorders>
-              <w:bottom w:val="none" w:sz="0" w:space="0" w:color="000000"/>
-              <w:top w:val="none" w:sz="0" w:space="0" w:color="000000"/>
-              <w:left w:val="none" w:sz="0" w:space="0" w:color="000000"/>
-              <w:right w:val="none" w:sz="0" w:space="0" w:color="000000"/>
-            </w:tcBorders>
-            <w:shd w:val="clear" w:color="auto" w:fill="FFFFFF"/>
-            <w:tcMar>
-              <w:top w:w="0" w:type="dxa"/>
-              <w:bottom w:w="0" w:type="dxa"/>
-              <w:left w:w="0" w:type="dxa"/>
-              <w:right w:w="0" w:type="dxa"/>
-            </w:tcMar>
-            <w:vAlign w:val="top"/>
-          </w:tcPr>
-          <w:p>
-            <w:pPr>
-              <w:jc w:val="center"/>
-              <w:pBdr>
-                <w:bottom w:val="none" w:sz="0" w:space="0" w:color="000000"/>
-                <w:top w:val="none" w:sz="0" w:space="0" w:color="000000"/>
-                <w:left w:val="none" w:sz="0" w:space="0" w:color="000000"/>
-                <w:right w:val="none" w:sz="0" w:space="0" w:color="000000"/>
-              </w:pBdr>
-              <w:spacing w:after="10" w:before="10" w:line="240"/>
-              <w:ind w:left="100" w:right="100" w:firstLine="0" w:firstLineChars="0"/>
-              <w:rPr>
-                <w:rFonts w:ascii="Arial" w:hAnsi="Arial" w:eastAsia="Arial" w:cs="Arial"/>
-                <w:i w:val="false"/>
-                <w:b w:val="false"/>
-                <w:u w:val="none"/>
-                <w:sz w:val="18"/>
-                <w:szCs w:val="18"/>
-                <w:color w:val="000000"/>
-              </w:rPr>
-            </w:pPr>
-            <w:r>
-              <w:rPr>
-                <w:rFonts w:ascii="Arial" w:hAnsi="Arial" w:eastAsia="Arial" w:cs="Arial"/>
-                <w:i w:val="false"/>
-                <w:b w:val="false"/>
-                <w:u w:val="none"/>
-                <w:sz w:val="18"/>
-                <w:szCs w:val="18"/>
-                <w:color w:val="000000"/>
-              </w:rPr>
-              <w:t xml:space="preserve">0.82 (0.44 to 1.51)</w:t>
-            </w:r>
-          </w:p>
-        </w:tc>
-        <w:tc>
-          <w:tcPr>
-            <w:tcBorders>
-              <w:bottom w:val="none" w:sz="0" w:space="0" w:color="000000"/>
-              <w:top w:val="none" w:sz="0" w:space="0" w:color="000000"/>
-              <w:left w:val="none" w:sz="0" w:space="0" w:color="000000"/>
-              <w:right w:val="none" w:sz="0" w:space="0" w:color="000000"/>
-            </w:tcBorders>
-            <w:shd w:val="clear" w:color="auto" w:fill="FFFFFF"/>
-            <w:tcMar>
-              <w:top w:w="0" w:type="dxa"/>
-              <w:bottom w:w="0" w:type="dxa"/>
-              <w:left w:w="0" w:type="dxa"/>
-              <w:right w:w="0" w:type="dxa"/>
-            </w:tcMar>
-            <w:vAlign w:val="top"/>
-          </w:tcPr>
-          <w:p>
-            <w:pPr>
-              <w:jc w:val="center"/>
-              <w:pBdr>
-                <w:bottom w:val="none" w:sz="0" w:space="0" w:color="000000"/>
-                <w:top w:val="none" w:sz="0" w:space="0" w:color="000000"/>
-                <w:left w:val="none" w:sz="0" w:space="0" w:color="000000"/>
-                <w:right w:val="none" w:sz="0" w:space="0" w:color="000000"/>
-              </w:pBdr>
-              <w:spacing w:after="10" w:before="10" w:line="240"/>
-              <w:ind w:left="100" w:right="100" w:firstLine="0" w:firstLineChars="0"/>
-              <w:rPr>
-                <w:rFonts w:ascii="Arial" w:hAnsi="Arial" w:eastAsia="Arial" w:cs="Arial"/>
-                <w:i w:val="false"/>
-                <w:b w:val="false"/>
-                <w:u w:val="none"/>
-                <w:sz w:val="18"/>
-                <w:szCs w:val="18"/>
-                <w:color w:val="000000"/>
-              </w:rPr>
-            </w:pPr>
-            <w:r>
-              <w:rPr>
-                <w:rFonts w:ascii="Arial" w:hAnsi="Arial" w:eastAsia="Arial" w:cs="Arial"/>
-                <w:i w:val="false"/>
-                <w:b w:val="false"/>
-                <w:u w:val="none"/>
-                <w:sz w:val="18"/>
-                <w:szCs w:val="18"/>
-                <w:color w:val="000000"/>
-              </w:rPr>
-              <w:t xml:space="preserve">0.519</w:t>
+              <w:t xml:space="preserve">0.75 (0.63 to 0.90)</w:t>
+            </w:r>
+          </w:p>
+        </w:tc>
+        <w:tc>
+          <w:tcPr>
+            <w:tcBorders>
+              <w:bottom w:val="none" w:sz="0" w:space="0" w:color="000000"/>
+              <w:top w:val="none" w:sz="0" w:space="0" w:color="000000"/>
+              <w:left w:val="none" w:sz="0" w:space="0" w:color="000000"/>
+              <w:right w:val="none" w:sz="0" w:space="0" w:color="000000"/>
+            </w:tcBorders>
+            <w:shd w:val="clear" w:color="auto" w:fill="FFFFFF"/>
+            <w:tcMar>
+              <w:top w:w="0" w:type="dxa"/>
+              <w:bottom w:w="0" w:type="dxa"/>
+              <w:left w:w="0" w:type="dxa"/>
+              <w:right w:w="0" w:type="dxa"/>
+            </w:tcMar>
+            <w:vAlign w:val="top"/>
+          </w:tcPr>
+          <w:p>
+            <w:pPr>
+              <w:jc w:val="center"/>
+              <w:pBdr>
+                <w:bottom w:val="none" w:sz="0" w:space="0" w:color="000000"/>
+                <w:top w:val="none" w:sz="0" w:space="0" w:color="000000"/>
+                <w:left w:val="none" w:sz="0" w:space="0" w:color="000000"/>
+                <w:right w:val="none" w:sz="0" w:space="0" w:color="000000"/>
+              </w:pBdr>
+              <w:spacing w:after="10" w:before="10" w:line="240"/>
+              <w:ind w:left="100" w:right="100" w:firstLine="0" w:firstLineChars="0"/>
+              <w:rPr>
+                <w:rFonts w:ascii="Arial" w:hAnsi="Arial" w:eastAsia="Arial" w:cs="Arial"/>
+                <w:i w:val="false"/>
+                <w:b w:val="true"/>
+                <w:u w:val="none"/>
+                <w:sz w:val="18"/>
+                <w:szCs w:val="18"/>
+                <w:color w:val="000000"/>
+              </w:rPr>
+            </w:pPr>
+            <w:r>
+              <w:rPr>
+                <w:rFonts w:ascii="Arial" w:hAnsi="Arial" w:eastAsia="Arial" w:cs="Arial"/>
+                <w:i w:val="false"/>
+                <w:b w:val="true"/>
+                <w:u w:val="none"/>
+                <w:sz w:val="18"/>
+                <w:szCs w:val="18"/>
+                <w:color w:val="000000"/>
+              </w:rPr>
+              <w:t xml:space="preserve">0.002</w:t>
+            </w:r>
+          </w:p>
+        </w:tc>
+        <w:tc>
+          <w:tcPr>
+            <w:tcBorders>
+              <w:bottom w:val="none" w:sz="0" w:space="0" w:color="000000"/>
+              <w:top w:val="none" w:sz="0" w:space="0" w:color="000000"/>
+              <w:left w:val="none" w:sz="0" w:space="0" w:color="000000"/>
+              <w:right w:val="none" w:sz="0" w:space="0" w:color="000000"/>
+            </w:tcBorders>
+            <w:shd w:val="clear" w:color="auto" w:fill="FFFFFF"/>
+            <w:tcMar>
+              <w:top w:w="0" w:type="dxa"/>
+              <w:bottom w:w="0" w:type="dxa"/>
+              <w:left w:w="0" w:type="dxa"/>
+              <w:right w:w="0" w:type="dxa"/>
+            </w:tcMar>
+            <w:vAlign w:val="top"/>
+          </w:tcPr>
+          <w:p>
+            <w:pPr>
+              <w:jc w:val="center"/>
+              <w:pBdr>
+                <w:bottom w:val="none" w:sz="0" w:space="0" w:color="000000"/>
+                <w:top w:val="none" w:sz="0" w:space="0" w:color="000000"/>
+                <w:left w:val="none" w:sz="0" w:space="0" w:color="000000"/>
+                <w:right w:val="none" w:sz="0" w:space="0" w:color="000000"/>
+              </w:pBdr>
+              <w:spacing w:after="10" w:before="10" w:line="240"/>
+              <w:ind w:left="100" w:right="100" w:firstLine="0" w:firstLineChars="0"/>
+              <w:rPr>
+                <w:rFonts w:ascii="Arial" w:hAnsi="Arial" w:eastAsia="Arial" w:cs="Arial"/>
+                <w:i w:val="false"/>
+                <w:b w:val="false"/>
+                <w:u w:val="none"/>
+                <w:sz w:val="18"/>
+                <w:szCs w:val="18"/>
+                <w:color w:val="000000"/>
+              </w:rPr>
+            </w:pPr>
+            <w:r>
+              <w:rPr>
+                <w:rFonts w:ascii="Arial" w:hAnsi="Arial" w:eastAsia="Arial" w:cs="Arial"/>
+                <w:i w:val="false"/>
+                <w:b w:val="false"/>
+                <w:u w:val="none"/>
+                <w:sz w:val="18"/>
+                <w:szCs w:val="18"/>
+                <w:color w:val="000000"/>
+              </w:rPr>
+              <w:t xml:space="preserve">0.57 (0.39 to 0.83)</w:t>
+            </w:r>
+          </w:p>
+        </w:tc>
+        <w:tc>
+          <w:tcPr>
+            <w:tcBorders>
+              <w:bottom w:val="none" w:sz="0" w:space="0" w:color="000000"/>
+              <w:top w:val="none" w:sz="0" w:space="0" w:color="000000"/>
+              <w:left w:val="none" w:sz="0" w:space="0" w:color="000000"/>
+              <w:right w:val="none" w:sz="0" w:space="0" w:color="000000"/>
+            </w:tcBorders>
+            <w:shd w:val="clear" w:color="auto" w:fill="FFFFFF"/>
+            <w:tcMar>
+              <w:top w:w="0" w:type="dxa"/>
+              <w:bottom w:w="0" w:type="dxa"/>
+              <w:left w:w="0" w:type="dxa"/>
+              <w:right w:w="0" w:type="dxa"/>
+            </w:tcMar>
+            <w:vAlign w:val="top"/>
+          </w:tcPr>
+          <w:p>
+            <w:pPr>
+              <w:jc w:val="center"/>
+              <w:pBdr>
+                <w:bottom w:val="none" w:sz="0" w:space="0" w:color="000000"/>
+                <w:top w:val="none" w:sz="0" w:space="0" w:color="000000"/>
+                <w:left w:val="none" w:sz="0" w:space="0" w:color="000000"/>
+                <w:right w:val="none" w:sz="0" w:space="0" w:color="000000"/>
+              </w:pBdr>
+              <w:spacing w:after="10" w:before="10" w:line="240"/>
+              <w:ind w:left="100" w:right="100" w:firstLine="0" w:firstLineChars="0"/>
+              <w:rPr>
+                <w:rFonts w:ascii="Arial" w:hAnsi="Arial" w:eastAsia="Arial" w:cs="Arial"/>
+                <w:i w:val="false"/>
+                <w:b w:val="true"/>
+                <w:u w:val="none"/>
+                <w:sz w:val="18"/>
+                <w:szCs w:val="18"/>
+                <w:color w:val="000000"/>
+              </w:rPr>
+            </w:pPr>
+            <w:r>
+              <w:rPr>
+                <w:rFonts w:ascii="Arial" w:hAnsi="Arial" w:eastAsia="Arial" w:cs="Arial"/>
+                <w:i w:val="false"/>
+                <w:b w:val="true"/>
+                <w:u w:val="none"/>
+                <w:sz w:val="18"/>
+                <w:szCs w:val="18"/>
+                <w:color w:val="000000"/>
+              </w:rPr>
+              <w:t xml:space="preserve">0.003</w:t>
+            </w:r>
+          </w:p>
+        </w:tc>
+        <w:tc>
+          <w:tcPr>
+            <w:tcBorders>
+              <w:bottom w:val="none" w:sz="0" w:space="0" w:color="000000"/>
+              <w:top w:val="none" w:sz="0" w:space="0" w:color="000000"/>
+              <w:left w:val="none" w:sz="0" w:space="0" w:color="000000"/>
+              <w:right w:val="none" w:sz="0" w:space="0" w:color="000000"/>
+            </w:tcBorders>
+            <w:shd w:val="clear" w:color="auto" w:fill="FFFFFF"/>
+            <w:tcMar>
+              <w:top w:w="0" w:type="dxa"/>
+              <w:bottom w:w="0" w:type="dxa"/>
+              <w:left w:w="0" w:type="dxa"/>
+              <w:right w:w="0" w:type="dxa"/>
+            </w:tcMar>
+            <w:vAlign w:val="top"/>
+          </w:tcPr>
+          <w:p>
+            <w:pPr>
+              <w:jc w:val="center"/>
+              <w:pBdr>
+                <w:bottom w:val="none" w:sz="0" w:space="0" w:color="000000"/>
+                <w:top w:val="none" w:sz="0" w:space="0" w:color="000000"/>
+                <w:left w:val="none" w:sz="0" w:space="0" w:color="000000"/>
+                <w:right w:val="none" w:sz="0" w:space="0" w:color="000000"/>
+              </w:pBdr>
+              <w:spacing w:after="10" w:before="10" w:line="240"/>
+              <w:ind w:left="100" w:right="100" w:firstLine="0" w:firstLineChars="0"/>
+              <w:rPr>
+                <w:rFonts w:ascii="Arial" w:hAnsi="Arial" w:eastAsia="Arial" w:cs="Arial"/>
+                <w:i w:val="false"/>
+                <w:b w:val="false"/>
+                <w:u w:val="none"/>
+                <w:sz w:val="18"/>
+                <w:szCs w:val="18"/>
+                <w:color w:val="000000"/>
+              </w:rPr>
+            </w:pPr>
+            <w:r>
+              <w:rPr>
+                <w:rFonts w:ascii="Arial" w:hAnsi="Arial" w:eastAsia="Arial" w:cs="Arial"/>
+                <w:i w:val="false"/>
+                <w:b w:val="false"/>
+                <w:u w:val="none"/>
+                <w:sz w:val="18"/>
+                <w:szCs w:val="18"/>
+                <w:color w:val="000000"/>
+              </w:rPr>
+              <w:t xml:space="preserve">0.93 (0.73 to 1.18)</w:t>
+            </w:r>
+          </w:p>
+        </w:tc>
+        <w:tc>
+          <w:tcPr>
+            <w:tcBorders>
+              <w:bottom w:val="none" w:sz="0" w:space="0" w:color="000000"/>
+              <w:top w:val="none" w:sz="0" w:space="0" w:color="000000"/>
+              <w:left w:val="none" w:sz="0" w:space="0" w:color="000000"/>
+              <w:right w:val="none" w:sz="0" w:space="0" w:color="000000"/>
+            </w:tcBorders>
+            <w:shd w:val="clear" w:color="auto" w:fill="FFFFFF"/>
+            <w:tcMar>
+              <w:top w:w="0" w:type="dxa"/>
+              <w:bottom w:w="0" w:type="dxa"/>
+              <w:left w:w="0" w:type="dxa"/>
+              <w:right w:w="0" w:type="dxa"/>
+            </w:tcMar>
+            <w:vAlign w:val="top"/>
+          </w:tcPr>
+          <w:p>
+            <w:pPr>
+              <w:jc w:val="center"/>
+              <w:pBdr>
+                <w:bottom w:val="none" w:sz="0" w:space="0" w:color="000000"/>
+                <w:top w:val="none" w:sz="0" w:space="0" w:color="000000"/>
+                <w:left w:val="none" w:sz="0" w:space="0" w:color="000000"/>
+                <w:right w:val="none" w:sz="0" w:space="0" w:color="000000"/>
+              </w:pBdr>
+              <w:spacing w:after="10" w:before="10" w:line="240"/>
+              <w:ind w:left="100" w:right="100" w:firstLine="0" w:firstLineChars="0"/>
+              <w:rPr>
+                <w:rFonts w:ascii="Arial" w:hAnsi="Arial" w:eastAsia="Arial" w:cs="Arial"/>
+                <w:i w:val="false"/>
+                <w:b w:val="false"/>
+                <w:u w:val="none"/>
+                <w:sz w:val="18"/>
+                <w:szCs w:val="18"/>
+                <w:color w:val="000000"/>
+              </w:rPr>
+            </w:pPr>
+            <w:r>
+              <w:rPr>
+                <w:rFonts w:ascii="Arial" w:hAnsi="Arial" w:eastAsia="Arial" w:cs="Arial"/>
+                <w:i w:val="false"/>
+                <w:b w:val="false"/>
+                <w:u w:val="none"/>
+                <w:sz w:val="18"/>
+                <w:szCs w:val="18"/>
+                <w:color w:val="000000"/>
+              </w:rPr>
+              <w:t xml:space="preserve">0.538</w:t>
+            </w:r>
+          </w:p>
+        </w:tc>
+        <w:tc>
+          <w:tcPr>
+            <w:tcBorders>
+              <w:bottom w:val="none" w:sz="0" w:space="0" w:color="000000"/>
+              <w:top w:val="none" w:sz="0" w:space="0" w:color="000000"/>
+              <w:left w:val="none" w:sz="0" w:space="0" w:color="000000"/>
+              <w:right w:val="none" w:sz="0" w:space="0" w:color="000000"/>
+            </w:tcBorders>
+            <w:shd w:val="clear" w:color="auto" w:fill="FFFFFF"/>
+            <w:tcMar>
+              <w:top w:w="0" w:type="dxa"/>
+              <w:bottom w:w="0" w:type="dxa"/>
+              <w:left w:w="0" w:type="dxa"/>
+              <w:right w:w="0" w:type="dxa"/>
+            </w:tcMar>
+            <w:vAlign w:val="top"/>
+          </w:tcPr>
+          <w:p>
+            <w:pPr>
+              <w:jc w:val="center"/>
+              <w:pBdr>
+                <w:bottom w:val="none" w:sz="0" w:space="0" w:color="000000"/>
+                <w:top w:val="none" w:sz="0" w:space="0" w:color="000000"/>
+                <w:left w:val="none" w:sz="0" w:space="0" w:color="000000"/>
+                <w:right w:val="none" w:sz="0" w:space="0" w:color="000000"/>
+              </w:pBdr>
+              <w:spacing w:after="10" w:before="10" w:line="240"/>
+              <w:ind w:left="100" w:right="100" w:firstLine="0" w:firstLineChars="0"/>
+              <w:rPr>
+                <w:rFonts w:ascii="Arial" w:hAnsi="Arial" w:eastAsia="Arial" w:cs="Arial"/>
+                <w:i w:val="false"/>
+                <w:b w:val="false"/>
+                <w:u w:val="none"/>
+                <w:sz w:val="18"/>
+                <w:szCs w:val="18"/>
+                <w:color w:val="000000"/>
+              </w:rPr>
+            </w:pPr>
+            <w:r>
+              <w:rPr>
+                <w:rFonts w:ascii="Arial" w:hAnsi="Arial" w:eastAsia="Arial" w:cs="Arial"/>
+                <w:i w:val="false"/>
+                <w:b w:val="false"/>
+                <w:u w:val="none"/>
+                <w:sz w:val="18"/>
+                <w:szCs w:val="18"/>
+                <w:color w:val="000000"/>
+              </w:rPr>
+              <w:t xml:space="preserve">0.40 (0.25 to 0.65)</w:t>
+            </w:r>
+          </w:p>
+        </w:tc>
+        <w:tc>
+          <w:tcPr>
+            <w:tcBorders>
+              <w:bottom w:val="none" w:sz="0" w:space="0" w:color="000000"/>
+              <w:top w:val="none" w:sz="0" w:space="0" w:color="000000"/>
+              <w:left w:val="none" w:sz="0" w:space="0" w:color="000000"/>
+              <w:right w:val="none" w:sz="0" w:space="0" w:color="000000"/>
+            </w:tcBorders>
+            <w:shd w:val="clear" w:color="auto" w:fill="FFFFFF"/>
+            <w:tcMar>
+              <w:top w:w="0" w:type="dxa"/>
+              <w:bottom w:w="0" w:type="dxa"/>
+              <w:left w:w="0" w:type="dxa"/>
+              <w:right w:w="0" w:type="dxa"/>
+            </w:tcMar>
+            <w:vAlign w:val="top"/>
+          </w:tcPr>
+          <w:p>
+            <w:pPr>
+              <w:jc w:val="center"/>
+              <w:pBdr>
+                <w:bottom w:val="none" w:sz="0" w:space="0" w:color="000000"/>
+                <w:top w:val="none" w:sz="0" w:space="0" w:color="000000"/>
+                <w:left w:val="none" w:sz="0" w:space="0" w:color="000000"/>
+                <w:right w:val="none" w:sz="0" w:space="0" w:color="000000"/>
+              </w:pBdr>
+              <w:spacing w:after="10" w:before="10" w:line="240"/>
+              <w:ind w:left="100" w:right="100" w:firstLine="0" w:firstLineChars="0"/>
+              <w:rPr>
+                <w:rFonts w:ascii="Arial" w:hAnsi="Arial" w:eastAsia="Arial" w:cs="Arial"/>
+                <w:i w:val="false"/>
+                <w:b w:val="true"/>
+                <w:u w:val="none"/>
+                <w:sz w:val="18"/>
+                <w:szCs w:val="18"/>
+                <w:color w:val="000000"/>
+              </w:rPr>
+            </w:pPr>
+            <w:r>
+              <w:rPr>
+                <w:rFonts w:ascii="Arial" w:hAnsi="Arial" w:eastAsia="Arial" w:cs="Arial"/>
+                <w:i w:val="false"/>
+                <w:b w:val="true"/>
+                <w:u w:val="none"/>
+                <w:sz w:val="18"/>
+                <w:szCs w:val="18"/>
+                <w:color w:val="000000"/>
+              </w:rPr>
+              <w:t xml:space="preserve">&lt;0.001</w:t>
             </w:r>
           </w:p>
         </w:tc>
@@ -3712,7 +3712,7 @@
                 <w:szCs w:val="18"/>
                 <w:color w:val="000000"/>
               </w:rPr>
-              <w:t xml:space="preserve">0.78 (0.66 to 0.93)</w:t>
+              <w:t xml:space="preserve">0.78 (0.66 to 0.92)</w:t>
             </w:r>
           </w:p>
         </w:tc>
@@ -3764,319 +3764,319 @@
                 <w:szCs w:val="18"/>
                 <w:color w:val="000000"/>
               </w:rPr>
-              <w:t xml:space="preserve">0.005</w:t>
-            </w:r>
-          </w:p>
-        </w:tc>
-        <w:tc>
-          <w:tcPr>
-            <w:tcBorders>
-              <w:bottom w:val="none" w:sz="0" w:space="0" w:color="000000"/>
-              <w:top w:val="none" w:sz="0" w:space="0" w:color="000000"/>
-              <w:left w:val="none" w:sz="0" w:space="0" w:color="000000"/>
-              <w:right w:val="none" w:sz="0" w:space="0" w:color="000000"/>
-            </w:tcBorders>
-            <w:shd w:val="clear" w:color="auto" w:fill="FFFFFF"/>
-            <w:tcMar>
-              <w:top w:w="0" w:type="dxa"/>
-              <w:bottom w:w="0" w:type="dxa"/>
-              <w:left w:w="0" w:type="dxa"/>
-              <w:right w:w="0" w:type="dxa"/>
-            </w:tcMar>
-            <w:vAlign w:val="top"/>
-          </w:tcPr>
-          <w:p>
-            <w:pPr>
-              <w:jc w:val="center"/>
-              <w:pBdr>
-                <w:bottom w:val="none" w:sz="0" w:space="0" w:color="000000"/>
-                <w:top w:val="none" w:sz="0" w:space="0" w:color="000000"/>
-                <w:left w:val="none" w:sz="0" w:space="0" w:color="000000"/>
-                <w:right w:val="none" w:sz="0" w:space="0" w:color="000000"/>
-              </w:pBdr>
-              <w:spacing w:after="10" w:before="10" w:line="240"/>
-              <w:ind w:left="100" w:right="100" w:firstLine="0" w:firstLineChars="0"/>
-              <w:rPr>
-                <w:rFonts w:ascii="Arial" w:hAnsi="Arial" w:eastAsia="Arial" w:cs="Arial"/>
-                <w:i w:val="false"/>
-                <w:b w:val="false"/>
-                <w:u w:val="none"/>
-                <w:sz w:val="18"/>
-                <w:szCs w:val="18"/>
-                <w:color w:val="000000"/>
-              </w:rPr>
-            </w:pPr>
-            <w:r>
-              <w:rPr>
-                <w:rFonts w:ascii="Arial" w:hAnsi="Arial" w:eastAsia="Arial" w:cs="Arial"/>
-                <w:i w:val="false"/>
-                <w:b w:val="false"/>
-                <w:u w:val="none"/>
-                <w:sz w:val="18"/>
-                <w:szCs w:val="18"/>
-                <w:color w:val="000000"/>
-              </w:rPr>
-              <w:t xml:space="preserve">0.71 (0.50 to 1.02)</w:t>
-            </w:r>
-          </w:p>
-        </w:tc>
-        <w:tc>
-          <w:tcPr>
-            <w:tcBorders>
-              <w:bottom w:val="none" w:sz="0" w:space="0" w:color="000000"/>
-              <w:top w:val="none" w:sz="0" w:space="0" w:color="000000"/>
-              <w:left w:val="none" w:sz="0" w:space="0" w:color="000000"/>
-              <w:right w:val="none" w:sz="0" w:space="0" w:color="000000"/>
-            </w:tcBorders>
-            <w:shd w:val="clear" w:color="auto" w:fill="FFFFFF"/>
-            <w:tcMar>
-              <w:top w:w="0" w:type="dxa"/>
-              <w:bottom w:w="0" w:type="dxa"/>
-              <w:left w:w="0" w:type="dxa"/>
-              <w:right w:w="0" w:type="dxa"/>
-            </w:tcMar>
-            <w:vAlign w:val="top"/>
-          </w:tcPr>
-          <w:p>
-            <w:pPr>
-              <w:jc w:val="center"/>
-              <w:pBdr>
-                <w:bottom w:val="none" w:sz="0" w:space="0" w:color="000000"/>
-                <w:top w:val="none" w:sz="0" w:space="0" w:color="000000"/>
-                <w:left w:val="none" w:sz="0" w:space="0" w:color="000000"/>
-                <w:right w:val="none" w:sz="0" w:space="0" w:color="000000"/>
-              </w:pBdr>
-              <w:spacing w:after="10" w:before="10" w:line="240"/>
-              <w:ind w:left="100" w:right="100" w:firstLine="0" w:firstLineChars="0"/>
-              <w:rPr>
-                <w:rFonts w:ascii="Arial" w:hAnsi="Arial" w:eastAsia="Arial" w:cs="Arial"/>
-                <w:i w:val="false"/>
-                <w:b w:val="false"/>
-                <w:u w:val="none"/>
-                <w:sz w:val="18"/>
-                <w:szCs w:val="18"/>
-                <w:color w:val="000000"/>
-              </w:rPr>
-            </w:pPr>
-            <w:r>
-              <w:rPr>
-                <w:rFonts w:ascii="Arial" w:hAnsi="Arial" w:eastAsia="Arial" w:cs="Arial"/>
-                <w:i w:val="false"/>
-                <w:b w:val="false"/>
-                <w:u w:val="none"/>
-                <w:sz w:val="18"/>
-                <w:szCs w:val="18"/>
-                <w:color w:val="000000"/>
-              </w:rPr>
-              <w:t xml:space="preserve">0.061</w:t>
-            </w:r>
-          </w:p>
-        </w:tc>
-        <w:tc>
-          <w:tcPr>
-            <w:tcBorders>
-              <w:bottom w:val="none" w:sz="0" w:space="0" w:color="000000"/>
-              <w:top w:val="none" w:sz="0" w:space="0" w:color="000000"/>
-              <w:left w:val="none" w:sz="0" w:space="0" w:color="000000"/>
-              <w:right w:val="none" w:sz="0" w:space="0" w:color="000000"/>
-            </w:tcBorders>
-            <w:shd w:val="clear" w:color="auto" w:fill="FFFFFF"/>
-            <w:tcMar>
-              <w:top w:w="0" w:type="dxa"/>
-              <w:bottom w:w="0" w:type="dxa"/>
-              <w:left w:w="0" w:type="dxa"/>
-              <w:right w:w="0" w:type="dxa"/>
-            </w:tcMar>
-            <w:vAlign w:val="top"/>
-          </w:tcPr>
-          <w:p>
-            <w:pPr>
-              <w:jc w:val="center"/>
-              <w:pBdr>
-                <w:bottom w:val="none" w:sz="0" w:space="0" w:color="000000"/>
-                <w:top w:val="none" w:sz="0" w:space="0" w:color="000000"/>
-                <w:left w:val="none" w:sz="0" w:space="0" w:color="000000"/>
-                <w:right w:val="none" w:sz="0" w:space="0" w:color="000000"/>
-              </w:pBdr>
-              <w:spacing w:after="10" w:before="10" w:line="240"/>
-              <w:ind w:left="100" w:right="100" w:firstLine="0" w:firstLineChars="0"/>
-              <w:rPr>
-                <w:rFonts w:ascii="Arial" w:hAnsi="Arial" w:eastAsia="Arial" w:cs="Arial"/>
-                <w:i w:val="false"/>
-                <w:b w:val="false"/>
-                <w:u w:val="none"/>
-                <w:sz w:val="18"/>
-                <w:szCs w:val="18"/>
-                <w:color w:val="000000"/>
-              </w:rPr>
-            </w:pPr>
-            <w:r>
-              <w:rPr>
-                <w:rFonts w:ascii="Arial" w:hAnsi="Arial" w:eastAsia="Arial" w:cs="Arial"/>
-                <w:i w:val="false"/>
-                <w:b w:val="false"/>
-                <w:u w:val="none"/>
-                <w:sz w:val="18"/>
-                <w:szCs w:val="18"/>
-                <w:color w:val="000000"/>
-              </w:rPr>
-              <w:t xml:space="preserve">0.82 (0.66 to 1.01)</w:t>
-            </w:r>
-          </w:p>
-        </w:tc>
-        <w:tc>
-          <w:tcPr>
-            <w:tcBorders>
-              <w:bottom w:val="none" w:sz="0" w:space="0" w:color="000000"/>
-              <w:top w:val="none" w:sz="0" w:space="0" w:color="000000"/>
-              <w:left w:val="none" w:sz="0" w:space="0" w:color="000000"/>
-              <w:right w:val="none" w:sz="0" w:space="0" w:color="000000"/>
-            </w:tcBorders>
-            <w:shd w:val="clear" w:color="auto" w:fill="FFFFFF"/>
-            <w:tcMar>
-              <w:top w:w="0" w:type="dxa"/>
-              <w:bottom w:w="0" w:type="dxa"/>
-              <w:left w:w="0" w:type="dxa"/>
-              <w:right w:w="0" w:type="dxa"/>
-            </w:tcMar>
-            <w:vAlign w:val="top"/>
-          </w:tcPr>
-          <w:p>
-            <w:pPr>
-              <w:jc w:val="center"/>
-              <w:pBdr>
-                <w:bottom w:val="none" w:sz="0" w:space="0" w:color="000000"/>
-                <w:top w:val="none" w:sz="0" w:space="0" w:color="000000"/>
-                <w:left w:val="none" w:sz="0" w:space="0" w:color="000000"/>
-                <w:right w:val="none" w:sz="0" w:space="0" w:color="000000"/>
-              </w:pBdr>
-              <w:spacing w:after="10" w:before="10" w:line="240"/>
-              <w:ind w:left="100" w:right="100" w:firstLine="0" w:firstLineChars="0"/>
-              <w:rPr>
-                <w:rFonts w:ascii="Arial" w:hAnsi="Arial" w:eastAsia="Arial" w:cs="Arial"/>
-                <w:i w:val="false"/>
-                <w:b w:val="false"/>
-                <w:u w:val="none"/>
-                <w:sz w:val="18"/>
-                <w:szCs w:val="18"/>
-                <w:color w:val="000000"/>
-              </w:rPr>
-            </w:pPr>
-            <w:r>
-              <w:rPr>
-                <w:rFonts w:ascii="Arial" w:hAnsi="Arial" w:eastAsia="Arial" w:cs="Arial"/>
-                <w:i w:val="false"/>
-                <w:b w:val="false"/>
-                <w:u w:val="none"/>
-                <w:sz w:val="18"/>
-                <w:szCs w:val="18"/>
-                <w:color w:val="000000"/>
-              </w:rPr>
-              <w:t xml:space="preserve">0.065</w:t>
-            </w:r>
-          </w:p>
-        </w:tc>
-        <w:tc>
-          <w:tcPr>
-            <w:tcBorders>
-              <w:bottom w:val="none" w:sz="0" w:space="0" w:color="000000"/>
-              <w:top w:val="none" w:sz="0" w:space="0" w:color="000000"/>
-              <w:left w:val="none" w:sz="0" w:space="0" w:color="000000"/>
-              <w:right w:val="none" w:sz="0" w:space="0" w:color="000000"/>
-            </w:tcBorders>
-            <w:shd w:val="clear" w:color="auto" w:fill="FFFFFF"/>
-            <w:tcMar>
-              <w:top w:w="0" w:type="dxa"/>
-              <w:bottom w:w="0" w:type="dxa"/>
-              <w:left w:w="0" w:type="dxa"/>
-              <w:right w:w="0" w:type="dxa"/>
-            </w:tcMar>
-            <w:vAlign w:val="top"/>
-          </w:tcPr>
-          <w:p>
-            <w:pPr>
-              <w:jc w:val="center"/>
-              <w:pBdr>
-                <w:bottom w:val="none" w:sz="0" w:space="0" w:color="000000"/>
-                <w:top w:val="none" w:sz="0" w:space="0" w:color="000000"/>
-                <w:left w:val="none" w:sz="0" w:space="0" w:color="000000"/>
-                <w:right w:val="none" w:sz="0" w:space="0" w:color="000000"/>
-              </w:pBdr>
-              <w:spacing w:after="10" w:before="10" w:line="240"/>
-              <w:ind w:left="100" w:right="100" w:firstLine="0" w:firstLineChars="0"/>
-              <w:rPr>
-                <w:rFonts w:ascii="Arial" w:hAnsi="Arial" w:eastAsia="Arial" w:cs="Arial"/>
-                <w:i w:val="false"/>
-                <w:b w:val="false"/>
-                <w:u w:val="none"/>
-                <w:sz w:val="18"/>
-                <w:szCs w:val="18"/>
-                <w:color w:val="000000"/>
-              </w:rPr>
-            </w:pPr>
-            <w:r>
-              <w:rPr>
-                <w:rFonts w:ascii="Arial" w:hAnsi="Arial" w:eastAsia="Arial" w:cs="Arial"/>
-                <w:i w:val="false"/>
-                <w:b w:val="false"/>
-                <w:u w:val="none"/>
-                <w:sz w:val="18"/>
-                <w:szCs w:val="18"/>
-                <w:color w:val="000000"/>
-              </w:rPr>
-              <w:t xml:space="preserve">0.68 (0.43 to 1.08)</w:t>
-            </w:r>
-          </w:p>
-        </w:tc>
-        <w:tc>
-          <w:tcPr>
-            <w:tcBorders>
-              <w:bottom w:val="none" w:sz="0" w:space="0" w:color="000000"/>
-              <w:top w:val="none" w:sz="0" w:space="0" w:color="000000"/>
-              <w:left w:val="none" w:sz="0" w:space="0" w:color="000000"/>
-              <w:right w:val="none" w:sz="0" w:space="0" w:color="000000"/>
-            </w:tcBorders>
-            <w:shd w:val="clear" w:color="auto" w:fill="FFFFFF"/>
-            <w:tcMar>
-              <w:top w:w="0" w:type="dxa"/>
-              <w:bottom w:w="0" w:type="dxa"/>
-              <w:left w:w="0" w:type="dxa"/>
-              <w:right w:w="0" w:type="dxa"/>
-            </w:tcMar>
-            <w:vAlign w:val="top"/>
-          </w:tcPr>
-          <w:p>
-            <w:pPr>
-              <w:jc w:val="center"/>
-              <w:pBdr>
-                <w:bottom w:val="none" w:sz="0" w:space="0" w:color="000000"/>
-                <w:top w:val="none" w:sz="0" w:space="0" w:color="000000"/>
-                <w:left w:val="none" w:sz="0" w:space="0" w:color="000000"/>
-                <w:right w:val="none" w:sz="0" w:space="0" w:color="000000"/>
-              </w:pBdr>
-              <w:spacing w:after="10" w:before="10" w:line="240"/>
-              <w:ind w:left="100" w:right="100" w:firstLine="0" w:firstLineChars="0"/>
-              <w:rPr>
-                <w:rFonts w:ascii="Arial" w:hAnsi="Arial" w:eastAsia="Arial" w:cs="Arial"/>
-                <w:i w:val="false"/>
-                <w:b w:val="false"/>
-                <w:u w:val="none"/>
-                <w:sz w:val="18"/>
-                <w:szCs w:val="18"/>
-                <w:color w:val="000000"/>
-              </w:rPr>
-            </w:pPr>
-            <w:r>
-              <w:rPr>
-                <w:rFonts w:ascii="Arial" w:hAnsi="Arial" w:eastAsia="Arial" w:cs="Arial"/>
-                <w:i w:val="false"/>
-                <w:b w:val="false"/>
-                <w:u w:val="none"/>
-                <w:sz w:val="18"/>
-                <w:szCs w:val="18"/>
-                <w:color w:val="000000"/>
-              </w:rPr>
-              <w:t xml:space="preserve">0.104</w:t>
+              <w:t xml:space="preserve">0.004</w:t>
+            </w:r>
+          </w:p>
+        </w:tc>
+        <w:tc>
+          <w:tcPr>
+            <w:tcBorders>
+              <w:bottom w:val="none" w:sz="0" w:space="0" w:color="000000"/>
+              <w:top w:val="none" w:sz="0" w:space="0" w:color="000000"/>
+              <w:left w:val="none" w:sz="0" w:space="0" w:color="000000"/>
+              <w:right w:val="none" w:sz="0" w:space="0" w:color="000000"/>
+            </w:tcBorders>
+            <w:shd w:val="clear" w:color="auto" w:fill="FFFFFF"/>
+            <w:tcMar>
+              <w:top w:w="0" w:type="dxa"/>
+              <w:bottom w:w="0" w:type="dxa"/>
+              <w:left w:w="0" w:type="dxa"/>
+              <w:right w:w="0" w:type="dxa"/>
+            </w:tcMar>
+            <w:vAlign w:val="top"/>
+          </w:tcPr>
+          <w:p>
+            <w:pPr>
+              <w:jc w:val="center"/>
+              <w:pBdr>
+                <w:bottom w:val="none" w:sz="0" w:space="0" w:color="000000"/>
+                <w:top w:val="none" w:sz="0" w:space="0" w:color="000000"/>
+                <w:left w:val="none" w:sz="0" w:space="0" w:color="000000"/>
+                <w:right w:val="none" w:sz="0" w:space="0" w:color="000000"/>
+              </w:pBdr>
+              <w:spacing w:after="10" w:before="10" w:line="240"/>
+              <w:ind w:left="100" w:right="100" w:firstLine="0" w:firstLineChars="0"/>
+              <w:rPr>
+                <w:rFonts w:ascii="Arial" w:hAnsi="Arial" w:eastAsia="Arial" w:cs="Arial"/>
+                <w:i w:val="false"/>
+                <w:b w:val="false"/>
+                <w:u w:val="none"/>
+                <w:sz w:val="18"/>
+                <w:szCs w:val="18"/>
+                <w:color w:val="000000"/>
+              </w:rPr>
+            </w:pPr>
+            <w:r>
+              <w:rPr>
+                <w:rFonts w:ascii="Arial" w:hAnsi="Arial" w:eastAsia="Arial" w:cs="Arial"/>
+                <w:i w:val="false"/>
+                <w:b w:val="false"/>
+                <w:u w:val="none"/>
+                <w:sz w:val="18"/>
+                <w:szCs w:val="18"/>
+                <w:color w:val="000000"/>
+              </w:rPr>
+              <w:t xml:space="preserve">0.67 (0.47 to 0.95)</w:t>
+            </w:r>
+          </w:p>
+        </w:tc>
+        <w:tc>
+          <w:tcPr>
+            <w:tcBorders>
+              <w:bottom w:val="none" w:sz="0" w:space="0" w:color="000000"/>
+              <w:top w:val="none" w:sz="0" w:space="0" w:color="000000"/>
+              <w:left w:val="none" w:sz="0" w:space="0" w:color="000000"/>
+              <w:right w:val="none" w:sz="0" w:space="0" w:color="000000"/>
+            </w:tcBorders>
+            <w:shd w:val="clear" w:color="auto" w:fill="FFFFFF"/>
+            <w:tcMar>
+              <w:top w:w="0" w:type="dxa"/>
+              <w:bottom w:w="0" w:type="dxa"/>
+              <w:left w:w="0" w:type="dxa"/>
+              <w:right w:w="0" w:type="dxa"/>
+            </w:tcMar>
+            <w:vAlign w:val="top"/>
+          </w:tcPr>
+          <w:p>
+            <w:pPr>
+              <w:jc w:val="center"/>
+              <w:pBdr>
+                <w:bottom w:val="none" w:sz="0" w:space="0" w:color="000000"/>
+                <w:top w:val="none" w:sz="0" w:space="0" w:color="000000"/>
+                <w:left w:val="none" w:sz="0" w:space="0" w:color="000000"/>
+                <w:right w:val="none" w:sz="0" w:space="0" w:color="000000"/>
+              </w:pBdr>
+              <w:spacing w:after="10" w:before="10" w:line="240"/>
+              <w:ind w:left="100" w:right="100" w:firstLine="0" w:firstLineChars="0"/>
+              <w:rPr>
+                <w:rFonts w:ascii="Arial" w:hAnsi="Arial" w:eastAsia="Arial" w:cs="Arial"/>
+                <w:i w:val="false"/>
+                <w:b w:val="true"/>
+                <w:u w:val="none"/>
+                <w:sz w:val="18"/>
+                <w:szCs w:val="18"/>
+                <w:color w:val="000000"/>
+              </w:rPr>
+            </w:pPr>
+            <w:r>
+              <w:rPr>
+                <w:rFonts w:ascii="Arial" w:hAnsi="Arial" w:eastAsia="Arial" w:cs="Arial"/>
+                <w:i w:val="false"/>
+                <w:b w:val="true"/>
+                <w:u w:val="none"/>
+                <w:sz w:val="18"/>
+                <w:szCs w:val="18"/>
+                <w:color w:val="000000"/>
+              </w:rPr>
+              <w:t xml:space="preserve">0.025</w:t>
+            </w:r>
+          </w:p>
+        </w:tc>
+        <w:tc>
+          <w:tcPr>
+            <w:tcBorders>
+              <w:bottom w:val="none" w:sz="0" w:space="0" w:color="000000"/>
+              <w:top w:val="none" w:sz="0" w:space="0" w:color="000000"/>
+              <w:left w:val="none" w:sz="0" w:space="0" w:color="000000"/>
+              <w:right w:val="none" w:sz="0" w:space="0" w:color="000000"/>
+            </w:tcBorders>
+            <w:shd w:val="clear" w:color="auto" w:fill="FFFFFF"/>
+            <w:tcMar>
+              <w:top w:w="0" w:type="dxa"/>
+              <w:bottom w:w="0" w:type="dxa"/>
+              <w:left w:w="0" w:type="dxa"/>
+              <w:right w:w="0" w:type="dxa"/>
+            </w:tcMar>
+            <w:vAlign w:val="top"/>
+          </w:tcPr>
+          <w:p>
+            <w:pPr>
+              <w:jc w:val="center"/>
+              <w:pBdr>
+                <w:bottom w:val="none" w:sz="0" w:space="0" w:color="000000"/>
+                <w:top w:val="none" w:sz="0" w:space="0" w:color="000000"/>
+                <w:left w:val="none" w:sz="0" w:space="0" w:color="000000"/>
+                <w:right w:val="none" w:sz="0" w:space="0" w:color="000000"/>
+              </w:pBdr>
+              <w:spacing w:after="10" w:before="10" w:line="240"/>
+              <w:ind w:left="100" w:right="100" w:firstLine="0" w:firstLineChars="0"/>
+              <w:rPr>
+                <w:rFonts w:ascii="Arial" w:hAnsi="Arial" w:eastAsia="Arial" w:cs="Arial"/>
+                <w:i w:val="false"/>
+                <w:b w:val="false"/>
+                <w:u w:val="none"/>
+                <w:sz w:val="18"/>
+                <w:szCs w:val="18"/>
+                <w:color w:val="000000"/>
+              </w:rPr>
+            </w:pPr>
+            <w:r>
+              <w:rPr>
+                <w:rFonts w:ascii="Arial" w:hAnsi="Arial" w:eastAsia="Arial" w:cs="Arial"/>
+                <w:i w:val="false"/>
+                <w:b w:val="false"/>
+                <w:u w:val="none"/>
+                <w:sz w:val="18"/>
+                <w:szCs w:val="18"/>
+                <w:color w:val="000000"/>
+              </w:rPr>
+              <w:t xml:space="preserve">0.83 (0.68 to 1.03)</w:t>
+            </w:r>
+          </w:p>
+        </w:tc>
+        <w:tc>
+          <w:tcPr>
+            <w:tcBorders>
+              <w:bottom w:val="none" w:sz="0" w:space="0" w:color="000000"/>
+              <w:top w:val="none" w:sz="0" w:space="0" w:color="000000"/>
+              <w:left w:val="none" w:sz="0" w:space="0" w:color="000000"/>
+              <w:right w:val="none" w:sz="0" w:space="0" w:color="000000"/>
+            </w:tcBorders>
+            <w:shd w:val="clear" w:color="auto" w:fill="FFFFFF"/>
+            <w:tcMar>
+              <w:top w:w="0" w:type="dxa"/>
+              <w:bottom w:w="0" w:type="dxa"/>
+              <w:left w:w="0" w:type="dxa"/>
+              <w:right w:w="0" w:type="dxa"/>
+            </w:tcMar>
+            <w:vAlign w:val="top"/>
+          </w:tcPr>
+          <w:p>
+            <w:pPr>
+              <w:jc w:val="center"/>
+              <w:pBdr>
+                <w:bottom w:val="none" w:sz="0" w:space="0" w:color="000000"/>
+                <w:top w:val="none" w:sz="0" w:space="0" w:color="000000"/>
+                <w:left w:val="none" w:sz="0" w:space="0" w:color="000000"/>
+                <w:right w:val="none" w:sz="0" w:space="0" w:color="000000"/>
+              </w:pBdr>
+              <w:spacing w:after="10" w:before="10" w:line="240"/>
+              <w:ind w:left="100" w:right="100" w:firstLine="0" w:firstLineChars="0"/>
+              <w:rPr>
+                <w:rFonts w:ascii="Arial" w:hAnsi="Arial" w:eastAsia="Arial" w:cs="Arial"/>
+                <w:i w:val="false"/>
+                <w:b w:val="false"/>
+                <w:u w:val="none"/>
+                <w:sz w:val="18"/>
+                <w:szCs w:val="18"/>
+                <w:color w:val="000000"/>
+              </w:rPr>
+            </w:pPr>
+            <w:r>
+              <w:rPr>
+                <w:rFonts w:ascii="Arial" w:hAnsi="Arial" w:eastAsia="Arial" w:cs="Arial"/>
+                <w:i w:val="false"/>
+                <w:b w:val="false"/>
+                <w:u w:val="none"/>
+                <w:sz w:val="18"/>
+                <w:szCs w:val="18"/>
+                <w:color w:val="000000"/>
+              </w:rPr>
+              <w:t xml:space="preserve">0.094</w:t>
+            </w:r>
+          </w:p>
+        </w:tc>
+        <w:tc>
+          <w:tcPr>
+            <w:tcBorders>
+              <w:bottom w:val="none" w:sz="0" w:space="0" w:color="000000"/>
+              <w:top w:val="none" w:sz="0" w:space="0" w:color="000000"/>
+              <w:left w:val="none" w:sz="0" w:space="0" w:color="000000"/>
+              <w:right w:val="none" w:sz="0" w:space="0" w:color="000000"/>
+            </w:tcBorders>
+            <w:shd w:val="clear" w:color="auto" w:fill="FFFFFF"/>
+            <w:tcMar>
+              <w:top w:w="0" w:type="dxa"/>
+              <w:bottom w:w="0" w:type="dxa"/>
+              <w:left w:w="0" w:type="dxa"/>
+              <w:right w:w="0" w:type="dxa"/>
+            </w:tcMar>
+            <w:vAlign w:val="top"/>
+          </w:tcPr>
+          <w:p>
+            <w:pPr>
+              <w:jc w:val="center"/>
+              <w:pBdr>
+                <w:bottom w:val="none" w:sz="0" w:space="0" w:color="000000"/>
+                <w:top w:val="none" w:sz="0" w:space="0" w:color="000000"/>
+                <w:left w:val="none" w:sz="0" w:space="0" w:color="000000"/>
+                <w:right w:val="none" w:sz="0" w:space="0" w:color="000000"/>
+              </w:pBdr>
+              <w:spacing w:after="10" w:before="10" w:line="240"/>
+              <w:ind w:left="100" w:right="100" w:firstLine="0" w:firstLineChars="0"/>
+              <w:rPr>
+                <w:rFonts w:ascii="Arial" w:hAnsi="Arial" w:eastAsia="Arial" w:cs="Arial"/>
+                <w:i w:val="false"/>
+                <w:b w:val="false"/>
+                <w:u w:val="none"/>
+                <w:sz w:val="18"/>
+                <w:szCs w:val="18"/>
+                <w:color w:val="000000"/>
+              </w:rPr>
+            </w:pPr>
+            <w:r>
+              <w:rPr>
+                <w:rFonts w:ascii="Arial" w:hAnsi="Arial" w:eastAsia="Arial" w:cs="Arial"/>
+                <w:i w:val="false"/>
+                <w:b w:val="false"/>
+                <w:u w:val="none"/>
+                <w:sz w:val="18"/>
+                <w:szCs w:val="18"/>
+                <w:color w:val="000000"/>
+              </w:rPr>
+              <w:t xml:space="preserve">0.64 (0.40 to 1.00)</w:t>
+            </w:r>
+          </w:p>
+        </w:tc>
+        <w:tc>
+          <w:tcPr>
+            <w:tcBorders>
+              <w:bottom w:val="none" w:sz="0" w:space="0" w:color="000000"/>
+              <w:top w:val="none" w:sz="0" w:space="0" w:color="000000"/>
+              <w:left w:val="none" w:sz="0" w:space="0" w:color="000000"/>
+              <w:right w:val="none" w:sz="0" w:space="0" w:color="000000"/>
+            </w:tcBorders>
+            <w:shd w:val="clear" w:color="auto" w:fill="FFFFFF"/>
+            <w:tcMar>
+              <w:top w:w="0" w:type="dxa"/>
+              <w:bottom w:w="0" w:type="dxa"/>
+              <w:left w:w="0" w:type="dxa"/>
+              <w:right w:w="0" w:type="dxa"/>
+            </w:tcMar>
+            <w:vAlign w:val="top"/>
+          </w:tcPr>
+          <w:p>
+            <w:pPr>
+              <w:jc w:val="center"/>
+              <w:pBdr>
+                <w:bottom w:val="none" w:sz="0" w:space="0" w:color="000000"/>
+                <w:top w:val="none" w:sz="0" w:space="0" w:color="000000"/>
+                <w:left w:val="none" w:sz="0" w:space="0" w:color="000000"/>
+                <w:right w:val="none" w:sz="0" w:space="0" w:color="000000"/>
+              </w:pBdr>
+              <w:spacing w:after="10" w:before="10" w:line="240"/>
+              <w:ind w:left="100" w:right="100" w:firstLine="0" w:firstLineChars="0"/>
+              <w:rPr>
+                <w:rFonts w:ascii="Arial" w:hAnsi="Arial" w:eastAsia="Arial" w:cs="Arial"/>
+                <w:i w:val="false"/>
+                <w:b w:val="false"/>
+                <w:u w:val="none"/>
+                <w:sz w:val="18"/>
+                <w:szCs w:val="18"/>
+                <w:color w:val="000000"/>
+              </w:rPr>
+            </w:pPr>
+            <w:r>
+              <w:rPr>
+                <w:rFonts w:ascii="Arial" w:hAnsi="Arial" w:eastAsia="Arial" w:cs="Arial"/>
+                <w:i w:val="false"/>
+                <w:b w:val="false"/>
+                <w:u w:val="none"/>
+                <w:sz w:val="18"/>
+                <w:szCs w:val="18"/>
+                <w:color w:val="000000"/>
+              </w:rPr>
+              <w:t xml:space="preserve">0.051</w:t>
             </w:r>
           </w:p>
         </w:tc>
@@ -5134,371 +5134,371 @@
                 <w:szCs w:val="18"/>
                 <w:color w:val="000000"/>
               </w:rPr>
-              <w:t xml:space="preserve">1.04 (0.62 to 1.73)</w:t>
-            </w:r>
-          </w:p>
-        </w:tc>
-        <w:tc>
-          <w:tcPr>
-            <w:tcBorders>
-              <w:bottom w:val="none" w:sz="0" w:space="0" w:color="000000"/>
-              <w:top w:val="none" w:sz="0" w:space="0" w:color="000000"/>
-              <w:left w:val="none" w:sz="0" w:space="0" w:color="000000"/>
-              <w:right w:val="none" w:sz="0" w:space="0" w:color="000000"/>
-            </w:tcBorders>
-            <w:shd w:val="clear" w:color="auto" w:fill="FFFFFF"/>
-            <w:tcMar>
-              <w:top w:w="0" w:type="dxa"/>
-              <w:bottom w:w="0" w:type="dxa"/>
-              <w:left w:w="0" w:type="dxa"/>
-              <w:right w:w="0" w:type="dxa"/>
-            </w:tcMar>
-            <w:vAlign w:val="top"/>
-          </w:tcPr>
-          <w:p>
-            <w:pPr>
-              <w:jc w:val="center"/>
-              <w:pBdr>
-                <w:bottom w:val="none" w:sz="0" w:space="0" w:color="000000"/>
-                <w:top w:val="none" w:sz="0" w:space="0" w:color="000000"/>
-                <w:left w:val="none" w:sz="0" w:space="0" w:color="000000"/>
-                <w:right w:val="none" w:sz="0" w:space="0" w:color="000000"/>
-              </w:pBdr>
-              <w:spacing w:after="10" w:before="10" w:line="240"/>
-              <w:ind w:left="100" w:right="100" w:firstLine="0" w:firstLineChars="0"/>
-              <w:rPr>
-                <w:rFonts w:ascii="Arial" w:hAnsi="Arial" w:eastAsia="Arial" w:cs="Arial"/>
-                <w:i w:val="false"/>
-                <w:b w:val="false"/>
-                <w:u w:val="none"/>
-                <w:sz w:val="18"/>
-                <w:szCs w:val="18"/>
-                <w:color w:val="000000"/>
-              </w:rPr>
-            </w:pPr>
-            <w:r>
-              <w:rPr>
-                <w:rFonts w:ascii="Arial" w:hAnsi="Arial" w:eastAsia="Arial" w:cs="Arial"/>
-                <w:i w:val="false"/>
-                <w:b w:val="false"/>
-                <w:u w:val="none"/>
-                <w:sz w:val="18"/>
-                <w:szCs w:val="18"/>
-                <w:color w:val="000000"/>
-              </w:rPr>
-              <w:t xml:space="preserve">0.892</w:t>
-            </w:r>
-          </w:p>
-        </w:tc>
-        <w:tc>
-          <w:tcPr>
-            <w:tcBorders>
-              <w:bottom w:val="none" w:sz="0" w:space="0" w:color="000000"/>
-              <w:top w:val="none" w:sz="0" w:space="0" w:color="000000"/>
-              <w:left w:val="none" w:sz="0" w:space="0" w:color="000000"/>
-              <w:right w:val="none" w:sz="0" w:space="0" w:color="000000"/>
-            </w:tcBorders>
-            <w:shd w:val="clear" w:color="auto" w:fill="FFFFFF"/>
-            <w:tcMar>
-              <w:top w:w="0" w:type="dxa"/>
-              <w:bottom w:w="0" w:type="dxa"/>
-              <w:left w:w="0" w:type="dxa"/>
-              <w:right w:w="0" w:type="dxa"/>
-            </w:tcMar>
-            <w:vAlign w:val="top"/>
-          </w:tcPr>
-          <w:p>
-            <w:pPr>
-              <w:jc w:val="center"/>
-              <w:pBdr>
-                <w:bottom w:val="none" w:sz="0" w:space="0" w:color="000000"/>
-                <w:top w:val="none" w:sz="0" w:space="0" w:color="000000"/>
-                <w:left w:val="none" w:sz="0" w:space="0" w:color="000000"/>
-                <w:right w:val="none" w:sz="0" w:space="0" w:color="000000"/>
-              </w:pBdr>
-              <w:spacing w:after="10" w:before="10" w:line="240"/>
-              <w:ind w:left="100" w:right="100" w:firstLine="0" w:firstLineChars="0"/>
-              <w:rPr>
-                <w:rFonts w:ascii="Arial" w:hAnsi="Arial" w:eastAsia="Arial" w:cs="Arial"/>
-                <w:i w:val="false"/>
-                <w:b w:val="false"/>
-                <w:u w:val="none"/>
-                <w:sz w:val="18"/>
-                <w:szCs w:val="18"/>
-                <w:color w:val="000000"/>
-              </w:rPr>
-            </w:pPr>
-            <w:r>
-              <w:rPr>
-                <w:rFonts w:ascii="Arial" w:hAnsi="Arial" w:eastAsia="Arial" w:cs="Arial"/>
-                <w:i w:val="false"/>
-                <w:b w:val="false"/>
-                <w:u w:val="none"/>
-                <w:sz w:val="18"/>
-                <w:szCs w:val="18"/>
-                <w:color w:val="000000"/>
-              </w:rPr>
-              <w:t xml:space="preserve">0.97 (0.34 to 2.80)</w:t>
-            </w:r>
-          </w:p>
-        </w:tc>
-        <w:tc>
-          <w:tcPr>
-            <w:tcBorders>
-              <w:bottom w:val="none" w:sz="0" w:space="0" w:color="000000"/>
-              <w:top w:val="none" w:sz="0" w:space="0" w:color="000000"/>
-              <w:left w:val="none" w:sz="0" w:space="0" w:color="000000"/>
-              <w:right w:val="none" w:sz="0" w:space="0" w:color="000000"/>
-            </w:tcBorders>
-            <w:shd w:val="clear" w:color="auto" w:fill="FFFFFF"/>
-            <w:tcMar>
-              <w:top w:w="0" w:type="dxa"/>
-              <w:bottom w:w="0" w:type="dxa"/>
-              <w:left w:w="0" w:type="dxa"/>
-              <w:right w:w="0" w:type="dxa"/>
-            </w:tcMar>
-            <w:vAlign w:val="top"/>
-          </w:tcPr>
-          <w:p>
-            <w:pPr>
-              <w:jc w:val="center"/>
-              <w:pBdr>
-                <w:bottom w:val="none" w:sz="0" w:space="0" w:color="000000"/>
-                <w:top w:val="none" w:sz="0" w:space="0" w:color="000000"/>
-                <w:left w:val="none" w:sz="0" w:space="0" w:color="000000"/>
-                <w:right w:val="none" w:sz="0" w:space="0" w:color="000000"/>
-              </w:pBdr>
-              <w:spacing w:after="10" w:before="10" w:line="240"/>
-              <w:ind w:left="100" w:right="100" w:firstLine="0" w:firstLineChars="0"/>
-              <w:rPr>
-                <w:rFonts w:ascii="Arial" w:hAnsi="Arial" w:eastAsia="Arial" w:cs="Arial"/>
-                <w:i w:val="false"/>
-                <w:b w:val="false"/>
-                <w:u w:val="none"/>
-                <w:sz w:val="18"/>
-                <w:szCs w:val="18"/>
-                <w:color w:val="000000"/>
-              </w:rPr>
-            </w:pPr>
-            <w:r>
-              <w:rPr>
-                <w:rFonts w:ascii="Arial" w:hAnsi="Arial" w:eastAsia="Arial" w:cs="Arial"/>
-                <w:i w:val="false"/>
-                <w:b w:val="false"/>
-                <w:u w:val="none"/>
-                <w:sz w:val="18"/>
-                <w:szCs w:val="18"/>
-                <w:color w:val="000000"/>
-              </w:rPr>
-              <w:t xml:space="preserve">0.955</w:t>
-            </w:r>
-          </w:p>
-        </w:tc>
-        <w:tc>
-          <w:tcPr>
-            <w:tcBorders>
-              <w:bottom w:val="none" w:sz="0" w:space="0" w:color="000000"/>
-              <w:top w:val="none" w:sz="0" w:space="0" w:color="000000"/>
-              <w:left w:val="none" w:sz="0" w:space="0" w:color="000000"/>
-              <w:right w:val="none" w:sz="0" w:space="0" w:color="000000"/>
-            </w:tcBorders>
-            <w:shd w:val="clear" w:color="auto" w:fill="FFFFFF"/>
-            <w:tcMar>
-              <w:top w:w="0" w:type="dxa"/>
-              <w:bottom w:w="0" w:type="dxa"/>
-              <w:left w:w="0" w:type="dxa"/>
-              <w:right w:w="0" w:type="dxa"/>
-            </w:tcMar>
-            <w:vAlign w:val="top"/>
-          </w:tcPr>
-          <w:p>
-            <w:pPr>
-              <w:jc w:val="center"/>
-              <w:pBdr>
-                <w:bottom w:val="none" w:sz="0" w:space="0" w:color="000000"/>
-                <w:top w:val="none" w:sz="0" w:space="0" w:color="000000"/>
-                <w:left w:val="none" w:sz="0" w:space="0" w:color="000000"/>
-                <w:right w:val="none" w:sz="0" w:space="0" w:color="000000"/>
-              </w:pBdr>
-              <w:spacing w:after="10" w:before="10" w:line="240"/>
-              <w:ind w:left="100" w:right="100" w:firstLine="0" w:firstLineChars="0"/>
-              <w:rPr>
-                <w:rFonts w:ascii="Arial" w:hAnsi="Arial" w:eastAsia="Arial" w:cs="Arial"/>
-                <w:i w:val="false"/>
-                <w:b w:val="false"/>
-                <w:u w:val="none"/>
-                <w:sz w:val="18"/>
-                <w:szCs w:val="18"/>
-                <w:color w:val="000000"/>
-              </w:rPr>
-            </w:pPr>
-            <w:r>
-              <w:rPr>
-                <w:rFonts w:ascii="Arial" w:hAnsi="Arial" w:eastAsia="Arial" w:cs="Arial"/>
-                <w:i w:val="false"/>
-                <w:b w:val="false"/>
-                <w:u w:val="none"/>
-                <w:sz w:val="18"/>
-                <w:szCs w:val="18"/>
-                <w:color w:val="000000"/>
-              </w:rPr>
-              <w:t xml:space="preserve">1.06 (0.57 to 1.96)</w:t>
-            </w:r>
-          </w:p>
-        </w:tc>
-        <w:tc>
-          <w:tcPr>
-            <w:tcBorders>
-              <w:bottom w:val="none" w:sz="0" w:space="0" w:color="000000"/>
-              <w:top w:val="none" w:sz="0" w:space="0" w:color="000000"/>
-              <w:left w:val="none" w:sz="0" w:space="0" w:color="000000"/>
-              <w:right w:val="none" w:sz="0" w:space="0" w:color="000000"/>
-            </w:tcBorders>
-            <w:shd w:val="clear" w:color="auto" w:fill="FFFFFF"/>
-            <w:tcMar>
-              <w:top w:w="0" w:type="dxa"/>
-              <w:bottom w:w="0" w:type="dxa"/>
-              <w:left w:w="0" w:type="dxa"/>
-              <w:right w:w="0" w:type="dxa"/>
-            </w:tcMar>
-            <w:vAlign w:val="top"/>
-          </w:tcPr>
-          <w:p>
-            <w:pPr>
-              <w:jc w:val="center"/>
-              <w:pBdr>
-                <w:bottom w:val="none" w:sz="0" w:space="0" w:color="000000"/>
-                <w:top w:val="none" w:sz="0" w:space="0" w:color="000000"/>
-                <w:left w:val="none" w:sz="0" w:space="0" w:color="000000"/>
-                <w:right w:val="none" w:sz="0" w:space="0" w:color="000000"/>
-              </w:pBdr>
-              <w:spacing w:after="10" w:before="10" w:line="240"/>
-              <w:ind w:left="100" w:right="100" w:firstLine="0" w:firstLineChars="0"/>
-              <w:rPr>
-                <w:rFonts w:ascii="Arial" w:hAnsi="Arial" w:eastAsia="Arial" w:cs="Arial"/>
-                <w:i w:val="false"/>
-                <w:b w:val="false"/>
-                <w:u w:val="none"/>
-                <w:sz w:val="18"/>
-                <w:szCs w:val="18"/>
-                <w:color w:val="000000"/>
-              </w:rPr>
-            </w:pPr>
-            <w:r>
-              <w:rPr>
-                <w:rFonts w:ascii="Arial" w:hAnsi="Arial" w:eastAsia="Arial" w:cs="Arial"/>
-                <w:i w:val="false"/>
-                <w:b w:val="false"/>
-                <w:u w:val="none"/>
-                <w:sz w:val="18"/>
-                <w:szCs w:val="18"/>
-                <w:color w:val="000000"/>
-              </w:rPr>
-              <w:t xml:space="preserve">0.849</w:t>
-            </w:r>
-          </w:p>
-        </w:tc>
-        <w:tc>
-          <w:tcPr>
-            <w:tcBorders>
-              <w:bottom w:val="none" w:sz="0" w:space="0" w:color="000000"/>
-              <w:top w:val="none" w:sz="0" w:space="0" w:color="000000"/>
-              <w:left w:val="none" w:sz="0" w:space="0" w:color="000000"/>
-              <w:right w:val="none" w:sz="0" w:space="0" w:color="000000"/>
-            </w:tcBorders>
-            <w:shd w:val="clear" w:color="auto" w:fill="FFFFFF"/>
-            <w:tcMar>
-              <w:top w:w="0" w:type="dxa"/>
-              <w:bottom w:w="0" w:type="dxa"/>
-              <w:left w:w="0" w:type="dxa"/>
-              <w:right w:w="0" w:type="dxa"/>
-            </w:tcMar>
-            <w:vAlign w:val="top"/>
-          </w:tcPr>
-          <w:p>
-            <w:pPr>
-              <w:jc w:val="center"/>
-              <w:pBdr>
-                <w:bottom w:val="none" w:sz="0" w:space="0" w:color="000000"/>
-                <w:top w:val="none" w:sz="0" w:space="0" w:color="000000"/>
-                <w:left w:val="none" w:sz="0" w:space="0" w:color="000000"/>
-                <w:right w:val="none" w:sz="0" w:space="0" w:color="000000"/>
-              </w:pBdr>
-              <w:spacing w:after="10" w:before="10" w:line="240"/>
-              <w:ind w:left="100" w:right="100" w:firstLine="0" w:firstLineChars="0"/>
-              <w:rPr>
-                <w:rFonts w:ascii="Arial" w:hAnsi="Arial" w:eastAsia="Arial" w:cs="Arial"/>
-                <w:i w:val="false"/>
-                <w:b w:val="false"/>
-                <w:u w:val="none"/>
-                <w:sz w:val="18"/>
-                <w:szCs w:val="18"/>
-                <w:color w:val="000000"/>
-              </w:rPr>
-            </w:pPr>
-            <w:r>
-              <w:rPr>
-                <w:rFonts w:ascii="Arial" w:hAnsi="Arial" w:eastAsia="Arial" w:cs="Arial"/>
-                <w:i w:val="false"/>
-                <w:b w:val="false"/>
-                <w:u w:val="none"/>
-                <w:sz w:val="18"/>
-                <w:szCs w:val="18"/>
-                <w:color w:val="000000"/>
-              </w:rPr>
-              <w:t xml:space="preserve">0.87 (0.23 to 3.27)</w:t>
-            </w:r>
-          </w:p>
-        </w:tc>
-        <w:tc>
-          <w:tcPr>
-            <w:tcBorders>
-              <w:bottom w:val="none" w:sz="0" w:space="0" w:color="000000"/>
-              <w:top w:val="none" w:sz="0" w:space="0" w:color="000000"/>
-              <w:left w:val="none" w:sz="0" w:space="0" w:color="000000"/>
-              <w:right w:val="none" w:sz="0" w:space="0" w:color="000000"/>
-            </w:tcBorders>
-            <w:shd w:val="clear" w:color="auto" w:fill="FFFFFF"/>
-            <w:tcMar>
-              <w:top w:w="0" w:type="dxa"/>
-              <w:bottom w:w="0" w:type="dxa"/>
-              <w:left w:w="0" w:type="dxa"/>
-              <w:right w:w="0" w:type="dxa"/>
-            </w:tcMar>
-            <w:vAlign w:val="top"/>
-          </w:tcPr>
-          <w:p>
-            <w:pPr>
-              <w:jc w:val="center"/>
-              <w:pBdr>
-                <w:bottom w:val="none" w:sz="0" w:space="0" w:color="000000"/>
-                <w:top w:val="none" w:sz="0" w:space="0" w:color="000000"/>
-                <w:left w:val="none" w:sz="0" w:space="0" w:color="000000"/>
-                <w:right w:val="none" w:sz="0" w:space="0" w:color="000000"/>
-              </w:pBdr>
-              <w:spacing w:after="10" w:before="10" w:line="240"/>
-              <w:ind w:left="100" w:right="100" w:firstLine="0" w:firstLineChars="0"/>
-              <w:rPr>
-                <w:rFonts w:ascii="Arial" w:hAnsi="Arial" w:eastAsia="Arial" w:cs="Arial"/>
-                <w:i w:val="false"/>
-                <w:b w:val="false"/>
-                <w:u w:val="none"/>
-                <w:sz w:val="18"/>
-                <w:szCs w:val="18"/>
-                <w:color w:val="000000"/>
-              </w:rPr>
-            </w:pPr>
-            <w:r>
-              <w:rPr>
-                <w:rFonts w:ascii="Arial" w:hAnsi="Arial" w:eastAsia="Arial" w:cs="Arial"/>
-                <w:i w:val="false"/>
-                <w:b w:val="false"/>
-                <w:u w:val="none"/>
-                <w:sz w:val="18"/>
-                <w:szCs w:val="18"/>
-                <w:color w:val="000000"/>
-              </w:rPr>
-              <w:t xml:space="preserve">0.831</w:t>
+              <w:t xml:space="preserve">1.14 (0.68 to 1.93)</w:t>
+            </w:r>
+          </w:p>
+        </w:tc>
+        <w:tc>
+          <w:tcPr>
+            <w:tcBorders>
+              <w:bottom w:val="none" w:sz="0" w:space="0" w:color="000000"/>
+              <w:top w:val="none" w:sz="0" w:space="0" w:color="000000"/>
+              <w:left w:val="none" w:sz="0" w:space="0" w:color="000000"/>
+              <w:right w:val="none" w:sz="0" w:space="0" w:color="000000"/>
+            </w:tcBorders>
+            <w:shd w:val="clear" w:color="auto" w:fill="FFFFFF"/>
+            <w:tcMar>
+              <w:top w:w="0" w:type="dxa"/>
+              <w:bottom w:w="0" w:type="dxa"/>
+              <w:left w:w="0" w:type="dxa"/>
+              <w:right w:w="0" w:type="dxa"/>
+            </w:tcMar>
+            <w:vAlign w:val="top"/>
+          </w:tcPr>
+          <w:p>
+            <w:pPr>
+              <w:jc w:val="center"/>
+              <w:pBdr>
+                <w:bottom w:val="none" w:sz="0" w:space="0" w:color="000000"/>
+                <w:top w:val="none" w:sz="0" w:space="0" w:color="000000"/>
+                <w:left w:val="none" w:sz="0" w:space="0" w:color="000000"/>
+                <w:right w:val="none" w:sz="0" w:space="0" w:color="000000"/>
+              </w:pBdr>
+              <w:spacing w:after="10" w:before="10" w:line="240"/>
+              <w:ind w:left="100" w:right="100" w:firstLine="0" w:firstLineChars="0"/>
+              <w:rPr>
+                <w:rFonts w:ascii="Arial" w:hAnsi="Arial" w:eastAsia="Arial" w:cs="Arial"/>
+                <w:i w:val="false"/>
+                <w:b w:val="false"/>
+                <w:u w:val="none"/>
+                <w:sz w:val="18"/>
+                <w:szCs w:val="18"/>
+                <w:color w:val="000000"/>
+              </w:rPr>
+            </w:pPr>
+            <w:r>
+              <w:rPr>
+                <w:rFonts w:ascii="Arial" w:hAnsi="Arial" w:eastAsia="Arial" w:cs="Arial"/>
+                <w:i w:val="false"/>
+                <w:b w:val="false"/>
+                <w:u w:val="none"/>
+                <w:sz w:val="18"/>
+                <w:szCs w:val="18"/>
+                <w:color w:val="000000"/>
+              </w:rPr>
+              <w:t xml:space="preserve">0.616</w:t>
+            </w:r>
+          </w:p>
+        </w:tc>
+        <w:tc>
+          <w:tcPr>
+            <w:tcBorders>
+              <w:bottom w:val="none" w:sz="0" w:space="0" w:color="000000"/>
+              <w:top w:val="none" w:sz="0" w:space="0" w:color="000000"/>
+              <w:left w:val="none" w:sz="0" w:space="0" w:color="000000"/>
+              <w:right w:val="none" w:sz="0" w:space="0" w:color="000000"/>
+            </w:tcBorders>
+            <w:shd w:val="clear" w:color="auto" w:fill="FFFFFF"/>
+            <w:tcMar>
+              <w:top w:w="0" w:type="dxa"/>
+              <w:bottom w:w="0" w:type="dxa"/>
+              <w:left w:w="0" w:type="dxa"/>
+              <w:right w:w="0" w:type="dxa"/>
+            </w:tcMar>
+            <w:vAlign w:val="top"/>
+          </w:tcPr>
+          <w:p>
+            <w:pPr>
+              <w:jc w:val="center"/>
+              <w:pBdr>
+                <w:bottom w:val="none" w:sz="0" w:space="0" w:color="000000"/>
+                <w:top w:val="none" w:sz="0" w:space="0" w:color="000000"/>
+                <w:left w:val="none" w:sz="0" w:space="0" w:color="000000"/>
+                <w:right w:val="none" w:sz="0" w:space="0" w:color="000000"/>
+              </w:pBdr>
+              <w:spacing w:after="10" w:before="10" w:line="240"/>
+              <w:ind w:left="100" w:right="100" w:firstLine="0" w:firstLineChars="0"/>
+              <w:rPr>
+                <w:rFonts w:ascii="Arial" w:hAnsi="Arial" w:eastAsia="Arial" w:cs="Arial"/>
+                <w:i w:val="false"/>
+                <w:b w:val="false"/>
+                <w:u w:val="none"/>
+                <w:sz w:val="18"/>
+                <w:szCs w:val="18"/>
+                <w:color w:val="000000"/>
+              </w:rPr>
+            </w:pPr>
+            <w:r>
+              <w:rPr>
+                <w:rFonts w:ascii="Arial" w:hAnsi="Arial" w:eastAsia="Arial" w:cs="Arial"/>
+                <w:i w:val="false"/>
+                <w:b w:val="false"/>
+                <w:u w:val="none"/>
+                <w:sz w:val="18"/>
+                <w:szCs w:val="18"/>
+                <w:color w:val="000000"/>
+              </w:rPr>
+              <w:t xml:space="preserve">1.20 (0.39 to 3.73)</w:t>
+            </w:r>
+          </w:p>
+        </w:tc>
+        <w:tc>
+          <w:tcPr>
+            <w:tcBorders>
+              <w:bottom w:val="none" w:sz="0" w:space="0" w:color="000000"/>
+              <w:top w:val="none" w:sz="0" w:space="0" w:color="000000"/>
+              <w:left w:val="none" w:sz="0" w:space="0" w:color="000000"/>
+              <w:right w:val="none" w:sz="0" w:space="0" w:color="000000"/>
+            </w:tcBorders>
+            <w:shd w:val="clear" w:color="auto" w:fill="FFFFFF"/>
+            <w:tcMar>
+              <w:top w:w="0" w:type="dxa"/>
+              <w:bottom w:w="0" w:type="dxa"/>
+              <w:left w:w="0" w:type="dxa"/>
+              <w:right w:w="0" w:type="dxa"/>
+            </w:tcMar>
+            <w:vAlign w:val="top"/>
+          </w:tcPr>
+          <w:p>
+            <w:pPr>
+              <w:jc w:val="center"/>
+              <w:pBdr>
+                <w:bottom w:val="none" w:sz="0" w:space="0" w:color="000000"/>
+                <w:top w:val="none" w:sz="0" w:space="0" w:color="000000"/>
+                <w:left w:val="none" w:sz="0" w:space="0" w:color="000000"/>
+                <w:right w:val="none" w:sz="0" w:space="0" w:color="000000"/>
+              </w:pBdr>
+              <w:spacing w:after="10" w:before="10" w:line="240"/>
+              <w:ind w:left="100" w:right="100" w:firstLine="0" w:firstLineChars="0"/>
+              <w:rPr>
+                <w:rFonts w:ascii="Arial" w:hAnsi="Arial" w:eastAsia="Arial" w:cs="Arial"/>
+                <w:i w:val="false"/>
+                <w:b w:val="false"/>
+                <w:u w:val="none"/>
+                <w:sz w:val="18"/>
+                <w:szCs w:val="18"/>
+                <w:color w:val="000000"/>
+              </w:rPr>
+            </w:pPr>
+            <w:r>
+              <w:rPr>
+                <w:rFonts w:ascii="Arial" w:hAnsi="Arial" w:eastAsia="Arial" w:cs="Arial"/>
+                <w:i w:val="false"/>
+                <w:b w:val="false"/>
+                <w:u w:val="none"/>
+                <w:sz w:val="18"/>
+                <w:szCs w:val="18"/>
+                <w:color w:val="000000"/>
+              </w:rPr>
+              <w:t xml:space="preserve">0.754</w:t>
+            </w:r>
+          </w:p>
+        </w:tc>
+        <w:tc>
+          <w:tcPr>
+            <w:tcBorders>
+              <w:bottom w:val="none" w:sz="0" w:space="0" w:color="000000"/>
+              <w:top w:val="none" w:sz="0" w:space="0" w:color="000000"/>
+              <w:left w:val="none" w:sz="0" w:space="0" w:color="000000"/>
+              <w:right w:val="none" w:sz="0" w:space="0" w:color="000000"/>
+            </w:tcBorders>
+            <w:shd w:val="clear" w:color="auto" w:fill="FFFFFF"/>
+            <w:tcMar>
+              <w:top w:w="0" w:type="dxa"/>
+              <w:bottom w:w="0" w:type="dxa"/>
+              <w:left w:w="0" w:type="dxa"/>
+              <w:right w:w="0" w:type="dxa"/>
+            </w:tcMar>
+            <w:vAlign w:val="top"/>
+          </w:tcPr>
+          <w:p>
+            <w:pPr>
+              <w:jc w:val="center"/>
+              <w:pBdr>
+                <w:bottom w:val="none" w:sz="0" w:space="0" w:color="000000"/>
+                <w:top w:val="none" w:sz="0" w:space="0" w:color="000000"/>
+                <w:left w:val="none" w:sz="0" w:space="0" w:color="000000"/>
+                <w:right w:val="none" w:sz="0" w:space="0" w:color="000000"/>
+              </w:pBdr>
+              <w:spacing w:after="10" w:before="10" w:line="240"/>
+              <w:ind w:left="100" w:right="100" w:firstLine="0" w:firstLineChars="0"/>
+              <w:rPr>
+                <w:rFonts w:ascii="Arial" w:hAnsi="Arial" w:eastAsia="Arial" w:cs="Arial"/>
+                <w:i w:val="false"/>
+                <w:b w:val="false"/>
+                <w:u w:val="none"/>
+                <w:sz w:val="18"/>
+                <w:szCs w:val="18"/>
+                <w:color w:val="000000"/>
+              </w:rPr>
+            </w:pPr>
+            <w:r>
+              <w:rPr>
+                <w:rFonts w:ascii="Arial" w:hAnsi="Arial" w:eastAsia="Arial" w:cs="Arial"/>
+                <w:i w:val="false"/>
+                <w:b w:val="false"/>
+                <w:u w:val="none"/>
+                <w:sz w:val="18"/>
+                <w:szCs w:val="18"/>
+                <w:color w:val="000000"/>
+              </w:rPr>
+              <w:t xml:space="preserve">1.13 (0.61 to 2.11)</w:t>
+            </w:r>
+          </w:p>
+        </w:tc>
+        <w:tc>
+          <w:tcPr>
+            <w:tcBorders>
+              <w:bottom w:val="none" w:sz="0" w:space="0" w:color="000000"/>
+              <w:top w:val="none" w:sz="0" w:space="0" w:color="000000"/>
+              <w:left w:val="none" w:sz="0" w:space="0" w:color="000000"/>
+              <w:right w:val="none" w:sz="0" w:space="0" w:color="000000"/>
+            </w:tcBorders>
+            <w:shd w:val="clear" w:color="auto" w:fill="FFFFFF"/>
+            <w:tcMar>
+              <w:top w:w="0" w:type="dxa"/>
+              <w:bottom w:w="0" w:type="dxa"/>
+              <w:left w:w="0" w:type="dxa"/>
+              <w:right w:w="0" w:type="dxa"/>
+            </w:tcMar>
+            <w:vAlign w:val="top"/>
+          </w:tcPr>
+          <w:p>
+            <w:pPr>
+              <w:jc w:val="center"/>
+              <w:pBdr>
+                <w:bottom w:val="none" w:sz="0" w:space="0" w:color="000000"/>
+                <w:top w:val="none" w:sz="0" w:space="0" w:color="000000"/>
+                <w:left w:val="none" w:sz="0" w:space="0" w:color="000000"/>
+                <w:right w:val="none" w:sz="0" w:space="0" w:color="000000"/>
+              </w:pBdr>
+              <w:spacing w:after="10" w:before="10" w:line="240"/>
+              <w:ind w:left="100" w:right="100" w:firstLine="0" w:firstLineChars="0"/>
+              <w:rPr>
+                <w:rFonts w:ascii="Arial" w:hAnsi="Arial" w:eastAsia="Arial" w:cs="Arial"/>
+                <w:i w:val="false"/>
+                <w:b w:val="false"/>
+                <w:u w:val="none"/>
+                <w:sz w:val="18"/>
+                <w:szCs w:val="18"/>
+                <w:color w:val="000000"/>
+              </w:rPr>
+            </w:pPr>
+            <w:r>
+              <w:rPr>
+                <w:rFonts w:ascii="Arial" w:hAnsi="Arial" w:eastAsia="Arial" w:cs="Arial"/>
+                <w:i w:val="false"/>
+                <w:b w:val="false"/>
+                <w:u w:val="none"/>
+                <w:sz w:val="18"/>
+                <w:szCs w:val="18"/>
+                <w:color w:val="000000"/>
+              </w:rPr>
+              <w:t xml:space="preserve">0.697</w:t>
+            </w:r>
+          </w:p>
+        </w:tc>
+        <w:tc>
+          <w:tcPr>
+            <w:tcBorders>
+              <w:bottom w:val="none" w:sz="0" w:space="0" w:color="000000"/>
+              <w:top w:val="none" w:sz="0" w:space="0" w:color="000000"/>
+              <w:left w:val="none" w:sz="0" w:space="0" w:color="000000"/>
+              <w:right w:val="none" w:sz="0" w:space="0" w:color="000000"/>
+            </w:tcBorders>
+            <w:shd w:val="clear" w:color="auto" w:fill="FFFFFF"/>
+            <w:tcMar>
+              <w:top w:w="0" w:type="dxa"/>
+              <w:bottom w:w="0" w:type="dxa"/>
+              <w:left w:w="0" w:type="dxa"/>
+              <w:right w:w="0" w:type="dxa"/>
+            </w:tcMar>
+            <w:vAlign w:val="top"/>
+          </w:tcPr>
+          <w:p>
+            <w:pPr>
+              <w:jc w:val="center"/>
+              <w:pBdr>
+                <w:bottom w:val="none" w:sz="0" w:space="0" w:color="000000"/>
+                <w:top w:val="none" w:sz="0" w:space="0" w:color="000000"/>
+                <w:left w:val="none" w:sz="0" w:space="0" w:color="000000"/>
+                <w:right w:val="none" w:sz="0" w:space="0" w:color="000000"/>
+              </w:pBdr>
+              <w:spacing w:after="10" w:before="10" w:line="240"/>
+              <w:ind w:left="100" w:right="100" w:firstLine="0" w:firstLineChars="0"/>
+              <w:rPr>
+                <w:rFonts w:ascii="Arial" w:hAnsi="Arial" w:eastAsia="Arial" w:cs="Arial"/>
+                <w:i w:val="false"/>
+                <w:b w:val="false"/>
+                <w:u w:val="none"/>
+                <w:sz w:val="18"/>
+                <w:szCs w:val="18"/>
+                <w:color w:val="000000"/>
+              </w:rPr>
+            </w:pPr>
+            <w:r>
+              <w:rPr>
+                <w:rFonts w:ascii="Arial" w:hAnsi="Arial" w:eastAsia="Arial" w:cs="Arial"/>
+                <w:i w:val="false"/>
+                <w:b w:val="false"/>
+                <w:u w:val="none"/>
+                <w:sz w:val="18"/>
+                <w:szCs w:val="18"/>
+                <w:color w:val="000000"/>
+              </w:rPr>
+              <w:t xml:space="preserve">1.10 (0.27 to 4.53)</w:t>
+            </w:r>
+          </w:p>
+        </w:tc>
+        <w:tc>
+          <w:tcPr>
+            <w:tcBorders>
+              <w:bottom w:val="none" w:sz="0" w:space="0" w:color="000000"/>
+              <w:top w:val="none" w:sz="0" w:space="0" w:color="000000"/>
+              <w:left w:val="none" w:sz="0" w:space="0" w:color="000000"/>
+              <w:right w:val="none" w:sz="0" w:space="0" w:color="000000"/>
+            </w:tcBorders>
+            <w:shd w:val="clear" w:color="auto" w:fill="FFFFFF"/>
+            <w:tcMar>
+              <w:top w:w="0" w:type="dxa"/>
+              <w:bottom w:w="0" w:type="dxa"/>
+              <w:left w:w="0" w:type="dxa"/>
+              <w:right w:w="0" w:type="dxa"/>
+            </w:tcMar>
+            <w:vAlign w:val="top"/>
+          </w:tcPr>
+          <w:p>
+            <w:pPr>
+              <w:jc w:val="center"/>
+              <w:pBdr>
+                <w:bottom w:val="none" w:sz="0" w:space="0" w:color="000000"/>
+                <w:top w:val="none" w:sz="0" w:space="0" w:color="000000"/>
+                <w:left w:val="none" w:sz="0" w:space="0" w:color="000000"/>
+                <w:right w:val="none" w:sz="0" w:space="0" w:color="000000"/>
+              </w:pBdr>
+              <w:spacing w:after="10" w:before="10" w:line="240"/>
+              <w:ind w:left="100" w:right="100" w:firstLine="0" w:firstLineChars="0"/>
+              <w:rPr>
+                <w:rFonts w:ascii="Arial" w:hAnsi="Arial" w:eastAsia="Arial" w:cs="Arial"/>
+                <w:i w:val="false"/>
+                <w:b w:val="false"/>
+                <w:u w:val="none"/>
+                <w:sz w:val="18"/>
+                <w:szCs w:val="18"/>
+                <w:color w:val="000000"/>
+              </w:rPr>
+            </w:pPr>
+            <w:r>
+              <w:rPr>
+                <w:rFonts w:ascii="Arial" w:hAnsi="Arial" w:eastAsia="Arial" w:cs="Arial"/>
+                <w:i w:val="false"/>
+                <w:b w:val="false"/>
+                <w:u w:val="none"/>
+                <w:sz w:val="18"/>
+                <w:szCs w:val="18"/>
+                <w:color w:val="000000"/>
+              </w:rPr>
+              <w:t xml:space="preserve">0.897</w:t>
             </w:r>
           </w:p>
         </w:tc>
@@ -5511,7 +5511,7 @@
         <w:tc>
           <w:tcPr>
             <w:tcBorders>
-              <w:bottom w:val="none" w:sz="0" w:space="0" w:color="000000"/>
+              <w:bottom w:val="single" w:sz="12" w:space="0" w:color="666666"/>
               <w:top w:val="none" w:sz="0" w:space="0" w:color="000000"/>
               <w:left w:val="none" w:sz="0" w:space="0" w:color="000000"/>
               <w:right w:val="none" w:sz="0" w:space="0" w:color="000000"/>
@@ -5563,2324 +5563,6 @@
         <w:tc>
           <w:tcPr>
             <w:tcBorders>
-              <w:bottom w:val="none" w:sz="0" w:space="0" w:color="000000"/>
-              <w:top w:val="none" w:sz="0" w:space="0" w:color="000000"/>
-              <w:left w:val="none" w:sz="0" w:space="0" w:color="000000"/>
-              <w:right w:val="none" w:sz="0" w:space="0" w:color="000000"/>
-            </w:tcBorders>
-            <w:shd w:val="clear" w:color="auto" w:fill="FFFFFF"/>
-            <w:tcMar>
-              <w:top w:w="0" w:type="dxa"/>
-              <w:bottom w:w="0" w:type="dxa"/>
-              <w:left w:w="0" w:type="dxa"/>
-              <w:right w:w="0" w:type="dxa"/>
-            </w:tcMar>
-            <w:vAlign w:val="top"/>
-          </w:tcPr>
-          <w:p>
-            <w:pPr>
-              <w:jc w:val="center"/>
-              <w:pBdr>
-                <w:bottom w:val="none" w:sz="0" w:space="0" w:color="000000"/>
-                <w:top w:val="none" w:sz="0" w:space="0" w:color="000000"/>
-                <w:left w:val="none" w:sz="0" w:space="0" w:color="000000"/>
-                <w:right w:val="none" w:sz="0" w:space="0" w:color="000000"/>
-              </w:pBdr>
-              <w:spacing w:after="10" w:before="10" w:line="240"/>
-              <w:ind w:left="100" w:right="100" w:firstLine="0" w:firstLineChars="0"/>
-              <w:rPr>
-                <w:rFonts w:ascii="Arial" w:hAnsi="Arial" w:eastAsia="Arial" w:cs="Arial"/>
-                <w:i w:val="false"/>
-                <w:b w:val="false"/>
-                <w:u w:val="none"/>
-                <w:sz w:val="18"/>
-                <w:szCs w:val="18"/>
-                <w:color w:val="000000"/>
-              </w:rPr>
-            </w:pPr>
-            <w:r>
-              <w:rPr>
-                <w:rFonts w:ascii="Arial" w:hAnsi="Arial" w:eastAsia="Arial" w:cs="Arial"/>
-                <w:i w:val="false"/>
-                <w:b w:val="false"/>
-                <w:u w:val="none"/>
-                <w:sz w:val="18"/>
-                <w:szCs w:val="18"/>
-                <w:color w:val="000000"/>
-              </w:rPr>
-              <w:t xml:space="preserve">0.91 (0.54 to 1.54)</w:t>
-            </w:r>
-          </w:p>
-        </w:tc>
-        <w:tc>
-          <w:tcPr>
-            <w:tcBorders>
-              <w:bottom w:val="none" w:sz="0" w:space="0" w:color="000000"/>
-              <w:top w:val="none" w:sz="0" w:space="0" w:color="000000"/>
-              <w:left w:val="none" w:sz="0" w:space="0" w:color="000000"/>
-              <w:right w:val="none" w:sz="0" w:space="0" w:color="000000"/>
-            </w:tcBorders>
-            <w:shd w:val="clear" w:color="auto" w:fill="FFFFFF"/>
-            <w:tcMar>
-              <w:top w:w="0" w:type="dxa"/>
-              <w:bottom w:w="0" w:type="dxa"/>
-              <w:left w:w="0" w:type="dxa"/>
-              <w:right w:w="0" w:type="dxa"/>
-            </w:tcMar>
-            <w:vAlign w:val="top"/>
-          </w:tcPr>
-          <w:p>
-            <w:pPr>
-              <w:jc w:val="center"/>
-              <w:pBdr>
-                <w:bottom w:val="none" w:sz="0" w:space="0" w:color="000000"/>
-                <w:top w:val="none" w:sz="0" w:space="0" w:color="000000"/>
-                <w:left w:val="none" w:sz="0" w:space="0" w:color="000000"/>
-                <w:right w:val="none" w:sz="0" w:space="0" w:color="000000"/>
-              </w:pBdr>
-              <w:spacing w:after="10" w:before="10" w:line="240"/>
-              <w:ind w:left="100" w:right="100" w:firstLine="0" w:firstLineChars="0"/>
-              <w:rPr>
-                <w:rFonts w:ascii="Arial" w:hAnsi="Arial" w:eastAsia="Arial" w:cs="Arial"/>
-                <w:i w:val="false"/>
-                <w:b w:val="false"/>
-                <w:u w:val="none"/>
-                <w:sz w:val="18"/>
-                <w:szCs w:val="18"/>
-                <w:color w:val="000000"/>
-              </w:rPr>
-            </w:pPr>
-            <w:r>
-              <w:rPr>
-                <w:rFonts w:ascii="Arial" w:hAnsi="Arial" w:eastAsia="Arial" w:cs="Arial"/>
-                <w:i w:val="false"/>
-                <w:b w:val="false"/>
-                <w:u w:val="none"/>
-                <w:sz w:val="18"/>
-                <w:szCs w:val="18"/>
-                <w:color w:val="000000"/>
-              </w:rPr>
-              <w:t xml:space="preserve">0.730</w:t>
-            </w:r>
-          </w:p>
-        </w:tc>
-        <w:tc>
-          <w:tcPr>
-            <w:tcBorders>
-              <w:bottom w:val="none" w:sz="0" w:space="0" w:color="000000"/>
-              <w:top w:val="none" w:sz="0" w:space="0" w:color="000000"/>
-              <w:left w:val="none" w:sz="0" w:space="0" w:color="000000"/>
-              <w:right w:val="none" w:sz="0" w:space="0" w:color="000000"/>
-            </w:tcBorders>
-            <w:shd w:val="clear" w:color="auto" w:fill="FFFFFF"/>
-            <w:tcMar>
-              <w:top w:w="0" w:type="dxa"/>
-              <w:bottom w:w="0" w:type="dxa"/>
-              <w:left w:w="0" w:type="dxa"/>
-              <w:right w:w="0" w:type="dxa"/>
-            </w:tcMar>
-            <w:vAlign w:val="top"/>
-          </w:tcPr>
-          <w:p>
-            <w:pPr>
-              <w:jc w:val="center"/>
-              <w:pBdr>
-                <w:bottom w:val="none" w:sz="0" w:space="0" w:color="000000"/>
-                <w:top w:val="none" w:sz="0" w:space="0" w:color="000000"/>
-                <w:left w:val="none" w:sz="0" w:space="0" w:color="000000"/>
-                <w:right w:val="none" w:sz="0" w:space="0" w:color="000000"/>
-              </w:pBdr>
-              <w:spacing w:after="10" w:before="10" w:line="240"/>
-              <w:ind w:left="100" w:right="100" w:firstLine="0" w:firstLineChars="0"/>
-              <w:rPr>
-                <w:rFonts w:ascii="Arial" w:hAnsi="Arial" w:eastAsia="Arial" w:cs="Arial"/>
-                <w:i w:val="false"/>
-                <w:b w:val="false"/>
-                <w:u w:val="none"/>
-                <w:sz w:val="18"/>
-                <w:szCs w:val="18"/>
-                <w:color w:val="000000"/>
-              </w:rPr>
-            </w:pPr>
-            <w:r>
-              <w:rPr>
-                <w:rFonts w:ascii="Arial" w:hAnsi="Arial" w:eastAsia="Arial" w:cs="Arial"/>
-                <w:i w:val="false"/>
-                <w:b w:val="false"/>
-                <w:u w:val="none"/>
-                <w:sz w:val="18"/>
-                <w:szCs w:val="18"/>
-                <w:color w:val="000000"/>
-              </w:rPr>
-              <w:t xml:space="preserve">0.92 (0.31 to 2.70)</w:t>
-            </w:r>
-          </w:p>
-        </w:tc>
-        <w:tc>
-          <w:tcPr>
-            <w:tcBorders>
-              <w:bottom w:val="none" w:sz="0" w:space="0" w:color="000000"/>
-              <w:top w:val="none" w:sz="0" w:space="0" w:color="000000"/>
-              <w:left w:val="none" w:sz="0" w:space="0" w:color="000000"/>
-              <w:right w:val="none" w:sz="0" w:space="0" w:color="000000"/>
-            </w:tcBorders>
-            <w:shd w:val="clear" w:color="auto" w:fill="FFFFFF"/>
-            <w:tcMar>
-              <w:top w:w="0" w:type="dxa"/>
-              <w:bottom w:w="0" w:type="dxa"/>
-              <w:left w:w="0" w:type="dxa"/>
-              <w:right w:w="0" w:type="dxa"/>
-            </w:tcMar>
-            <w:vAlign w:val="top"/>
-          </w:tcPr>
-          <w:p>
-            <w:pPr>
-              <w:jc w:val="center"/>
-              <w:pBdr>
-                <w:bottom w:val="none" w:sz="0" w:space="0" w:color="000000"/>
-                <w:top w:val="none" w:sz="0" w:space="0" w:color="000000"/>
-                <w:left w:val="none" w:sz="0" w:space="0" w:color="000000"/>
-                <w:right w:val="none" w:sz="0" w:space="0" w:color="000000"/>
-              </w:pBdr>
-              <w:spacing w:after="10" w:before="10" w:line="240"/>
-              <w:ind w:left="100" w:right="100" w:firstLine="0" w:firstLineChars="0"/>
-              <w:rPr>
-                <w:rFonts w:ascii="Arial" w:hAnsi="Arial" w:eastAsia="Arial" w:cs="Arial"/>
-                <w:i w:val="false"/>
-                <w:b w:val="false"/>
-                <w:u w:val="none"/>
-                <w:sz w:val="18"/>
-                <w:szCs w:val="18"/>
-                <w:color w:val="000000"/>
-              </w:rPr>
-            </w:pPr>
-            <w:r>
-              <w:rPr>
-                <w:rFonts w:ascii="Arial" w:hAnsi="Arial" w:eastAsia="Arial" w:cs="Arial"/>
-                <w:i w:val="false"/>
-                <w:b w:val="false"/>
-                <w:u w:val="none"/>
-                <w:sz w:val="18"/>
-                <w:szCs w:val="18"/>
-                <w:color w:val="000000"/>
-              </w:rPr>
-              <w:t xml:space="preserve">0.875</w:t>
-            </w:r>
-          </w:p>
-        </w:tc>
-        <w:tc>
-          <w:tcPr>
-            <w:tcBorders>
-              <w:bottom w:val="none" w:sz="0" w:space="0" w:color="000000"/>
-              <w:top w:val="none" w:sz="0" w:space="0" w:color="000000"/>
-              <w:left w:val="none" w:sz="0" w:space="0" w:color="000000"/>
-              <w:right w:val="none" w:sz="0" w:space="0" w:color="000000"/>
-            </w:tcBorders>
-            <w:shd w:val="clear" w:color="auto" w:fill="FFFFFF"/>
-            <w:tcMar>
-              <w:top w:w="0" w:type="dxa"/>
-              <w:bottom w:w="0" w:type="dxa"/>
-              <w:left w:w="0" w:type="dxa"/>
-              <w:right w:w="0" w:type="dxa"/>
-            </w:tcMar>
-            <w:vAlign w:val="top"/>
-          </w:tcPr>
-          <w:p>
-            <w:pPr>
-              <w:jc w:val="center"/>
-              <w:pBdr>
-                <w:bottom w:val="none" w:sz="0" w:space="0" w:color="000000"/>
-                <w:top w:val="none" w:sz="0" w:space="0" w:color="000000"/>
-                <w:left w:val="none" w:sz="0" w:space="0" w:color="000000"/>
-                <w:right w:val="none" w:sz="0" w:space="0" w:color="000000"/>
-              </w:pBdr>
-              <w:spacing w:after="10" w:before="10" w:line="240"/>
-              <w:ind w:left="100" w:right="100" w:firstLine="0" w:firstLineChars="0"/>
-              <w:rPr>
-                <w:rFonts w:ascii="Arial" w:hAnsi="Arial" w:eastAsia="Arial" w:cs="Arial"/>
-                <w:i w:val="false"/>
-                <w:b w:val="false"/>
-                <w:u w:val="none"/>
-                <w:sz w:val="18"/>
-                <w:szCs w:val="18"/>
-                <w:color w:val="000000"/>
-              </w:rPr>
-            </w:pPr>
-            <w:r>
-              <w:rPr>
-                <w:rFonts w:ascii="Arial" w:hAnsi="Arial" w:eastAsia="Arial" w:cs="Arial"/>
-                <w:i w:val="false"/>
-                <w:b w:val="false"/>
-                <w:u w:val="none"/>
-                <w:sz w:val="18"/>
-                <w:szCs w:val="18"/>
-                <w:color w:val="000000"/>
-              </w:rPr>
-              <w:t xml:space="preserve">0.98 (0.52 to 1.84)</w:t>
-            </w:r>
-          </w:p>
-        </w:tc>
-        <w:tc>
-          <w:tcPr>
-            <w:tcBorders>
-              <w:bottom w:val="none" w:sz="0" w:space="0" w:color="000000"/>
-              <w:top w:val="none" w:sz="0" w:space="0" w:color="000000"/>
-              <w:left w:val="none" w:sz="0" w:space="0" w:color="000000"/>
-              <w:right w:val="none" w:sz="0" w:space="0" w:color="000000"/>
-            </w:tcBorders>
-            <w:shd w:val="clear" w:color="auto" w:fill="FFFFFF"/>
-            <w:tcMar>
-              <w:top w:w="0" w:type="dxa"/>
-              <w:bottom w:w="0" w:type="dxa"/>
-              <w:left w:w="0" w:type="dxa"/>
-              <w:right w:w="0" w:type="dxa"/>
-            </w:tcMar>
-            <w:vAlign w:val="top"/>
-          </w:tcPr>
-          <w:p>
-            <w:pPr>
-              <w:jc w:val="center"/>
-              <w:pBdr>
-                <w:bottom w:val="none" w:sz="0" w:space="0" w:color="000000"/>
-                <w:top w:val="none" w:sz="0" w:space="0" w:color="000000"/>
-                <w:left w:val="none" w:sz="0" w:space="0" w:color="000000"/>
-                <w:right w:val="none" w:sz="0" w:space="0" w:color="000000"/>
-              </w:pBdr>
-              <w:spacing w:after="10" w:before="10" w:line="240"/>
-              <w:ind w:left="100" w:right="100" w:firstLine="0" w:firstLineChars="0"/>
-              <w:rPr>
-                <w:rFonts w:ascii="Arial" w:hAnsi="Arial" w:eastAsia="Arial" w:cs="Arial"/>
-                <w:i w:val="false"/>
-                <w:b w:val="false"/>
-                <w:u w:val="none"/>
-                <w:sz w:val="18"/>
-                <w:szCs w:val="18"/>
-                <w:color w:val="000000"/>
-              </w:rPr>
-            </w:pPr>
-            <w:r>
-              <w:rPr>
-                <w:rFonts w:ascii="Arial" w:hAnsi="Arial" w:eastAsia="Arial" w:cs="Arial"/>
-                <w:i w:val="false"/>
-                <w:b w:val="false"/>
-                <w:u w:val="none"/>
-                <w:sz w:val="18"/>
-                <w:szCs w:val="18"/>
-                <w:color w:val="000000"/>
-              </w:rPr>
-              <w:t xml:space="preserve">0.942</w:t>
-            </w:r>
-          </w:p>
-        </w:tc>
-        <w:tc>
-          <w:tcPr>
-            <w:tcBorders>
-              <w:bottom w:val="none" w:sz="0" w:space="0" w:color="000000"/>
-              <w:top w:val="none" w:sz="0" w:space="0" w:color="000000"/>
-              <w:left w:val="none" w:sz="0" w:space="0" w:color="000000"/>
-              <w:right w:val="none" w:sz="0" w:space="0" w:color="000000"/>
-            </w:tcBorders>
-            <w:shd w:val="clear" w:color="auto" w:fill="FFFFFF"/>
-            <w:tcMar>
-              <w:top w:w="0" w:type="dxa"/>
-              <w:bottom w:w="0" w:type="dxa"/>
-              <w:left w:w="0" w:type="dxa"/>
-              <w:right w:w="0" w:type="dxa"/>
-            </w:tcMar>
-            <w:vAlign w:val="top"/>
-          </w:tcPr>
-          <w:p>
-            <w:pPr>
-              <w:jc w:val="center"/>
-              <w:pBdr>
-                <w:bottom w:val="none" w:sz="0" w:space="0" w:color="000000"/>
-                <w:top w:val="none" w:sz="0" w:space="0" w:color="000000"/>
-                <w:left w:val="none" w:sz="0" w:space="0" w:color="000000"/>
-                <w:right w:val="none" w:sz="0" w:space="0" w:color="000000"/>
-              </w:pBdr>
-              <w:spacing w:after="10" w:before="10" w:line="240"/>
-              <w:ind w:left="100" w:right="100" w:firstLine="0" w:firstLineChars="0"/>
-              <w:rPr>
-                <w:rFonts w:ascii="Arial" w:hAnsi="Arial" w:eastAsia="Arial" w:cs="Arial"/>
-                <w:i w:val="false"/>
-                <w:b w:val="false"/>
-                <w:u w:val="none"/>
-                <w:sz w:val="18"/>
-                <w:szCs w:val="18"/>
-                <w:color w:val="000000"/>
-              </w:rPr>
-            </w:pPr>
-            <w:r>
-              <w:rPr>
-                <w:rFonts w:ascii="Arial" w:hAnsi="Arial" w:eastAsia="Arial" w:cs="Arial"/>
-                <w:i w:val="false"/>
-                <w:b w:val="false"/>
-                <w:u w:val="none"/>
-                <w:sz w:val="18"/>
-                <w:szCs w:val="18"/>
-                <w:color w:val="000000"/>
-              </w:rPr>
-              <w:t xml:space="preserve">0.75 (0.19 to 2.95)</w:t>
-            </w:r>
-          </w:p>
-        </w:tc>
-        <w:tc>
-          <w:tcPr>
-            <w:tcBorders>
-              <w:bottom w:val="none" w:sz="0" w:space="0" w:color="000000"/>
-              <w:top w:val="none" w:sz="0" w:space="0" w:color="000000"/>
-              <w:left w:val="none" w:sz="0" w:space="0" w:color="000000"/>
-              <w:right w:val="none" w:sz="0" w:space="0" w:color="000000"/>
-            </w:tcBorders>
-            <w:shd w:val="clear" w:color="auto" w:fill="FFFFFF"/>
-            <w:tcMar>
-              <w:top w:w="0" w:type="dxa"/>
-              <w:bottom w:w="0" w:type="dxa"/>
-              <w:left w:w="0" w:type="dxa"/>
-              <w:right w:w="0" w:type="dxa"/>
-            </w:tcMar>
-            <w:vAlign w:val="top"/>
-          </w:tcPr>
-          <w:p>
-            <w:pPr>
-              <w:jc w:val="center"/>
-              <w:pBdr>
-                <w:bottom w:val="none" w:sz="0" w:space="0" w:color="000000"/>
-                <w:top w:val="none" w:sz="0" w:space="0" w:color="000000"/>
-                <w:left w:val="none" w:sz="0" w:space="0" w:color="000000"/>
-                <w:right w:val="none" w:sz="0" w:space="0" w:color="000000"/>
-              </w:pBdr>
-              <w:spacing w:after="10" w:before="10" w:line="240"/>
-              <w:ind w:left="100" w:right="100" w:firstLine="0" w:firstLineChars="0"/>
-              <w:rPr>
-                <w:rFonts w:ascii="Arial" w:hAnsi="Arial" w:eastAsia="Arial" w:cs="Arial"/>
-                <w:i w:val="false"/>
-                <w:b w:val="false"/>
-                <w:u w:val="none"/>
-                <w:sz w:val="18"/>
-                <w:szCs w:val="18"/>
-                <w:color w:val="000000"/>
-              </w:rPr>
-            </w:pPr>
-            <w:r>
-              <w:rPr>
-                <w:rFonts w:ascii="Arial" w:hAnsi="Arial" w:eastAsia="Arial" w:cs="Arial"/>
-                <w:i w:val="false"/>
-                <w:b w:val="false"/>
-                <w:u w:val="none"/>
-                <w:sz w:val="18"/>
-                <w:szCs w:val="18"/>
-                <w:color w:val="000000"/>
-              </w:rPr>
-              <w:t xml:space="preserve">0.681</w:t>
-            </w:r>
-          </w:p>
-        </w:tc>
-      </w:tr>
-      <w:tr>
-        <w:trPr>
-          <w:trHeight w:val="612" w:hRule="auto"/>
-        </w:trPr>
-        body12
-        <w:tc>
-          <w:tcPr>
-            <w:tcBorders>
-              <w:bottom w:val="none" w:sz="0" w:space="0" w:color="000000"/>
-              <w:top w:val="none" w:sz="0" w:space="0" w:color="000000"/>
-              <w:left w:val="none" w:sz="0" w:space="0" w:color="000000"/>
-              <w:right w:val="none" w:sz="0" w:space="0" w:color="000000"/>
-            </w:tcBorders>
-            <w:shd w:val="clear" w:color="auto" w:fill="FFFFFF"/>
-            <w:tcMar>
-              <w:top w:w="0" w:type="dxa"/>
-              <w:bottom w:w="0" w:type="dxa"/>
-              <w:left w:w="0" w:type="dxa"/>
-              <w:right w:w="0" w:type="dxa"/>
-            </w:tcMar>
-            <w:vAlign w:val="top"/>
-          </w:tcPr>
-          <w:p>
-            <w:pPr>
-              <w:jc w:val="left"/>
-              <w:pBdr>
-                <w:bottom w:val="none" w:sz="0" w:space="0" w:color="000000"/>
-                <w:top w:val="none" w:sz="0" w:space="0" w:color="000000"/>
-                <w:left w:val="none" w:sz="0" w:space="0" w:color="000000"/>
-                <w:right w:val="none" w:sz="0" w:space="0" w:color="000000"/>
-              </w:pBdr>
-              <w:spacing w:after="10" w:before="10" w:line="240"/>
-              <w:ind w:left="100" w:right="100" w:firstLine="0" w:firstLineChars="0"/>
-              <w:rPr>
-                <w:rFonts w:ascii="Arial" w:hAnsi="Arial" w:eastAsia="Arial" w:cs="Arial"/>
-                <w:i w:val="false"/>
-                <w:b w:val="true"/>
-                <w:u w:val="none"/>
-                <w:sz w:val="18"/>
-                <w:szCs w:val="18"/>
-                <w:color w:val="000000"/>
-              </w:rPr>
-            </w:pPr>
-            <w:r>
-              <w:rPr>
-                <w:rFonts w:ascii="Arial" w:hAnsi="Arial" w:eastAsia="Arial" w:cs="Arial"/>
-                <w:i w:val="false"/>
-                <w:b w:val="true"/>
-                <w:u w:val="none"/>
-                <w:sz w:val="18"/>
-                <w:szCs w:val="18"/>
-                <w:color w:val="000000"/>
-              </w:rPr>
-              <w:t xml:space="preserve">Departamento</w:t>
-            </w:r>
-          </w:p>
-        </w:tc>
-        <w:tc>
-          <w:tcPr>
-            <w:tcBorders>
-              <w:bottom w:val="none" w:sz="0" w:space="0" w:color="000000"/>
-              <w:top w:val="none" w:sz="0" w:space="0" w:color="000000"/>
-              <w:left w:val="none" w:sz="0" w:space="0" w:color="000000"/>
-              <w:right w:val="none" w:sz="0" w:space="0" w:color="000000"/>
-            </w:tcBorders>
-            <w:shd w:val="clear" w:color="auto" w:fill="FFFFFF"/>
-            <w:tcMar>
-              <w:top w:w="0" w:type="dxa"/>
-              <w:bottom w:w="0" w:type="dxa"/>
-              <w:left w:w="0" w:type="dxa"/>
-              <w:right w:w="0" w:type="dxa"/>
-            </w:tcMar>
-            <w:vAlign w:val="top"/>
-          </w:tcPr>
-          <w:p>
-            <w:pPr>
-              <w:jc w:val="center"/>
-              <w:pBdr>
-                <w:bottom w:val="none" w:sz="0" w:space="0" w:color="000000"/>
-                <w:top w:val="none" w:sz="0" w:space="0" w:color="000000"/>
-                <w:left w:val="none" w:sz="0" w:space="0" w:color="000000"/>
-                <w:right w:val="none" w:sz="0" w:space="0" w:color="000000"/>
-              </w:pBdr>
-              <w:spacing w:after="10" w:before="10" w:line="240"/>
-              <w:ind w:left="100" w:right="100" w:firstLine="0" w:firstLineChars="0"/>
-              <w:rPr>
-                <w:rFonts w:ascii="Arial" w:hAnsi="Arial" w:eastAsia="Arial" w:cs="Arial"/>
-                <w:i w:val="false"/>
-                <w:b w:val="false"/>
-                <w:u w:val="none"/>
-                <w:sz w:val="18"/>
-                <w:szCs w:val="18"/>
-                <w:color w:val="000000"/>
-              </w:rPr>
-            </w:pPr>
-            <w:r>
-              <w:rPr>
-                <w:rFonts w:ascii="Arial" w:hAnsi="Arial" w:eastAsia="Arial" w:cs="Arial"/>
-                <w:i w:val="false"/>
-                <w:b w:val="false"/>
-                <w:u w:val="none"/>
-                <w:sz w:val="18"/>
-                <w:szCs w:val="18"/>
-                <w:color w:val="000000"/>
-              </w:rPr>
-              <w:t xml:space="preserve"/>
-            </w:r>
-          </w:p>
-        </w:tc>
-        <w:tc>
-          <w:tcPr>
-            <w:tcBorders>
-              <w:bottom w:val="none" w:sz="0" w:space="0" w:color="000000"/>
-              <w:top w:val="none" w:sz="0" w:space="0" w:color="000000"/>
-              <w:left w:val="none" w:sz="0" w:space="0" w:color="000000"/>
-              <w:right w:val="none" w:sz="0" w:space="0" w:color="000000"/>
-            </w:tcBorders>
-            <w:shd w:val="clear" w:color="auto" w:fill="FFFFFF"/>
-            <w:tcMar>
-              <w:top w:w="0" w:type="dxa"/>
-              <w:bottom w:w="0" w:type="dxa"/>
-              <w:left w:w="0" w:type="dxa"/>
-              <w:right w:w="0" w:type="dxa"/>
-            </w:tcMar>
-            <w:vAlign w:val="top"/>
-          </w:tcPr>
-          <w:p>
-            <w:pPr>
-              <w:jc w:val="center"/>
-              <w:pBdr>
-                <w:bottom w:val="none" w:sz="0" w:space="0" w:color="000000"/>
-                <w:top w:val="none" w:sz="0" w:space="0" w:color="000000"/>
-                <w:left w:val="none" w:sz="0" w:space="0" w:color="000000"/>
-                <w:right w:val="none" w:sz="0" w:space="0" w:color="000000"/>
-              </w:pBdr>
-              <w:spacing w:after="10" w:before="10" w:line="240"/>
-              <w:ind w:left="100" w:right="100" w:firstLine="0" w:firstLineChars="0"/>
-              <w:rPr>
-                <w:rFonts w:ascii="Arial" w:hAnsi="Arial" w:eastAsia="Arial" w:cs="Arial"/>
-                <w:i w:val="false"/>
-                <w:b w:val="false"/>
-                <w:u w:val="none"/>
-                <w:sz w:val="18"/>
-                <w:szCs w:val="18"/>
-                <w:color w:val="000000"/>
-              </w:rPr>
-            </w:pPr>
-            <w:r>
-              <w:rPr>
-                <w:rFonts w:ascii="Arial" w:hAnsi="Arial" w:eastAsia="Arial" w:cs="Arial"/>
-                <w:i w:val="false"/>
-                <w:b w:val="false"/>
-                <w:u w:val="none"/>
-                <w:sz w:val="18"/>
-                <w:szCs w:val="18"/>
-                <w:color w:val="000000"/>
-              </w:rPr>
-              <w:t xml:space="preserve"/>
-            </w:r>
-          </w:p>
-        </w:tc>
-        <w:tc>
-          <w:tcPr>
-            <w:tcBorders>
-              <w:bottom w:val="none" w:sz="0" w:space="0" w:color="000000"/>
-              <w:top w:val="none" w:sz="0" w:space="0" w:color="000000"/>
-              <w:left w:val="none" w:sz="0" w:space="0" w:color="000000"/>
-              <w:right w:val="none" w:sz="0" w:space="0" w:color="000000"/>
-            </w:tcBorders>
-            <w:shd w:val="clear" w:color="auto" w:fill="FFFFFF"/>
-            <w:tcMar>
-              <w:top w:w="0" w:type="dxa"/>
-              <w:bottom w:w="0" w:type="dxa"/>
-              <w:left w:w="0" w:type="dxa"/>
-              <w:right w:w="0" w:type="dxa"/>
-            </w:tcMar>
-            <w:vAlign w:val="top"/>
-          </w:tcPr>
-          <w:p>
-            <w:pPr>
-              <w:jc w:val="center"/>
-              <w:pBdr>
-                <w:bottom w:val="none" w:sz="0" w:space="0" w:color="000000"/>
-                <w:top w:val="none" w:sz="0" w:space="0" w:color="000000"/>
-                <w:left w:val="none" w:sz="0" w:space="0" w:color="000000"/>
-                <w:right w:val="none" w:sz="0" w:space="0" w:color="000000"/>
-              </w:pBdr>
-              <w:spacing w:after="10" w:before="10" w:line="240"/>
-              <w:ind w:left="100" w:right="100" w:firstLine="0" w:firstLineChars="0"/>
-              <w:rPr>
-                <w:rFonts w:ascii="Arial" w:hAnsi="Arial" w:eastAsia="Arial" w:cs="Arial"/>
-                <w:i w:val="false"/>
-                <w:b w:val="false"/>
-                <w:u w:val="none"/>
-                <w:sz w:val="18"/>
-                <w:szCs w:val="18"/>
-                <w:color w:val="000000"/>
-              </w:rPr>
-            </w:pPr>
-            <w:r>
-              <w:rPr>
-                <w:rFonts w:ascii="Arial" w:hAnsi="Arial" w:eastAsia="Arial" w:cs="Arial"/>
-                <w:i w:val="false"/>
-                <w:b w:val="false"/>
-                <w:u w:val="none"/>
-                <w:sz w:val="18"/>
-                <w:szCs w:val="18"/>
-                <w:color w:val="000000"/>
-              </w:rPr>
-              <w:t xml:space="preserve"/>
-            </w:r>
-          </w:p>
-        </w:tc>
-        <w:tc>
-          <w:tcPr>
-            <w:tcBorders>
-              <w:bottom w:val="none" w:sz="0" w:space="0" w:color="000000"/>
-              <w:top w:val="none" w:sz="0" w:space="0" w:color="000000"/>
-              <w:left w:val="none" w:sz="0" w:space="0" w:color="000000"/>
-              <w:right w:val="none" w:sz="0" w:space="0" w:color="000000"/>
-            </w:tcBorders>
-            <w:shd w:val="clear" w:color="auto" w:fill="FFFFFF"/>
-            <w:tcMar>
-              <w:top w:w="0" w:type="dxa"/>
-              <w:bottom w:w="0" w:type="dxa"/>
-              <w:left w:w="0" w:type="dxa"/>
-              <w:right w:w="0" w:type="dxa"/>
-            </w:tcMar>
-            <w:vAlign w:val="top"/>
-          </w:tcPr>
-          <w:p>
-            <w:pPr>
-              <w:jc w:val="center"/>
-              <w:pBdr>
-                <w:bottom w:val="none" w:sz="0" w:space="0" w:color="000000"/>
-                <w:top w:val="none" w:sz="0" w:space="0" w:color="000000"/>
-                <w:left w:val="none" w:sz="0" w:space="0" w:color="000000"/>
-                <w:right w:val="none" w:sz="0" w:space="0" w:color="000000"/>
-              </w:pBdr>
-              <w:spacing w:after="10" w:before="10" w:line="240"/>
-              <w:ind w:left="100" w:right="100" w:firstLine="0" w:firstLineChars="0"/>
-              <w:rPr>
-                <w:rFonts w:ascii="Arial" w:hAnsi="Arial" w:eastAsia="Arial" w:cs="Arial"/>
-                <w:i w:val="false"/>
-                <w:b w:val="false"/>
-                <w:u w:val="none"/>
-                <w:sz w:val="18"/>
-                <w:szCs w:val="18"/>
-                <w:color w:val="000000"/>
-              </w:rPr>
-            </w:pPr>
-            <w:r>
-              <w:rPr>
-                <w:rFonts w:ascii="Arial" w:hAnsi="Arial" w:eastAsia="Arial" w:cs="Arial"/>
-                <w:i w:val="false"/>
-                <w:b w:val="false"/>
-                <w:u w:val="none"/>
-                <w:sz w:val="18"/>
-                <w:szCs w:val="18"/>
-                <w:color w:val="000000"/>
-              </w:rPr>
-              <w:t xml:space="preserve"/>
-            </w:r>
-          </w:p>
-        </w:tc>
-        <w:tc>
-          <w:tcPr>
-            <w:tcBorders>
-              <w:bottom w:val="none" w:sz="0" w:space="0" w:color="000000"/>
-              <w:top w:val="none" w:sz="0" w:space="0" w:color="000000"/>
-              <w:left w:val="none" w:sz="0" w:space="0" w:color="000000"/>
-              <w:right w:val="none" w:sz="0" w:space="0" w:color="000000"/>
-            </w:tcBorders>
-            <w:shd w:val="clear" w:color="auto" w:fill="FFFFFF"/>
-            <w:tcMar>
-              <w:top w:w="0" w:type="dxa"/>
-              <w:bottom w:w="0" w:type="dxa"/>
-              <w:left w:w="0" w:type="dxa"/>
-              <w:right w:w="0" w:type="dxa"/>
-            </w:tcMar>
-            <w:vAlign w:val="top"/>
-          </w:tcPr>
-          <w:p>
-            <w:pPr>
-              <w:jc w:val="center"/>
-              <w:pBdr>
-                <w:bottom w:val="none" w:sz="0" w:space="0" w:color="000000"/>
-                <w:top w:val="none" w:sz="0" w:space="0" w:color="000000"/>
-                <w:left w:val="none" w:sz="0" w:space="0" w:color="000000"/>
-                <w:right w:val="none" w:sz="0" w:space="0" w:color="000000"/>
-              </w:pBdr>
-              <w:spacing w:after="10" w:before="10" w:line="240"/>
-              <w:ind w:left="100" w:right="100" w:firstLine="0" w:firstLineChars="0"/>
-              <w:rPr>
-                <w:rFonts w:ascii="Arial" w:hAnsi="Arial" w:eastAsia="Arial" w:cs="Arial"/>
-                <w:i w:val="false"/>
-                <w:b w:val="false"/>
-                <w:u w:val="none"/>
-                <w:sz w:val="18"/>
-                <w:szCs w:val="18"/>
-                <w:color w:val="000000"/>
-              </w:rPr>
-            </w:pPr>
-            <w:r>
-              <w:rPr>
-                <w:rFonts w:ascii="Arial" w:hAnsi="Arial" w:eastAsia="Arial" w:cs="Arial"/>
-                <w:i w:val="false"/>
-                <w:b w:val="false"/>
-                <w:u w:val="none"/>
-                <w:sz w:val="18"/>
-                <w:szCs w:val="18"/>
-                <w:color w:val="000000"/>
-              </w:rPr>
-              <w:t xml:space="preserve"/>
-            </w:r>
-          </w:p>
-        </w:tc>
-        <w:tc>
-          <w:tcPr>
-            <w:tcBorders>
-              <w:bottom w:val="none" w:sz="0" w:space="0" w:color="000000"/>
-              <w:top w:val="none" w:sz="0" w:space="0" w:color="000000"/>
-              <w:left w:val="none" w:sz="0" w:space="0" w:color="000000"/>
-              <w:right w:val="none" w:sz="0" w:space="0" w:color="000000"/>
-            </w:tcBorders>
-            <w:shd w:val="clear" w:color="auto" w:fill="FFFFFF"/>
-            <w:tcMar>
-              <w:top w:w="0" w:type="dxa"/>
-              <w:bottom w:w="0" w:type="dxa"/>
-              <w:left w:w="0" w:type="dxa"/>
-              <w:right w:w="0" w:type="dxa"/>
-            </w:tcMar>
-            <w:vAlign w:val="top"/>
-          </w:tcPr>
-          <w:p>
-            <w:pPr>
-              <w:jc w:val="center"/>
-              <w:pBdr>
-                <w:bottom w:val="none" w:sz="0" w:space="0" w:color="000000"/>
-                <w:top w:val="none" w:sz="0" w:space="0" w:color="000000"/>
-                <w:left w:val="none" w:sz="0" w:space="0" w:color="000000"/>
-                <w:right w:val="none" w:sz="0" w:space="0" w:color="000000"/>
-              </w:pBdr>
-              <w:spacing w:after="10" w:before="10" w:line="240"/>
-              <w:ind w:left="100" w:right="100" w:firstLine="0" w:firstLineChars="0"/>
-              <w:rPr>
-                <w:rFonts w:ascii="Arial" w:hAnsi="Arial" w:eastAsia="Arial" w:cs="Arial"/>
-                <w:i w:val="false"/>
-                <w:b w:val="false"/>
-                <w:u w:val="none"/>
-                <w:sz w:val="18"/>
-                <w:szCs w:val="18"/>
-                <w:color w:val="000000"/>
-              </w:rPr>
-            </w:pPr>
-            <w:r>
-              <w:rPr>
-                <w:rFonts w:ascii="Arial" w:hAnsi="Arial" w:eastAsia="Arial" w:cs="Arial"/>
-                <w:i w:val="false"/>
-                <w:b w:val="false"/>
-                <w:u w:val="none"/>
-                <w:sz w:val="18"/>
-                <w:szCs w:val="18"/>
-                <w:color w:val="000000"/>
-              </w:rPr>
-              <w:t xml:space="preserve"/>
-            </w:r>
-          </w:p>
-        </w:tc>
-        <w:tc>
-          <w:tcPr>
-            <w:tcBorders>
-              <w:bottom w:val="none" w:sz="0" w:space="0" w:color="000000"/>
-              <w:top w:val="none" w:sz="0" w:space="0" w:color="000000"/>
-              <w:left w:val="none" w:sz="0" w:space="0" w:color="000000"/>
-              <w:right w:val="none" w:sz="0" w:space="0" w:color="000000"/>
-            </w:tcBorders>
-            <w:shd w:val="clear" w:color="auto" w:fill="FFFFFF"/>
-            <w:tcMar>
-              <w:top w:w="0" w:type="dxa"/>
-              <w:bottom w:w="0" w:type="dxa"/>
-              <w:left w:w="0" w:type="dxa"/>
-              <w:right w:w="0" w:type="dxa"/>
-            </w:tcMar>
-            <w:vAlign w:val="top"/>
-          </w:tcPr>
-          <w:p>
-            <w:pPr>
-              <w:jc w:val="center"/>
-              <w:pBdr>
-                <w:bottom w:val="none" w:sz="0" w:space="0" w:color="000000"/>
-                <w:top w:val="none" w:sz="0" w:space="0" w:color="000000"/>
-                <w:left w:val="none" w:sz="0" w:space="0" w:color="000000"/>
-                <w:right w:val="none" w:sz="0" w:space="0" w:color="000000"/>
-              </w:pBdr>
-              <w:spacing w:after="10" w:before="10" w:line="240"/>
-              <w:ind w:left="100" w:right="100" w:firstLine="0" w:firstLineChars="0"/>
-              <w:rPr>
-                <w:rFonts w:ascii="Arial" w:hAnsi="Arial" w:eastAsia="Arial" w:cs="Arial"/>
-                <w:i w:val="false"/>
-                <w:b w:val="false"/>
-                <w:u w:val="none"/>
-                <w:sz w:val="18"/>
-                <w:szCs w:val="18"/>
-                <w:color w:val="000000"/>
-              </w:rPr>
-            </w:pPr>
-            <w:r>
-              <w:rPr>
-                <w:rFonts w:ascii="Arial" w:hAnsi="Arial" w:eastAsia="Arial" w:cs="Arial"/>
-                <w:i w:val="false"/>
-                <w:b w:val="false"/>
-                <w:u w:val="none"/>
-                <w:sz w:val="18"/>
-                <w:szCs w:val="18"/>
-                <w:color w:val="000000"/>
-              </w:rPr>
-              <w:t xml:space="preserve"/>
-            </w:r>
-          </w:p>
-        </w:tc>
-        <w:tc>
-          <w:tcPr>
-            <w:tcBorders>
-              <w:bottom w:val="none" w:sz="0" w:space="0" w:color="000000"/>
-              <w:top w:val="none" w:sz="0" w:space="0" w:color="000000"/>
-              <w:left w:val="none" w:sz="0" w:space="0" w:color="000000"/>
-              <w:right w:val="none" w:sz="0" w:space="0" w:color="000000"/>
-            </w:tcBorders>
-            <w:shd w:val="clear" w:color="auto" w:fill="FFFFFF"/>
-            <w:tcMar>
-              <w:top w:w="0" w:type="dxa"/>
-              <w:bottom w:w="0" w:type="dxa"/>
-              <w:left w:w="0" w:type="dxa"/>
-              <w:right w:w="0" w:type="dxa"/>
-            </w:tcMar>
-            <w:vAlign w:val="top"/>
-          </w:tcPr>
-          <w:p>
-            <w:pPr>
-              <w:jc w:val="center"/>
-              <w:pBdr>
-                <w:bottom w:val="none" w:sz="0" w:space="0" w:color="000000"/>
-                <w:top w:val="none" w:sz="0" w:space="0" w:color="000000"/>
-                <w:left w:val="none" w:sz="0" w:space="0" w:color="000000"/>
-                <w:right w:val="none" w:sz="0" w:space="0" w:color="000000"/>
-              </w:pBdr>
-              <w:spacing w:after="10" w:before="10" w:line="240"/>
-              <w:ind w:left="100" w:right="100" w:firstLine="0" w:firstLineChars="0"/>
-              <w:rPr>
-                <w:rFonts w:ascii="Arial" w:hAnsi="Arial" w:eastAsia="Arial" w:cs="Arial"/>
-                <w:i w:val="false"/>
-                <w:b w:val="false"/>
-                <w:u w:val="none"/>
-                <w:sz w:val="18"/>
-                <w:szCs w:val="18"/>
-                <w:color w:val="000000"/>
-              </w:rPr>
-            </w:pPr>
-            <w:r>
-              <w:rPr>
-                <w:rFonts w:ascii="Arial" w:hAnsi="Arial" w:eastAsia="Arial" w:cs="Arial"/>
-                <w:i w:val="false"/>
-                <w:b w:val="false"/>
-                <w:u w:val="none"/>
-                <w:sz w:val="18"/>
-                <w:szCs w:val="18"/>
-                <w:color w:val="000000"/>
-              </w:rPr>
-              <w:t xml:space="preserve"/>
-            </w:r>
-          </w:p>
-        </w:tc>
-      </w:tr>
-      <w:tr>
-        <w:trPr>
-          <w:trHeight w:val="612" w:hRule="auto"/>
-        </w:trPr>
-        body13
-        <w:tc>
-          <w:tcPr>
-            <w:tcBorders>
-              <w:bottom w:val="none" w:sz="0" w:space="0" w:color="000000"/>
-              <w:top w:val="none" w:sz="0" w:space="0" w:color="000000"/>
-              <w:left w:val="none" w:sz="0" w:space="0" w:color="000000"/>
-              <w:right w:val="none" w:sz="0" w:space="0" w:color="000000"/>
-            </w:tcBorders>
-            <w:shd w:val="clear" w:color="auto" w:fill="FFFFFF"/>
-            <w:tcMar>
-              <w:top w:w="0" w:type="dxa"/>
-              <w:bottom w:w="0" w:type="dxa"/>
-              <w:left w:w="0" w:type="dxa"/>
-              <w:right w:w="0" w:type="dxa"/>
-            </w:tcMar>
-            <w:vAlign w:val="top"/>
-          </w:tcPr>
-          <w:p>
-            <w:pPr>
-              <w:jc w:val="left"/>
-              <w:pBdr>
-                <w:bottom w:val="none" w:sz="0" w:space="0" w:color="000000"/>
-                <w:top w:val="none" w:sz="0" w:space="0" w:color="000000"/>
-                <w:left w:val="none" w:sz="0" w:space="0" w:color="000000"/>
-                <w:right w:val="none" w:sz="0" w:space="0" w:color="000000"/>
-              </w:pBdr>
-              <w:spacing w:after="10" w:before="10" w:line="240"/>
-              <w:ind w:left="300" w:right="100" w:firstLine="0" w:firstLineChars="0"/>
-              <w:rPr>
-                <w:rFonts w:ascii="Arial" w:hAnsi="Arial" w:eastAsia="Arial" w:cs="Arial"/>
-                <w:i w:val="false"/>
-                <w:b w:val="false"/>
-                <w:u w:val="none"/>
-                <w:sz w:val="18"/>
-                <w:szCs w:val="18"/>
-                <w:color w:val="000000"/>
-              </w:rPr>
-            </w:pPr>
-            <w:r>
-              <w:rPr>
-                <w:rFonts w:ascii="Arial" w:hAnsi="Arial" w:eastAsia="Arial" w:cs="Arial"/>
-                <w:i w:val="false"/>
-                <w:b w:val="false"/>
-                <w:u w:val="none"/>
-                <w:sz w:val="18"/>
-                <w:szCs w:val="18"/>
-                <w:color w:val="000000"/>
-              </w:rPr>
-              <w:t xml:space="preserve">Arequipa</w:t>
-            </w:r>
-          </w:p>
-        </w:tc>
-        <w:tc>
-          <w:tcPr>
-            <w:tcBorders>
-              <w:bottom w:val="none" w:sz="0" w:space="0" w:color="000000"/>
-              <w:top w:val="none" w:sz="0" w:space="0" w:color="000000"/>
-              <w:left w:val="none" w:sz="0" w:space="0" w:color="000000"/>
-              <w:right w:val="none" w:sz="0" w:space="0" w:color="000000"/>
-            </w:tcBorders>
-            <w:shd w:val="clear" w:color="auto" w:fill="FFFFFF"/>
-            <w:tcMar>
-              <w:top w:w="0" w:type="dxa"/>
-              <w:bottom w:w="0" w:type="dxa"/>
-              <w:left w:w="0" w:type="dxa"/>
-              <w:right w:w="0" w:type="dxa"/>
-            </w:tcMar>
-            <w:vAlign w:val="top"/>
-          </w:tcPr>
-          <w:p>
-            <w:pPr>
-              <w:jc w:val="center"/>
-              <w:pBdr>
-                <w:bottom w:val="none" w:sz="0" w:space="0" w:color="000000"/>
-                <w:top w:val="none" w:sz="0" w:space="0" w:color="000000"/>
-                <w:left w:val="none" w:sz="0" w:space="0" w:color="000000"/>
-                <w:right w:val="none" w:sz="0" w:space="0" w:color="000000"/>
-              </w:pBdr>
-              <w:spacing w:after="10" w:before="10" w:line="240"/>
-              <w:ind w:left="100" w:right="100" w:firstLine="0" w:firstLineChars="0"/>
-              <w:rPr>
-                <w:rFonts w:ascii="Arial" w:hAnsi="Arial" w:eastAsia="Arial" w:cs="Arial"/>
-                <w:i w:val="false"/>
-                <w:b w:val="false"/>
-                <w:u w:val="none"/>
-                <w:sz w:val="18"/>
-                <w:szCs w:val="18"/>
-                <w:color w:val="000000"/>
-              </w:rPr>
-            </w:pPr>
-            <w:r>
-              <w:rPr>
-                <w:rFonts w:ascii="Arial" w:hAnsi="Arial" w:eastAsia="Arial" w:cs="Arial"/>
-                <w:i w:val="false"/>
-                <w:b w:val="false"/>
-                <w:u w:val="none"/>
-                <w:sz w:val="18"/>
-                <w:szCs w:val="18"/>
-                <w:color w:val="000000"/>
-              </w:rPr>
-              <w:t xml:space="preserve">—</w:t>
-            </w:r>
-          </w:p>
-        </w:tc>
-        <w:tc>
-          <w:tcPr>
-            <w:tcBorders>
-              <w:bottom w:val="none" w:sz="0" w:space="0" w:color="000000"/>
-              <w:top w:val="none" w:sz="0" w:space="0" w:color="000000"/>
-              <w:left w:val="none" w:sz="0" w:space="0" w:color="000000"/>
-              <w:right w:val="none" w:sz="0" w:space="0" w:color="000000"/>
-            </w:tcBorders>
-            <w:shd w:val="clear" w:color="auto" w:fill="FFFFFF"/>
-            <w:tcMar>
-              <w:top w:w="0" w:type="dxa"/>
-              <w:bottom w:w="0" w:type="dxa"/>
-              <w:left w:w="0" w:type="dxa"/>
-              <w:right w:w="0" w:type="dxa"/>
-            </w:tcMar>
-            <w:vAlign w:val="top"/>
-          </w:tcPr>
-          <w:p>
-            <w:pPr>
-              <w:jc w:val="center"/>
-              <w:pBdr>
-                <w:bottom w:val="none" w:sz="0" w:space="0" w:color="000000"/>
-                <w:top w:val="none" w:sz="0" w:space="0" w:color="000000"/>
-                <w:left w:val="none" w:sz="0" w:space="0" w:color="000000"/>
-                <w:right w:val="none" w:sz="0" w:space="0" w:color="000000"/>
-              </w:pBdr>
-              <w:spacing w:after="10" w:before="10" w:line="240"/>
-              <w:ind w:left="100" w:right="100" w:firstLine="0" w:firstLineChars="0"/>
-              <w:rPr>
-                <w:rFonts w:ascii="Arial" w:hAnsi="Arial" w:eastAsia="Arial" w:cs="Arial"/>
-                <w:i w:val="false"/>
-                <w:b w:val="false"/>
-                <w:u w:val="none"/>
-                <w:sz w:val="18"/>
-                <w:szCs w:val="18"/>
-                <w:color w:val="000000"/>
-              </w:rPr>
-            </w:pPr>
-            <w:r>
-              <w:rPr>
-                <w:rFonts w:ascii="Arial" w:hAnsi="Arial" w:eastAsia="Arial" w:cs="Arial"/>
-                <w:i w:val="false"/>
-                <w:b w:val="false"/>
-                <w:u w:val="none"/>
-                <w:sz w:val="18"/>
-                <w:szCs w:val="18"/>
-                <w:color w:val="000000"/>
-              </w:rPr>
-              <w:t xml:space="preserve"/>
-            </w:r>
-          </w:p>
-        </w:tc>
-        <w:tc>
-          <w:tcPr>
-            <w:tcBorders>
-              <w:bottom w:val="none" w:sz="0" w:space="0" w:color="000000"/>
-              <w:top w:val="none" w:sz="0" w:space="0" w:color="000000"/>
-              <w:left w:val="none" w:sz="0" w:space="0" w:color="000000"/>
-              <w:right w:val="none" w:sz="0" w:space="0" w:color="000000"/>
-            </w:tcBorders>
-            <w:shd w:val="clear" w:color="auto" w:fill="FFFFFF"/>
-            <w:tcMar>
-              <w:top w:w="0" w:type="dxa"/>
-              <w:bottom w:w="0" w:type="dxa"/>
-              <w:left w:w="0" w:type="dxa"/>
-              <w:right w:w="0" w:type="dxa"/>
-            </w:tcMar>
-            <w:vAlign w:val="top"/>
-          </w:tcPr>
-          <w:p>
-            <w:pPr>
-              <w:jc w:val="center"/>
-              <w:pBdr>
-                <w:bottom w:val="none" w:sz="0" w:space="0" w:color="000000"/>
-                <w:top w:val="none" w:sz="0" w:space="0" w:color="000000"/>
-                <w:left w:val="none" w:sz="0" w:space="0" w:color="000000"/>
-                <w:right w:val="none" w:sz="0" w:space="0" w:color="000000"/>
-              </w:pBdr>
-              <w:spacing w:after="10" w:before="10" w:line="240"/>
-              <w:ind w:left="100" w:right="100" w:firstLine="0" w:firstLineChars="0"/>
-              <w:rPr>
-                <w:rFonts w:ascii="Arial" w:hAnsi="Arial" w:eastAsia="Arial" w:cs="Arial"/>
-                <w:i w:val="false"/>
-                <w:b w:val="false"/>
-                <w:u w:val="none"/>
-                <w:sz w:val="18"/>
-                <w:szCs w:val="18"/>
-                <w:color w:val="000000"/>
-              </w:rPr>
-            </w:pPr>
-            <w:r>
-              <w:rPr>
-                <w:rFonts w:ascii="Arial" w:hAnsi="Arial" w:eastAsia="Arial" w:cs="Arial"/>
-                <w:i w:val="false"/>
-                <w:b w:val="false"/>
-                <w:u w:val="none"/>
-                <w:sz w:val="18"/>
-                <w:szCs w:val="18"/>
-                <w:color w:val="000000"/>
-              </w:rPr>
-              <w:t xml:space="preserve">—</w:t>
-            </w:r>
-          </w:p>
-        </w:tc>
-        <w:tc>
-          <w:tcPr>
-            <w:tcBorders>
-              <w:bottom w:val="none" w:sz="0" w:space="0" w:color="000000"/>
-              <w:top w:val="none" w:sz="0" w:space="0" w:color="000000"/>
-              <w:left w:val="none" w:sz="0" w:space="0" w:color="000000"/>
-              <w:right w:val="none" w:sz="0" w:space="0" w:color="000000"/>
-            </w:tcBorders>
-            <w:shd w:val="clear" w:color="auto" w:fill="FFFFFF"/>
-            <w:tcMar>
-              <w:top w:w="0" w:type="dxa"/>
-              <w:bottom w:w="0" w:type="dxa"/>
-              <w:left w:w="0" w:type="dxa"/>
-              <w:right w:w="0" w:type="dxa"/>
-            </w:tcMar>
-            <w:vAlign w:val="top"/>
-          </w:tcPr>
-          <w:p>
-            <w:pPr>
-              <w:jc w:val="center"/>
-              <w:pBdr>
-                <w:bottom w:val="none" w:sz="0" w:space="0" w:color="000000"/>
-                <w:top w:val="none" w:sz="0" w:space="0" w:color="000000"/>
-                <w:left w:val="none" w:sz="0" w:space="0" w:color="000000"/>
-                <w:right w:val="none" w:sz="0" w:space="0" w:color="000000"/>
-              </w:pBdr>
-              <w:spacing w:after="10" w:before="10" w:line="240"/>
-              <w:ind w:left="100" w:right="100" w:firstLine="0" w:firstLineChars="0"/>
-              <w:rPr>
-                <w:rFonts w:ascii="Arial" w:hAnsi="Arial" w:eastAsia="Arial" w:cs="Arial"/>
-                <w:i w:val="false"/>
-                <w:b w:val="false"/>
-                <w:u w:val="none"/>
-                <w:sz w:val="18"/>
-                <w:szCs w:val="18"/>
-                <w:color w:val="000000"/>
-              </w:rPr>
-            </w:pPr>
-            <w:r>
-              <w:rPr>
-                <w:rFonts w:ascii="Arial" w:hAnsi="Arial" w:eastAsia="Arial" w:cs="Arial"/>
-                <w:i w:val="false"/>
-                <w:b w:val="false"/>
-                <w:u w:val="none"/>
-                <w:sz w:val="18"/>
-                <w:szCs w:val="18"/>
-                <w:color w:val="000000"/>
-              </w:rPr>
-              <w:t xml:space="preserve"/>
-            </w:r>
-          </w:p>
-        </w:tc>
-        <w:tc>
-          <w:tcPr>
-            <w:tcBorders>
-              <w:bottom w:val="none" w:sz="0" w:space="0" w:color="000000"/>
-              <w:top w:val="none" w:sz="0" w:space="0" w:color="000000"/>
-              <w:left w:val="none" w:sz="0" w:space="0" w:color="000000"/>
-              <w:right w:val="none" w:sz="0" w:space="0" w:color="000000"/>
-            </w:tcBorders>
-            <w:shd w:val="clear" w:color="auto" w:fill="FFFFFF"/>
-            <w:tcMar>
-              <w:top w:w="0" w:type="dxa"/>
-              <w:bottom w:w="0" w:type="dxa"/>
-              <w:left w:w="0" w:type="dxa"/>
-              <w:right w:w="0" w:type="dxa"/>
-            </w:tcMar>
-            <w:vAlign w:val="top"/>
-          </w:tcPr>
-          <w:p>
-            <w:pPr>
-              <w:jc w:val="center"/>
-              <w:pBdr>
-                <w:bottom w:val="none" w:sz="0" w:space="0" w:color="000000"/>
-                <w:top w:val="none" w:sz="0" w:space="0" w:color="000000"/>
-                <w:left w:val="none" w:sz="0" w:space="0" w:color="000000"/>
-                <w:right w:val="none" w:sz="0" w:space="0" w:color="000000"/>
-              </w:pBdr>
-              <w:spacing w:after="10" w:before="10" w:line="240"/>
-              <w:ind w:left="100" w:right="100" w:firstLine="0" w:firstLineChars="0"/>
-              <w:rPr>
-                <w:rFonts w:ascii="Arial" w:hAnsi="Arial" w:eastAsia="Arial" w:cs="Arial"/>
-                <w:i w:val="false"/>
-                <w:b w:val="false"/>
-                <w:u w:val="none"/>
-                <w:sz w:val="18"/>
-                <w:szCs w:val="18"/>
-                <w:color w:val="000000"/>
-              </w:rPr>
-            </w:pPr>
-            <w:r>
-              <w:rPr>
-                <w:rFonts w:ascii="Arial" w:hAnsi="Arial" w:eastAsia="Arial" w:cs="Arial"/>
-                <w:i w:val="false"/>
-                <w:b w:val="false"/>
-                <w:u w:val="none"/>
-                <w:sz w:val="18"/>
-                <w:szCs w:val="18"/>
-                <w:color w:val="000000"/>
-              </w:rPr>
-              <w:t xml:space="preserve">—</w:t>
-            </w:r>
-          </w:p>
-        </w:tc>
-        <w:tc>
-          <w:tcPr>
-            <w:tcBorders>
-              <w:bottom w:val="none" w:sz="0" w:space="0" w:color="000000"/>
-              <w:top w:val="none" w:sz="0" w:space="0" w:color="000000"/>
-              <w:left w:val="none" w:sz="0" w:space="0" w:color="000000"/>
-              <w:right w:val="none" w:sz="0" w:space="0" w:color="000000"/>
-            </w:tcBorders>
-            <w:shd w:val="clear" w:color="auto" w:fill="FFFFFF"/>
-            <w:tcMar>
-              <w:top w:w="0" w:type="dxa"/>
-              <w:bottom w:w="0" w:type="dxa"/>
-              <w:left w:w="0" w:type="dxa"/>
-              <w:right w:w="0" w:type="dxa"/>
-            </w:tcMar>
-            <w:vAlign w:val="top"/>
-          </w:tcPr>
-          <w:p>
-            <w:pPr>
-              <w:jc w:val="center"/>
-              <w:pBdr>
-                <w:bottom w:val="none" w:sz="0" w:space="0" w:color="000000"/>
-                <w:top w:val="none" w:sz="0" w:space="0" w:color="000000"/>
-                <w:left w:val="none" w:sz="0" w:space="0" w:color="000000"/>
-                <w:right w:val="none" w:sz="0" w:space="0" w:color="000000"/>
-              </w:pBdr>
-              <w:spacing w:after="10" w:before="10" w:line="240"/>
-              <w:ind w:left="100" w:right="100" w:firstLine="0" w:firstLineChars="0"/>
-              <w:rPr>
-                <w:rFonts w:ascii="Arial" w:hAnsi="Arial" w:eastAsia="Arial" w:cs="Arial"/>
-                <w:i w:val="false"/>
-                <w:b w:val="false"/>
-                <w:u w:val="none"/>
-                <w:sz w:val="18"/>
-                <w:szCs w:val="18"/>
-                <w:color w:val="000000"/>
-              </w:rPr>
-            </w:pPr>
-            <w:r>
-              <w:rPr>
-                <w:rFonts w:ascii="Arial" w:hAnsi="Arial" w:eastAsia="Arial" w:cs="Arial"/>
-                <w:i w:val="false"/>
-                <w:b w:val="false"/>
-                <w:u w:val="none"/>
-                <w:sz w:val="18"/>
-                <w:szCs w:val="18"/>
-                <w:color w:val="000000"/>
-              </w:rPr>
-              <w:t xml:space="preserve"/>
-            </w:r>
-          </w:p>
-        </w:tc>
-        <w:tc>
-          <w:tcPr>
-            <w:tcBorders>
-              <w:bottom w:val="none" w:sz="0" w:space="0" w:color="000000"/>
-              <w:top w:val="none" w:sz="0" w:space="0" w:color="000000"/>
-              <w:left w:val="none" w:sz="0" w:space="0" w:color="000000"/>
-              <w:right w:val="none" w:sz="0" w:space="0" w:color="000000"/>
-            </w:tcBorders>
-            <w:shd w:val="clear" w:color="auto" w:fill="FFFFFF"/>
-            <w:tcMar>
-              <w:top w:w="0" w:type="dxa"/>
-              <w:bottom w:w="0" w:type="dxa"/>
-              <w:left w:w="0" w:type="dxa"/>
-              <w:right w:w="0" w:type="dxa"/>
-            </w:tcMar>
-            <w:vAlign w:val="top"/>
-          </w:tcPr>
-          <w:p>
-            <w:pPr>
-              <w:jc w:val="center"/>
-              <w:pBdr>
-                <w:bottom w:val="none" w:sz="0" w:space="0" w:color="000000"/>
-                <w:top w:val="none" w:sz="0" w:space="0" w:color="000000"/>
-                <w:left w:val="none" w:sz="0" w:space="0" w:color="000000"/>
-                <w:right w:val="none" w:sz="0" w:space="0" w:color="000000"/>
-              </w:pBdr>
-              <w:spacing w:after="10" w:before="10" w:line="240"/>
-              <w:ind w:left="100" w:right="100" w:firstLine="0" w:firstLineChars="0"/>
-              <w:rPr>
-                <w:rFonts w:ascii="Arial" w:hAnsi="Arial" w:eastAsia="Arial" w:cs="Arial"/>
-                <w:i w:val="false"/>
-                <w:b w:val="false"/>
-                <w:u w:val="none"/>
-                <w:sz w:val="18"/>
-                <w:szCs w:val="18"/>
-                <w:color w:val="000000"/>
-              </w:rPr>
-            </w:pPr>
-            <w:r>
-              <w:rPr>
-                <w:rFonts w:ascii="Arial" w:hAnsi="Arial" w:eastAsia="Arial" w:cs="Arial"/>
-                <w:i w:val="false"/>
-                <w:b w:val="false"/>
-                <w:u w:val="none"/>
-                <w:sz w:val="18"/>
-                <w:szCs w:val="18"/>
-                <w:color w:val="000000"/>
-              </w:rPr>
-              <w:t xml:space="preserve">—</w:t>
-            </w:r>
-          </w:p>
-        </w:tc>
-        <w:tc>
-          <w:tcPr>
-            <w:tcBorders>
-              <w:bottom w:val="none" w:sz="0" w:space="0" w:color="000000"/>
-              <w:top w:val="none" w:sz="0" w:space="0" w:color="000000"/>
-              <w:left w:val="none" w:sz="0" w:space="0" w:color="000000"/>
-              <w:right w:val="none" w:sz="0" w:space="0" w:color="000000"/>
-            </w:tcBorders>
-            <w:shd w:val="clear" w:color="auto" w:fill="FFFFFF"/>
-            <w:tcMar>
-              <w:top w:w="0" w:type="dxa"/>
-              <w:bottom w:w="0" w:type="dxa"/>
-              <w:left w:w="0" w:type="dxa"/>
-              <w:right w:w="0" w:type="dxa"/>
-            </w:tcMar>
-            <w:vAlign w:val="top"/>
-          </w:tcPr>
-          <w:p>
-            <w:pPr>
-              <w:jc w:val="center"/>
-              <w:pBdr>
-                <w:bottom w:val="none" w:sz="0" w:space="0" w:color="000000"/>
-                <w:top w:val="none" w:sz="0" w:space="0" w:color="000000"/>
-                <w:left w:val="none" w:sz="0" w:space="0" w:color="000000"/>
-                <w:right w:val="none" w:sz="0" w:space="0" w:color="000000"/>
-              </w:pBdr>
-              <w:spacing w:after="10" w:before="10" w:line="240"/>
-              <w:ind w:left="100" w:right="100" w:firstLine="0" w:firstLineChars="0"/>
-              <w:rPr>
-                <w:rFonts w:ascii="Arial" w:hAnsi="Arial" w:eastAsia="Arial" w:cs="Arial"/>
-                <w:i w:val="false"/>
-                <w:b w:val="false"/>
-                <w:u w:val="none"/>
-                <w:sz w:val="18"/>
-                <w:szCs w:val="18"/>
-                <w:color w:val="000000"/>
-              </w:rPr>
-            </w:pPr>
-            <w:r>
-              <w:rPr>
-                <w:rFonts w:ascii="Arial" w:hAnsi="Arial" w:eastAsia="Arial" w:cs="Arial"/>
-                <w:i w:val="false"/>
-                <w:b w:val="false"/>
-                <w:u w:val="none"/>
-                <w:sz w:val="18"/>
-                <w:szCs w:val="18"/>
-                <w:color w:val="000000"/>
-              </w:rPr>
-              <w:t xml:space="preserve"/>
-            </w:r>
-          </w:p>
-        </w:tc>
-      </w:tr>
-      <w:tr>
-        <w:trPr>
-          <w:trHeight w:val="617" w:hRule="auto"/>
-        </w:trPr>
-        body14
-        <w:tc>
-          <w:tcPr>
-            <w:tcBorders>
-              <w:bottom w:val="none" w:sz="0" w:space="0" w:color="000000"/>
-              <w:top w:val="none" w:sz="0" w:space="0" w:color="000000"/>
-              <w:left w:val="none" w:sz="0" w:space="0" w:color="000000"/>
-              <w:right w:val="none" w:sz="0" w:space="0" w:color="000000"/>
-            </w:tcBorders>
-            <w:shd w:val="clear" w:color="auto" w:fill="FFFFFF"/>
-            <w:tcMar>
-              <w:top w:w="0" w:type="dxa"/>
-              <w:bottom w:w="0" w:type="dxa"/>
-              <w:left w:w="0" w:type="dxa"/>
-              <w:right w:w="0" w:type="dxa"/>
-            </w:tcMar>
-            <w:vAlign w:val="top"/>
-          </w:tcPr>
-          <w:p>
-            <w:pPr>
-              <w:jc w:val="left"/>
-              <w:pBdr>
-                <w:bottom w:val="none" w:sz="0" w:space="0" w:color="000000"/>
-                <w:top w:val="none" w:sz="0" w:space="0" w:color="000000"/>
-                <w:left w:val="none" w:sz="0" w:space="0" w:color="000000"/>
-                <w:right w:val="none" w:sz="0" w:space="0" w:color="000000"/>
-              </w:pBdr>
-              <w:spacing w:after="10" w:before="10" w:line="240"/>
-              <w:ind w:left="300" w:right="100" w:firstLine="0" w:firstLineChars="0"/>
-              <w:rPr>
-                <w:rFonts w:ascii="Arial" w:hAnsi="Arial" w:eastAsia="Arial" w:cs="Arial"/>
-                <w:i w:val="false"/>
-                <w:b w:val="false"/>
-                <w:u w:val="none"/>
-                <w:sz w:val="18"/>
-                <w:szCs w:val="18"/>
-                <w:color w:val="000000"/>
-              </w:rPr>
-            </w:pPr>
-            <w:r>
-              <w:rPr>
-                <w:rFonts w:ascii="Arial" w:hAnsi="Arial" w:eastAsia="Arial" w:cs="Arial"/>
-                <w:i w:val="false"/>
-                <w:b w:val="false"/>
-                <w:u w:val="none"/>
-                <w:sz w:val="18"/>
-                <w:szCs w:val="18"/>
-                <w:color w:val="000000"/>
-              </w:rPr>
-              <w:t xml:space="preserve">Lima</w:t>
-            </w:r>
-          </w:p>
-        </w:tc>
-        <w:tc>
-          <w:tcPr>
-            <w:tcBorders>
-              <w:bottom w:val="none" w:sz="0" w:space="0" w:color="000000"/>
-              <w:top w:val="none" w:sz="0" w:space="0" w:color="000000"/>
-              <w:left w:val="none" w:sz="0" w:space="0" w:color="000000"/>
-              <w:right w:val="none" w:sz="0" w:space="0" w:color="000000"/>
-            </w:tcBorders>
-            <w:shd w:val="clear" w:color="auto" w:fill="FFFFFF"/>
-            <w:tcMar>
-              <w:top w:w="0" w:type="dxa"/>
-              <w:bottom w:w="0" w:type="dxa"/>
-              <w:left w:w="0" w:type="dxa"/>
-              <w:right w:w="0" w:type="dxa"/>
-            </w:tcMar>
-            <w:vAlign w:val="top"/>
-          </w:tcPr>
-          <w:p>
-            <w:pPr>
-              <w:jc w:val="center"/>
-              <w:pBdr>
-                <w:bottom w:val="none" w:sz="0" w:space="0" w:color="000000"/>
-                <w:top w:val="none" w:sz="0" w:space="0" w:color="000000"/>
-                <w:left w:val="none" w:sz="0" w:space="0" w:color="000000"/>
-                <w:right w:val="none" w:sz="0" w:space="0" w:color="000000"/>
-              </w:pBdr>
-              <w:spacing w:after="10" w:before="10" w:line="240"/>
-              <w:ind w:left="100" w:right="100" w:firstLine="0" w:firstLineChars="0"/>
-              <w:rPr>
-                <w:rFonts w:ascii="Arial" w:hAnsi="Arial" w:eastAsia="Arial" w:cs="Arial"/>
-                <w:i w:val="false"/>
-                <w:b w:val="false"/>
-                <w:u w:val="none"/>
-                <w:sz w:val="18"/>
-                <w:szCs w:val="18"/>
-                <w:color w:val="000000"/>
-              </w:rPr>
-            </w:pPr>
-            <w:r>
-              <w:rPr>
-                <w:rFonts w:ascii="Arial" w:hAnsi="Arial" w:eastAsia="Arial" w:cs="Arial"/>
-                <w:i w:val="false"/>
-                <w:b w:val="false"/>
-                <w:u w:val="none"/>
-                <w:sz w:val="18"/>
-                <w:szCs w:val="18"/>
-                <w:color w:val="000000"/>
-              </w:rPr>
-              <w:t xml:space="preserve">0.79 (0.65 to 0.94)</w:t>
-            </w:r>
-          </w:p>
-        </w:tc>
-        <w:tc>
-          <w:tcPr>
-            <w:tcBorders>
-              <w:bottom w:val="none" w:sz="0" w:space="0" w:color="000000"/>
-              <w:top w:val="none" w:sz="0" w:space="0" w:color="000000"/>
-              <w:left w:val="none" w:sz="0" w:space="0" w:color="000000"/>
-              <w:right w:val="none" w:sz="0" w:space="0" w:color="000000"/>
-            </w:tcBorders>
-            <w:shd w:val="clear" w:color="auto" w:fill="FFFFFF"/>
-            <w:tcMar>
-              <w:top w:w="0" w:type="dxa"/>
-              <w:bottom w:w="0" w:type="dxa"/>
-              <w:left w:w="0" w:type="dxa"/>
-              <w:right w:w="0" w:type="dxa"/>
-            </w:tcMar>
-            <w:vAlign w:val="top"/>
-          </w:tcPr>
-          <w:p>
-            <w:pPr>
-              <w:jc w:val="center"/>
-              <w:pBdr>
-                <w:bottom w:val="none" w:sz="0" w:space="0" w:color="000000"/>
-                <w:top w:val="none" w:sz="0" w:space="0" w:color="000000"/>
-                <w:left w:val="none" w:sz="0" w:space="0" w:color="000000"/>
-                <w:right w:val="none" w:sz="0" w:space="0" w:color="000000"/>
-              </w:pBdr>
-              <w:spacing w:after="10" w:before="10" w:line="240"/>
-              <w:ind w:left="100" w:right="100" w:firstLine="0" w:firstLineChars="0"/>
-              <w:rPr>
-                <w:rFonts w:ascii="Arial" w:hAnsi="Arial" w:eastAsia="Arial" w:cs="Arial"/>
-                <w:i w:val="false"/>
-                <w:b w:val="true"/>
-                <w:u w:val="none"/>
-                <w:sz w:val="18"/>
-                <w:szCs w:val="18"/>
-                <w:color w:val="000000"/>
-              </w:rPr>
-            </w:pPr>
-            <w:r>
-              <w:rPr>
-                <w:rFonts w:ascii="Arial" w:hAnsi="Arial" w:eastAsia="Arial" w:cs="Arial"/>
-                <w:i w:val="false"/>
-                <w:b w:val="true"/>
-                <w:u w:val="none"/>
-                <w:sz w:val="18"/>
-                <w:szCs w:val="18"/>
-                <w:color w:val="000000"/>
-              </w:rPr>
-              <w:t xml:space="preserve">0.009</w:t>
-            </w:r>
-          </w:p>
-        </w:tc>
-        <w:tc>
-          <w:tcPr>
-            <w:tcBorders>
-              <w:bottom w:val="none" w:sz="0" w:space="0" w:color="000000"/>
-              <w:top w:val="none" w:sz="0" w:space="0" w:color="000000"/>
-              <w:left w:val="none" w:sz="0" w:space="0" w:color="000000"/>
-              <w:right w:val="none" w:sz="0" w:space="0" w:color="000000"/>
-            </w:tcBorders>
-            <w:shd w:val="clear" w:color="auto" w:fill="FFFFFF"/>
-            <w:tcMar>
-              <w:top w:w="0" w:type="dxa"/>
-              <w:bottom w:w="0" w:type="dxa"/>
-              <w:left w:w="0" w:type="dxa"/>
-              <w:right w:w="0" w:type="dxa"/>
-            </w:tcMar>
-            <w:vAlign w:val="top"/>
-          </w:tcPr>
-          <w:p>
-            <w:pPr>
-              <w:jc w:val="center"/>
-              <w:pBdr>
-                <w:bottom w:val="none" w:sz="0" w:space="0" w:color="000000"/>
-                <w:top w:val="none" w:sz="0" w:space="0" w:color="000000"/>
-                <w:left w:val="none" w:sz="0" w:space="0" w:color="000000"/>
-                <w:right w:val="none" w:sz="0" w:space="0" w:color="000000"/>
-              </w:pBdr>
-              <w:spacing w:after="10" w:before="10" w:line="240"/>
-              <w:ind w:left="100" w:right="100" w:firstLine="0" w:firstLineChars="0"/>
-              <w:rPr>
-                <w:rFonts w:ascii="Arial" w:hAnsi="Arial" w:eastAsia="Arial" w:cs="Arial"/>
-                <w:i w:val="false"/>
-                <w:b w:val="false"/>
-                <w:u w:val="none"/>
-                <w:sz w:val="18"/>
-                <w:szCs w:val="18"/>
-                <w:color w:val="000000"/>
-              </w:rPr>
-            </w:pPr>
-            <w:r>
-              <w:rPr>
-                <w:rFonts w:ascii="Arial" w:hAnsi="Arial" w:eastAsia="Arial" w:cs="Arial"/>
-                <w:i w:val="false"/>
-                <w:b w:val="false"/>
-                <w:u w:val="none"/>
-                <w:sz w:val="18"/>
-                <w:szCs w:val="18"/>
-                <w:color w:val="000000"/>
-              </w:rPr>
-              <w:t xml:space="preserve">0.55 (0.38 to 0.80)</w:t>
-            </w:r>
-          </w:p>
-        </w:tc>
-        <w:tc>
-          <w:tcPr>
-            <w:tcBorders>
-              <w:bottom w:val="none" w:sz="0" w:space="0" w:color="000000"/>
-              <w:top w:val="none" w:sz="0" w:space="0" w:color="000000"/>
-              <w:left w:val="none" w:sz="0" w:space="0" w:color="000000"/>
-              <w:right w:val="none" w:sz="0" w:space="0" w:color="000000"/>
-            </w:tcBorders>
-            <w:shd w:val="clear" w:color="auto" w:fill="FFFFFF"/>
-            <w:tcMar>
-              <w:top w:w="0" w:type="dxa"/>
-              <w:bottom w:w="0" w:type="dxa"/>
-              <w:left w:w="0" w:type="dxa"/>
-              <w:right w:w="0" w:type="dxa"/>
-            </w:tcMar>
-            <w:vAlign w:val="top"/>
-          </w:tcPr>
-          <w:p>
-            <w:pPr>
-              <w:jc w:val="center"/>
-              <w:pBdr>
-                <w:bottom w:val="none" w:sz="0" w:space="0" w:color="000000"/>
-                <w:top w:val="none" w:sz="0" w:space="0" w:color="000000"/>
-                <w:left w:val="none" w:sz="0" w:space="0" w:color="000000"/>
-                <w:right w:val="none" w:sz="0" w:space="0" w:color="000000"/>
-              </w:pBdr>
-              <w:spacing w:after="10" w:before="10" w:line="240"/>
-              <w:ind w:left="100" w:right="100" w:firstLine="0" w:firstLineChars="0"/>
-              <w:rPr>
-                <w:rFonts w:ascii="Arial" w:hAnsi="Arial" w:eastAsia="Arial" w:cs="Arial"/>
-                <w:i w:val="false"/>
-                <w:b w:val="true"/>
-                <w:u w:val="none"/>
-                <w:sz w:val="18"/>
-                <w:szCs w:val="18"/>
-                <w:color w:val="000000"/>
-              </w:rPr>
-            </w:pPr>
-            <w:r>
-              <w:rPr>
-                <w:rFonts w:ascii="Arial" w:hAnsi="Arial" w:eastAsia="Arial" w:cs="Arial"/>
-                <w:i w:val="false"/>
-                <w:b w:val="true"/>
-                <w:u w:val="none"/>
-                <w:sz w:val="18"/>
-                <w:szCs w:val="18"/>
-                <w:color w:val="000000"/>
-              </w:rPr>
-              <w:t xml:space="preserve">0.002</w:t>
-            </w:r>
-          </w:p>
-        </w:tc>
-        <w:tc>
-          <w:tcPr>
-            <w:tcBorders>
-              <w:bottom w:val="none" w:sz="0" w:space="0" w:color="000000"/>
-              <w:top w:val="none" w:sz="0" w:space="0" w:color="000000"/>
-              <w:left w:val="none" w:sz="0" w:space="0" w:color="000000"/>
-              <w:right w:val="none" w:sz="0" w:space="0" w:color="000000"/>
-            </w:tcBorders>
-            <w:shd w:val="clear" w:color="auto" w:fill="FFFFFF"/>
-            <w:tcMar>
-              <w:top w:w="0" w:type="dxa"/>
-              <w:bottom w:w="0" w:type="dxa"/>
-              <w:left w:w="0" w:type="dxa"/>
-              <w:right w:w="0" w:type="dxa"/>
-            </w:tcMar>
-            <w:vAlign w:val="top"/>
-          </w:tcPr>
-          <w:p>
-            <w:pPr>
-              <w:jc w:val="center"/>
-              <w:pBdr>
-                <w:bottom w:val="none" w:sz="0" w:space="0" w:color="000000"/>
-                <w:top w:val="none" w:sz="0" w:space="0" w:color="000000"/>
-                <w:left w:val="none" w:sz="0" w:space="0" w:color="000000"/>
-                <w:right w:val="none" w:sz="0" w:space="0" w:color="000000"/>
-              </w:pBdr>
-              <w:spacing w:after="10" w:before="10" w:line="240"/>
-              <w:ind w:left="100" w:right="100" w:firstLine="0" w:firstLineChars="0"/>
-              <w:rPr>
-                <w:rFonts w:ascii="Arial" w:hAnsi="Arial" w:eastAsia="Arial" w:cs="Arial"/>
-                <w:i w:val="false"/>
-                <w:b w:val="false"/>
-                <w:u w:val="none"/>
-                <w:sz w:val="18"/>
-                <w:szCs w:val="18"/>
-                <w:color w:val="000000"/>
-              </w:rPr>
-            </w:pPr>
-            <w:r>
-              <w:rPr>
-                <w:rFonts w:ascii="Arial" w:hAnsi="Arial" w:eastAsia="Arial" w:cs="Arial"/>
-                <w:i w:val="false"/>
-                <w:b w:val="false"/>
-                <w:u w:val="none"/>
-                <w:sz w:val="18"/>
-                <w:szCs w:val="18"/>
-                <w:color w:val="000000"/>
-              </w:rPr>
-              <w:t xml:space="preserve">0.99 (0.77 to 1.27)</w:t>
-            </w:r>
-          </w:p>
-        </w:tc>
-        <w:tc>
-          <w:tcPr>
-            <w:tcBorders>
-              <w:bottom w:val="none" w:sz="0" w:space="0" w:color="000000"/>
-              <w:top w:val="none" w:sz="0" w:space="0" w:color="000000"/>
-              <w:left w:val="none" w:sz="0" w:space="0" w:color="000000"/>
-              <w:right w:val="none" w:sz="0" w:space="0" w:color="000000"/>
-            </w:tcBorders>
-            <w:shd w:val="clear" w:color="auto" w:fill="FFFFFF"/>
-            <w:tcMar>
-              <w:top w:w="0" w:type="dxa"/>
-              <w:bottom w:w="0" w:type="dxa"/>
-              <w:left w:w="0" w:type="dxa"/>
-              <w:right w:w="0" w:type="dxa"/>
-            </w:tcMar>
-            <w:vAlign w:val="top"/>
-          </w:tcPr>
-          <w:p>
-            <w:pPr>
-              <w:jc w:val="center"/>
-              <w:pBdr>
-                <w:bottom w:val="none" w:sz="0" w:space="0" w:color="000000"/>
-                <w:top w:val="none" w:sz="0" w:space="0" w:color="000000"/>
-                <w:left w:val="none" w:sz="0" w:space="0" w:color="000000"/>
-                <w:right w:val="none" w:sz="0" w:space="0" w:color="000000"/>
-              </w:pBdr>
-              <w:spacing w:after="10" w:before="10" w:line="240"/>
-              <w:ind w:left="100" w:right="100" w:firstLine="0" w:firstLineChars="0"/>
-              <w:rPr>
-                <w:rFonts w:ascii="Arial" w:hAnsi="Arial" w:eastAsia="Arial" w:cs="Arial"/>
-                <w:i w:val="false"/>
-                <w:b w:val="false"/>
-                <w:u w:val="none"/>
-                <w:sz w:val="18"/>
-                <w:szCs w:val="18"/>
-                <w:color w:val="000000"/>
-              </w:rPr>
-            </w:pPr>
-            <w:r>
-              <w:rPr>
-                <w:rFonts w:ascii="Arial" w:hAnsi="Arial" w:eastAsia="Arial" w:cs="Arial"/>
-                <w:i w:val="false"/>
-                <w:b w:val="false"/>
-                <w:u w:val="none"/>
-                <w:sz w:val="18"/>
-                <w:szCs w:val="18"/>
-                <w:color w:val="000000"/>
-              </w:rPr>
-              <w:t xml:space="preserve">0.932</w:t>
-            </w:r>
-          </w:p>
-        </w:tc>
-        <w:tc>
-          <w:tcPr>
-            <w:tcBorders>
-              <w:bottom w:val="none" w:sz="0" w:space="0" w:color="000000"/>
-              <w:top w:val="none" w:sz="0" w:space="0" w:color="000000"/>
-              <w:left w:val="none" w:sz="0" w:space="0" w:color="000000"/>
-              <w:right w:val="none" w:sz="0" w:space="0" w:color="000000"/>
-            </w:tcBorders>
-            <w:shd w:val="clear" w:color="auto" w:fill="FFFFFF"/>
-            <w:tcMar>
-              <w:top w:w="0" w:type="dxa"/>
-              <w:bottom w:w="0" w:type="dxa"/>
-              <w:left w:w="0" w:type="dxa"/>
-              <w:right w:w="0" w:type="dxa"/>
-            </w:tcMar>
-            <w:vAlign w:val="top"/>
-          </w:tcPr>
-          <w:p>
-            <w:pPr>
-              <w:jc w:val="center"/>
-              <w:pBdr>
-                <w:bottom w:val="none" w:sz="0" w:space="0" w:color="000000"/>
-                <w:top w:val="none" w:sz="0" w:space="0" w:color="000000"/>
-                <w:left w:val="none" w:sz="0" w:space="0" w:color="000000"/>
-                <w:right w:val="none" w:sz="0" w:space="0" w:color="000000"/>
-              </w:pBdr>
-              <w:spacing w:after="10" w:before="10" w:line="240"/>
-              <w:ind w:left="100" w:right="100" w:firstLine="0" w:firstLineChars="0"/>
-              <w:rPr>
-                <w:rFonts w:ascii="Arial" w:hAnsi="Arial" w:eastAsia="Arial" w:cs="Arial"/>
-                <w:i w:val="false"/>
-                <w:b w:val="false"/>
-                <w:u w:val="none"/>
-                <w:sz w:val="18"/>
-                <w:szCs w:val="18"/>
-                <w:color w:val="000000"/>
-              </w:rPr>
-            </w:pPr>
-            <w:r>
-              <w:rPr>
-                <w:rFonts w:ascii="Arial" w:hAnsi="Arial" w:eastAsia="Arial" w:cs="Arial"/>
-                <w:i w:val="false"/>
-                <w:b w:val="false"/>
-                <w:u w:val="none"/>
-                <w:sz w:val="18"/>
-                <w:szCs w:val="18"/>
-                <w:color w:val="000000"/>
-              </w:rPr>
-              <w:t xml:space="preserve">0.41 (0.26 to 0.67)</w:t>
-            </w:r>
-          </w:p>
-        </w:tc>
-        <w:tc>
-          <w:tcPr>
-            <w:tcBorders>
-              <w:bottom w:val="none" w:sz="0" w:space="0" w:color="000000"/>
-              <w:top w:val="none" w:sz="0" w:space="0" w:color="000000"/>
-              <w:left w:val="none" w:sz="0" w:space="0" w:color="000000"/>
-              <w:right w:val="none" w:sz="0" w:space="0" w:color="000000"/>
-            </w:tcBorders>
-            <w:shd w:val="clear" w:color="auto" w:fill="FFFFFF"/>
-            <w:tcMar>
-              <w:top w:w="0" w:type="dxa"/>
-              <w:bottom w:w="0" w:type="dxa"/>
-              <w:left w:w="0" w:type="dxa"/>
-              <w:right w:w="0" w:type="dxa"/>
-            </w:tcMar>
-            <w:vAlign w:val="top"/>
-          </w:tcPr>
-          <w:p>
-            <w:pPr>
-              <w:jc w:val="center"/>
-              <w:pBdr>
-                <w:bottom w:val="none" w:sz="0" w:space="0" w:color="000000"/>
-                <w:top w:val="none" w:sz="0" w:space="0" w:color="000000"/>
-                <w:left w:val="none" w:sz="0" w:space="0" w:color="000000"/>
-                <w:right w:val="none" w:sz="0" w:space="0" w:color="000000"/>
-              </w:pBdr>
-              <w:spacing w:after="10" w:before="10" w:line="240"/>
-              <w:ind w:left="100" w:right="100" w:firstLine="0" w:firstLineChars="0"/>
-              <w:rPr>
-                <w:rFonts w:ascii="Arial" w:hAnsi="Arial" w:eastAsia="Arial" w:cs="Arial"/>
-                <w:i w:val="false"/>
-                <w:b w:val="true"/>
-                <w:u w:val="none"/>
-                <w:sz w:val="18"/>
-                <w:szCs w:val="18"/>
-                <w:color w:val="000000"/>
-              </w:rPr>
-            </w:pPr>
-            <w:r>
-              <w:rPr>
-                <w:rFonts w:ascii="Arial" w:hAnsi="Arial" w:eastAsia="Arial" w:cs="Arial"/>
-                <w:i w:val="false"/>
-                <w:b w:val="true"/>
-                <w:u w:val="none"/>
-                <w:sz w:val="18"/>
-                <w:szCs w:val="18"/>
-                <w:color w:val="000000"/>
-              </w:rPr>
-              <w:t xml:space="preserve">&lt;0.001</w:t>
-            </w:r>
-          </w:p>
-        </w:tc>
-      </w:tr>
-      <w:tr>
-        <w:trPr>
-          <w:trHeight w:val="617" w:hRule="auto"/>
-        </w:trPr>
-        body15
-        <w:tc>
-          <w:tcPr>
-            <w:tcBorders>
-              <w:bottom w:val="none" w:sz="0" w:space="0" w:color="000000"/>
-              <w:top w:val="none" w:sz="0" w:space="0" w:color="000000"/>
-              <w:left w:val="none" w:sz="0" w:space="0" w:color="000000"/>
-              <w:right w:val="none" w:sz="0" w:space="0" w:color="000000"/>
-            </w:tcBorders>
-            <w:shd w:val="clear" w:color="auto" w:fill="FFFFFF"/>
-            <w:tcMar>
-              <w:top w:w="0" w:type="dxa"/>
-              <w:bottom w:w="0" w:type="dxa"/>
-              <w:left w:w="0" w:type="dxa"/>
-              <w:right w:w="0" w:type="dxa"/>
-            </w:tcMar>
-            <w:vAlign w:val="top"/>
-          </w:tcPr>
-          <w:p>
-            <w:pPr>
-              <w:jc w:val="left"/>
-              <w:pBdr>
-                <w:bottom w:val="none" w:sz="0" w:space="0" w:color="000000"/>
-                <w:top w:val="none" w:sz="0" w:space="0" w:color="000000"/>
-                <w:left w:val="none" w:sz="0" w:space="0" w:color="000000"/>
-                <w:right w:val="none" w:sz="0" w:space="0" w:color="000000"/>
-              </w:pBdr>
-              <w:spacing w:after="10" w:before="10" w:line="240"/>
-              <w:ind w:left="300" w:right="100" w:firstLine="0" w:firstLineChars="0"/>
-              <w:rPr>
-                <w:rFonts w:ascii="Arial" w:hAnsi="Arial" w:eastAsia="Arial" w:cs="Arial"/>
-                <w:i w:val="false"/>
-                <w:b w:val="false"/>
-                <w:u w:val="none"/>
-                <w:sz w:val="18"/>
-                <w:szCs w:val="18"/>
-                <w:color w:val="000000"/>
-              </w:rPr>
-            </w:pPr>
-            <w:r>
-              <w:rPr>
-                <w:rFonts w:ascii="Arial" w:hAnsi="Arial" w:eastAsia="Arial" w:cs="Arial"/>
-                <w:i w:val="false"/>
-                <w:b w:val="false"/>
-                <w:u w:val="none"/>
-                <w:sz w:val="18"/>
-                <w:szCs w:val="18"/>
-                <w:color w:val="000000"/>
-              </w:rPr>
-              <w:t xml:space="preserve">Cusco</w:t>
-            </w:r>
-          </w:p>
-        </w:tc>
-        <w:tc>
-          <w:tcPr>
-            <w:tcBorders>
-              <w:bottom w:val="none" w:sz="0" w:space="0" w:color="000000"/>
-              <w:top w:val="none" w:sz="0" w:space="0" w:color="000000"/>
-              <w:left w:val="none" w:sz="0" w:space="0" w:color="000000"/>
-              <w:right w:val="none" w:sz="0" w:space="0" w:color="000000"/>
-            </w:tcBorders>
-            <w:shd w:val="clear" w:color="auto" w:fill="FFFFFF"/>
-            <w:tcMar>
-              <w:top w:w="0" w:type="dxa"/>
-              <w:bottom w:w="0" w:type="dxa"/>
-              <w:left w:w="0" w:type="dxa"/>
-              <w:right w:w="0" w:type="dxa"/>
-            </w:tcMar>
-            <w:vAlign w:val="top"/>
-          </w:tcPr>
-          <w:p>
-            <w:pPr>
-              <w:jc w:val="center"/>
-              <w:pBdr>
-                <w:bottom w:val="none" w:sz="0" w:space="0" w:color="000000"/>
-                <w:top w:val="none" w:sz="0" w:space="0" w:color="000000"/>
-                <w:left w:val="none" w:sz="0" w:space="0" w:color="000000"/>
-                <w:right w:val="none" w:sz="0" w:space="0" w:color="000000"/>
-              </w:pBdr>
-              <w:spacing w:after="10" w:before="10" w:line="240"/>
-              <w:ind w:left="100" w:right="100" w:firstLine="0" w:firstLineChars="0"/>
-              <w:rPr>
-                <w:rFonts w:ascii="Arial" w:hAnsi="Arial" w:eastAsia="Arial" w:cs="Arial"/>
-                <w:i w:val="false"/>
-                <w:b w:val="false"/>
-                <w:u w:val="none"/>
-                <w:sz w:val="18"/>
-                <w:szCs w:val="18"/>
-                <w:color w:val="000000"/>
-              </w:rPr>
-            </w:pPr>
-            <w:r>
-              <w:rPr>
-                <w:rFonts w:ascii="Arial" w:hAnsi="Arial" w:eastAsia="Arial" w:cs="Arial"/>
-                <w:i w:val="false"/>
-                <w:b w:val="false"/>
-                <w:u w:val="none"/>
-                <w:sz w:val="18"/>
-                <w:szCs w:val="18"/>
-                <w:color w:val="000000"/>
-              </w:rPr>
-              <w:t xml:space="preserve">0.83 (0.62 to 1.10)</w:t>
-            </w:r>
-          </w:p>
-        </w:tc>
-        <w:tc>
-          <w:tcPr>
-            <w:tcBorders>
-              <w:bottom w:val="none" w:sz="0" w:space="0" w:color="000000"/>
-              <w:top w:val="none" w:sz="0" w:space="0" w:color="000000"/>
-              <w:left w:val="none" w:sz="0" w:space="0" w:color="000000"/>
-              <w:right w:val="none" w:sz="0" w:space="0" w:color="000000"/>
-            </w:tcBorders>
-            <w:shd w:val="clear" w:color="auto" w:fill="FFFFFF"/>
-            <w:tcMar>
-              <w:top w:w="0" w:type="dxa"/>
-              <w:bottom w:w="0" w:type="dxa"/>
-              <w:left w:w="0" w:type="dxa"/>
-              <w:right w:w="0" w:type="dxa"/>
-            </w:tcMar>
-            <w:vAlign w:val="top"/>
-          </w:tcPr>
-          <w:p>
-            <w:pPr>
-              <w:jc w:val="center"/>
-              <w:pBdr>
-                <w:bottom w:val="none" w:sz="0" w:space="0" w:color="000000"/>
-                <w:top w:val="none" w:sz="0" w:space="0" w:color="000000"/>
-                <w:left w:val="none" w:sz="0" w:space="0" w:color="000000"/>
-                <w:right w:val="none" w:sz="0" w:space="0" w:color="000000"/>
-              </w:pBdr>
-              <w:spacing w:after="10" w:before="10" w:line="240"/>
-              <w:ind w:left="100" w:right="100" w:firstLine="0" w:firstLineChars="0"/>
-              <w:rPr>
-                <w:rFonts w:ascii="Arial" w:hAnsi="Arial" w:eastAsia="Arial" w:cs="Arial"/>
-                <w:i w:val="false"/>
-                <w:b w:val="false"/>
-                <w:u w:val="none"/>
-                <w:sz w:val="18"/>
-                <w:szCs w:val="18"/>
-                <w:color w:val="000000"/>
-              </w:rPr>
-            </w:pPr>
-            <w:r>
-              <w:rPr>
-                <w:rFonts w:ascii="Arial" w:hAnsi="Arial" w:eastAsia="Arial" w:cs="Arial"/>
-                <w:i w:val="false"/>
-                <w:b w:val="false"/>
-                <w:u w:val="none"/>
-                <w:sz w:val="18"/>
-                <w:szCs w:val="18"/>
-                <w:color w:val="000000"/>
-              </w:rPr>
-              <w:t xml:space="preserve">0.194</w:t>
-            </w:r>
-          </w:p>
-        </w:tc>
-        <w:tc>
-          <w:tcPr>
-            <w:tcBorders>
-              <w:bottom w:val="none" w:sz="0" w:space="0" w:color="000000"/>
-              <w:top w:val="none" w:sz="0" w:space="0" w:color="000000"/>
-              <w:left w:val="none" w:sz="0" w:space="0" w:color="000000"/>
-              <w:right w:val="none" w:sz="0" w:space="0" w:color="000000"/>
-            </w:tcBorders>
-            <w:shd w:val="clear" w:color="auto" w:fill="FFFFFF"/>
-            <w:tcMar>
-              <w:top w:w="0" w:type="dxa"/>
-              <w:bottom w:w="0" w:type="dxa"/>
-              <w:left w:w="0" w:type="dxa"/>
-              <w:right w:w="0" w:type="dxa"/>
-            </w:tcMar>
-            <w:vAlign w:val="top"/>
-          </w:tcPr>
-          <w:p>
-            <w:pPr>
-              <w:jc w:val="center"/>
-              <w:pBdr>
-                <w:bottom w:val="none" w:sz="0" w:space="0" w:color="000000"/>
-                <w:top w:val="none" w:sz="0" w:space="0" w:color="000000"/>
-                <w:left w:val="none" w:sz="0" w:space="0" w:color="000000"/>
-                <w:right w:val="none" w:sz="0" w:space="0" w:color="000000"/>
-              </w:pBdr>
-              <w:spacing w:after="10" w:before="10" w:line="240"/>
-              <w:ind w:left="100" w:right="100" w:firstLine="0" w:firstLineChars="0"/>
-              <w:rPr>
-                <w:rFonts w:ascii="Arial" w:hAnsi="Arial" w:eastAsia="Arial" w:cs="Arial"/>
-                <w:i w:val="false"/>
-                <w:b w:val="false"/>
-                <w:u w:val="none"/>
-                <w:sz w:val="18"/>
-                <w:szCs w:val="18"/>
-                <w:color w:val="000000"/>
-              </w:rPr>
-            </w:pPr>
-            <w:r>
-              <w:rPr>
-                <w:rFonts w:ascii="Arial" w:hAnsi="Arial" w:eastAsia="Arial" w:cs="Arial"/>
-                <w:i w:val="false"/>
-                <w:b w:val="false"/>
-                <w:u w:val="none"/>
-                <w:sz w:val="18"/>
-                <w:szCs w:val="18"/>
-                <w:color w:val="000000"/>
-              </w:rPr>
-              <w:t xml:space="preserve">0.69 (0.39 to 1.21)</w:t>
-            </w:r>
-          </w:p>
-        </w:tc>
-        <w:tc>
-          <w:tcPr>
-            <w:tcBorders>
-              <w:bottom w:val="none" w:sz="0" w:space="0" w:color="000000"/>
-              <w:top w:val="none" w:sz="0" w:space="0" w:color="000000"/>
-              <w:left w:val="none" w:sz="0" w:space="0" w:color="000000"/>
-              <w:right w:val="none" w:sz="0" w:space="0" w:color="000000"/>
-            </w:tcBorders>
-            <w:shd w:val="clear" w:color="auto" w:fill="FFFFFF"/>
-            <w:tcMar>
-              <w:top w:w="0" w:type="dxa"/>
-              <w:bottom w:w="0" w:type="dxa"/>
-              <w:left w:w="0" w:type="dxa"/>
-              <w:right w:w="0" w:type="dxa"/>
-            </w:tcMar>
-            <w:vAlign w:val="top"/>
-          </w:tcPr>
-          <w:p>
-            <w:pPr>
-              <w:jc w:val="center"/>
-              <w:pBdr>
-                <w:bottom w:val="none" w:sz="0" w:space="0" w:color="000000"/>
-                <w:top w:val="none" w:sz="0" w:space="0" w:color="000000"/>
-                <w:left w:val="none" w:sz="0" w:space="0" w:color="000000"/>
-                <w:right w:val="none" w:sz="0" w:space="0" w:color="000000"/>
-              </w:pBdr>
-              <w:spacing w:after="10" w:before="10" w:line="240"/>
-              <w:ind w:left="100" w:right="100" w:firstLine="0" w:firstLineChars="0"/>
-              <w:rPr>
-                <w:rFonts w:ascii="Arial" w:hAnsi="Arial" w:eastAsia="Arial" w:cs="Arial"/>
-                <w:i w:val="false"/>
-                <w:b w:val="false"/>
-                <w:u w:val="none"/>
-                <w:sz w:val="18"/>
-                <w:szCs w:val="18"/>
-                <w:color w:val="000000"/>
-              </w:rPr>
-            </w:pPr>
-            <w:r>
-              <w:rPr>
-                <w:rFonts w:ascii="Arial" w:hAnsi="Arial" w:eastAsia="Arial" w:cs="Arial"/>
-                <w:i w:val="false"/>
-                <w:b w:val="false"/>
-                <w:u w:val="none"/>
-                <w:sz w:val="18"/>
-                <w:szCs w:val="18"/>
-                <w:color w:val="000000"/>
-              </w:rPr>
-              <w:t xml:space="preserve">0.192</w:t>
-            </w:r>
-          </w:p>
-        </w:tc>
-        <w:tc>
-          <w:tcPr>
-            <w:tcBorders>
-              <w:bottom w:val="none" w:sz="0" w:space="0" w:color="000000"/>
-              <w:top w:val="none" w:sz="0" w:space="0" w:color="000000"/>
-              <w:left w:val="none" w:sz="0" w:space="0" w:color="000000"/>
-              <w:right w:val="none" w:sz="0" w:space="0" w:color="000000"/>
-            </w:tcBorders>
-            <w:shd w:val="clear" w:color="auto" w:fill="FFFFFF"/>
-            <w:tcMar>
-              <w:top w:w="0" w:type="dxa"/>
-              <w:bottom w:w="0" w:type="dxa"/>
-              <w:left w:w="0" w:type="dxa"/>
-              <w:right w:w="0" w:type="dxa"/>
-            </w:tcMar>
-            <w:vAlign w:val="top"/>
-          </w:tcPr>
-          <w:p>
-            <w:pPr>
-              <w:jc w:val="center"/>
-              <w:pBdr>
-                <w:bottom w:val="none" w:sz="0" w:space="0" w:color="000000"/>
-                <w:top w:val="none" w:sz="0" w:space="0" w:color="000000"/>
-                <w:left w:val="none" w:sz="0" w:space="0" w:color="000000"/>
-                <w:right w:val="none" w:sz="0" w:space="0" w:color="000000"/>
-              </w:pBdr>
-              <w:spacing w:after="10" w:before="10" w:line="240"/>
-              <w:ind w:left="100" w:right="100" w:firstLine="0" w:firstLineChars="0"/>
-              <w:rPr>
-                <w:rFonts w:ascii="Arial" w:hAnsi="Arial" w:eastAsia="Arial" w:cs="Arial"/>
-                <w:i w:val="false"/>
-                <w:b w:val="false"/>
-                <w:u w:val="none"/>
-                <w:sz w:val="18"/>
-                <w:szCs w:val="18"/>
-                <w:color w:val="000000"/>
-              </w:rPr>
-            </w:pPr>
-            <w:r>
-              <w:rPr>
-                <w:rFonts w:ascii="Arial" w:hAnsi="Arial" w:eastAsia="Arial" w:cs="Arial"/>
-                <w:i w:val="false"/>
-                <w:b w:val="false"/>
-                <w:u w:val="none"/>
-                <w:sz w:val="18"/>
-                <w:szCs w:val="18"/>
-                <w:color w:val="000000"/>
-              </w:rPr>
-              <w:t xml:space="preserve">0.99 (0.68 to 1.45)</w:t>
-            </w:r>
-          </w:p>
-        </w:tc>
-        <w:tc>
-          <w:tcPr>
-            <w:tcBorders>
-              <w:bottom w:val="none" w:sz="0" w:space="0" w:color="000000"/>
-              <w:top w:val="none" w:sz="0" w:space="0" w:color="000000"/>
-              <w:left w:val="none" w:sz="0" w:space="0" w:color="000000"/>
-              <w:right w:val="none" w:sz="0" w:space="0" w:color="000000"/>
-            </w:tcBorders>
-            <w:shd w:val="clear" w:color="auto" w:fill="FFFFFF"/>
-            <w:tcMar>
-              <w:top w:w="0" w:type="dxa"/>
-              <w:bottom w:w="0" w:type="dxa"/>
-              <w:left w:w="0" w:type="dxa"/>
-              <w:right w:w="0" w:type="dxa"/>
-            </w:tcMar>
-            <w:vAlign w:val="top"/>
-          </w:tcPr>
-          <w:p>
-            <w:pPr>
-              <w:jc w:val="center"/>
-              <w:pBdr>
-                <w:bottom w:val="none" w:sz="0" w:space="0" w:color="000000"/>
-                <w:top w:val="none" w:sz="0" w:space="0" w:color="000000"/>
-                <w:left w:val="none" w:sz="0" w:space="0" w:color="000000"/>
-                <w:right w:val="none" w:sz="0" w:space="0" w:color="000000"/>
-              </w:pBdr>
-              <w:spacing w:after="10" w:before="10" w:line="240"/>
-              <w:ind w:left="100" w:right="100" w:firstLine="0" w:firstLineChars="0"/>
-              <w:rPr>
-                <w:rFonts w:ascii="Arial" w:hAnsi="Arial" w:eastAsia="Arial" w:cs="Arial"/>
-                <w:i w:val="false"/>
-                <w:b w:val="false"/>
-                <w:u w:val="none"/>
-                <w:sz w:val="18"/>
-                <w:szCs w:val="18"/>
-                <w:color w:val="000000"/>
-              </w:rPr>
-            </w:pPr>
-            <w:r>
-              <w:rPr>
-                <w:rFonts w:ascii="Arial" w:hAnsi="Arial" w:eastAsia="Arial" w:cs="Arial"/>
-                <w:i w:val="false"/>
-                <w:b w:val="false"/>
-                <w:u w:val="none"/>
-                <w:sz w:val="18"/>
-                <w:szCs w:val="18"/>
-                <w:color w:val="000000"/>
-              </w:rPr>
-              <w:t xml:space="preserve">0.962</w:t>
-            </w:r>
-          </w:p>
-        </w:tc>
-        <w:tc>
-          <w:tcPr>
-            <w:tcBorders>
-              <w:bottom w:val="none" w:sz="0" w:space="0" w:color="000000"/>
-              <w:top w:val="none" w:sz="0" w:space="0" w:color="000000"/>
-              <w:left w:val="none" w:sz="0" w:space="0" w:color="000000"/>
-              <w:right w:val="none" w:sz="0" w:space="0" w:color="000000"/>
-            </w:tcBorders>
-            <w:shd w:val="clear" w:color="auto" w:fill="FFFFFF"/>
-            <w:tcMar>
-              <w:top w:w="0" w:type="dxa"/>
-              <w:bottom w:w="0" w:type="dxa"/>
-              <w:left w:w="0" w:type="dxa"/>
-              <w:right w:w="0" w:type="dxa"/>
-            </w:tcMar>
-            <w:vAlign w:val="top"/>
-          </w:tcPr>
-          <w:p>
-            <w:pPr>
-              <w:jc w:val="center"/>
-              <w:pBdr>
-                <w:bottom w:val="none" w:sz="0" w:space="0" w:color="000000"/>
-                <w:top w:val="none" w:sz="0" w:space="0" w:color="000000"/>
-                <w:left w:val="none" w:sz="0" w:space="0" w:color="000000"/>
-                <w:right w:val="none" w:sz="0" w:space="0" w:color="000000"/>
-              </w:pBdr>
-              <w:spacing w:after="10" w:before="10" w:line="240"/>
-              <w:ind w:left="100" w:right="100" w:firstLine="0" w:firstLineChars="0"/>
-              <w:rPr>
-                <w:rFonts w:ascii="Arial" w:hAnsi="Arial" w:eastAsia="Arial" w:cs="Arial"/>
-                <w:i w:val="false"/>
-                <w:b w:val="false"/>
-                <w:u w:val="none"/>
-                <w:sz w:val="18"/>
-                <w:szCs w:val="18"/>
-                <w:color w:val="000000"/>
-              </w:rPr>
-            </w:pPr>
-            <w:r>
-              <w:rPr>
-                <w:rFonts w:ascii="Arial" w:hAnsi="Arial" w:eastAsia="Arial" w:cs="Arial"/>
-                <w:i w:val="false"/>
-                <w:b w:val="false"/>
-                <w:u w:val="none"/>
-                <w:sz w:val="18"/>
-                <w:szCs w:val="18"/>
-                <w:color w:val="000000"/>
-              </w:rPr>
-              <w:t xml:space="preserve">0.57 (0.27 to 1.20)</w:t>
-            </w:r>
-          </w:p>
-        </w:tc>
-        <w:tc>
-          <w:tcPr>
-            <w:tcBorders>
-              <w:bottom w:val="none" w:sz="0" w:space="0" w:color="000000"/>
-              <w:top w:val="none" w:sz="0" w:space="0" w:color="000000"/>
-              <w:left w:val="none" w:sz="0" w:space="0" w:color="000000"/>
-              <w:right w:val="none" w:sz="0" w:space="0" w:color="000000"/>
-            </w:tcBorders>
-            <w:shd w:val="clear" w:color="auto" w:fill="FFFFFF"/>
-            <w:tcMar>
-              <w:top w:w="0" w:type="dxa"/>
-              <w:bottom w:w="0" w:type="dxa"/>
-              <w:left w:w="0" w:type="dxa"/>
-              <w:right w:w="0" w:type="dxa"/>
-            </w:tcMar>
-            <w:vAlign w:val="top"/>
-          </w:tcPr>
-          <w:p>
-            <w:pPr>
-              <w:jc w:val="center"/>
-              <w:pBdr>
-                <w:bottom w:val="none" w:sz="0" w:space="0" w:color="000000"/>
-                <w:top w:val="none" w:sz="0" w:space="0" w:color="000000"/>
-                <w:left w:val="none" w:sz="0" w:space="0" w:color="000000"/>
-                <w:right w:val="none" w:sz="0" w:space="0" w:color="000000"/>
-              </w:pBdr>
-              <w:spacing w:after="10" w:before="10" w:line="240"/>
-              <w:ind w:left="100" w:right="100" w:firstLine="0" w:firstLineChars="0"/>
-              <w:rPr>
-                <w:rFonts w:ascii="Arial" w:hAnsi="Arial" w:eastAsia="Arial" w:cs="Arial"/>
-                <w:i w:val="false"/>
-                <w:b w:val="false"/>
-                <w:u w:val="none"/>
-                <w:sz w:val="18"/>
-                <w:szCs w:val="18"/>
-                <w:color w:val="000000"/>
-              </w:rPr>
-            </w:pPr>
-            <w:r>
-              <w:rPr>
-                <w:rFonts w:ascii="Arial" w:hAnsi="Arial" w:eastAsia="Arial" w:cs="Arial"/>
-                <w:i w:val="false"/>
-                <w:b w:val="false"/>
-                <w:u w:val="none"/>
-                <w:sz w:val="18"/>
-                <w:szCs w:val="18"/>
-                <w:color w:val="000000"/>
-              </w:rPr>
-              <w:t xml:space="preserve">0.139</w:t>
-            </w:r>
-          </w:p>
-        </w:tc>
-      </w:tr>
-      <w:tr>
-        <w:trPr>
-          <w:trHeight w:val="617" w:hRule="auto"/>
-        </w:trPr>
-        body16
-        <w:tc>
-          <w:tcPr>
-            <w:tcBorders>
               <w:bottom w:val="single" w:sz="12" w:space="0" w:color="666666"/>
               <w:top w:val="none" w:sz="0" w:space="0" w:color="000000"/>
               <w:left w:val="none" w:sz="0" w:space="0" w:color="000000"/>
@@ -7897,36 +5579,36 @@
           </w:tcPr>
           <w:p>
             <w:pPr>
-              <w:jc w:val="left"/>
-              <w:pBdr>
-                <w:bottom w:val="none" w:sz="0" w:space="0" w:color="000000"/>
-                <w:top w:val="none" w:sz="0" w:space="0" w:color="000000"/>
-                <w:left w:val="none" w:sz="0" w:space="0" w:color="000000"/>
-                <w:right w:val="none" w:sz="0" w:space="0" w:color="000000"/>
-              </w:pBdr>
-              <w:spacing w:after="10" w:before="10" w:line="240"/>
-              <w:ind w:left="300" w:right="100" w:firstLine="0" w:firstLineChars="0"/>
-              <w:rPr>
-                <w:rFonts w:ascii="Arial" w:hAnsi="Arial" w:eastAsia="Arial" w:cs="Arial"/>
-                <w:i w:val="false"/>
-                <w:b w:val="false"/>
-                <w:u w:val="none"/>
-                <w:sz w:val="18"/>
-                <w:szCs w:val="18"/>
-                <w:color w:val="000000"/>
-              </w:rPr>
-            </w:pPr>
-            <w:r>
-              <w:rPr>
-                <w:rFonts w:ascii="Arial" w:hAnsi="Arial" w:eastAsia="Arial" w:cs="Arial"/>
-                <w:i w:val="false"/>
-                <w:b w:val="false"/>
-                <w:u w:val="none"/>
-                <w:sz w:val="18"/>
-                <w:szCs w:val="18"/>
-                <w:color w:val="000000"/>
-              </w:rPr>
-              <w:t xml:space="preserve">Puno</w:t>
+              <w:jc w:val="center"/>
+              <w:pBdr>
+                <w:bottom w:val="none" w:sz="0" w:space="0" w:color="000000"/>
+                <w:top w:val="none" w:sz="0" w:space="0" w:color="000000"/>
+                <w:left w:val="none" w:sz="0" w:space="0" w:color="000000"/>
+                <w:right w:val="none" w:sz="0" w:space="0" w:color="000000"/>
+              </w:pBdr>
+              <w:spacing w:after="10" w:before="10" w:line="240"/>
+              <w:ind w:left="100" w:right="100" w:firstLine="0" w:firstLineChars="0"/>
+              <w:rPr>
+                <w:rFonts w:ascii="Arial" w:hAnsi="Arial" w:eastAsia="Arial" w:cs="Arial"/>
+                <w:i w:val="false"/>
+                <w:b w:val="false"/>
+                <w:u w:val="none"/>
+                <w:sz w:val="18"/>
+                <w:szCs w:val="18"/>
+                <w:color w:val="000000"/>
+              </w:rPr>
+            </w:pPr>
+            <w:r>
+              <w:rPr>
+                <w:rFonts w:ascii="Arial" w:hAnsi="Arial" w:eastAsia="Arial" w:cs="Arial"/>
+                <w:i w:val="false"/>
+                <w:b w:val="false"/>
+                <w:u w:val="none"/>
+                <w:sz w:val="18"/>
+                <w:szCs w:val="18"/>
+                <w:color w:val="000000"/>
+              </w:rPr>
+              <w:t xml:space="preserve">0.97 (0.57 to 1.66)</w:t>
             </w:r>
           </w:p>
         </w:tc>
@@ -7978,7 +5660,7 @@
                 <w:szCs w:val="18"/>
                 <w:color w:val="000000"/>
               </w:rPr>
-              <w:t xml:space="preserve">0.93 (0.54 to 1.63)</w:t>
+              <w:t xml:space="preserve">0.910</w:t>
             </w:r>
           </w:p>
         </w:tc>
@@ -8030,7 +5712,7 @@
                 <w:szCs w:val="18"/>
                 <w:color w:val="000000"/>
               </w:rPr>
-              <w:t xml:space="preserve">0.812</w:t>
+              <w:t xml:space="preserve">1.15 (0.37 to 3.63)</w:t>
             </w:r>
           </w:p>
         </w:tc>
@@ -8082,7 +5764,7 @@
                 <w:szCs w:val="18"/>
                 <w:color w:val="000000"/>
               </w:rPr>
-              <w:t xml:space="preserve">1.14 (0.46 to 2.85)</w:t>
+              <w:t xml:space="preserve">0.807</w:t>
             </w:r>
           </w:p>
         </w:tc>
@@ -8134,7 +5816,7 @@
                 <w:szCs w:val="18"/>
                 <w:color w:val="000000"/>
               </w:rPr>
-              <w:t xml:space="preserve">0.780</w:t>
+              <w:t xml:space="preserve">0.96 (0.50 to 1.82)</w:t>
             </w:r>
           </w:p>
         </w:tc>
@@ -8186,7 +5868,7 @@
                 <w:szCs w:val="18"/>
                 <w:color w:val="000000"/>
               </w:rPr>
-              <w:t xml:space="preserve">1.01 (0.48 to 2.11)</w:t>
+              <w:t xml:space="preserve">0.889</w:t>
             </w:r>
           </w:p>
         </w:tc>
@@ -8238,7 +5920,7 @@
                 <w:szCs w:val="18"/>
                 <w:color w:val="000000"/>
               </w:rPr>
-              <w:t xml:space="preserve">0.989</w:t>
+              <w:t xml:space="preserve">1.01 (0.24 to 4.20)</w:t>
             </w:r>
           </w:p>
         </w:tc>
@@ -8290,59 +5972,7 @@
                 <w:szCs w:val="18"/>
                 <w:color w:val="000000"/>
               </w:rPr>
-              <w:t xml:space="preserve">0.81 (0.22 to 3.06)</w:t>
-            </w:r>
-          </w:p>
-        </w:tc>
-        <w:tc>
-          <w:tcPr>
-            <w:tcBorders>
-              <w:bottom w:val="single" w:sz="12" w:space="0" w:color="666666"/>
-              <w:top w:val="none" w:sz="0" w:space="0" w:color="000000"/>
-              <w:left w:val="none" w:sz="0" w:space="0" w:color="000000"/>
-              <w:right w:val="none" w:sz="0" w:space="0" w:color="000000"/>
-            </w:tcBorders>
-            <w:shd w:val="clear" w:color="auto" w:fill="FFFFFF"/>
-            <w:tcMar>
-              <w:top w:w="0" w:type="dxa"/>
-              <w:bottom w:w="0" w:type="dxa"/>
-              <w:left w:w="0" w:type="dxa"/>
-              <w:right w:w="0" w:type="dxa"/>
-            </w:tcMar>
-            <w:vAlign w:val="top"/>
-          </w:tcPr>
-          <w:p>
-            <w:pPr>
-              <w:jc w:val="center"/>
-              <w:pBdr>
-                <w:bottom w:val="none" w:sz="0" w:space="0" w:color="000000"/>
-                <w:top w:val="none" w:sz="0" w:space="0" w:color="000000"/>
-                <w:left w:val="none" w:sz="0" w:space="0" w:color="000000"/>
-                <w:right w:val="none" w:sz="0" w:space="0" w:color="000000"/>
-              </w:pBdr>
-              <w:spacing w:after="10" w:before="10" w:line="240"/>
-              <w:ind w:left="100" w:right="100" w:firstLine="0" w:firstLineChars="0"/>
-              <w:rPr>
-                <w:rFonts w:ascii="Arial" w:hAnsi="Arial" w:eastAsia="Arial" w:cs="Arial"/>
-                <w:i w:val="false"/>
-                <w:b w:val="false"/>
-                <w:u w:val="none"/>
-                <w:sz w:val="18"/>
-                <w:szCs w:val="18"/>
-                <w:color w:val="000000"/>
-              </w:rPr>
-            </w:pPr>
-            <w:r>
-              <w:rPr>
-                <w:rFonts w:ascii="Arial" w:hAnsi="Arial" w:eastAsia="Arial" w:cs="Arial"/>
-                <w:i w:val="false"/>
-                <w:b w:val="false"/>
-                <w:u w:val="none"/>
-                <w:sz w:val="18"/>
-                <w:szCs w:val="18"/>
-                <w:color w:val="000000"/>
-              </w:rPr>
-              <w:t xml:space="preserve">0.759</w:t>
+              <w:t xml:space="preserve">0.992</w:t>
             </w:r>
           </w:p>
         </w:tc>
